--- a/doc/SAP/StatisticalAnalysisPlan-template.docx
+++ b/doc/SAP/StatisticalAnalysisPlan-template.docx
@@ -7997,7 +7997,21 @@
           <w:color w:val="215E99" w:themeColor="text2" w:themeTint="BF"/>
           <w:lang w:val="en-US"/>
         </w:rPr>
-        <w:t>This section should describe the estimand</w:t>
+        <w:t xml:space="preserve">This section should </w:t>
+      </w:r>
+      <w:r>
+        <w:rPr>
+          <w:color w:val="215E99" w:themeColor="text2" w:themeTint="BF"/>
+          <w:lang w:val="en-US"/>
+        </w:rPr>
+        <w:t xml:space="preserve">list </w:t>
+      </w:r>
+      <w:r>
+        <w:rPr>
+          <w:color w:val="215E99" w:themeColor="text2" w:themeTint="BF"/>
+          <w:lang w:val="en-US"/>
+        </w:rPr>
+        <w:t>the estimand</w:t>
       </w:r>
       <w:r>
         <w:rPr>
@@ -8259,14 +8273,7 @@
           <w:color w:val="215E99" w:themeColor="text2" w:themeTint="BF"/>
           <w:lang w:val="en-US"/>
         </w:rPr>
-        <w:t>in mind</w:t>
-      </w:r>
-      <w:r>
-        <w:rPr>
-          <w:color w:val="215E99" w:themeColor="text2" w:themeTint="BF"/>
-          <w:lang w:val="en-US"/>
-        </w:rPr>
-        <w:t xml:space="preserve"> </w:t>
+        <w:t xml:space="preserve">in mind </w:t>
       </w:r>
       <w:r>
         <w:rPr>
@@ -8351,7 +8358,35 @@
           <w:color w:val="215E99" w:themeColor="text2" w:themeTint="BF"/>
           <w:lang w:val="en-US"/>
         </w:rPr>
-        <w:t>In practice I find it reasonable to directly state the hypothesis as the estimand</w:t>
+        <w:t xml:space="preserve">In practice I find it reasonable to directly </w:t>
+      </w:r>
+      <w:r>
+        <w:rPr>
+          <w:color w:val="215E99" w:themeColor="text2" w:themeTint="BF"/>
+          <w:lang w:val="en-US"/>
+        </w:rPr>
+        <w:t xml:space="preserve">list </w:t>
+      </w:r>
+      <w:r>
+        <w:rPr>
+          <w:color w:val="215E99" w:themeColor="text2" w:themeTint="BF"/>
+          <w:lang w:val="en-US"/>
+        </w:rPr>
+        <w:t>the hypothes</w:t>
+      </w:r>
+      <w:r>
+        <w:rPr>
+          <w:color w:val="215E99" w:themeColor="text2" w:themeTint="BF"/>
+          <w:lang w:val="en-US"/>
+        </w:rPr>
+        <w:t>e</w:t>
+      </w:r>
+      <w:r>
+        <w:rPr>
+          <w:color w:val="215E99" w:themeColor="text2" w:themeTint="BF"/>
+          <w:lang w:val="en-US"/>
+        </w:rPr>
+        <w:t>s as the estimand</w:t>
       </w:r>
       <w:r>
         <w:rPr>
@@ -8422,14 +8457,7 @@
           <w:color w:val="215E99" w:themeColor="text2" w:themeTint="BF"/>
           <w:lang w:val="en-US"/>
         </w:rPr>
-        <w:t xml:space="preserve">, they should all be listed with a different name, e.g. use </w:t>
-      </w:r>
-      <w:r>
-        <w:rPr>
-          <w:color w:val="215E99" w:themeColor="text2" w:themeTint="BF"/>
-          <w:lang w:val="en-US"/>
-        </w:rPr>
-        <w:t>H</w:t>
+        <w:t>, they should all be listed with a different name, e.g. use H</w:t>
       </w:r>
       <w:r>
         <w:rPr>
@@ -8640,282 +8668,103 @@
           <w:color w:val="215E99" w:themeColor="text2" w:themeTint="BF"/>
           <w:lang w:val="en-US"/>
         </w:rPr>
-        <w:t>Same for the secondary analyses. If multiple ‘statistical hypotheses’ refer to a single research question, this is good place to establish the connexion, e.g.:</w:t>
-      </w:r>
-    </w:p>
-    <w:p>
-      <w:pPr>
-        <w:rPr>
-          <w:lang w:val="en-US"/>
-        </w:rPr>
-      </w:pPr>
-      <w:r>
-        <w:rPr>
-          <w:color w:val="215E99" w:themeColor="text2" w:themeTint="BF"/>
-          <w:lang w:val="en-US"/>
-        </w:rPr>
-        <w:t>For research question ….</w:t>
-      </w:r>
-    </w:p>
-    <w:p>
-      <w:pPr>
-        <w:rPr>
-          <w:color w:val="215E99" w:themeColor="text2" w:themeTint="BF"/>
-          <w:lang w:val="en-US"/>
-        </w:rPr>
-      </w:pPr>
-      <w:r>
-        <w:rPr>
-          <w:color w:val="215E99" w:themeColor="text2" w:themeTint="BF"/>
-          <w:lang w:val="en-US"/>
-        </w:rPr>
-        <w:t>H</w:t>
-      </w:r>
-      <w:r>
-        <w:rPr>
-          <w:color w:val="215E99" w:themeColor="text2" w:themeTint="BF"/>
-          <w:vertAlign w:val="subscript"/>
-          <w:lang w:val="en-US"/>
-        </w:rPr>
-        <w:t>2</w:t>
-      </w:r>
-      <w:r>
-        <w:rPr>
-          <w:color w:val="215E99" w:themeColor="text2" w:themeTint="BF"/>
-          <w:vertAlign w:val="subscript"/>
-          <w:lang w:val="en-US"/>
-        </w:rPr>
-        <w:t>,</w:t>
-      </w:r>
-      <w:r>
-        <w:rPr>
-          <w:color w:val="215E99" w:themeColor="text2" w:themeTint="BF"/>
-          <w:vertAlign w:val="subscript"/>
-          <w:lang w:val="en-US"/>
-        </w:rPr>
-        <w:t>1</w:t>
-      </w:r>
-    </w:p>
-    <w:p>
-      <w:pPr>
-        <w:rPr>
-          <w:color w:val="215E99" w:themeColor="text2" w:themeTint="BF"/>
-          <w:lang w:val="en-US"/>
-        </w:rPr>
-      </w:pPr>
-      <w:r>
-        <w:rPr>
-          <w:color w:val="215E99" w:themeColor="text2" w:themeTint="BF"/>
-          <w:lang w:val="en-US"/>
-        </w:rPr>
-        <w:t>H</w:t>
-      </w:r>
-      <w:r>
-        <w:rPr>
-          <w:color w:val="215E99" w:themeColor="text2" w:themeTint="BF"/>
-          <w:vertAlign w:val="subscript"/>
-          <w:lang w:val="en-US"/>
-        </w:rPr>
-        <w:t>2</w:t>
-      </w:r>
-      <w:r>
-        <w:rPr>
-          <w:color w:val="215E99" w:themeColor="text2" w:themeTint="BF"/>
-          <w:vertAlign w:val="subscript"/>
-          <w:lang w:val="en-US"/>
-        </w:rPr>
-        <w:t>,</w:t>
-      </w:r>
-      <w:r>
-        <w:rPr>
-          <w:color w:val="215E99" w:themeColor="text2" w:themeTint="BF"/>
-          <w:vertAlign w:val="subscript"/>
-          <w:lang w:val="en-US"/>
-        </w:rPr>
-        <w:t>2</w:t>
-      </w:r>
-    </w:p>
-    <w:p>
-      <w:pPr>
-        <w:rPr>
-          <w:lang w:val="en-US"/>
-        </w:rPr>
-      </w:pPr>
-      <w:r>
-        <w:rPr>
-          <w:color w:val="215E99" w:themeColor="text2" w:themeTint="BF"/>
-          <w:lang w:val="en-US"/>
-        </w:rPr>
-        <w:t>And for research question ….</w:t>
-      </w:r>
-    </w:p>
-    <w:p>
-      <w:pPr>
-        <w:rPr>
-          <w:color w:val="215E99" w:themeColor="text2" w:themeTint="BF"/>
-          <w:lang w:val="en-US"/>
-        </w:rPr>
-      </w:pPr>
-      <w:r>
-        <w:rPr>
-          <w:color w:val="215E99" w:themeColor="text2" w:themeTint="BF"/>
-          <w:lang w:val="en-US"/>
-        </w:rPr>
-        <w:t>H</w:t>
-      </w:r>
-      <w:r>
-        <w:rPr>
-          <w:color w:val="215E99" w:themeColor="text2" w:themeTint="BF"/>
-          <w:vertAlign w:val="subscript"/>
-          <w:lang w:val="en-US"/>
-        </w:rPr>
-        <w:t>2</w:t>
-      </w:r>
-      <w:r>
-        <w:rPr>
-          <w:color w:val="215E99" w:themeColor="text2" w:themeTint="BF"/>
-          <w:vertAlign w:val="subscript"/>
-          <w:lang w:val="en-US"/>
-        </w:rPr>
-        <w:t>,</w:t>
-      </w:r>
-      <w:r>
-        <w:rPr>
-          <w:color w:val="215E99" w:themeColor="text2" w:themeTint="BF"/>
-          <w:vertAlign w:val="subscript"/>
-          <w:lang w:val="en-US"/>
-        </w:rPr>
-        <w:t>3</w:t>
-      </w:r>
-    </w:p>
-    <w:p>
-      <w:pPr>
-        <w:rPr>
-          <w:color w:val="215E99" w:themeColor="text2" w:themeTint="BF"/>
-          <w:lang w:val="en-US"/>
-        </w:rPr>
-      </w:pPr>
-      <w:r>
-        <w:rPr>
-          <w:color w:val="215E99" w:themeColor="text2" w:themeTint="BF"/>
-          <w:lang w:val="en-US"/>
-        </w:rPr>
-        <w:t>H</w:t>
-      </w:r>
-      <w:r>
-        <w:rPr>
-          <w:color w:val="215E99" w:themeColor="text2" w:themeTint="BF"/>
-          <w:vertAlign w:val="subscript"/>
-          <w:lang w:val="en-US"/>
-        </w:rPr>
-        <w:t>2</w:t>
-      </w:r>
-      <w:r>
-        <w:rPr>
-          <w:color w:val="215E99" w:themeColor="text2" w:themeTint="BF"/>
-          <w:vertAlign w:val="subscript"/>
-          <w:lang w:val="en-US"/>
-        </w:rPr>
-        <w:t>,</w:t>
-      </w:r>
-      <w:r>
-        <w:rPr>
-          <w:color w:val="215E99" w:themeColor="text2" w:themeTint="BF"/>
-          <w:vertAlign w:val="subscript"/>
-          <w:lang w:val="en-US"/>
-        </w:rPr>
-        <w:t>4</w:t>
-      </w:r>
-    </w:p>
-    <w:p>
-      <w:pPr>
-        <w:pStyle w:val="Overskrift2"/>
-        <w:rPr>
-          <w:rFonts w:ascii="Times New Roman" w:hAnsi="Times New Roman" w:cs="Times New Roman"/>
-          <w:i/>
-          <w:iCs/>
-          <w:color w:val="404040" w:themeColor="text1" w:themeTint="BF"/>
-          <w:lang w:val="en-US"/>
-        </w:rPr>
-      </w:pPr>
-      <w:bookmarkStart w:id="33" w:name="_Toc239334277"/>
-      <w:r>
-        <w:rPr>
-          <w:rStyle w:val="Svagfremhvning"/>
-          <w:rFonts w:ascii="Times New Roman" w:hAnsi="Times New Roman" w:cs="Times New Roman"/>
-          <w:lang w:val="en-US"/>
-        </w:rPr>
-        <w:t>2.</w:t>
-      </w:r>
-      <w:r>
-        <w:rPr>
-          <w:rStyle w:val="Svagfremhvning"/>
-          <w:rFonts w:ascii="Times New Roman" w:hAnsi="Times New Roman" w:cs="Times New Roman"/>
-          <w:lang w:val="en-US"/>
-        </w:rPr>
-        <w:t>3</w:t>
-      </w:r>
-      <w:r>
-        <w:rPr>
-          <w:rStyle w:val="Svagfremhvning"/>
-          <w:rFonts w:ascii="Times New Roman" w:hAnsi="Times New Roman" w:cs="Times New Roman"/>
+        <w:t xml:space="preserve">While the </w:t>
+      </w:r>
+      <w:r>
+        <w:rPr>
+          <w:color w:val="215E99" w:themeColor="text2" w:themeTint="BF"/>
+          <w:lang w:val="en-US"/>
+        </w:rPr>
+        <w:t xml:space="preserve">primary analysis </w:t>
+      </w:r>
+      <w:r>
+        <w:rPr>
+          <w:color w:val="215E99" w:themeColor="text2" w:themeTint="BF"/>
+          <w:lang w:val="en-US"/>
+        </w:rPr>
+        <w:t>relate</w:t>
+      </w:r>
+      <w:r>
+        <w:rPr>
+          <w:color w:val="215E99" w:themeColor="text2" w:themeTint="BF"/>
+          <w:lang w:val="en-US"/>
+        </w:rPr>
+        <w:t>s</w:t>
+      </w:r>
+      <w:r>
+        <w:rPr>
+          <w:color w:val="215E99" w:themeColor="text2" w:themeTint="BF"/>
+          <w:lang w:val="en-US"/>
+        </w:rPr>
+        <w:t xml:space="preserve"> directly to the study objectives</w:t>
+      </w:r>
+      <w:r>
+        <w:rPr>
+          <w:color w:val="215E99" w:themeColor="text2" w:themeTint="BF"/>
+          <w:lang w:val="en-US"/>
+        </w:rPr>
+        <w:t xml:space="preserve">, study design, and </w:t>
+      </w:r>
+      <w:r>
+        <w:rPr>
+          <w:color w:val="215E99" w:themeColor="text2" w:themeTint="BF"/>
+          <w:lang w:val="en-US"/>
+        </w:rPr>
+        <w:t xml:space="preserve">power </w:t>
+      </w:r>
+      <w:r>
+        <w:rPr>
+          <w:color w:val="215E99" w:themeColor="text2" w:themeTint="BF"/>
+          <w:lang w:val="en-US"/>
+        </w:rPr>
+        <w:t>calculation</w:t>
+      </w:r>
+      <w:r>
+        <w:rPr>
+          <w:color w:val="215E99" w:themeColor="text2" w:themeTint="BF"/>
+          <w:lang w:val="en-US"/>
+        </w:rPr>
+        <w:t>, the secondary analyses have various</w:t>
+      </w:r>
+      <w:r>
+        <w:rPr>
+          <w:color w:val="215E99" w:themeColor="text2" w:themeTint="BF"/>
+          <w:lang w:val="en-US"/>
+        </w:rPr>
+        <w:t xml:space="preserve"> other</w:t>
+      </w:r>
+      <w:r>
+        <w:rPr>
+          <w:color w:val="215E99" w:themeColor="text2" w:themeTint="BF"/>
           <w:lang w:val="en-US"/>
         </w:rPr>
         <w:t xml:space="preserve"> </w:t>
       </w:r>
-      <w:r>
-        <w:rPr>
-          <w:rStyle w:val="Svagfremhvning"/>
-          <w:rFonts w:ascii="Times New Roman" w:hAnsi="Times New Roman" w:cs="Times New Roman"/>
-          <w:lang w:val="en-US"/>
-        </w:rPr>
-        <w:t>Multiplicity adjustment</w:t>
-      </w:r>
-      <w:bookmarkEnd w:id="33"/>
-      <w:r>
-        <w:rPr>
-          <w:rStyle w:val="Svagfremhvning"/>
-          <w:rFonts w:ascii="Times New Roman" w:hAnsi="Times New Roman" w:cs="Times New Roman"/>
-          <w:lang w:val="en-US"/>
-        </w:rPr>
-        <w:t xml:space="preserve"> </w:t>
-      </w:r>
-    </w:p>
-    <w:p>
-      <w:pPr>
-        <w:rPr>
-          <w:color w:val="215E99" w:themeColor="text2" w:themeTint="BF"/>
-          <w:lang w:val="en-US"/>
-        </w:rPr>
-      </w:pPr>
-      <w:r>
-        <w:rPr>
-          <w:color w:val="215E99" w:themeColor="text2" w:themeTint="BF"/>
-          <w:lang w:val="en-US"/>
-        </w:rPr>
-        <w:t>The type 1 error of the primary analysis should be controlled (typically at 5%).</w:t>
-      </w:r>
-      <w:r>
-        <w:rPr>
-          <w:color w:val="215E99" w:themeColor="text2" w:themeTint="BF"/>
-          <w:lang w:val="en-US"/>
-        </w:rPr>
-        <w:t xml:space="preserve"> For secondary analysis, one can either recycle the primary type 1 error or himself a ‘new’ 5% for each additional research question (that may include multiple statistical hypotheses). What to do depends, among other things, on the intent. If one is in fact ‘replicating’ the primary with other outcomes it would be acceptable to use a new 5% but if one is looking for new outcomes (e.g. primary was survival, secondary is quality of life) then a gatekeeping approach based on the primary can be seen as more convincing.</w:t>
-      </w:r>
-    </w:p>
-    <w:p>
-      <w:pPr>
-        <w:rPr>
-          <w:color w:val="215E99" w:themeColor="text2" w:themeTint="BF"/>
-          <w:lang w:val="en-US"/>
-        </w:rPr>
-      </w:pPr>
-      <w:r>
-        <w:rPr>
-          <w:color w:val="215E99" w:themeColor="text2" w:themeTint="BF"/>
-          <w:lang w:val="en-US"/>
-        </w:rPr>
-        <w:t>There are several procedures to ensure such control that different in:</w:t>
+      <w:commentRangeStart w:id="33"/>
+      <w:r>
+        <w:rPr>
+          <w:color w:val="215E99" w:themeColor="text2" w:themeTint="BF"/>
+          <w:lang w:val="en-US"/>
+        </w:rPr>
+        <w:t>functions</w:t>
+      </w:r>
+      <w:commentRangeEnd w:id="33"/>
+      <w:r>
+        <w:rPr>
+          <w:rStyle w:val="Kommentarhenvisning"/>
+          <w:color w:val="215E99" w:themeColor="text2" w:themeTint="BF"/>
+          <w:sz w:val="24"/>
+          <w:szCs w:val="24"/>
+          <w:lang w:val="en-US"/>
+        </w:rPr>
+        <w:commentReference w:id="33"/>
+      </w:r>
+      <w:r>
+        <w:rPr>
+          <w:color w:val="215E99" w:themeColor="text2" w:themeTint="BF"/>
+          <w:lang w:val="en-US"/>
+        </w:rPr>
+        <w:t>:</w:t>
       </w:r>
     </w:p>
     <w:p>
@@ -8932,10 +8781,55 @@
       </w:pPr>
       <w:r>
         <w:rPr>
-          <w:color w:val="215E99" w:themeColor="text2" w:themeTint="BF"/>
-          <w:lang w:val="en-US"/>
-        </w:rPr>
-        <w:t>ease of use, availability of confidence intervals</w:t>
+          <w:i/>
+          <w:iCs/>
+          <w:color w:val="215E99" w:themeColor="text2" w:themeTint="BF"/>
+          <w:lang w:val="en-US"/>
+        </w:rPr>
+        <w:t xml:space="preserve">1. </w:t>
+      </w:r>
+      <w:r>
+        <w:rPr>
+          <w:i/>
+          <w:iCs/>
+          <w:color w:val="215E99" w:themeColor="text2" w:themeTint="BF"/>
+          <w:lang w:val="en-US"/>
+        </w:rPr>
+        <w:t>separate components of</w:t>
+      </w:r>
+      <w:r>
+        <w:rPr>
+          <w:i/>
+          <w:iCs/>
+          <w:color w:val="215E99" w:themeColor="text2" w:themeTint="BF"/>
+          <w:lang w:val="en-US"/>
+        </w:rPr>
+        <w:t xml:space="preserve"> </w:t>
+      </w:r>
+      <w:r>
+        <w:rPr>
+          <w:i/>
+          <w:iCs/>
+          <w:color w:val="215E99" w:themeColor="text2" w:themeTint="BF"/>
+          <w:lang w:val="en-US"/>
+        </w:rPr>
+        <w:t xml:space="preserve">the primary </w:t>
+      </w:r>
+      <w:r>
+        <w:rPr>
+          <w:i/>
+          <w:iCs/>
+          <w:color w:val="215E99" w:themeColor="text2" w:themeTint="BF"/>
+          <w:lang w:val="en-US"/>
+        </w:rPr>
+        <w:t>outcome:</w:t>
+      </w:r>
+      <w:r>
+        <w:rPr>
+          <w:color w:val="215E99" w:themeColor="text2" w:themeTint="BF"/>
+          <w:lang w:val="en-US"/>
+        </w:rPr>
+        <w:t xml:space="preserve"> if the primary is the average pain score during follow-up or a total questionnaire score, secondaries may investigate time-specific or domain specific outcomes.</w:t>
       </w:r>
     </w:p>
     <w:p>
@@ -8952,25 +8846,64 @@
       </w:pPr>
       <w:r>
         <w:rPr>
-          <w:color w:val="215E99" w:themeColor="text2" w:themeTint="BF"/>
-          <w:lang w:val="en-US"/>
-        </w:rPr>
-        <w:t>statistical power, assumptions</w:t>
-      </w:r>
-    </w:p>
-    <w:p>
-      <w:pPr>
-        <w:rPr>
-          <w:color w:val="215E99" w:themeColor="text2" w:themeTint="BF"/>
-          <w:lang w:val="en-US"/>
-        </w:rPr>
-      </w:pPr>
-      <w:r>
-        <w:rPr>
-          <w:color w:val="215E99" w:themeColor="text2" w:themeTint="BF"/>
-          <w:lang w:val="en-US"/>
-        </w:rPr>
-        <w:t>The most basic is called Bonferroni adjustment which is very easy to perform</w:t>
+          <w:i/>
+          <w:iCs/>
+          <w:color w:val="215E99" w:themeColor="text2" w:themeTint="BF"/>
+          <w:lang w:val="en-US"/>
+        </w:rPr>
+        <w:t xml:space="preserve">2. </w:t>
+      </w:r>
+      <w:r>
+        <w:rPr>
+          <w:i/>
+          <w:iCs/>
+          <w:color w:val="215E99" w:themeColor="text2" w:themeTint="BF"/>
+          <w:lang w:val="en-US"/>
+        </w:rPr>
+        <w:t>a</w:t>
+      </w:r>
+      <w:r>
+        <w:rPr>
+          <w:i/>
+          <w:iCs/>
+          <w:color w:val="215E99" w:themeColor="text2" w:themeTint="BF"/>
+          <w:lang w:val="en-US"/>
+        </w:rPr>
+        <w:t xml:space="preserve">iding in understanding the </w:t>
+      </w:r>
+      <w:r>
+        <w:rPr>
+          <w:i/>
+          <w:iCs/>
+          <w:color w:val="215E99" w:themeColor="text2" w:themeTint="BF"/>
+          <w:lang w:val="en-US"/>
+        </w:rPr>
+        <w:t xml:space="preserve">treatment </w:t>
+      </w:r>
+      <w:r>
+        <w:rPr>
+          <w:i/>
+          <w:iCs/>
+          <w:color w:val="215E99" w:themeColor="text2" w:themeTint="BF"/>
+          <w:lang w:val="en-US"/>
+        </w:rPr>
+        <w:t>mechanism</w:t>
+      </w:r>
+      <w:r>
+        <w:rPr>
+          <w:i/>
+          <w:iCs/>
+          <w:color w:val="215E99" w:themeColor="text2" w:themeTint="BF"/>
+          <w:lang w:val="en-US"/>
+        </w:rPr>
+        <w:t>:</w:t>
+      </w:r>
+      <w:r>
+        <w:rPr>
+          <w:color w:val="215E99" w:themeColor="text2" w:themeTint="BF"/>
+          <w:lang w:val="en-US"/>
+        </w:rPr>
+        <w:t xml:space="preserve"> for instance investigating which biological quantity mediate the treatment effect</w:t>
       </w:r>
     </w:p>
     <w:p>
@@ -8987,6 +8920,1131 @@
       </w:pPr>
       <w:r>
         <w:rPr>
+          <w:i/>
+          <w:iCs/>
+          <w:color w:val="215E99" w:themeColor="text2" w:themeTint="BF"/>
+          <w:lang w:val="en-US"/>
+        </w:rPr>
+        <w:t xml:space="preserve">3. </w:t>
+      </w:r>
+      <w:r>
+        <w:rPr>
+          <w:i/>
+          <w:iCs/>
+          <w:color w:val="215E99" w:themeColor="text2" w:themeTint="BF"/>
+          <w:lang w:val="en-US"/>
+        </w:rPr>
+        <w:t>important outcomes for which the study may not be powered to detect differences:</w:t>
+      </w:r>
+      <w:r>
+        <w:rPr>
+          <w:color w:val="215E99" w:themeColor="text2" w:themeTint="BF"/>
+          <w:lang w:val="en-US"/>
+        </w:rPr>
+        <w:t xml:space="preserve"> for instance a long-term outcome or an outcome difficult to measure as missing or right-censored data may decrease the statistical power of the study.</w:t>
+      </w:r>
+    </w:p>
+    <w:p>
+      <w:pPr>
+        <w:pStyle w:val="Listeafsnit"/>
+        <w:numPr>
+          <w:ilvl w:val="0"/>
+          <w:numId w:val="28"/>
+        </w:numPr>
+        <w:rPr>
+          <w:i/>
+          <w:iCs/>
+          <w:color w:val="215E99" w:themeColor="text2" w:themeTint="BF"/>
+          <w:lang w:val="en-US"/>
+        </w:rPr>
+      </w:pPr>
+      <w:r>
+        <w:rPr>
+          <w:i/>
+          <w:iCs/>
+          <w:color w:val="215E99" w:themeColor="text2" w:themeTint="BF"/>
+          <w:lang w:val="en-US"/>
+        </w:rPr>
+        <w:t xml:space="preserve">4. </w:t>
+      </w:r>
+      <w:r>
+        <w:rPr>
+          <w:i/>
+          <w:iCs/>
+          <w:color w:val="215E99" w:themeColor="text2" w:themeTint="BF"/>
+          <w:lang w:val="en-US"/>
+        </w:rPr>
+        <w:t>interesting sub</w:t>
+      </w:r>
+      <w:r>
+        <w:rPr>
+          <w:i/>
+          <w:iCs/>
+          <w:color w:val="215E99" w:themeColor="text2" w:themeTint="BF"/>
+          <w:lang w:val="en-US"/>
+        </w:rPr>
+        <w:t>-</w:t>
+      </w:r>
+      <w:r>
+        <w:rPr>
+          <w:i/>
+          <w:iCs/>
+          <w:color w:val="215E99" w:themeColor="text2" w:themeTint="BF"/>
+          <w:lang w:val="en-US"/>
+        </w:rPr>
+        <w:t>hypothese</w:t>
+      </w:r>
+      <w:r>
+        <w:rPr>
+          <w:i/>
+          <w:iCs/>
+          <w:color w:val="215E99" w:themeColor="text2" w:themeTint="BF"/>
+          <w:lang w:val="en-US"/>
+        </w:rPr>
+        <w:t>s</w:t>
+      </w:r>
+      <w:r>
+        <w:rPr>
+          <w:i/>
+          <w:iCs/>
+          <w:color w:val="215E99" w:themeColor="text2" w:themeTint="BF"/>
+          <w:lang w:val="en-US"/>
+        </w:rPr>
+        <w:t xml:space="preserve"> that are not a major objective of the treatment</w:t>
+      </w:r>
+    </w:p>
+    <w:p>
+      <w:pPr>
+        <w:rPr>
+          <w:color w:val="215E99" w:themeColor="text2" w:themeTint="BF"/>
+          <w:lang w:val="en-US"/>
+        </w:rPr>
+      </w:pPr>
+      <w:r>
+        <w:rPr>
+          <w:color w:val="215E99" w:themeColor="text2" w:themeTint="BF"/>
+          <w:lang w:val="en-US"/>
+        </w:rPr>
+        <w:t xml:space="preserve">Similarly to the primary analysis, this section should list the </w:t>
+      </w:r>
+      <w:r>
+        <w:rPr>
+          <w:color w:val="215E99" w:themeColor="text2" w:themeTint="BF"/>
+          <w:lang w:val="en-US"/>
+        </w:rPr>
+        <w:t>null hypothes</w:t>
+      </w:r>
+      <w:r>
+        <w:rPr>
+          <w:color w:val="215E99" w:themeColor="text2" w:themeTint="BF"/>
+          <w:lang w:val="en-US"/>
+        </w:rPr>
+        <w:t>e</w:t>
+      </w:r>
+      <w:r>
+        <w:rPr>
+          <w:color w:val="215E99" w:themeColor="text2" w:themeTint="BF"/>
+          <w:lang w:val="en-US"/>
+        </w:rPr>
+        <w:t>s</w:t>
+      </w:r>
+      <w:r>
+        <w:rPr>
+          <w:color w:val="215E99" w:themeColor="text2" w:themeTint="BF"/>
+          <w:lang w:val="en-US"/>
+        </w:rPr>
+        <w:t>/</w:t>
+      </w:r>
+      <w:r>
+        <w:rPr>
+          <w:color w:val="215E99" w:themeColor="text2" w:themeTint="BF"/>
+          <w:lang w:val="en-US"/>
+        </w:rPr>
+        <w:t xml:space="preserve">estimands </w:t>
+      </w:r>
+      <w:r>
+        <w:rPr>
+          <w:color w:val="215E99" w:themeColor="text2" w:themeTint="BF"/>
+          <w:lang w:val="en-US"/>
+        </w:rPr>
+        <w:t xml:space="preserve">involved in the </w:t>
+      </w:r>
+      <w:r>
+        <w:rPr>
+          <w:color w:val="215E99" w:themeColor="text2" w:themeTint="BF"/>
+          <w:lang w:val="en-US"/>
+        </w:rPr>
+        <w:t xml:space="preserve">secondary analyses. </w:t>
+      </w:r>
+      <w:r>
+        <w:rPr>
+          <w:color w:val="215E99" w:themeColor="text2" w:themeTint="BF"/>
+          <w:lang w:val="en-US"/>
+        </w:rPr>
+        <w:t>If m</w:t>
+      </w:r>
+      <w:r>
+        <w:rPr>
+          <w:color w:val="215E99" w:themeColor="text2" w:themeTint="BF"/>
+          <w:lang w:val="en-US"/>
+        </w:rPr>
+        <w:t>ultiple ‘</w:t>
+      </w:r>
+      <w:r>
+        <w:rPr>
+          <w:color w:val="215E99" w:themeColor="text2" w:themeTint="BF"/>
+          <w:lang w:val="en-US"/>
+        </w:rPr>
+        <w:t>null</w:t>
+      </w:r>
+      <w:r>
+        <w:rPr>
+          <w:color w:val="215E99" w:themeColor="text2" w:themeTint="BF"/>
+          <w:lang w:val="en-US"/>
+        </w:rPr>
+        <w:t xml:space="preserve"> hypotheses’ </w:t>
+      </w:r>
+      <w:r>
+        <w:rPr>
+          <w:color w:val="215E99" w:themeColor="text2" w:themeTint="BF"/>
+          <w:lang w:val="en-US"/>
+        </w:rPr>
+        <w:t xml:space="preserve">may </w:t>
+      </w:r>
+      <w:r>
+        <w:rPr>
+          <w:color w:val="215E99" w:themeColor="text2" w:themeTint="BF"/>
+          <w:lang w:val="en-US"/>
+        </w:rPr>
+        <w:t>refer to a single research question</w:t>
+      </w:r>
+      <w:r>
+        <w:rPr>
+          <w:color w:val="215E99" w:themeColor="text2" w:themeTint="BF"/>
+          <w:lang w:val="en-US"/>
+        </w:rPr>
+        <w:t>/function</w:t>
+      </w:r>
+      <w:r>
+        <w:rPr>
+          <w:color w:val="215E99" w:themeColor="text2" w:themeTint="BF"/>
+          <w:lang w:val="en-US"/>
+        </w:rPr>
+        <w:t>, this is good place to establish the connexion, e.g.:</w:t>
+      </w:r>
+    </w:p>
+    <w:p>
+      <w:pPr>
+        <w:rPr>
+          <w:lang w:val="en-US"/>
+        </w:rPr>
+      </w:pPr>
+      <w:r>
+        <w:rPr>
+          <w:color w:val="215E99" w:themeColor="text2" w:themeTint="BF"/>
+          <w:lang w:val="en-US"/>
+        </w:rPr>
+        <w:t>For research question ….</w:t>
+      </w:r>
+    </w:p>
+    <w:p>
+      <w:pPr>
+        <w:rPr>
+          <w:color w:val="215E99" w:themeColor="text2" w:themeTint="BF"/>
+          <w:lang w:val="en-US"/>
+        </w:rPr>
+      </w:pPr>
+      <w:r>
+        <w:rPr>
+          <w:color w:val="215E99" w:themeColor="text2" w:themeTint="BF"/>
+          <w:lang w:val="en-US"/>
+        </w:rPr>
+        <w:t>H</w:t>
+      </w:r>
+      <w:r>
+        <w:rPr>
+          <w:color w:val="215E99" w:themeColor="text2" w:themeTint="BF"/>
+          <w:vertAlign w:val="subscript"/>
+          <w:lang w:val="en-US"/>
+        </w:rPr>
+        <w:t>2</w:t>
+      </w:r>
+      <w:r>
+        <w:rPr>
+          <w:color w:val="215E99" w:themeColor="text2" w:themeTint="BF"/>
+          <w:vertAlign w:val="subscript"/>
+          <w:lang w:val="en-US"/>
+        </w:rPr>
+        <w:t>,</w:t>
+      </w:r>
+      <w:r>
+        <w:rPr>
+          <w:color w:val="215E99" w:themeColor="text2" w:themeTint="BF"/>
+          <w:vertAlign w:val="subscript"/>
+          <w:lang w:val="en-US"/>
+        </w:rPr>
+        <w:t>1</w:t>
+      </w:r>
+    </w:p>
+    <w:p>
+      <w:pPr>
+        <w:rPr>
+          <w:color w:val="215E99" w:themeColor="text2" w:themeTint="BF"/>
+          <w:lang w:val="en-US"/>
+        </w:rPr>
+      </w:pPr>
+      <w:r>
+        <w:rPr>
+          <w:color w:val="215E99" w:themeColor="text2" w:themeTint="BF"/>
+          <w:lang w:val="en-US"/>
+        </w:rPr>
+        <w:t>H</w:t>
+      </w:r>
+      <w:r>
+        <w:rPr>
+          <w:color w:val="215E99" w:themeColor="text2" w:themeTint="BF"/>
+          <w:vertAlign w:val="subscript"/>
+          <w:lang w:val="en-US"/>
+        </w:rPr>
+        <w:t>2</w:t>
+      </w:r>
+      <w:r>
+        <w:rPr>
+          <w:color w:val="215E99" w:themeColor="text2" w:themeTint="BF"/>
+          <w:vertAlign w:val="subscript"/>
+          <w:lang w:val="en-US"/>
+        </w:rPr>
+        <w:t>,</w:t>
+      </w:r>
+      <w:r>
+        <w:rPr>
+          <w:color w:val="215E99" w:themeColor="text2" w:themeTint="BF"/>
+          <w:vertAlign w:val="subscript"/>
+          <w:lang w:val="en-US"/>
+        </w:rPr>
+        <w:t>2</w:t>
+      </w:r>
+    </w:p>
+    <w:p>
+      <w:pPr>
+        <w:rPr>
+          <w:lang w:val="en-US"/>
+        </w:rPr>
+      </w:pPr>
+      <w:r>
+        <w:rPr>
+          <w:color w:val="215E99" w:themeColor="text2" w:themeTint="BF"/>
+          <w:lang w:val="en-US"/>
+        </w:rPr>
+        <w:t>And for research question ….</w:t>
+      </w:r>
+    </w:p>
+    <w:p>
+      <w:pPr>
+        <w:rPr>
+          <w:color w:val="215E99" w:themeColor="text2" w:themeTint="BF"/>
+          <w:lang w:val="en-US"/>
+        </w:rPr>
+      </w:pPr>
+      <w:r>
+        <w:rPr>
+          <w:color w:val="215E99" w:themeColor="text2" w:themeTint="BF"/>
+          <w:lang w:val="en-US"/>
+        </w:rPr>
+        <w:t>H</w:t>
+      </w:r>
+      <w:r>
+        <w:rPr>
+          <w:color w:val="215E99" w:themeColor="text2" w:themeTint="BF"/>
+          <w:vertAlign w:val="subscript"/>
+          <w:lang w:val="en-US"/>
+        </w:rPr>
+        <w:t>2</w:t>
+      </w:r>
+      <w:r>
+        <w:rPr>
+          <w:color w:val="215E99" w:themeColor="text2" w:themeTint="BF"/>
+          <w:vertAlign w:val="subscript"/>
+          <w:lang w:val="en-US"/>
+        </w:rPr>
+        <w:t>,</w:t>
+      </w:r>
+      <w:r>
+        <w:rPr>
+          <w:color w:val="215E99" w:themeColor="text2" w:themeTint="BF"/>
+          <w:vertAlign w:val="subscript"/>
+          <w:lang w:val="en-US"/>
+        </w:rPr>
+        <w:t>3</w:t>
+      </w:r>
+    </w:p>
+    <w:p>
+      <w:pPr>
+        <w:rPr>
+          <w:color w:val="215E99" w:themeColor="text2" w:themeTint="BF"/>
+          <w:lang w:val="en-US"/>
+        </w:rPr>
+      </w:pPr>
+      <w:r>
+        <w:rPr>
+          <w:color w:val="215E99" w:themeColor="text2" w:themeTint="BF"/>
+          <w:lang w:val="en-US"/>
+        </w:rPr>
+        <w:t>H</w:t>
+      </w:r>
+      <w:r>
+        <w:rPr>
+          <w:color w:val="215E99" w:themeColor="text2" w:themeTint="BF"/>
+          <w:vertAlign w:val="subscript"/>
+          <w:lang w:val="en-US"/>
+        </w:rPr>
+        <w:t>2</w:t>
+      </w:r>
+      <w:r>
+        <w:rPr>
+          <w:color w:val="215E99" w:themeColor="text2" w:themeTint="BF"/>
+          <w:vertAlign w:val="subscript"/>
+          <w:lang w:val="en-US"/>
+        </w:rPr>
+        <w:t>,</w:t>
+      </w:r>
+      <w:r>
+        <w:rPr>
+          <w:color w:val="215E99" w:themeColor="text2" w:themeTint="BF"/>
+          <w:vertAlign w:val="subscript"/>
+          <w:lang w:val="en-US"/>
+        </w:rPr>
+        <w:t>4</w:t>
+      </w:r>
+    </w:p>
+    <w:p>
+      <w:pPr>
+        <w:pStyle w:val="Overskrift2"/>
+        <w:rPr>
+          <w:rFonts w:ascii="Times New Roman" w:hAnsi="Times New Roman" w:cs="Times New Roman"/>
+          <w:i/>
+          <w:iCs/>
+          <w:color w:val="404040" w:themeColor="text1" w:themeTint="BF"/>
+          <w:lang w:val="en-US"/>
+        </w:rPr>
+      </w:pPr>
+      <w:bookmarkStart w:id="34" w:name="_Toc239334277"/>
+      <w:r>
+        <w:rPr>
+          <w:rStyle w:val="Svagfremhvning"/>
+          <w:rFonts w:ascii="Times New Roman" w:hAnsi="Times New Roman" w:cs="Times New Roman"/>
+          <w:lang w:val="en-US"/>
+        </w:rPr>
+        <w:t>2.</w:t>
+      </w:r>
+      <w:r>
+        <w:rPr>
+          <w:rStyle w:val="Svagfremhvning"/>
+          <w:rFonts w:ascii="Times New Roman" w:hAnsi="Times New Roman" w:cs="Times New Roman"/>
+          <w:lang w:val="en-US"/>
+        </w:rPr>
+        <w:t>3</w:t>
+      </w:r>
+      <w:r>
+        <w:rPr>
+          <w:rStyle w:val="Svagfremhvning"/>
+          <w:rFonts w:ascii="Times New Roman" w:hAnsi="Times New Roman" w:cs="Times New Roman"/>
+          <w:lang w:val="en-US"/>
+        </w:rPr>
+        <w:t xml:space="preserve"> </w:t>
+      </w:r>
+      <w:r>
+        <w:rPr>
+          <w:rStyle w:val="Svagfremhvning"/>
+          <w:rFonts w:ascii="Times New Roman" w:hAnsi="Times New Roman" w:cs="Times New Roman"/>
+          <w:lang w:val="en-US"/>
+        </w:rPr>
+        <w:t>Multiplicity adjustment</w:t>
+      </w:r>
+      <w:bookmarkEnd w:id="34"/>
+      <w:r>
+        <w:rPr>
+          <w:rStyle w:val="Svagfremhvning"/>
+          <w:rFonts w:ascii="Times New Roman" w:hAnsi="Times New Roman" w:cs="Times New Roman"/>
+          <w:lang w:val="en-US"/>
+        </w:rPr>
+        <w:t xml:space="preserve"> </w:t>
+      </w:r>
+    </w:p>
+    <w:p>
+      <w:pPr>
+        <w:jc w:val="both"/>
+        <w:rPr>
+          <w:b/>
+          <w:bCs/>
+          <w:color w:val="215E99" w:themeColor="text2" w:themeTint="BF"/>
+          <w:lang w:val="en-US"/>
+        </w:rPr>
+      </w:pPr>
+      <w:r>
+        <w:rPr>
+          <w:b/>
+          <w:bCs/>
+          <w:color w:val="215E99" w:themeColor="text2" w:themeTint="BF"/>
+          <w:lang w:val="en-US"/>
+        </w:rPr>
+        <w:t>When</w:t>
+      </w:r>
+      <w:r>
+        <w:rPr>
+          <w:b/>
+          <w:bCs/>
+          <w:color w:val="215E99" w:themeColor="text2" w:themeTint="BF"/>
+          <w:lang w:val="en-US"/>
+        </w:rPr>
+        <w:t xml:space="preserve"> to adjust for multiple testing</w:t>
+      </w:r>
+      <w:r>
+        <w:rPr>
+          <w:b/>
+          <w:bCs/>
+          <w:color w:val="215E99" w:themeColor="text2" w:themeTint="BF"/>
+          <w:lang w:val="en-US"/>
+        </w:rPr>
+        <w:t>:</w:t>
+      </w:r>
+    </w:p>
+    <w:p>
+      <w:pPr>
+        <w:jc w:val="both"/>
+        <w:rPr>
+          <w:color w:val="215E99" w:themeColor="text2" w:themeTint="BF"/>
+          <w:lang w:val="en-US"/>
+        </w:rPr>
+      </w:pPr>
+      <w:r>
+        <w:rPr>
+          <w:color w:val="215E99" w:themeColor="text2" w:themeTint="BF"/>
+          <w:lang w:val="en-US"/>
+        </w:rPr>
+        <w:t xml:space="preserve">There is a </w:t>
+      </w:r>
+      <w:r>
+        <w:rPr>
+          <w:color w:val="215E99" w:themeColor="text2" w:themeTint="BF"/>
+          <w:lang w:val="en-US"/>
+        </w:rPr>
+        <w:t xml:space="preserve">consensus </w:t>
+      </w:r>
+      <w:r>
+        <w:rPr>
+          <w:color w:val="215E99" w:themeColor="text2" w:themeTint="BF"/>
+          <w:lang w:val="en-US"/>
+        </w:rPr>
+        <w:t>that t</w:t>
+      </w:r>
+      <w:r>
+        <w:rPr>
+          <w:color w:val="215E99" w:themeColor="text2" w:themeTint="BF"/>
+          <w:lang w:val="en-US"/>
+        </w:rPr>
+        <w:t xml:space="preserve">he </w:t>
+      </w:r>
+      <w:r>
+        <w:rPr>
+          <w:color w:val="215E99" w:themeColor="text2" w:themeTint="BF"/>
+          <w:lang w:val="en-US"/>
+        </w:rPr>
+        <w:t xml:space="preserve">false positive rate (FWER) </w:t>
+      </w:r>
+      <w:r>
+        <w:rPr>
+          <w:color w:val="215E99" w:themeColor="text2" w:themeTint="BF"/>
+          <w:lang w:val="en-US"/>
+        </w:rPr>
+        <w:t>of the primary analysis should be controlled (typically at 5%).</w:t>
+      </w:r>
+      <w:r>
+        <w:rPr>
+          <w:color w:val="215E99" w:themeColor="text2" w:themeTint="BF"/>
+          <w:lang w:val="en-US"/>
+        </w:rPr>
+        <w:t xml:space="preserve"> </w:t>
+      </w:r>
+      <w:r>
+        <w:rPr>
+          <w:color w:val="215E99" w:themeColor="text2" w:themeTint="BF"/>
+          <w:lang w:val="en-US"/>
+        </w:rPr>
+        <w:t xml:space="preserve">In many trials, no formal adjustment is needed for the primary analysis as it only involves a single comparison between two groups with respect to one endpoint. Otherwise, e.g. </w:t>
+      </w:r>
+      <w:r>
+        <w:rPr>
+          <w:color w:val="215E99" w:themeColor="text2" w:themeTint="BF"/>
+          <w:lang w:val="en-US"/>
+        </w:rPr>
+        <w:t>with</w:t>
+      </w:r>
+      <w:r>
+        <w:rPr>
+          <w:color w:val="215E99" w:themeColor="text2" w:themeTint="BF"/>
+          <w:lang w:val="en-US"/>
+        </w:rPr>
+        <w:t xml:space="preserve"> multiple groups or endpoints, a method should be used to ensure a strong control of the FWER.</w:t>
+      </w:r>
+    </w:p>
+    <w:p>
+      <w:pPr>
+        <w:jc w:val="both"/>
+        <w:rPr>
+          <w:color w:val="215E99" w:themeColor="text2" w:themeTint="BF"/>
+          <w:lang w:val="en-US"/>
+        </w:rPr>
+      </w:pPr>
+      <w:r>
+        <w:rPr>
+          <w:color w:val="215E99" w:themeColor="text2" w:themeTint="BF"/>
+          <w:lang w:val="en-US"/>
+        </w:rPr>
+        <w:t>How the FWER should be controlled for the</w:t>
+      </w:r>
+      <w:r>
+        <w:rPr>
+          <w:color w:val="215E99" w:themeColor="text2" w:themeTint="BF"/>
+          <w:lang w:val="en-US"/>
+        </w:rPr>
+        <w:t xml:space="preserve"> secondary analysis</w:t>
+      </w:r>
+      <w:r>
+        <w:rPr>
+          <w:color w:val="215E99" w:themeColor="text2" w:themeTint="BF"/>
+          <w:lang w:val="en-US"/>
+        </w:rPr>
+        <w:t xml:space="preserve"> is more controversial</w:t>
+      </w:r>
+    </w:p>
+    <w:p>
+      <w:pPr>
+        <w:pStyle w:val="Listeafsnit"/>
+        <w:numPr>
+          <w:ilvl w:val="0"/>
+          <w:numId w:val="28"/>
+        </w:numPr>
+        <w:jc w:val="both"/>
+        <w:rPr>
+          <w:color w:val="215E99" w:themeColor="text2" w:themeTint="BF"/>
+          <w:lang w:val="en-US"/>
+        </w:rPr>
+      </w:pPr>
+      <w:r>
+        <w:rPr>
+          <w:color w:val="215E99" w:themeColor="text2" w:themeTint="BF"/>
+          <w:lang w:val="en-US"/>
+        </w:rPr>
+        <w:t xml:space="preserve">To make a (confirmatory) claim about secondary hypotheses, regulatory agencies such as </w:t>
+      </w:r>
+      <w:commentRangeStart w:id="35"/>
+      <w:r>
+        <w:rPr>
+          <w:color w:val="215E99" w:themeColor="text2" w:themeTint="BF"/>
+          <w:lang w:val="en-US"/>
+        </w:rPr>
+        <w:t xml:space="preserve">EMA </w:t>
+      </w:r>
+      <w:commentRangeEnd w:id="35"/>
+      <w:r>
+        <w:rPr>
+          <w:rStyle w:val="Kommentarhenvisning"/>
+          <w:color w:val="215E99" w:themeColor="text2" w:themeTint="BF"/>
+          <w:sz w:val="24"/>
+          <w:szCs w:val="24"/>
+          <w:lang w:val="en-US"/>
+        </w:rPr>
+        <w:commentReference w:id="35"/>
+      </w:r>
+      <w:r>
+        <w:rPr>
+          <w:color w:val="215E99" w:themeColor="text2" w:themeTint="BF"/>
+          <w:lang w:val="en-US"/>
+        </w:rPr>
+        <w:t>argue for a single FWER control across the primary and relevant secondary hypotheses</w:t>
+      </w:r>
+      <w:r>
+        <w:rPr>
+          <w:color w:val="215E99" w:themeColor="text2" w:themeTint="BF"/>
+          <w:lang w:val="en-US"/>
+        </w:rPr>
+        <w:t xml:space="preserve">. </w:t>
+      </w:r>
+      <w:r>
+        <w:rPr>
+          <w:color w:val="215E99" w:themeColor="text2" w:themeTint="BF"/>
+          <w:lang w:val="en-US"/>
+        </w:rPr>
+        <w:t>This likely correspond</w:t>
+      </w:r>
+      <w:r>
+        <w:rPr>
+          <w:color w:val="215E99" w:themeColor="text2" w:themeTint="BF"/>
+          <w:lang w:val="en-US"/>
+        </w:rPr>
+        <w:t>s</w:t>
+      </w:r>
+      <w:r>
+        <w:rPr>
+          <w:color w:val="215E99" w:themeColor="text2" w:themeTint="BF"/>
+          <w:lang w:val="en-US"/>
+        </w:rPr>
+        <w:t xml:space="preserve"> to function 3 or 4 of the secondary </w:t>
+      </w:r>
+      <w:r>
+        <w:rPr>
+          <w:color w:val="215E99" w:themeColor="text2" w:themeTint="BF"/>
+          <w:lang w:val="en-US"/>
+        </w:rPr>
+        <w:lastRenderedPageBreak/>
+        <w:t>analyses. In ‘academia trials’, I think this case is mostly relevant when the claim will/can be used to</w:t>
+      </w:r>
+      <w:r>
+        <w:rPr>
+          <w:color w:val="215E99" w:themeColor="text2" w:themeTint="BF"/>
+          <w:lang w:val="en-US"/>
+        </w:rPr>
+        <w:t xml:space="preserve"> directly</w:t>
+      </w:r>
+      <w:r>
+        <w:rPr>
+          <w:color w:val="215E99" w:themeColor="text2" w:themeTint="BF"/>
+          <w:lang w:val="en-US"/>
+        </w:rPr>
+        <w:t xml:space="preserve"> change medical practice. </w:t>
+      </w:r>
+    </w:p>
+    <w:p>
+      <w:pPr>
+        <w:pStyle w:val="Listeafsnit"/>
+        <w:numPr>
+          <w:ilvl w:val="0"/>
+          <w:numId w:val="28"/>
+        </w:numPr>
+        <w:jc w:val="both"/>
+        <w:rPr>
+          <w:color w:val="215E99" w:themeColor="text2" w:themeTint="BF"/>
+          <w:lang w:val="en-US"/>
+        </w:rPr>
+      </w:pPr>
+      <w:r>
+        <w:rPr>
+          <w:color w:val="215E99" w:themeColor="text2" w:themeTint="BF"/>
+          <w:lang w:val="en-US"/>
+        </w:rPr>
+        <w:t xml:space="preserve">In many ‘academia trials’ secondary hypotheses are either about building new knowledge or would need further confirmation before changing clinical practice. In this context, </w:t>
+      </w:r>
+      <w:r>
+        <w:rPr>
+          <w:color w:val="215E99" w:themeColor="text2" w:themeTint="BF"/>
+          <w:lang w:val="en-US"/>
+        </w:rPr>
+        <w:t xml:space="preserve">I find it reasonable to </w:t>
+      </w:r>
+      <w:r>
+        <w:rPr>
+          <w:color w:val="215E99" w:themeColor="text2" w:themeTint="BF"/>
+          <w:lang w:val="en-US"/>
+        </w:rPr>
+        <w:t>perform a separate FWER control for the secondary hypotheses</w:t>
+      </w:r>
+      <w:r>
+        <w:rPr>
+          <w:color w:val="215E99" w:themeColor="text2" w:themeTint="BF"/>
+          <w:lang w:val="en-US"/>
+        </w:rPr>
+        <w:t>.</w:t>
+      </w:r>
+      <w:r>
+        <w:rPr>
+          <w:color w:val="215E99" w:themeColor="text2" w:themeTint="BF"/>
+          <w:lang w:val="en-US"/>
+        </w:rPr>
+        <w:t xml:space="preserve"> </w:t>
+      </w:r>
+    </w:p>
+    <w:p>
+      <w:pPr>
+        <w:jc w:val="both"/>
+        <w:rPr>
+          <w:b/>
+          <w:bCs/>
+          <w:color w:val="215E99" w:themeColor="text2" w:themeTint="BF"/>
+          <w:lang w:val="en-US"/>
+        </w:rPr>
+      </w:pPr>
+      <w:r>
+        <w:rPr>
+          <w:b/>
+          <w:bCs/>
+          <w:color w:val="215E99" w:themeColor="text2" w:themeTint="BF"/>
+          <w:lang w:val="en-US"/>
+        </w:rPr>
+        <w:t xml:space="preserve">When not </w:t>
+      </w:r>
+      <w:r>
+        <w:rPr>
+          <w:b/>
+          <w:bCs/>
+          <w:color w:val="215E99" w:themeColor="text2" w:themeTint="BF"/>
+          <w:lang w:val="en-US"/>
+        </w:rPr>
+        <w:t>to adjust for multiple testing</w:t>
+      </w:r>
+      <w:r>
+        <w:rPr>
+          <w:b/>
+          <w:bCs/>
+          <w:color w:val="215E99" w:themeColor="text2" w:themeTint="BF"/>
+          <w:lang w:val="en-US"/>
+        </w:rPr>
+        <w:t>:</w:t>
+      </w:r>
+      <w:r>
+        <w:rPr>
+          <w:b/>
+          <w:bCs/>
+          <w:color w:val="215E99" w:themeColor="text2" w:themeTint="BF"/>
+          <w:lang w:val="en-US"/>
+        </w:rPr>
+        <w:t xml:space="preserve"> supportive analyses</w:t>
+      </w:r>
+    </w:p>
+    <w:p>
+      <w:pPr>
+        <w:rPr>
+          <w:color w:val="215E99" w:themeColor="text2" w:themeTint="BF"/>
+          <w:lang w:val="en-US"/>
+        </w:rPr>
+      </w:pPr>
+      <w:r>
+        <w:rPr>
+          <w:color w:val="215E99" w:themeColor="text2" w:themeTint="BF"/>
+          <w:lang w:val="en-US"/>
+        </w:rPr>
+        <w:t xml:space="preserve">From </w:t>
+      </w:r>
+      <w:commentRangeStart w:id="36"/>
+      <w:r>
+        <w:rPr>
+          <w:color w:val="215E99" w:themeColor="text2" w:themeTint="BF"/>
+          <w:lang w:val="en-US"/>
+        </w:rPr>
+        <w:t>EMA</w:t>
+      </w:r>
+      <w:commentRangeEnd w:id="36"/>
+      <w:r>
+        <w:rPr>
+          <w:rStyle w:val="Kommentarhenvisning"/>
+          <w:color w:val="215E99" w:themeColor="text2" w:themeTint="BF"/>
+          <w:sz w:val="24"/>
+          <w:szCs w:val="24"/>
+          <w:lang w:val="en-US"/>
+        </w:rPr>
+        <w:commentReference w:id="36"/>
+      </w:r>
+      <w:r>
+        <w:rPr>
+          <w:color w:val="215E99" w:themeColor="text2" w:themeTint="BF"/>
+          <w:lang w:val="en-US"/>
+        </w:rPr>
+        <w:t>: “</w:t>
+      </w:r>
+      <w:r>
+        <w:rPr>
+          <w:color w:val="215E99" w:themeColor="text2" w:themeTint="BF"/>
+          <w:lang w:val="en-US"/>
+        </w:rPr>
+        <w:t>In general, multiple additional analyses on varying subsets of subjects or with varying measurements</w:t>
+      </w:r>
+      <w:r>
+        <w:rPr>
+          <w:color w:val="215E99" w:themeColor="text2" w:themeTint="BF"/>
+          <w:lang w:val="en-US"/>
+        </w:rPr>
+        <w:t xml:space="preserve"> </w:t>
+      </w:r>
+      <w:r>
+        <w:rPr>
+          <w:color w:val="215E99" w:themeColor="text2" w:themeTint="BF"/>
+          <w:lang w:val="en-US"/>
+        </w:rPr>
+        <w:t>for the purpose of investigating the robustness of the conclusions drawn from the primary analysis</w:t>
+      </w:r>
+      <w:r>
+        <w:rPr>
+          <w:color w:val="215E99" w:themeColor="text2" w:themeTint="BF"/>
+          <w:lang w:val="en-US"/>
+        </w:rPr>
+        <w:t xml:space="preserve"> </w:t>
+      </w:r>
+      <w:r>
+        <w:rPr>
+          <w:color w:val="215E99" w:themeColor="text2" w:themeTint="BF"/>
+          <w:lang w:val="en-US"/>
+        </w:rPr>
+        <w:t xml:space="preserve">should not be subjected to adjustment for type I error </w:t>
+      </w:r>
+      <w:r>
+        <w:rPr>
+          <w:color w:val="215E99" w:themeColor="text2" w:themeTint="BF"/>
+          <w:lang w:val="en-US"/>
+        </w:rPr>
+        <w:t>[…]</w:t>
+      </w:r>
+      <w:r>
+        <w:rPr>
+          <w:color w:val="215E99" w:themeColor="text2" w:themeTint="BF"/>
+          <w:lang w:val="en-US"/>
+        </w:rPr>
+        <w:t>. The main purpose of such analyses is to</w:t>
+      </w:r>
+      <w:r>
+        <w:rPr>
+          <w:color w:val="215E99" w:themeColor="text2" w:themeTint="BF"/>
+          <w:lang w:val="en-US"/>
+        </w:rPr>
+        <w:t xml:space="preserve"> </w:t>
+      </w:r>
+      <w:r>
+        <w:rPr>
+          <w:color w:val="215E99" w:themeColor="text2" w:themeTint="BF"/>
+          <w:lang w:val="en-US"/>
+        </w:rPr>
+        <w:t>increase confidence in the results obtained from the primary analysis.</w:t>
+      </w:r>
+      <w:r>
+        <w:rPr>
+          <w:color w:val="215E99" w:themeColor="text2" w:themeTint="BF"/>
+          <w:lang w:val="en-US"/>
+        </w:rPr>
+        <w:t>.”</w:t>
+      </w:r>
+    </w:p>
+    <w:p>
+      <w:pPr>
+        <w:rPr>
+          <w:color w:val="215E99" w:themeColor="text2" w:themeTint="BF"/>
+          <w:lang w:val="en-US"/>
+        </w:rPr>
+      </w:pPr>
+      <w:r>
+        <w:rPr>
+          <w:color w:val="215E99" w:themeColor="text2" w:themeTint="BF"/>
+          <w:lang w:val="en-US"/>
+        </w:rPr>
+        <w:t xml:space="preserve">A similar argument </w:t>
+      </w:r>
+      <w:r>
+        <w:rPr>
+          <w:color w:val="215E99" w:themeColor="text2" w:themeTint="BF"/>
+          <w:lang w:val="en-US"/>
+        </w:rPr>
+        <w:t xml:space="preserve">against multiple testing adjustment </w:t>
+      </w:r>
+      <w:r>
+        <w:rPr>
+          <w:color w:val="215E99" w:themeColor="text2" w:themeTint="BF"/>
+          <w:lang w:val="en-US"/>
+        </w:rPr>
+        <w:t xml:space="preserve">can be used when the aim is to understand the treatment effect (function 1 and 2 of the secondary analyses). Note that if the primary outcome is a composite (e.g. </w:t>
+      </w:r>
+      <w:r>
+        <w:rPr>
+          <w:color w:val="215E99" w:themeColor="text2" w:themeTint="BF"/>
+          <w:lang w:val="en-US"/>
+        </w:rPr>
+        <w:t>average pain score during follow-up</w:t>
+      </w:r>
+      <w:r>
+        <w:rPr>
+          <w:color w:val="215E99" w:themeColor="text2" w:themeTint="BF"/>
+          <w:lang w:val="en-US"/>
+        </w:rPr>
+        <w:t>) the point would be to understand the contribution of each element (e.g. what timepoints bring most benefit) and not trying to make a claim for each element (e.g. testing the treatment effect at each timepoint).</w:t>
+      </w:r>
+    </w:p>
+    <w:p>
+      <w:pPr>
+        <w:pStyle w:val="Listeafsnit"/>
+        <w:numPr>
+          <w:ilvl w:val="0"/>
+          <w:numId w:val="28"/>
+        </w:numPr>
+        <w:rPr>
+          <w:color w:val="215E99" w:themeColor="text2" w:themeTint="BF"/>
+          <w:lang w:val="en-US"/>
+        </w:rPr>
+      </w:pPr>
+      <w:r>
+        <w:rPr>
+          <w:color w:val="215E99" w:themeColor="text2" w:themeTint="BF"/>
+          <w:lang w:val="en-US"/>
+        </w:rPr>
+        <w:t>A supportive analysis should not be used to make a claim on its own (e.g. when failing to demonstrate the primary hypothesis). Instead it informs about the robustness/generalizability or mechanism driving the primary analysis.</w:t>
+      </w:r>
+    </w:p>
+    <w:p>
+      <w:pPr>
+        <w:jc w:val="both"/>
+        <w:rPr>
+          <w:b/>
+          <w:bCs/>
+          <w:color w:val="215E99" w:themeColor="text2" w:themeTint="BF"/>
+          <w:lang w:val="en-US"/>
+        </w:rPr>
+      </w:pPr>
+      <w:r>
+        <w:rPr>
+          <w:b/>
+          <w:bCs/>
+          <w:color w:val="215E99" w:themeColor="text2" w:themeTint="BF"/>
+          <w:lang w:val="en-US"/>
+        </w:rPr>
+        <w:t>How to adjust for multiple testing</w:t>
+      </w:r>
+      <w:r>
+        <w:rPr>
+          <w:b/>
+          <w:bCs/>
+          <w:color w:val="215E99" w:themeColor="text2" w:themeTint="BF"/>
+          <w:lang w:val="en-US"/>
+        </w:rPr>
+        <w:t>:</w:t>
+      </w:r>
+    </w:p>
+    <w:p>
+      <w:pPr>
+        <w:rPr>
+          <w:color w:val="215E99" w:themeColor="text2" w:themeTint="BF"/>
+          <w:lang w:val="en-US"/>
+        </w:rPr>
+      </w:pPr>
+      <w:r>
+        <w:rPr>
+          <w:color w:val="215E99" w:themeColor="text2" w:themeTint="BF"/>
+          <w:lang w:val="en-US"/>
+        </w:rPr>
+        <w:t xml:space="preserve">There are several procedures to ensure </w:t>
+      </w:r>
+      <w:r>
+        <w:rPr>
+          <w:color w:val="215E99" w:themeColor="text2" w:themeTint="BF"/>
+          <w:lang w:val="en-US"/>
+        </w:rPr>
+        <w:t xml:space="preserve">strong </w:t>
+      </w:r>
+      <w:r>
+        <w:rPr>
+          <w:color w:val="215E99" w:themeColor="text2" w:themeTint="BF"/>
+          <w:lang w:val="en-US"/>
+        </w:rPr>
+        <w:t>FWER</w:t>
+      </w:r>
+      <w:r>
+        <w:rPr>
+          <w:color w:val="215E99" w:themeColor="text2" w:themeTint="BF"/>
+          <w:lang w:val="en-US"/>
+        </w:rPr>
+        <w:t xml:space="preserve"> </w:t>
+      </w:r>
+      <w:r>
+        <w:rPr>
+          <w:color w:val="215E99" w:themeColor="text2" w:themeTint="BF"/>
+          <w:lang w:val="en-US"/>
+        </w:rPr>
+        <w:t>control that different in:</w:t>
+      </w:r>
+    </w:p>
+    <w:p>
+      <w:pPr>
+        <w:pStyle w:val="Listeafsnit"/>
+        <w:numPr>
+          <w:ilvl w:val="0"/>
+          <w:numId w:val="28"/>
+        </w:numPr>
+        <w:rPr>
+          <w:color w:val="215E99" w:themeColor="text2" w:themeTint="BF"/>
+          <w:lang w:val="en-US"/>
+        </w:rPr>
+      </w:pPr>
+      <w:r>
+        <w:rPr>
+          <w:color w:val="215E99" w:themeColor="text2" w:themeTint="BF"/>
+          <w:lang w:val="en-US"/>
+        </w:rPr>
+        <w:t xml:space="preserve">ease of use, </w:t>
+      </w:r>
+      <w:commentRangeStart w:id="37"/>
+      <w:r>
+        <w:rPr>
+          <w:color w:val="215E99" w:themeColor="text2" w:themeTint="BF"/>
+          <w:lang w:val="en-US"/>
+        </w:rPr>
+        <w:t>availability of confidence intervals</w:t>
+      </w:r>
+      <w:commentRangeEnd w:id="37"/>
+      <w:r>
+        <w:rPr>
+          <w:rStyle w:val="Kommentarhenvisning"/>
+          <w:color w:val="215E99" w:themeColor="text2" w:themeTint="BF"/>
+          <w:sz w:val="24"/>
+          <w:szCs w:val="24"/>
+          <w:lang w:val="en-US"/>
+        </w:rPr>
+        <w:commentReference w:id="37"/>
+      </w:r>
+    </w:p>
+    <w:p>
+      <w:pPr>
+        <w:pStyle w:val="Listeafsnit"/>
+        <w:numPr>
+          <w:ilvl w:val="0"/>
+          <w:numId w:val="28"/>
+        </w:numPr>
+        <w:rPr>
+          <w:color w:val="215E99" w:themeColor="text2" w:themeTint="BF"/>
+          <w:lang w:val="en-US"/>
+        </w:rPr>
+      </w:pPr>
+      <w:r>
+        <w:rPr>
+          <w:color w:val="215E99" w:themeColor="text2" w:themeTint="BF"/>
+          <w:lang w:val="en-US"/>
+        </w:rPr>
+        <w:t>statistical power, assumptions</w:t>
+      </w:r>
+    </w:p>
+    <w:p>
+      <w:pPr>
+        <w:rPr>
+          <w:color w:val="215E99" w:themeColor="text2" w:themeTint="BF"/>
+          <w:lang w:val="en-US"/>
+        </w:rPr>
+      </w:pPr>
+      <w:r>
+        <w:rPr>
+          <w:color w:val="215E99" w:themeColor="text2" w:themeTint="BF"/>
+          <w:lang w:val="en-US"/>
+        </w:rPr>
+        <w:t>The most basic is called Bonferroni adjustment which is very easy to perform</w:t>
+      </w:r>
+    </w:p>
+    <w:p>
+      <w:pPr>
+        <w:pStyle w:val="Listeafsnit"/>
+        <w:numPr>
+          <w:ilvl w:val="0"/>
+          <w:numId w:val="28"/>
+        </w:numPr>
+        <w:rPr>
+          <w:color w:val="215E99" w:themeColor="text2" w:themeTint="BF"/>
+          <w:lang w:val="en-US"/>
+        </w:rPr>
+      </w:pPr>
+      <w:r>
+        <w:rPr>
           <w:color w:val="215E99" w:themeColor="text2" w:themeTint="BF"/>
           <w:lang w:val="en-US"/>
         </w:rPr>
@@ -9012,7 +10070,14 @@
           <w:color w:val="215E99" w:themeColor="text2" w:themeTint="BF"/>
           <w:lang w:val="en-US"/>
         </w:rPr>
-        <w:t>it</w:t>
+        <w:t>I</w:t>
+      </w:r>
+      <w:r>
+        <w:rPr>
+          <w:color w:val="215E99" w:themeColor="text2" w:themeTint="BF"/>
+          <w:lang w:val="en-US"/>
+        </w:rPr>
+        <w:t>t</w:t>
       </w:r>
       <w:r>
         <w:rPr>
@@ -11017,22 +12082,6 @@
           <w:lang w:val="en-US"/>
         </w:rPr>
       </w:pPr>
-    </w:p>
-    <w:p>
-      <w:pPr>
-        <w:rPr>
-          <w:color w:val="215E99" w:themeColor="text2" w:themeTint="BF"/>
-          <w:lang w:val="en-US"/>
-        </w:rPr>
-      </w:pPr>
-    </w:p>
-    <w:p>
-      <w:pPr>
-        <w:rPr>
-          <w:color w:val="215E99" w:themeColor="text2" w:themeTint="BF"/>
-          <w:lang w:val="en-US"/>
-        </w:rPr>
-      </w:pPr>
       <w:r>
         <w:rPr>
           <w:noProof/>
@@ -11040,7 +12089,7 @@
           <w:lang w:val="en-US"/>
         </w:rPr>
         <w:drawing>
-          <wp:anchor distT="0" distB="0" distL="114300" distR="114300" simplePos="0" relativeHeight="251722752" behindDoc="0" locked="0" layoutInCell="1" allowOverlap="1" wp14:anchorId="522BF4DC" wp14:editId="2842BEA1">
+          <wp:anchor distT="0" distB="0" distL="114300" distR="114300" simplePos="0" relativeHeight="251722752" behindDoc="0" locked="0" layoutInCell="1" allowOverlap="1" wp14:anchorId="522BF4DC" wp14:editId="00F3DAB9">
             <wp:simplePos x="0" y="0"/>
             <wp:positionH relativeFrom="margin">
               <wp:posOffset>4722495</wp:posOffset>
@@ -11164,7 +12213,7 @@
           <w:lang w:val="en-US"/>
         </w:rPr>
       </w:pPr>
-      <w:commentRangeStart w:id="34"/>
+      <w:commentRangeStart w:id="38"/>
       <w:r>
         <w:rPr>
           <w:color w:val="215E99" w:themeColor="text2" w:themeTint="BF"/>
@@ -11172,7 +12221,7 @@
         </w:rPr>
         <w:t xml:space="preserve">Max-test adjustment </w:t>
       </w:r>
-      <w:commentRangeEnd w:id="34"/>
+      <w:commentRangeEnd w:id="38"/>
       <w:r>
         <w:rPr>
           <w:rStyle w:val="Kommentarhenvisning"/>
@@ -11181,7 +12230,7 @@
           <w:szCs w:val="24"/>
           <w:lang w:val="en-US"/>
         </w:rPr>
-        <w:commentReference w:id="34"/>
+        <w:commentReference w:id="38"/>
       </w:r>
       <w:r>
         <w:rPr>
@@ -11190,7 +12239,8 @@
         </w:rPr>
         <w:t xml:space="preserve">or </w:t>
       </w:r>
-      <w:commentRangeStart w:id="35"/>
+      <w:commentRangeStart w:id="39"/>
+      <w:commentRangeStart w:id="40"/>
       <w:r>
         <w:rPr>
           <w:color w:val="215E99" w:themeColor="text2" w:themeTint="BF"/>
@@ -11198,7 +12248,7 @@
         </w:rPr>
         <w:t>Dunnett adjustment</w:t>
       </w:r>
-      <w:commentRangeEnd w:id="35"/>
+      <w:commentRangeEnd w:id="39"/>
       <w:r>
         <w:rPr>
           <w:rStyle w:val="Kommentarhenvisning"/>
@@ -11207,7 +12257,18 @@
           <w:szCs w:val="24"/>
           <w:lang w:val="en-US"/>
         </w:rPr>
-        <w:commentReference w:id="35"/>
+        <w:commentReference w:id="39"/>
+      </w:r>
+      <w:commentRangeEnd w:id="40"/>
+      <w:r>
+        <w:rPr>
+          <w:rStyle w:val="Kommentarhenvisning"/>
+          <w:color w:val="215E99" w:themeColor="text2" w:themeTint="BF"/>
+          <w:sz w:val="24"/>
+          <w:szCs w:val="24"/>
+          <w:lang w:val="en-US"/>
+        </w:rPr>
+        <w:commentReference w:id="40"/>
       </w:r>
       <w:r>
         <w:rPr>
@@ -11292,7 +12353,7 @@
         </w:rPr>
         <w:t xml:space="preserve">for the lowest p-value but less conservative second lowest, third lowest, … p-values. Easy to implement but </w:t>
       </w:r>
-      <w:commentRangeStart w:id="36"/>
+      <w:commentRangeStart w:id="41"/>
       <w:r>
         <w:rPr>
           <w:color w:val="215E99" w:themeColor="text2" w:themeTint="BF"/>
@@ -11307,7 +12368,7 @@
         </w:rPr>
         <w:t>s compatible with the p-value and that are informative is still a research topic</w:t>
       </w:r>
-      <w:commentRangeEnd w:id="36"/>
+      <w:commentRangeEnd w:id="41"/>
       <w:r>
         <w:rPr>
           <w:rStyle w:val="Kommentarhenvisning"/>
@@ -11316,7 +12377,7 @@
           <w:szCs w:val="24"/>
           <w:lang w:val="en-US"/>
         </w:rPr>
-        <w:commentReference w:id="36"/>
+        <w:commentReference w:id="41"/>
       </w:r>
       <w:r>
         <w:rPr>
@@ -11345,7 +12406,7 @@
         </w:rPr>
         <w:t xml:space="preserve">Step up procedures such as </w:t>
       </w:r>
-      <w:commentRangeStart w:id="37"/>
+      <w:commentRangeStart w:id="42"/>
       <w:r>
         <w:rPr>
           <w:color w:val="215E99" w:themeColor="text2" w:themeTint="BF"/>
@@ -11353,7 +12414,7 @@
         </w:rPr>
         <w:t>Hochberg</w:t>
       </w:r>
-      <w:commentRangeEnd w:id="37"/>
+      <w:commentRangeEnd w:id="42"/>
       <w:r>
         <w:rPr>
           <w:rStyle w:val="Kommentarhenvisning"/>
@@ -11362,7 +12423,7 @@
           <w:szCs w:val="24"/>
           <w:lang w:val="en-US"/>
         </w:rPr>
-        <w:commentReference w:id="37"/>
+        <w:commentReference w:id="42"/>
       </w:r>
       <w:r>
         <w:rPr>
@@ -11447,21 +12508,6 @@
           <w:color w:val="215E99" w:themeColor="text2" w:themeTint="BF"/>
           <w:lang w:val="en-US"/>
         </w:rPr>
-        <w:t>It is often possible to combine technics, e.g., step-down max-test, to further improve statistical power but there may not be off-of-shelf software solutions. It is also not always clear whether the gain in power worth the complexity and loss in transparency.</w:t>
-      </w:r>
-    </w:p>
-    <w:p>
-      <w:pPr>
-        <w:rPr>
-          <w:color w:val="215E99" w:themeColor="text2" w:themeTint="BF"/>
-          <w:lang w:val="en-US"/>
-        </w:rPr>
-      </w:pPr>
-      <w:r>
-        <w:rPr>
-          <w:color w:val="215E99" w:themeColor="text2" w:themeTint="BF"/>
-          <w:lang w:val="en-US"/>
-        </w:rPr>
         <w:t xml:space="preserve">An alternative approach is to use a gatekeeping procedure where one hypothesis is tested at a </w:t>
       </w:r>
       <w:r>
@@ -11482,38 +12528,7 @@
     <w:p>
       <w:pPr>
         <w:rPr>
-          <w:color w:val="215E99" w:themeColor="text2" w:themeTint="BF"/>
-          <w:lang w:val="en-US"/>
-        </w:rPr>
-      </w:pPr>
-    </w:p>
-    <w:p>
-      <w:pPr>
-        <w:rPr>
-          <w:color w:val="215E99" w:themeColor="text2" w:themeTint="BF"/>
-          <w:lang w:val="en-US"/>
-        </w:rPr>
-      </w:pPr>
-    </w:p>
-    <w:p>
-      <w:pPr>
-        <w:rPr>
-          <w:color w:val="215E99" w:themeColor="text2" w:themeTint="BF"/>
-          <w:lang w:val="en-US"/>
-        </w:rPr>
-      </w:pPr>
-    </w:p>
-    <w:p>
-      <w:pPr>
-        <w:rPr>
-          <w:color w:val="215E99" w:themeColor="text2" w:themeTint="BF"/>
-          <w:lang w:val="en-US"/>
-        </w:rPr>
-      </w:pPr>
-    </w:p>
-    <w:p>
-      <w:pPr>
-        <w:rPr>
+          <w:rFonts w:ascii="Times New Roman" w:hAnsi="Times New Roman" w:cs="Times New Roman"/>
           <w:color w:val="215E99" w:themeColor="text2" w:themeTint="BF"/>
           <w:lang w:val="en-US"/>
         </w:rPr>
@@ -11524,7 +12539,6 @@
           <w:color w:val="215E99" w:themeColor="text2" w:themeTint="BF"/>
           <w:lang w:val="en-US"/>
         </w:rPr>
-        <w:lastRenderedPageBreak/>
         <mc:AlternateContent>
           <mc:Choice Requires="wps">
             <w:drawing>
@@ -11605,11 +12619,7 @@
           </mc:Choice>
           <mc:Fallback>
             <w:pict>
-              <v:shapetype w14:anchorId="239717FD" id="_x0000_t202" coordsize="21600,21600" o:spt="202" path="m,l,21600r21600,l21600,xe">
-                <v:stroke joinstyle="miter"/>
-                <v:path gradientshapeok="t" o:connecttype="rect"/>
-              </v:shapetype>
-              <v:shape id="_x0000_s1035" type="#_x0000_t202" style="position:absolute;margin-left:8.7pt;margin-top:10.85pt;width:53.15pt;height:23.55pt;z-index:251710464;visibility:visible;mso-wrap-style:square;mso-width-percent:0;mso-height-percent:0;mso-wrap-distance-left:9pt;mso-wrap-distance-top:0;mso-wrap-distance-right:9pt;mso-wrap-distance-bottom:0;mso-position-horizontal:absolute;mso-position-horizontal-relative:text;mso-position-vertical:absolute;mso-position-vertical-relative:text;mso-width-percent:0;mso-height-percent:0;mso-width-relative:margin;mso-height-relative:margin;v-text-anchor:top" o:gfxdata="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" fillcolor="white [3201]" strokecolor="white [3212]" strokeweight=".5pt">
+              <v:shape w14:anchorId="239717FD" id="_x0000_s1035" type="#_x0000_t202" style="position:absolute;margin-left:8.7pt;margin-top:10.85pt;width:53.15pt;height:23.55pt;z-index:251710464;visibility:visible;mso-wrap-style:square;mso-width-percent:0;mso-height-percent:0;mso-wrap-distance-left:9pt;mso-wrap-distance-top:0;mso-wrap-distance-right:9pt;mso-wrap-distance-bottom:0;mso-position-horizontal:absolute;mso-position-horizontal-relative:text;mso-position-vertical:absolute;mso-position-vertical-relative:text;mso-width-percent:0;mso-height-percent:0;mso-width-relative:margin;mso-height-relative:margin;v-text-anchor:top" o:gfxdata="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" fillcolor="white [3201]" strokecolor="white [3212]" strokeweight=".5pt">
                 <v:textbox>
                   <w:txbxContent>
                     <w:p>
@@ -11638,15 +12648,6 @@
           </mc:Fallback>
         </mc:AlternateContent>
       </w:r>
-    </w:p>
-    <w:p>
-      <w:pPr>
-        <w:rPr>
-          <w:rFonts w:ascii="Times New Roman" w:hAnsi="Times New Roman" w:cs="Times New Roman"/>
-          <w:color w:val="215E99" w:themeColor="text2" w:themeTint="BF"/>
-          <w:lang w:val="en-US"/>
-        </w:rPr>
-      </w:pPr>
       <w:r>
         <w:rPr>
           <w:noProof/>
@@ -13848,6 +14849,222 @@
           <w:lang w:val="en-US"/>
         </w:rPr>
       </w:pPr>
+      <w:r>
+        <w:rPr>
+          <w:color w:val="215E99" w:themeColor="text2" w:themeTint="BF"/>
+          <w:lang w:val="en-US"/>
+        </w:rPr>
+        <w:t>It is often possible to combine technics, e.g., step-down max-test</w:t>
+      </w:r>
+      <w:r>
+        <w:rPr>
+          <w:color w:val="215E99" w:themeColor="text2" w:themeTint="BF"/>
+          <w:lang w:val="en-US"/>
+        </w:rPr>
+        <w:t xml:space="preserve"> or </w:t>
+      </w:r>
+      <w:r>
+        <w:rPr>
+          <w:color w:val="215E99" w:themeColor="text2" w:themeTint="BF"/>
+          <w:lang w:val="en-US"/>
+        </w:rPr>
+        <w:t>gatekeeping used in conjunction with other adjustment technics, e.g., Bonferroni adjust H</w:t>
+      </w:r>
+      <w:r>
+        <w:rPr>
+          <w:color w:val="215E99" w:themeColor="text2" w:themeTint="BF"/>
+          <w:vertAlign w:val="subscript"/>
+          <w:lang w:val="en-US"/>
+        </w:rPr>
+        <w:t>2,1</w:t>
+      </w:r>
+      <w:r>
+        <w:rPr>
+          <w:color w:val="215E99" w:themeColor="text2" w:themeTint="BF"/>
+          <w:lang w:val="en-US"/>
+        </w:rPr>
+        <w:t xml:space="preserve"> and H</w:t>
+      </w:r>
+      <w:r>
+        <w:rPr>
+          <w:color w:val="215E99" w:themeColor="text2" w:themeTint="BF"/>
+          <w:vertAlign w:val="subscript"/>
+          <w:lang w:val="en-US"/>
+        </w:rPr>
+        <w:t>2,2</w:t>
+      </w:r>
+      <w:r>
+        <w:rPr>
+          <w:color w:val="215E99" w:themeColor="text2" w:themeTint="BF"/>
+          <w:lang w:val="en-US"/>
+        </w:rPr>
+        <w:t xml:space="preserve"> and if any is rejected Bonferroni adjust H</w:t>
+      </w:r>
+      <w:r>
+        <w:rPr>
+          <w:color w:val="215E99" w:themeColor="text2" w:themeTint="BF"/>
+          <w:vertAlign w:val="subscript"/>
+          <w:lang w:val="en-US"/>
+        </w:rPr>
+        <w:t>2,3</w:t>
+      </w:r>
+      <w:r>
+        <w:rPr>
+          <w:color w:val="215E99" w:themeColor="text2" w:themeTint="BF"/>
+          <w:lang w:val="en-US"/>
+        </w:rPr>
+        <w:t xml:space="preserve"> and H</w:t>
+      </w:r>
+      <w:r>
+        <w:rPr>
+          <w:color w:val="215E99" w:themeColor="text2" w:themeTint="BF"/>
+          <w:vertAlign w:val="subscript"/>
+          <w:lang w:val="en-US"/>
+        </w:rPr>
+        <w:t>2,4</w:t>
+      </w:r>
+      <w:r>
+        <w:rPr>
+          <w:color w:val="215E99" w:themeColor="text2" w:themeTint="BF"/>
+          <w:lang w:val="en-US"/>
+        </w:rPr>
+        <w:t>.</w:t>
+      </w:r>
+      <w:r>
+        <w:rPr>
+          <w:color w:val="215E99" w:themeColor="text2" w:themeTint="BF"/>
+          <w:lang w:val="en-US"/>
+        </w:rPr>
+        <w:t xml:space="preserve"> </w:t>
+      </w:r>
+      <w:r>
+        <w:rPr>
+          <w:color w:val="215E99" w:themeColor="text2" w:themeTint="BF"/>
+          <w:lang w:val="en-US"/>
+        </w:rPr>
+        <w:t>This can quickly become technical</w:t>
+      </w:r>
+      <w:r>
+        <w:rPr>
+          <w:color w:val="215E99" w:themeColor="text2" w:themeTint="BF"/>
+          <w:lang w:val="en-US"/>
+        </w:rPr>
+        <w:t>:</w:t>
+      </w:r>
+    </w:p>
+    <w:p>
+      <w:pPr>
+        <w:pStyle w:val="Listeafsnit"/>
+        <w:numPr>
+          <w:ilvl w:val="0"/>
+          <w:numId w:val="28"/>
+        </w:numPr>
+        <w:rPr>
+          <w:color w:val="215E99" w:themeColor="text2" w:themeTint="BF"/>
+          <w:lang w:val="en-US"/>
+        </w:rPr>
+      </w:pPr>
+      <w:r>
+        <w:rPr>
+          <w:color w:val="215E99" w:themeColor="text2" w:themeTint="BF"/>
+          <w:lang w:val="en-US"/>
+        </w:rPr>
+        <w:t>a</w:t>
+      </w:r>
+      <w:r>
+        <w:rPr>
+          <w:color w:val="215E99" w:themeColor="text2" w:themeTint="BF"/>
+          <w:lang w:val="en-US"/>
+        </w:rPr>
+        <w:t xml:space="preserve"> </w:t>
+      </w:r>
+      <w:commentRangeStart w:id="43"/>
+      <w:r>
+        <w:rPr>
+          <w:color w:val="215E99" w:themeColor="text2" w:themeTint="BF"/>
+          <w:lang w:val="en-US"/>
+        </w:rPr>
+        <w:t xml:space="preserve">graphical representation </w:t>
+      </w:r>
+      <w:commentRangeEnd w:id="43"/>
+      <w:r>
+        <w:rPr>
+          <w:rStyle w:val="Kommentarhenvisning"/>
+          <w:color w:val="215E99" w:themeColor="text2" w:themeTint="BF"/>
+          <w:sz w:val="24"/>
+          <w:szCs w:val="24"/>
+          <w:lang w:val="en-US"/>
+        </w:rPr>
+        <w:commentReference w:id="43"/>
+      </w:r>
+      <w:r>
+        <w:rPr>
+          <w:color w:val="215E99" w:themeColor="text2" w:themeTint="BF"/>
+          <w:lang w:val="en-US"/>
+        </w:rPr>
+        <w:t>of the ranking and intended alpha spending is a good start.</w:t>
+      </w:r>
+    </w:p>
+    <w:p>
+      <w:pPr>
+        <w:pStyle w:val="Listeafsnit"/>
+        <w:numPr>
+          <w:ilvl w:val="0"/>
+          <w:numId w:val="28"/>
+        </w:numPr>
+        <w:rPr>
+          <w:color w:val="215E99" w:themeColor="text2" w:themeTint="BF"/>
+          <w:lang w:val="en-US"/>
+        </w:rPr>
+      </w:pPr>
+      <w:r>
+        <w:rPr>
+          <w:color w:val="215E99" w:themeColor="text2" w:themeTint="BF"/>
+          <w:lang w:val="en-US"/>
+        </w:rPr>
+        <w:t xml:space="preserve">there may not be off-of-shelf software solutions. </w:t>
+      </w:r>
+    </w:p>
+    <w:p>
+      <w:pPr>
+        <w:pStyle w:val="Listeafsnit"/>
+        <w:numPr>
+          <w:ilvl w:val="0"/>
+          <w:numId w:val="28"/>
+        </w:numPr>
+        <w:rPr>
+          <w:color w:val="215E99" w:themeColor="text2" w:themeTint="BF"/>
+          <w:lang w:val="en-US"/>
+        </w:rPr>
+      </w:pPr>
+      <w:r>
+        <w:rPr>
+          <w:color w:val="215E99" w:themeColor="text2" w:themeTint="BF"/>
+          <w:lang w:val="en-US"/>
+        </w:rPr>
+        <w:t xml:space="preserve">carefully consider </w:t>
+      </w:r>
+      <w:r>
+        <w:rPr>
+          <w:color w:val="215E99" w:themeColor="text2" w:themeTint="BF"/>
+          <w:lang w:val="en-US"/>
+        </w:rPr>
+        <w:t>whether the gain in</w:t>
+      </w:r>
+      <w:r>
+        <w:rPr>
+          <w:color w:val="215E99" w:themeColor="text2" w:themeTint="BF"/>
+          <w:lang w:val="en-US"/>
+        </w:rPr>
+        <w:t xml:space="preserve"> statistical</w:t>
+      </w:r>
+      <w:r>
+        <w:rPr>
+          <w:color w:val="215E99" w:themeColor="text2" w:themeTint="BF"/>
+          <w:lang w:val="en-US"/>
+        </w:rPr>
+        <w:t xml:space="preserve"> power worth the complexity and loss in transparency.</w:t>
+      </w:r>
     </w:p>
     <w:p>
       <w:pPr>
@@ -13869,106 +15086,6 @@
       </w:pPr>
       <w:r>
         <w:rPr>
-          <w:color w:val="215E99" w:themeColor="text2" w:themeTint="BF"/>
-          <w:lang w:val="en-US"/>
-        </w:rPr>
-        <w:t>Again gatekeeping can be used in conjunction with other adjustment technics, e.g., Bonferroni adjust H</w:t>
-      </w:r>
-      <w:r>
-        <w:rPr>
-          <w:color w:val="215E99" w:themeColor="text2" w:themeTint="BF"/>
-          <w:vertAlign w:val="subscript"/>
-          <w:lang w:val="en-US"/>
-        </w:rPr>
-        <w:t>2,1</w:t>
-      </w:r>
-      <w:r>
-        <w:rPr>
-          <w:color w:val="215E99" w:themeColor="text2" w:themeTint="BF"/>
-          <w:lang w:val="en-US"/>
-        </w:rPr>
-        <w:t xml:space="preserve"> and H</w:t>
-      </w:r>
-      <w:r>
-        <w:rPr>
-          <w:color w:val="215E99" w:themeColor="text2" w:themeTint="BF"/>
-          <w:vertAlign w:val="subscript"/>
-          <w:lang w:val="en-US"/>
-        </w:rPr>
-        <w:t>2,2</w:t>
-      </w:r>
-      <w:r>
-        <w:rPr>
-          <w:color w:val="215E99" w:themeColor="text2" w:themeTint="BF"/>
-          <w:lang w:val="en-US"/>
-        </w:rPr>
-        <w:t xml:space="preserve"> and if any is rejected Bonferroni adjust H</w:t>
-      </w:r>
-      <w:r>
-        <w:rPr>
-          <w:color w:val="215E99" w:themeColor="text2" w:themeTint="BF"/>
-          <w:vertAlign w:val="subscript"/>
-          <w:lang w:val="en-US"/>
-        </w:rPr>
-        <w:t>2,3</w:t>
-      </w:r>
-      <w:r>
-        <w:rPr>
-          <w:color w:val="215E99" w:themeColor="text2" w:themeTint="BF"/>
-          <w:lang w:val="en-US"/>
-        </w:rPr>
-        <w:t xml:space="preserve"> and H</w:t>
-      </w:r>
-      <w:r>
-        <w:rPr>
-          <w:color w:val="215E99" w:themeColor="text2" w:themeTint="BF"/>
-          <w:vertAlign w:val="subscript"/>
-          <w:lang w:val="en-US"/>
-        </w:rPr>
-        <w:t>2,4</w:t>
-      </w:r>
-      <w:r>
-        <w:rPr>
-          <w:color w:val="215E99" w:themeColor="text2" w:themeTint="BF"/>
-          <w:lang w:val="en-US"/>
-        </w:rPr>
-        <w:t xml:space="preserve">. This </w:t>
-      </w:r>
-      <w:r>
-        <w:rPr>
-          <w:color w:val="215E99" w:themeColor="text2" w:themeTint="BF"/>
-          <w:lang w:val="en-US"/>
-        </w:rPr>
-        <w:t xml:space="preserve">can quickly become technical so a </w:t>
-      </w:r>
-      <w:commentRangeStart w:id="38"/>
-      <w:r>
-        <w:rPr>
-          <w:color w:val="215E99" w:themeColor="text2" w:themeTint="BF"/>
-          <w:lang w:val="en-US"/>
-        </w:rPr>
-        <w:t xml:space="preserve">graphical representation </w:t>
-      </w:r>
-      <w:commentRangeEnd w:id="38"/>
-      <w:r>
-        <w:rPr>
-          <w:rStyle w:val="Kommentarhenvisning"/>
-          <w:color w:val="215E99" w:themeColor="text2" w:themeTint="BF"/>
-          <w:sz w:val="24"/>
-          <w:szCs w:val="24"/>
-          <w:lang w:val="en-US"/>
-        </w:rPr>
-        <w:commentReference w:id="38"/>
-      </w:r>
-      <w:r>
-        <w:rPr>
-          <w:color w:val="215E99" w:themeColor="text2" w:themeTint="BF"/>
-          <w:lang w:val="en-US"/>
-        </w:rPr>
-        <w:t>of the ranking and intended alpha spending is a good start.</w:t>
-      </w:r>
-      <w:r>
-        <w:rPr>
           <w:rFonts w:ascii="Times New Roman" w:hAnsi="Times New Roman" w:cs="Times New Roman"/>
           <w:lang w:val="en-US"/>
         </w:rPr>
@@ -13987,7 +15104,7 @@
           <w:lang w:val="en-US"/>
         </w:rPr>
       </w:pPr>
-      <w:bookmarkStart w:id="39" w:name="_Toc239334278"/>
+      <w:bookmarkStart w:id="44" w:name="_Toc239334278"/>
       <w:r>
         <w:rPr>
           <w:rFonts w:ascii="Times New Roman" w:hAnsi="Times New Roman" w:cs="Times New Roman"/>
@@ -14010,7 +15127,7 @@
         </w:rPr>
         <w:t>Analysis set</w:t>
       </w:r>
-      <w:bookmarkEnd w:id="39"/>
+      <w:bookmarkEnd w:id="44"/>
     </w:p>
     <w:p>
       <w:pPr>
@@ -14026,7 +15143,7 @@
         </w:rPr>
         <w:t xml:space="preserve">Full analysis set: </w:t>
       </w:r>
-      <w:commentRangeStart w:id="40"/>
+      <w:commentRangeStart w:id="45"/>
       <w:r>
         <w:rPr>
           <w:rFonts w:ascii="Times New Roman" w:hAnsi="Times New Roman" w:cs="Times New Roman"/>
@@ -14034,7 +15151,7 @@
         </w:rPr>
         <w:t>all randomized subjects</w:t>
       </w:r>
-      <w:commentRangeEnd w:id="40"/>
+      <w:commentRangeEnd w:id="45"/>
       <w:r>
         <w:rPr>
           <w:rStyle w:val="Kommentarhenvisning"/>
@@ -14043,7 +15160,7 @@
           <w:szCs w:val="24"/>
           <w:lang w:val="en-US"/>
         </w:rPr>
-        <w:commentReference w:id="40"/>
+        <w:commentReference w:id="45"/>
       </w:r>
     </w:p>
     <w:p>
@@ -14056,7 +15173,7 @@
           <w:lang w:val="en-US"/>
         </w:rPr>
       </w:pPr>
-      <w:commentRangeStart w:id="41"/>
+      <w:commentRangeStart w:id="46"/>
       <w:r>
         <w:rPr>
           <w:rFonts w:asciiTheme="minorHAnsi" w:eastAsiaTheme="minorHAnsi" w:hAnsiTheme="minorHAnsi" w:cstheme="minorBidi"/>
@@ -14084,7 +15201,7 @@
         </w:rPr>
         <w:t xml:space="preserve"> </w:t>
       </w:r>
-      <w:commentRangeEnd w:id="41"/>
+      <w:commentRangeEnd w:id="46"/>
       <w:r>
         <w:rPr>
           <w:rStyle w:val="Kommentarhenvisning"/>
@@ -14093,7 +15210,7 @@
           <w:szCs w:val="20"/>
           <w:lang w:val="en-US"/>
         </w:rPr>
-        <w:commentReference w:id="41"/>
+        <w:commentReference w:id="46"/>
       </w:r>
     </w:p>
     <w:p>
@@ -14302,70 +15419,11 @@
     <w:p>
       <w:pPr>
         <w:rPr>
-          <w:color w:val="215E99" w:themeColor="text2" w:themeTint="BF"/>
-          <w:lang w:val="en-US"/>
-        </w:rPr>
-      </w:pPr>
-      <w:r>
-        <w:rPr>
-          <w:color w:val="215E99" w:themeColor="text2" w:themeTint="BF"/>
-          <w:lang w:val="en-US"/>
-        </w:rPr>
-        <w:t>From FDA guidelines</w:t>
-      </w:r>
-      <w:r>
-        <w:rPr>
-          <w:color w:val="215E99" w:themeColor="text2" w:themeTint="BF"/>
-          <w:lang w:val="en-US"/>
-        </w:rPr>
-        <w:t xml:space="preserve"> on full analysis set vs. efficacy set:</w:t>
-      </w:r>
-      <w:r>
-        <w:rPr>
-          <w:color w:val="215E99" w:themeColor="text2" w:themeTint="BF"/>
-          <w:lang w:val="en-US"/>
-        </w:rPr>
-        <w:t xml:space="preserve"> </w:t>
-      </w:r>
-    </w:p>
-    <w:p>
-      <w:pPr>
-        <w:rPr>
-          <w:color w:val="215E99" w:themeColor="text2" w:themeTint="BF"/>
-          <w:lang w:val="en-US"/>
-        </w:rPr>
-      </w:pPr>
-      <w:r>
-        <w:rPr>
-          <w:color w:val="215E99" w:themeColor="text2" w:themeTint="BF"/>
-          <w:lang w:val="en-US"/>
-        </w:rPr>
-        <w:t xml:space="preserve">[In superiority trials] ‘the use of the full analysis set provides a conservative strategy […] However, in an equivalence or noninferiority trial, use of the full analysis set is generally not conservative and its role should be considered very carefully’ </w:t>
-      </w:r>
-    </w:p>
-    <w:p>
-      <w:pPr>
-        <w:rPr>
-          <w:color w:val="215E99" w:themeColor="text2" w:themeTint="BF"/>
-          <w:lang w:val="en-US"/>
-        </w:rPr>
-      </w:pPr>
-      <w:r>
-        <w:rPr>
-          <w:color w:val="215E99" w:themeColor="text2" w:themeTint="BF"/>
-          <w:lang w:val="en-US"/>
-        </w:rPr>
-        <w:t>Intuitively if there is a substantial and similar deviation to treatment protocol in both group, one may have ITT equivalence but this is more based on deviation than on the treatment comparison itself.</w:t>
-      </w:r>
-    </w:p>
-    <w:p>
-      <w:pPr>
-        <w:rPr>
-          <w:rFonts w:ascii="Times New Roman" w:hAnsi="Times New Roman" w:cs="Times New Roman"/>
-          <w:lang w:val="en-US"/>
-        </w:rPr>
-      </w:pPr>
-      <w:commentRangeStart w:id="42"/>
+          <w:rFonts w:ascii="Times New Roman" w:hAnsi="Times New Roman" w:cs="Times New Roman"/>
+          <w:lang w:val="en-US"/>
+        </w:rPr>
+      </w:pPr>
+      <w:commentRangeStart w:id="47"/>
       <w:r>
         <w:rPr>
           <w:rFonts w:ascii="Times New Roman" w:hAnsi="Times New Roman" w:cs="Times New Roman"/>
@@ -14373,7 +15431,7 @@
         </w:rPr>
         <w:t>Efficacy set</w:t>
       </w:r>
-      <w:commentRangeEnd w:id="42"/>
+      <w:commentRangeEnd w:id="47"/>
       <w:r>
         <w:rPr>
           <w:rStyle w:val="Kommentarhenvisning"/>
@@ -14382,42 +15440,73 @@
           <w:szCs w:val="24"/>
           <w:lang w:val="en-US"/>
         </w:rPr>
-        <w:commentReference w:id="42"/>
-      </w:r>
-      <w:r>
-        <w:rPr>
-          <w:rFonts w:ascii="Times New Roman" w:hAnsi="Times New Roman" w:cs="Times New Roman"/>
-          <w:lang w:val="en-US"/>
-        </w:rPr>
-        <w:t xml:space="preserve">: all </w:t>
-      </w:r>
-      <w:r>
-        <w:rPr>
-          <w:rFonts w:ascii="Times New Roman" w:hAnsi="Times New Roman" w:cs="Times New Roman"/>
-          <w:lang w:val="en-US"/>
-        </w:rPr>
-        <w:t xml:space="preserve">randomized </w:t>
-      </w:r>
-      <w:r>
-        <w:rPr>
-          <w:rFonts w:ascii="Times New Roman" w:hAnsi="Times New Roman" w:cs="Times New Roman"/>
-          <w:lang w:val="en-US"/>
-        </w:rPr>
-        <w:t xml:space="preserve">subjects who </w:t>
-      </w:r>
-      <w:r>
-        <w:rPr>
-          <w:rFonts w:ascii="Times New Roman" w:hAnsi="Times New Roman" w:cs="Times New Roman"/>
-          <w:lang w:val="en-US"/>
-        </w:rPr>
-        <w:t>completed the 2-hour intervention.</w:t>
-      </w:r>
-      <w:r>
-        <w:rPr>
-          <w:rFonts w:ascii="Times New Roman" w:hAnsi="Times New Roman" w:cs="Times New Roman"/>
+        <w:commentReference w:id="47"/>
+      </w:r>
+      <w:r>
+        <w:rPr>
+          <w:rFonts w:ascii="Times New Roman" w:hAnsi="Times New Roman" w:cs="Times New Roman"/>
+          <w:lang w:val="en-US"/>
+        </w:rPr>
+        <w:t xml:space="preserve">: all randomized subjects who completed the 2-hour intervention. </w:t>
+      </w:r>
+    </w:p>
+    <w:p>
+      <w:pPr>
+        <w:rPr>
+          <w:color w:val="215E99" w:themeColor="text2" w:themeTint="BF"/>
+          <w:lang w:val="en-US"/>
+        </w:rPr>
+      </w:pPr>
+      <w:r>
+        <w:rPr>
+          <w:color w:val="215E99" w:themeColor="text2" w:themeTint="BF"/>
+          <w:lang w:val="en-US"/>
+        </w:rPr>
+        <w:t>From FDA guidelines</w:t>
+      </w:r>
+      <w:r>
+        <w:rPr>
+          <w:color w:val="215E99" w:themeColor="text2" w:themeTint="BF"/>
+          <w:lang w:val="en-US"/>
+        </w:rPr>
+        <w:t xml:space="preserve"> on full analysis set vs. efficacy set:</w:t>
+      </w:r>
+      <w:r>
+        <w:rPr>
+          <w:color w:val="215E99" w:themeColor="text2" w:themeTint="BF"/>
           <w:lang w:val="en-US"/>
         </w:rPr>
         <w:t xml:space="preserve"> </w:t>
+      </w:r>
+    </w:p>
+    <w:p>
+      <w:pPr>
+        <w:rPr>
+          <w:color w:val="215E99" w:themeColor="text2" w:themeTint="BF"/>
+          <w:lang w:val="en-US"/>
+        </w:rPr>
+      </w:pPr>
+      <w:r>
+        <w:rPr>
+          <w:color w:val="215E99" w:themeColor="text2" w:themeTint="BF"/>
+          <w:lang w:val="en-US"/>
+        </w:rPr>
+        <w:t xml:space="preserve">[In superiority trials] ‘the use of the full analysis set provides a conservative strategy […] However, in an equivalence or noninferiority trial, use of the full analysis set is generally not conservative and its role should be considered very carefully’ </w:t>
+      </w:r>
+    </w:p>
+    <w:p>
+      <w:pPr>
+        <w:rPr>
+          <w:color w:val="215E99" w:themeColor="text2" w:themeTint="BF"/>
+          <w:lang w:val="en-US"/>
+        </w:rPr>
+      </w:pPr>
+      <w:r>
+        <w:rPr>
+          <w:color w:val="215E99" w:themeColor="text2" w:themeTint="BF"/>
+          <w:lang w:val="en-US"/>
+        </w:rPr>
+        <w:t>Intuitively if there is a substantial and similar deviation to treatment protocol in both group, one may have ITT equivalence but this is more based on deviation than on the treatment comparison itself.</w:t>
       </w:r>
     </w:p>
     <w:p>
@@ -14435,21 +15524,7 @@
           <w:color w:val="215E99" w:themeColor="text2" w:themeTint="BF"/>
           <w:lang w:val="en-US"/>
         </w:rPr>
-        <w:t xml:space="preserve">When doing a per-protocol / efficacy analysis, excluding subjects because of non-compliance may not be wise. Consider a study where the primary endpoint is the area under the curve of the anxiety during intervention day which lasts 4 hours. A subject who stop complying to the protocol </w:t>
-      </w:r>
-      <w:r>
-        <w:rPr>
-          <w:color w:val="215E99" w:themeColor="text2" w:themeTint="BF"/>
-          <w:lang w:val="en-US"/>
-        </w:rPr>
-        <w:t xml:space="preserve">(say take rescue medication </w:t>
-      </w:r>
-      <w:r>
-        <w:rPr>
-          <w:color w:val="215E99" w:themeColor="text2" w:themeTint="BF"/>
-          <w:lang w:val="en-US"/>
-        </w:rPr>
-        <w:t xml:space="preserve">or refuse to continue treatment) after 2 hours has perfectly valid observations during the first two hours. Data </w:t>
+        <w:t xml:space="preserve">When doing a per-protocol / efficacy analysis, excluding subjects because of non-compliance may not be wise. Consider a study where the primary endpoint is the area under the curve of the anxiety during intervention day which lasts 4 hours. A subject who stop complying to the protocol (say take rescue medication or refuse to continue treatment) after 2 hours has perfectly valid observations during the first two hours. Data </w:t>
       </w:r>
       <w:r>
         <w:rPr>
@@ -14512,18 +15587,37 @@
     </w:p>
     <w:p>
       <w:pPr>
+        <w:rPr>
+          <w:rFonts w:ascii="Times New Roman" w:eastAsiaTheme="majorEastAsia" w:hAnsi="Times New Roman" w:cs="Times New Roman"/>
+          <w:color w:val="0F4761" w:themeColor="accent1" w:themeShade="BF"/>
+          <w:sz w:val="40"/>
+          <w:szCs w:val="40"/>
+          <w:lang w:val="en-US"/>
+        </w:rPr>
+      </w:pPr>
+      <w:bookmarkStart w:id="48" w:name="_Toc239334279"/>
+      <w:r>
+        <w:rPr>
+          <w:rFonts w:ascii="Times New Roman" w:hAnsi="Times New Roman" w:cs="Times New Roman"/>
+          <w:lang w:val="en-US"/>
+        </w:rPr>
+        <w:br w:type="page"/>
+      </w:r>
+    </w:p>
+    <w:p>
+      <w:pPr>
         <w:pStyle w:val="Overskrift1"/>
         <w:rPr>
           <w:rFonts w:ascii="Times New Roman" w:hAnsi="Times New Roman" w:cs="Times New Roman"/>
           <w:lang w:val="en-US"/>
         </w:rPr>
       </w:pPr>
-      <w:bookmarkStart w:id="43" w:name="_Toc239334279"/>
-      <w:r>
-        <w:rPr>
-          <w:rFonts w:ascii="Times New Roman" w:hAnsi="Times New Roman" w:cs="Times New Roman"/>
-          <w:lang w:val="en-US"/>
-        </w:rPr>
+      <w:r>
+        <w:rPr>
+          <w:rFonts w:ascii="Times New Roman" w:hAnsi="Times New Roman" w:cs="Times New Roman"/>
+          <w:lang w:val="en-US"/>
+        </w:rPr>
+        <w:lastRenderedPageBreak/>
         <w:t>4</w:t>
       </w:r>
       <w:r>
@@ -14540,7 +15634,7 @@
         </w:rPr>
         <w:t>Statistical analyses</w:t>
       </w:r>
-      <w:bookmarkEnd w:id="43"/>
+      <w:bookmarkEnd w:id="48"/>
     </w:p>
     <w:p>
       <w:pPr>
@@ -14551,7 +15645,7 @@
           <w:lang w:val="en-US"/>
         </w:rPr>
       </w:pPr>
-      <w:bookmarkStart w:id="44" w:name="_Toc239334280"/>
+      <w:bookmarkStart w:id="49" w:name="_Toc239334280"/>
       <w:r>
         <w:rPr>
           <w:rStyle w:val="Svagfremhvning"/>
@@ -14576,7 +15670,7 @@
         </w:rPr>
         <w:t>General considerations</w:t>
       </w:r>
-      <w:bookmarkEnd w:id="44"/>
+      <w:bookmarkEnd w:id="49"/>
     </w:p>
     <w:p>
       <w:pPr>
@@ -14610,7 +15704,7 @@
           <w:lang w:val="en-US"/>
         </w:rPr>
       </w:pPr>
-      <w:commentRangeStart w:id="45"/>
+      <w:commentRangeStart w:id="50"/>
       <w:r>
         <w:rPr>
           <w:lang w:val="en-US"/>
@@ -14695,7 +15789,7 @@
         </w:rPr>
         <w:t>.</w:t>
       </w:r>
-      <w:commentRangeEnd w:id="45"/>
+      <w:commentRangeEnd w:id="50"/>
       <w:r>
         <w:rPr>
           <w:rStyle w:val="Kommentarhenvisning"/>
@@ -14703,7 +15797,7 @@
           <w:szCs w:val="24"/>
           <w:lang w:val="en-US"/>
         </w:rPr>
-        <w:commentReference w:id="45"/>
+        <w:commentReference w:id="50"/>
       </w:r>
     </w:p>
     <w:p>
@@ -14731,14 +15825,14 @@
         </w:rPr>
         <w:t xml:space="preserve">All tests that will be performed will be two-sided even when the research question or background knowledge corresponds to a directional hypothesis.  This is to ensure logical consistency between p-values and confidence intervals (CIs) while </w:t>
       </w:r>
-      <w:commentRangeStart w:id="46"/>
+      <w:commentRangeStart w:id="51"/>
       <w:r>
         <w:rPr>
           <w:lang w:val="en-US"/>
         </w:rPr>
         <w:t>having CIs with a finite lower and upper bound</w:t>
       </w:r>
-      <w:commentRangeEnd w:id="46"/>
+      <w:commentRangeEnd w:id="51"/>
       <w:r>
         <w:rPr>
           <w:rStyle w:val="Kommentarhenvisning"/>
@@ -14746,7 +15840,7 @@
           <w:szCs w:val="24"/>
           <w:lang w:val="en-US"/>
         </w:rPr>
-        <w:commentReference w:id="46"/>
+        <w:commentReference w:id="51"/>
       </w:r>
       <w:r>
         <w:rPr>
@@ -14821,7 +15915,7 @@
           <w:lang w:val="en-US"/>
         </w:rPr>
       </w:pPr>
-      <w:bookmarkStart w:id="47" w:name="_Toc239334281"/>
+      <w:bookmarkStart w:id="52" w:name="_Toc239334281"/>
       <w:r>
         <w:rPr>
           <w:rStyle w:val="Svagfremhvning"/>
@@ -14862,7 +15956,7 @@
         </w:rPr>
         <w:t>Software</w:t>
       </w:r>
-      <w:bookmarkEnd w:id="47"/>
+      <w:bookmarkEnd w:id="52"/>
     </w:p>
     <w:p>
       <w:pPr>
@@ -15001,7 +16095,7 @@
           <w:lang w:val="en-US"/>
         </w:rPr>
       </w:pPr>
-      <w:bookmarkStart w:id="48" w:name="_Toc239334282"/>
+      <w:bookmarkStart w:id="53" w:name="_Toc239334282"/>
       <w:r>
         <w:rPr>
           <w:rStyle w:val="Svagfremhvning"/>
@@ -15050,7 +16144,7 @@
         </w:rPr>
         <w:t>intercurrent events</w:t>
       </w:r>
-      <w:bookmarkEnd w:id="48"/>
+      <w:bookmarkEnd w:id="53"/>
     </w:p>
     <w:p>
       <w:pPr>
@@ -15093,7 +16187,6 @@
           <w:color w:val="215E99" w:themeColor="text2" w:themeTint="BF"/>
           <w:lang w:val="en-US"/>
         </w:rPr>
-        <w:lastRenderedPageBreak/>
         <w:t>For the intention to treat (ITT) ‘modifying events’ are generally handle using the observed value, i.e. the analysis is made regardless to the occurrence of the intercurrent event (</w:t>
       </w:r>
       <w:r>
@@ -15152,7 +16245,15 @@
           <w:color w:val="215E99" w:themeColor="text2" w:themeTint="BF"/>
           <w:lang w:val="en-US"/>
         </w:rPr>
-        <w:t xml:space="preserve"> but not to exist (e.g. sleep, seizure) one may resort to statistical modeling to obtain values ‘had the intercurrent event not occurred’ (</w:t>
+        <w:t xml:space="preserve"> but not to exist (e.g. sleep, seizure) one may resort to statistical modeling to </w:t>
+      </w:r>
+      <w:r>
+        <w:rPr>
+          <w:color w:val="215E99" w:themeColor="text2" w:themeTint="BF"/>
+          <w:lang w:val="en-US"/>
+        </w:rPr>
+        <w:lastRenderedPageBreak/>
+        <w:t>obtain values ‘had the intercurrent event not occurred’ (</w:t>
       </w:r>
       <w:r>
         <w:rPr>
@@ -16327,14 +17428,13 @@
           <w:lang w:val="en-US"/>
         </w:rPr>
       </w:pPr>
-      <w:bookmarkStart w:id="49" w:name="_Toc239334283"/>
+      <w:bookmarkStart w:id="54" w:name="_Toc239334283"/>
       <w:r>
         <w:rPr>
           <w:rStyle w:val="Svagfremhvning"/>
           <w:rFonts w:ascii="Times New Roman" w:hAnsi="Times New Roman" w:cs="Times New Roman"/>
           <w:lang w:val="en-US"/>
         </w:rPr>
-        <w:lastRenderedPageBreak/>
         <w:t>4</w:t>
       </w:r>
       <w:r>
@@ -16369,7 +17469,7 @@
         </w:rPr>
         <w:t>Handling of missing data</w:t>
       </w:r>
-      <w:bookmarkEnd w:id="49"/>
+      <w:bookmarkEnd w:id="54"/>
     </w:p>
     <w:p>
       <w:pPr>
@@ -16417,6 +17517,7 @@
           <w:color w:val="215E99" w:themeColor="text2" w:themeTint="BF"/>
           <w:lang w:val="en-US"/>
         </w:rPr>
+        <w:lastRenderedPageBreak/>
         <w:t>what to do with missing data where the cause is unknown (e.g. drop-out). Those were not part of the previous subsection.</w:t>
       </w:r>
     </w:p>
@@ -16482,14 +17583,14 @@
         </w:rPr>
         <w:t xml:space="preserve"> For the primary and the key secondary analyses only missing outcome values are expected as the other </w:t>
       </w:r>
-      <w:commentRangeStart w:id="50"/>
+      <w:commentRangeStart w:id="55"/>
       <w:r>
         <w:rPr>
           <w:lang w:val="en-US"/>
         </w:rPr>
         <w:t>variables should be measured at baseline</w:t>
       </w:r>
-      <w:commentRangeEnd w:id="50"/>
+      <w:commentRangeEnd w:id="55"/>
       <w:r>
         <w:rPr>
           <w:rStyle w:val="Kommentarhenvisning"/>
@@ -16497,7 +17598,7 @@
           <w:szCs w:val="24"/>
           <w:lang w:val="en-US"/>
         </w:rPr>
-        <w:commentReference w:id="50"/>
+        <w:commentReference w:id="55"/>
       </w:r>
       <w:r>
         <w:rPr>
@@ -17025,7 +18126,7 @@
                 <w:lang w:val="en-US"/>
               </w:rPr>
             </w:pPr>
-            <w:commentRangeStart w:id="51"/>
+            <w:commentRangeStart w:id="56"/>
             <w:r>
               <w:rPr>
                 <w:color w:val="215E99" w:themeColor="text2" w:themeTint="BF"/>
@@ -17033,7 +18134,7 @@
               </w:rPr>
               <w:t>-</w:t>
             </w:r>
-            <w:commentRangeEnd w:id="51"/>
+            <w:commentRangeEnd w:id="56"/>
             <w:r>
               <w:rPr>
                 <w:rStyle w:val="Kommentarhenvisning"/>
@@ -17042,7 +18143,7 @@
                 <w:szCs w:val="24"/>
                 <w:lang w:val="en-US"/>
               </w:rPr>
-              <w:commentReference w:id="51"/>
+              <w:commentReference w:id="56"/>
             </w:r>
           </w:p>
         </w:tc>
@@ -17265,7 +18366,57 @@
           <w:color w:val="215E99" w:themeColor="text2" w:themeTint="BF"/>
           <w:lang w:val="en-US"/>
         </w:rPr>
-        <w:t xml:space="preserve"> When referring </w:t>
+        <w:t xml:space="preserve"> When referring to an intercurrent event, if one has a few subjects with the intercurrent event and full follow-up, one can use those to represent the subjects with missing values.</w:t>
+      </w:r>
+    </w:p>
+    <w:p>
+      <w:pPr>
+        <w:rPr>
+          <w:color w:val="215E99" w:themeColor="text2" w:themeTint="BF"/>
+          <w:lang w:val="en-US"/>
+        </w:rPr>
+      </w:pPr>
+      <w:r>
+        <w:rPr>
+          <w:color w:val="215E99" w:themeColor="text2" w:themeTint="BF"/>
+          <w:lang w:val="en-US"/>
+        </w:rPr>
+        <w:t xml:space="preserve">Cox: </w:t>
+      </w:r>
+      <w:r>
+        <w:rPr>
+          <w:color w:val="215E99" w:themeColor="text2" w:themeTint="BF"/>
+          <w:lang w:val="en-US"/>
+        </w:rPr>
+        <w:t xml:space="preserve">Cox proportional hazard model which </w:t>
+      </w:r>
+      <w:r>
+        <w:rPr>
+          <w:color w:val="215E99" w:themeColor="text2" w:themeTint="BF"/>
+          <w:lang w:val="en-US"/>
+        </w:rPr>
+        <w:t>assumes that the individual</w:t>
+      </w:r>
+      <w:r>
+        <w:rPr>
+          <w:color w:val="215E99" w:themeColor="text2" w:themeTint="BF"/>
+          <w:lang w:val="en-US"/>
+        </w:rPr>
+        <w:t xml:space="preserve">s </w:t>
+      </w:r>
+      <w:r>
+        <w:rPr>
+          <w:color w:val="215E99" w:themeColor="text2" w:themeTint="BF"/>
+          <w:lang w:val="en-US"/>
+        </w:rPr>
+        <w:t>still at risk can be used to represent those who drop-out of the study</w:t>
+      </w:r>
+      <w:r>
+        <w:rPr>
+          <w:color w:val="215E99" w:themeColor="text2" w:themeTint="BF"/>
+          <w:lang w:val="en-US"/>
+        </w:rPr>
+        <w:t xml:space="preserve">, when sharing the same baseline </w:t>
       </w:r>
       <w:r>
         <w:rPr>
@@ -17273,57 +18424,7 @@
           <w:lang w:val="en-US"/>
         </w:rPr>
         <w:lastRenderedPageBreak/>
-        <w:t>to an intercurrent event, if one has a few subjects with the intercurrent event and full follow-up, one can use those to represent the subjects with missing values.</w:t>
-      </w:r>
-    </w:p>
-    <w:p>
-      <w:pPr>
-        <w:rPr>
-          <w:color w:val="215E99" w:themeColor="text2" w:themeTint="BF"/>
-          <w:lang w:val="en-US"/>
-        </w:rPr>
-      </w:pPr>
-      <w:r>
-        <w:rPr>
-          <w:color w:val="215E99" w:themeColor="text2" w:themeTint="BF"/>
-          <w:lang w:val="en-US"/>
-        </w:rPr>
-        <w:t xml:space="preserve">Cox: </w:t>
-      </w:r>
-      <w:r>
-        <w:rPr>
-          <w:color w:val="215E99" w:themeColor="text2" w:themeTint="BF"/>
-          <w:lang w:val="en-US"/>
-        </w:rPr>
-        <w:t xml:space="preserve">Cox proportional hazard model which </w:t>
-      </w:r>
-      <w:r>
-        <w:rPr>
-          <w:color w:val="215E99" w:themeColor="text2" w:themeTint="BF"/>
-          <w:lang w:val="en-US"/>
-        </w:rPr>
-        <w:t>assumes that the individual</w:t>
-      </w:r>
-      <w:r>
-        <w:rPr>
-          <w:color w:val="215E99" w:themeColor="text2" w:themeTint="BF"/>
-          <w:lang w:val="en-US"/>
-        </w:rPr>
-        <w:t xml:space="preserve">s </w:t>
-      </w:r>
-      <w:r>
-        <w:rPr>
-          <w:color w:val="215E99" w:themeColor="text2" w:themeTint="BF"/>
-          <w:lang w:val="en-US"/>
-        </w:rPr>
-        <w:t>still at risk can be used to represent those who drop-out of the study</w:t>
-      </w:r>
-      <w:r>
-        <w:rPr>
-          <w:color w:val="215E99" w:themeColor="text2" w:themeTint="BF"/>
-          <w:lang w:val="en-US"/>
-        </w:rPr>
-        <w:t>, when sharing the same baseline covariates</w:t>
+        <w:t>covariates</w:t>
       </w:r>
       <w:r>
         <w:rPr>
@@ -17470,7 +18571,49 @@
           <w:color w:val="215E99" w:themeColor="text2" w:themeTint="BF"/>
           <w:lang w:val="en-US"/>
         </w:rPr>
-        <w:t>For the first draft, it may be easier to write having in mind the idealized trial with no missing data  and no intercurrent event. This should help explicit what you have in mind via standard tests (e.g. t-test).</w:t>
+        <w:t>For the first draft, it may be easier to hav</w:t>
+      </w:r>
+      <w:r>
+        <w:rPr>
+          <w:color w:val="215E99" w:themeColor="text2" w:themeTint="BF"/>
+          <w:lang w:val="en-US"/>
+        </w:rPr>
+        <w:t>e</w:t>
+      </w:r>
+      <w:r>
+        <w:rPr>
+          <w:color w:val="215E99" w:themeColor="text2" w:themeTint="BF"/>
+          <w:lang w:val="en-US"/>
+        </w:rPr>
+        <w:t xml:space="preserve"> in mind the idealized trial with no missing data  </w:t>
+      </w:r>
+      <w:r>
+        <w:rPr>
+          <w:color w:val="215E99" w:themeColor="text2" w:themeTint="BF"/>
+          <w:lang w:val="en-US"/>
+        </w:rPr>
+        <w:t>nor</w:t>
+      </w:r>
+      <w:r>
+        <w:rPr>
+          <w:color w:val="215E99" w:themeColor="text2" w:themeTint="BF"/>
+          <w:lang w:val="en-US"/>
+        </w:rPr>
+        <w:t xml:space="preserve"> intercurrent event</w:t>
+      </w:r>
+      <w:r>
+        <w:rPr>
+          <w:color w:val="215E99" w:themeColor="text2" w:themeTint="BF"/>
+          <w:lang w:val="en-US"/>
+        </w:rPr>
+        <w:t>s</w:t>
+      </w:r>
+      <w:r>
+        <w:rPr>
+          <w:color w:val="215E99" w:themeColor="text2" w:themeTint="BF"/>
+          <w:lang w:val="en-US"/>
+        </w:rPr>
+        <w:t>. This should help explicit what you have in mind via standard tests (e.g. t-test).</w:t>
       </w:r>
     </w:p>
     <w:p>
@@ -17500,6 +18643,445 @@
           <w:color w:val="215E99" w:themeColor="text2" w:themeTint="BF"/>
           <w:lang w:val="en-US"/>
         </w:rPr>
+        <w:t>In the case of an RCT with a continuous outcome measured at baseline and follow-up:</w:t>
+      </w:r>
+    </w:p>
+    <w:p>
+      <w:pPr>
+        <w:pStyle w:val="Listeafsnit"/>
+        <w:numPr>
+          <w:ilvl w:val="0"/>
+          <w:numId w:val="28"/>
+        </w:numPr>
+        <w:rPr>
+          <w:color w:val="215E99" w:themeColor="text2" w:themeTint="BF"/>
+          <w:lang w:val="en-US"/>
+        </w:rPr>
+      </w:pPr>
+      <w:r>
+        <w:rPr>
+          <w:b/>
+          <w:bCs/>
+          <w:color w:val="215E99" w:themeColor="text2" w:themeTint="BF"/>
+          <w:lang w:val="en-US"/>
+        </w:rPr>
+        <w:t>without missing data, without covariates:</w:t>
+      </w:r>
+      <w:r>
+        <w:rPr>
+          <w:color w:val="215E99" w:themeColor="text2" w:themeTint="BF"/>
+          <w:lang w:val="en-US"/>
+        </w:rPr>
+        <w:t xml:space="preserve"> the gold standard </w:t>
+      </w:r>
+      <w:r>
+        <w:rPr>
+          <w:color w:val="215E99" w:themeColor="text2" w:themeTint="BF"/>
+          <w:lang w:val="en-US"/>
+        </w:rPr>
+        <w:t xml:space="preserve">to compare mean outcome values between groups </w:t>
+      </w:r>
+      <w:r>
+        <w:rPr>
+          <w:color w:val="215E99" w:themeColor="text2" w:themeTint="BF"/>
+          <w:lang w:val="en-US"/>
+        </w:rPr>
+        <w:t>is ANCOVA</w:t>
+      </w:r>
+      <w:r>
+        <w:rPr>
+          <w:color w:val="215E99" w:themeColor="text2" w:themeTint="BF"/>
+          <w:lang w:val="en-US"/>
+        </w:rPr>
+        <w:t>.</w:t>
+      </w:r>
+      <w:r>
+        <w:rPr>
+          <w:color w:val="215E99" w:themeColor="text2" w:themeTint="BF"/>
+          <w:lang w:val="en-US"/>
+        </w:rPr>
+        <w:t xml:space="preserve"> </w:t>
+      </w:r>
+      <w:r>
+        <w:rPr>
+          <w:color w:val="215E99" w:themeColor="text2" w:themeTint="BF"/>
+          <w:lang w:val="en-US"/>
+        </w:rPr>
+        <w:t>It</w:t>
+      </w:r>
+      <w:r>
+        <w:rPr>
+          <w:color w:val="215E99" w:themeColor="text2" w:themeTint="BF"/>
+          <w:lang w:val="en-US"/>
+        </w:rPr>
+        <w:t xml:space="preserve"> </w:t>
+      </w:r>
+      <w:commentRangeStart w:id="57"/>
+      <w:r>
+        <w:rPr>
+          <w:color w:val="215E99" w:themeColor="text2" w:themeTint="BF"/>
+          <w:lang w:val="en-US"/>
+        </w:rPr>
+        <w:t>regress</w:t>
+      </w:r>
+      <w:r>
+        <w:rPr>
+          <w:color w:val="215E99" w:themeColor="text2" w:themeTint="BF"/>
+          <w:lang w:val="en-US"/>
+        </w:rPr>
+        <w:t>es</w:t>
+      </w:r>
+      <w:r>
+        <w:rPr>
+          <w:color w:val="215E99" w:themeColor="text2" w:themeTint="BF"/>
+          <w:lang w:val="en-US"/>
+        </w:rPr>
+        <w:t xml:space="preserve"> the follow-up of interest vs. baseline and randomization group</w:t>
+      </w:r>
+      <w:commentRangeEnd w:id="57"/>
+      <w:r>
+        <w:rPr>
+          <w:rStyle w:val="Kommentarhenvisning"/>
+          <w:color w:val="215E99" w:themeColor="text2" w:themeTint="BF"/>
+          <w:sz w:val="24"/>
+          <w:szCs w:val="24"/>
+          <w:lang w:val="en-US"/>
+        </w:rPr>
+        <w:commentReference w:id="57"/>
+      </w:r>
+      <w:r>
+        <w:rPr>
+          <w:color w:val="215E99" w:themeColor="text2" w:themeTint="BF"/>
+          <w:lang w:val="en-US"/>
+        </w:rPr>
+        <w:t xml:space="preserve">. </w:t>
+      </w:r>
+      <w:r>
+        <w:rPr>
+          <w:color w:val="215E99" w:themeColor="text2" w:themeTint="BF"/>
+          <w:lang w:val="en-US"/>
+        </w:rPr>
+        <w:t>Intermediate follow-up measurements of the outcome</w:t>
+      </w:r>
+      <w:r>
+        <w:rPr>
+          <w:color w:val="215E99" w:themeColor="text2" w:themeTint="BF"/>
+          <w:lang w:val="en-US"/>
+        </w:rPr>
+        <w:t xml:space="preserve"> </w:t>
+      </w:r>
+      <w:r>
+        <w:rPr>
+          <w:color w:val="215E99" w:themeColor="text2" w:themeTint="BF"/>
+          <w:lang w:val="en-US"/>
+        </w:rPr>
+        <w:t xml:space="preserve">are not useful. </w:t>
+      </w:r>
+    </w:p>
+    <w:p>
+      <w:pPr>
+        <w:pStyle w:val="Listeafsnit"/>
+        <w:numPr>
+          <w:ilvl w:val="0"/>
+          <w:numId w:val="28"/>
+        </w:numPr>
+        <w:rPr>
+          <w:color w:val="215E99" w:themeColor="text2" w:themeTint="BF"/>
+          <w:lang w:val="en-US"/>
+        </w:rPr>
+      </w:pPr>
+      <w:r>
+        <w:rPr>
+          <w:b/>
+          <w:bCs/>
+          <w:color w:val="215E99" w:themeColor="text2" w:themeTint="BF"/>
+          <w:lang w:val="en-US"/>
+        </w:rPr>
+        <w:t>without missing data, with covariates:</w:t>
+      </w:r>
+      <w:r>
+        <w:rPr>
+          <w:color w:val="215E99" w:themeColor="text2" w:themeTint="BF"/>
+          <w:lang w:val="en-US"/>
+        </w:rPr>
+        <w:t xml:space="preserve"> the gold standard </w:t>
+      </w:r>
+      <w:r>
+        <w:rPr>
+          <w:color w:val="215E99" w:themeColor="text2" w:themeTint="BF"/>
+          <w:lang w:val="en-US"/>
+        </w:rPr>
+        <w:t xml:space="preserve">to compare mean outcome values between groups </w:t>
+      </w:r>
+      <w:r>
+        <w:rPr>
+          <w:color w:val="215E99" w:themeColor="text2" w:themeTint="BF"/>
+          <w:lang w:val="en-US"/>
+        </w:rPr>
+        <w:t>is ANCOVA</w:t>
+      </w:r>
+      <w:r>
+        <w:rPr>
+          <w:color w:val="215E99" w:themeColor="text2" w:themeTint="BF"/>
+          <w:lang w:val="en-US"/>
+        </w:rPr>
+        <w:t xml:space="preserve"> again</w:t>
+      </w:r>
+      <w:r>
+        <w:rPr>
+          <w:color w:val="215E99" w:themeColor="text2" w:themeTint="BF"/>
+          <w:lang w:val="en-US"/>
+        </w:rPr>
+        <w:t>,</w:t>
+      </w:r>
+      <w:r>
+        <w:rPr>
+          <w:color w:val="215E99" w:themeColor="text2" w:themeTint="BF"/>
+          <w:lang w:val="en-US"/>
+        </w:rPr>
+        <w:t xml:space="preserve"> but now one also adjust</w:t>
+      </w:r>
+      <w:r>
+        <w:rPr>
+          <w:color w:val="215E99" w:themeColor="text2" w:themeTint="BF"/>
+          <w:lang w:val="en-US"/>
+        </w:rPr>
+        <w:t>s</w:t>
+      </w:r>
+      <w:r>
+        <w:rPr>
+          <w:color w:val="215E99" w:themeColor="text2" w:themeTint="BF"/>
+          <w:lang w:val="en-US"/>
+        </w:rPr>
+        <w:t xml:space="preserve"> on the baseline covariate values</w:t>
+      </w:r>
+      <w:r>
+        <w:rPr>
+          <w:color w:val="215E99" w:themeColor="text2" w:themeTint="BF"/>
+          <w:lang w:val="en-US"/>
+        </w:rPr>
+        <w:t xml:space="preserve"> (without interaction with group)</w:t>
+      </w:r>
+      <w:r>
+        <w:rPr>
+          <w:color w:val="215E99" w:themeColor="text2" w:themeTint="BF"/>
+          <w:lang w:val="en-US"/>
+        </w:rPr>
+        <w:t xml:space="preserve">. If one is willing to assume a constant association between the outcome and covariate values, intermediate follow-up measurements </w:t>
+      </w:r>
+      <w:r>
+        <w:rPr>
+          <w:color w:val="215E99" w:themeColor="text2" w:themeTint="BF"/>
+          <w:lang w:val="en-US"/>
+        </w:rPr>
+        <w:t>could be used to gain precision in estimating the covariate association via a linear mixed model (see with missing data, with covariate below).</w:t>
+      </w:r>
+    </w:p>
+    <w:p>
+      <w:pPr>
+        <w:pStyle w:val="Listeafsnit"/>
+        <w:numPr>
+          <w:ilvl w:val="0"/>
+          <w:numId w:val="28"/>
+        </w:numPr>
+        <w:rPr>
+          <w:color w:val="215E99" w:themeColor="text2" w:themeTint="BF"/>
+          <w:lang w:val="en-US"/>
+        </w:rPr>
+      </w:pPr>
+      <w:r>
+        <w:rPr>
+          <w:b/>
+          <w:bCs/>
+          <w:color w:val="215E99" w:themeColor="text2" w:themeTint="BF"/>
+          <w:lang w:val="en-US"/>
+        </w:rPr>
+        <w:t>With missing data, without covariates:</w:t>
+      </w:r>
+      <w:r>
+        <w:rPr>
+          <w:color w:val="215E99" w:themeColor="text2" w:themeTint="BF"/>
+          <w:lang w:val="en-US"/>
+        </w:rPr>
+        <w:t xml:space="preserve"> the LMM equivalent of an ANCOVA is to fit a baseline-constrained</w:t>
+      </w:r>
+      <w:r>
+        <w:rPr>
+          <w:color w:val="215E99" w:themeColor="text2" w:themeTint="BF"/>
+          <w:lang w:val="en-US"/>
+        </w:rPr>
+        <w:t xml:space="preserve"> LMM with an unstructured covariance matrix. This means having an interaction </w:t>
+      </w:r>
+      <w:commentRangeStart w:id="58"/>
+      <w:r>
+        <w:rPr>
+          <w:color w:val="215E99" w:themeColor="text2" w:themeTint="BF"/>
+          <w:lang w:val="en-US"/>
+        </w:rPr>
+        <w:t>treatment</w:t>
+      </w:r>
+      <w:commentRangeEnd w:id="58"/>
+      <w:r>
+        <w:rPr>
+          <w:rStyle w:val="Kommentarhenvisning"/>
+          <w:color w:val="215E99" w:themeColor="text2" w:themeTint="BF"/>
+          <w:sz w:val="24"/>
+          <w:szCs w:val="24"/>
+          <w:lang w:val="en-US"/>
+        </w:rPr>
+        <w:commentReference w:id="58"/>
+      </w:r>
+      <w:r>
+        <w:rPr>
+          <w:color w:val="215E99" w:themeColor="text2" w:themeTint="BF"/>
+          <w:lang w:val="en-US"/>
+        </w:rPr>
+        <w:t>:</w:t>
+      </w:r>
+      <w:r>
+        <w:rPr>
+          <w:color w:val="215E99" w:themeColor="text2" w:themeTint="BF"/>
+          <w:lang w:val="en-US"/>
+        </w:rPr>
+        <w:t>time in the mean structure.</w:t>
+      </w:r>
+      <w:r>
+        <w:rPr>
+          <w:color w:val="215E99" w:themeColor="text2" w:themeTint="BF"/>
+          <w:lang w:val="en-US"/>
+        </w:rPr>
+        <w:t xml:space="preserve"> I personally favor stratifying the unstructured covariance matrix on</w:t>
+      </w:r>
+      <w:commentRangeStart w:id="59"/>
+      <w:r>
+        <w:rPr>
+          <w:color w:val="215E99" w:themeColor="text2" w:themeTint="BF"/>
+          <w:lang w:val="en-US"/>
+        </w:rPr>
+        <w:t xml:space="preserve"> randomization group </w:t>
+      </w:r>
+      <w:commentRangeEnd w:id="59"/>
+      <w:r>
+        <w:rPr>
+          <w:rStyle w:val="Kommentarhenvisning"/>
+          <w:color w:val="215E99" w:themeColor="text2" w:themeTint="BF"/>
+          <w:sz w:val="24"/>
+          <w:szCs w:val="24"/>
+          <w:lang w:val="en-US"/>
+        </w:rPr>
+        <w:commentReference w:id="59"/>
+      </w:r>
+      <w:r>
+        <w:rPr>
+          <w:color w:val="215E99" w:themeColor="text2" w:themeTint="BF"/>
+          <w:lang w:val="en-US"/>
+        </w:rPr>
+        <w:t>to gain in flexibility on how missing data are handled: baseline/follow-up may be more correlated under placebo than active. Importantly here incorporating intermediate follow-up measurement is helpful as it relaxing the Missing at Random assumption (MAR), allowing missingness to depend on post-baseline outcome observations.</w:t>
+      </w:r>
+    </w:p>
+    <w:p>
+      <w:pPr>
+        <w:pStyle w:val="Listeafsnit"/>
+        <w:numPr>
+          <w:ilvl w:val="0"/>
+          <w:numId w:val="28"/>
+        </w:numPr>
+        <w:rPr>
+          <w:color w:val="215E99" w:themeColor="text2" w:themeTint="BF"/>
+          <w:lang w:val="en-US"/>
+        </w:rPr>
+      </w:pPr>
+      <w:r>
+        <w:rPr>
+          <w:b/>
+          <w:bCs/>
+          <w:color w:val="215E99" w:themeColor="text2" w:themeTint="BF"/>
+          <w:lang w:val="en-US"/>
+        </w:rPr>
+        <w:t>With missing data, with covariates:</w:t>
+      </w:r>
+      <w:r>
+        <w:rPr>
+          <w:color w:val="215E99" w:themeColor="text2" w:themeTint="BF"/>
+          <w:lang w:val="en-US"/>
+        </w:rPr>
+        <w:t xml:space="preserve"> the LMM equivalent of an ANCOVA is to fit a baseline-constrained</w:t>
+      </w:r>
+      <w:r>
+        <w:rPr>
+          <w:color w:val="215E99" w:themeColor="text2" w:themeTint="BF"/>
+          <w:lang w:val="en-US"/>
+        </w:rPr>
+        <w:t xml:space="preserve"> LMM with an unstructured covariance matrix and </w:t>
+      </w:r>
+      <w:commentRangeStart w:id="60"/>
+      <w:r>
+        <w:rPr>
+          <w:color w:val="215E99" w:themeColor="text2" w:themeTint="BF"/>
+          <w:lang w:val="en-US"/>
+        </w:rPr>
+        <w:lastRenderedPageBreak/>
+        <w:t>interaction between covariates and time</w:t>
+      </w:r>
+      <w:commentRangeEnd w:id="60"/>
+      <w:r>
+        <w:rPr>
+          <w:rStyle w:val="Kommentarhenvisning"/>
+          <w:color w:val="215E99" w:themeColor="text2" w:themeTint="BF"/>
+          <w:sz w:val="24"/>
+          <w:szCs w:val="24"/>
+          <w:lang w:val="en-US"/>
+        </w:rPr>
+        <w:commentReference w:id="60"/>
+      </w:r>
+      <w:r>
+        <w:rPr>
+          <w:color w:val="215E99" w:themeColor="text2" w:themeTint="BF"/>
+          <w:lang w:val="en-US"/>
+        </w:rPr>
+        <w:t xml:space="preserve">. </w:t>
+      </w:r>
+      <w:r>
+        <w:rPr>
+          <w:color w:val="215E99" w:themeColor="text2" w:themeTint="BF"/>
+          <w:lang w:val="en-US"/>
+        </w:rPr>
+        <w:t>Similarly</w:t>
+      </w:r>
+      <w:r>
+        <w:rPr>
+          <w:color w:val="215E99" w:themeColor="text2" w:themeTint="BF"/>
+          <w:lang w:val="en-US"/>
+        </w:rPr>
+        <w:t xml:space="preserve"> as before</w:t>
+      </w:r>
+      <w:r>
+        <w:rPr>
+          <w:color w:val="215E99" w:themeColor="text2" w:themeTint="BF"/>
+          <w:lang w:val="en-US"/>
+        </w:rPr>
+        <w:t>,</w:t>
+      </w:r>
+      <w:r>
+        <w:rPr>
+          <w:color w:val="215E99" w:themeColor="text2" w:themeTint="BF"/>
+          <w:lang w:val="en-US"/>
+        </w:rPr>
+        <w:t xml:space="preserve"> I would suggest stratifying the covariance structure on treatment. Often it is also unlikely that the outcome – covariate association vary over time so I would drop the interaction or maybe only specific an interaction with baseline (yes/no) instead of time.</w:t>
+      </w:r>
+    </w:p>
+    <w:p>
+      <w:pPr>
+        <w:rPr>
+          <w:color w:val="215E99" w:themeColor="text2" w:themeTint="BF"/>
+          <w:lang w:val="en-US"/>
+        </w:rPr>
+      </w:pPr>
+      <w:r>
+        <w:rPr>
+          <w:color w:val="215E99" w:themeColor="text2" w:themeTint="BF"/>
+          <w:lang w:val="en-US"/>
+        </w:rPr>
         <w:t>For the main analysis, when the statistical procedure involves complex iterative procedures (no closed-formed solution), it can be wise to mention a procedure in case of failure of the iterative procedure, e.g.:</w:t>
       </w:r>
     </w:p>
@@ -17515,7 +19097,21 @@
           <w:color w:val="215E99" w:themeColor="text2" w:themeTint="BF"/>
           <w:lang w:val="en-US"/>
         </w:rPr>
-        <w:t>The model will employ an unstructured variance–covariance matrix (stratified by randomization group) for within-subject measurements. If convergence issues arise during likelihood optimization, simpler covariance structures will be explored, such as removing stratification or limiting the model to fewer measurement timepoints</w:t>
+        <w:t>The model will employ an unstructured variance–covariance matrix (stratified by randomization group) for within-subject measurements. If convergence issues arise during likelihood optimization, simpler covariance structures will be explored, such as removing stratification</w:t>
+      </w:r>
+      <w:r>
+        <w:rPr>
+          <w:color w:val="215E99" w:themeColor="text2" w:themeTint="BF"/>
+          <w:lang w:val="en-US"/>
+        </w:rPr>
+        <w:t>, using a less flexible covariance pattern (Toeplitz instead of Unstructured),</w:t>
+      </w:r>
+      <w:r>
+        <w:rPr>
+          <w:color w:val="215E99" w:themeColor="text2" w:themeTint="BF"/>
+          <w:lang w:val="en-US"/>
+        </w:rPr>
+        <w:t xml:space="preserve"> or limiting the model to fewer measurement timepoints</w:t>
       </w:r>
       <w:r>
         <w:rPr>
@@ -17694,7 +19290,6 @@
           <w:color w:val="215E99" w:themeColor="text2" w:themeTint="BF"/>
           <w:lang w:val="en-US"/>
         </w:rPr>
-        <w:lastRenderedPageBreak/>
         <w:t>Other sensitivity analyses may investigate the</w:t>
       </w:r>
       <w:r>
@@ -17874,7 +19469,7 @@
           <w:lang w:val="en-US"/>
         </w:rPr>
       </w:pPr>
-      <w:bookmarkStart w:id="52" w:name="_Toc239334284"/>
+      <w:bookmarkStart w:id="61" w:name="_Toc239334284"/>
       <w:r>
         <w:rPr>
           <w:rFonts w:ascii="Times New Roman" w:hAnsi="Times New Roman" w:cs="Times New Roman"/>
@@ -17897,7 +19492,7 @@
         </w:rPr>
         <w:t>Supplementary analyses</w:t>
       </w:r>
-      <w:bookmarkEnd w:id="52"/>
+      <w:bookmarkEnd w:id="61"/>
     </w:p>
     <w:p>
       <w:pPr>
@@ -17907,7 +19502,7 @@
           <w:lang w:val="en-US"/>
         </w:rPr>
       </w:pPr>
-      <w:bookmarkStart w:id="53" w:name="_Toc239334285"/>
+      <w:bookmarkStart w:id="62" w:name="_Toc239334285"/>
       <w:r>
         <w:rPr>
           <w:rStyle w:val="Svagfremhvning"/>
@@ -17947,7 +19542,7 @@
         </w:rPr>
         <w:t>Safety evaluations</w:t>
       </w:r>
-      <w:bookmarkEnd w:id="53"/>
+      <w:bookmarkEnd w:id="62"/>
     </w:p>
     <w:p>
       <w:pPr>
@@ -17967,9 +19562,206 @@
     <w:p>
       <w:pPr>
         <w:rPr>
-          <w:lang w:val="en-US"/>
-        </w:rPr>
-      </w:pPr>
+          <w:color w:val="215E99" w:themeColor="text2" w:themeTint="BF"/>
+          <w:lang w:val="en-US"/>
+        </w:rPr>
+      </w:pPr>
+      <w:r>
+        <w:rPr>
+          <w:color w:val="215E99" w:themeColor="text2" w:themeTint="BF"/>
+          <w:lang w:val="en-US"/>
+        </w:rPr>
+        <w:t xml:space="preserve">From </w:t>
+      </w:r>
+      <w:commentRangeStart w:id="63"/>
+      <w:r>
+        <w:rPr>
+          <w:color w:val="215E99" w:themeColor="text2" w:themeTint="BF"/>
+          <w:lang w:val="en-US"/>
+        </w:rPr>
+        <w:t>EMA</w:t>
+      </w:r>
+      <w:commentRangeEnd w:id="63"/>
+      <w:r>
+        <w:rPr>
+          <w:rStyle w:val="Kommentarhenvisning"/>
+          <w:color w:val="215E99" w:themeColor="text2" w:themeTint="BF"/>
+          <w:sz w:val="24"/>
+          <w:szCs w:val="24"/>
+          <w:lang w:val="en-US"/>
+        </w:rPr>
+        <w:commentReference w:id="63"/>
+      </w:r>
+      <w:r>
+        <w:rPr>
+          <w:color w:val="215E99" w:themeColor="text2" w:themeTint="BF"/>
+          <w:lang w:val="en-US"/>
+        </w:rPr>
+        <w:t>: “</w:t>
+      </w:r>
+      <w:r>
+        <w:rPr>
+          <w:color w:val="215E99" w:themeColor="text2" w:themeTint="BF"/>
+          <w:lang w:val="en-US"/>
+        </w:rPr>
+        <w:t>I</w:t>
+      </w:r>
+      <w:r>
+        <w:rPr>
+          <w:color w:val="215E99" w:themeColor="text2" w:themeTint="BF"/>
+          <w:lang w:val="en-US"/>
+        </w:rPr>
+        <w:t>n the case of adverse effects, p-values are of very limited value as substantial differences (expressed</w:t>
+      </w:r>
+      <w:r>
+        <w:rPr>
+          <w:color w:val="215E99" w:themeColor="text2" w:themeTint="BF"/>
+          <w:lang w:val="en-US"/>
+        </w:rPr>
+        <w:t xml:space="preserve"> </w:t>
+      </w:r>
+      <w:r>
+        <w:rPr>
+          <w:color w:val="215E99" w:themeColor="text2" w:themeTint="BF"/>
+          <w:lang w:val="en-US"/>
+        </w:rPr>
+        <w:t>as relative risk or risk differences) require careful assessment and will in addition raise concern,</w:t>
+      </w:r>
+      <w:r>
+        <w:rPr>
+          <w:color w:val="215E99" w:themeColor="text2" w:themeTint="BF"/>
+          <w:lang w:val="en-US"/>
+        </w:rPr>
+        <w:t xml:space="preserve"> </w:t>
+      </w:r>
+      <w:r>
+        <w:rPr>
+          <w:color w:val="215E99" w:themeColor="text2" w:themeTint="BF"/>
+          <w:lang w:val="en-US"/>
+        </w:rPr>
+        <w:t xml:space="preserve">depending on seriousness, severity or outcome, irrespective of the p-value observed. </w:t>
+      </w:r>
+    </w:p>
+    <w:p>
+      <w:pPr>
+        <w:rPr>
+          <w:color w:val="215E99" w:themeColor="text2" w:themeTint="BF"/>
+          <w:lang w:val="en-US"/>
+        </w:rPr>
+      </w:pPr>
+      <w:r>
+        <w:rPr>
+          <w:color w:val="215E99" w:themeColor="text2" w:themeTint="BF"/>
+          <w:lang w:val="en-US"/>
+        </w:rPr>
+        <w:t>A non-significant</w:t>
+      </w:r>
+      <w:r>
+        <w:rPr>
+          <w:color w:val="215E99" w:themeColor="text2" w:themeTint="BF"/>
+          <w:lang w:val="en-US"/>
+        </w:rPr>
+        <w:t xml:space="preserve"> </w:t>
+      </w:r>
+      <w:r>
+        <w:rPr>
+          <w:color w:val="215E99" w:themeColor="text2" w:themeTint="BF"/>
+          <w:lang w:val="en-US"/>
+        </w:rPr>
+        <w:t>difference between treatments will not allow for a conclusion on the absence of a difference in safety.</w:t>
+      </w:r>
+      <w:r>
+        <w:rPr>
+          <w:color w:val="215E99" w:themeColor="text2" w:themeTint="BF"/>
+          <w:lang w:val="en-US"/>
+        </w:rPr>
+        <w:t xml:space="preserve"> </w:t>
+      </w:r>
+      <w:r>
+        <w:rPr>
+          <w:color w:val="215E99" w:themeColor="text2" w:themeTint="BF"/>
+          <w:lang w:val="en-US"/>
+        </w:rPr>
+        <w:t>In other words, in line with general principles, a non-significant test result should not be confused with</w:t>
+      </w:r>
+      <w:r>
+        <w:rPr>
+          <w:color w:val="215E99" w:themeColor="text2" w:themeTint="BF"/>
+          <w:lang w:val="en-US"/>
+        </w:rPr>
+        <w:t xml:space="preserve"> </w:t>
+      </w:r>
+      <w:r>
+        <w:rPr>
+          <w:color w:val="215E99" w:themeColor="text2" w:themeTint="BF"/>
+          <w:lang w:val="en-US"/>
+        </w:rPr>
+        <w:t>the demonstration of equivalence.</w:t>
+      </w:r>
+    </w:p>
+    <w:p>
+      <w:pPr>
+        <w:rPr>
+          <w:color w:val="215E99" w:themeColor="text2" w:themeTint="BF"/>
+          <w:lang w:val="en-US"/>
+        </w:rPr>
+      </w:pPr>
+      <w:r>
+        <w:rPr>
+          <w:color w:val="215E99" w:themeColor="text2" w:themeTint="BF"/>
+          <w:lang w:val="en-US"/>
+        </w:rPr>
+        <w:t>In those cases where a large number of statistical test procedures are performed to serve as a flagging</w:t>
+      </w:r>
+      <w:r>
+        <w:rPr>
+          <w:color w:val="215E99" w:themeColor="text2" w:themeTint="BF"/>
+          <w:lang w:val="en-US"/>
+        </w:rPr>
+        <w:t xml:space="preserve"> </w:t>
+      </w:r>
+      <w:r>
+        <w:rPr>
+          <w:color w:val="215E99" w:themeColor="text2" w:themeTint="BF"/>
+          <w:lang w:val="en-US"/>
+        </w:rPr>
+        <w:t>device to signal a potential risk caused by the investigational drug it can generally be stated that an</w:t>
+      </w:r>
+      <w:r>
+        <w:rPr>
+          <w:color w:val="215E99" w:themeColor="text2" w:themeTint="BF"/>
+          <w:lang w:val="en-US"/>
+        </w:rPr>
+        <w:t xml:space="preserve"> </w:t>
+      </w:r>
+      <w:r>
+        <w:rPr>
+          <w:color w:val="215E99" w:themeColor="text2" w:themeTint="BF"/>
+          <w:lang w:val="en-US"/>
+        </w:rPr>
+        <w:t>adjustment for multiplicity is counterproductive for considerations of safety.</w:t>
+      </w:r>
+      <w:r>
+        <w:rPr>
+          <w:color w:val="215E99" w:themeColor="text2" w:themeTint="BF"/>
+          <w:lang w:val="en-US"/>
+        </w:rPr>
+        <w:t>”</w:t>
+      </w:r>
+    </w:p>
+    <w:p>
+      <w:pPr>
+        <w:rPr>
+          <w:lang w:val="en-US"/>
+        </w:rPr>
+      </w:pPr>
+      <w:r>
+        <w:rPr>
+          <w:color w:val="215E99" w:themeColor="text2" w:themeTint="BF"/>
+          <w:lang w:val="en-US"/>
+        </w:rPr>
+        <w:t>.</w:t>
+      </w:r>
     </w:p>
     <w:p>
       <w:pPr>
@@ -17979,7 +19771,7 @@
           <w:lang w:val="en-US"/>
         </w:rPr>
       </w:pPr>
-      <w:bookmarkStart w:id="54" w:name="_Toc239334286"/>
+      <w:bookmarkStart w:id="64" w:name="_Toc239334286"/>
       <w:r>
         <w:rPr>
           <w:rStyle w:val="Svagfremhvning"/>
@@ -18019,7 +19811,7 @@
         </w:rPr>
         <w:t>Exploratory analyses</w:t>
       </w:r>
-      <w:bookmarkEnd w:id="54"/>
+      <w:bookmarkEnd w:id="64"/>
       <w:r>
         <w:rPr>
           <w:rFonts w:ascii="Times New Roman" w:hAnsi="Times New Roman" w:cs="Times New Roman"/>
@@ -18069,7 +19861,7 @@
           <w:lang w:val="en-US"/>
         </w:rPr>
       </w:pPr>
-      <w:bookmarkStart w:id="55" w:name="_Toc239334287"/>
+      <w:bookmarkStart w:id="65" w:name="_Toc239334287"/>
       <w:r>
         <w:rPr>
           <w:rFonts w:ascii="Times New Roman" w:hAnsi="Times New Roman" w:cs="Times New Roman"/>
@@ -18091,7 +19883,7 @@
         </w:rPr>
         <w:t>Trial monitoring and Interim analyses</w:t>
       </w:r>
-      <w:bookmarkEnd w:id="55"/>
+      <w:bookmarkEnd w:id="65"/>
     </w:p>
     <w:p>
       <w:pPr>
@@ -18160,7 +19952,7 @@
         </w:rPr>
         <w:t xml:space="preserve">, </w:t>
       </w:r>
-      <w:commentRangeStart w:id="56"/>
+      <w:commentRangeStart w:id="66"/>
       <w:r>
         <w:rPr>
           <w:rFonts w:ascii="Times New Roman" w:hAnsi="Times New Roman" w:cs="Times New Roman"/>
@@ -18169,7 +19961,7 @@
         </w:rPr>
         <w:t>e.g.</w:t>
       </w:r>
-      <w:commentRangeEnd w:id="56"/>
+      <w:commentRangeEnd w:id="66"/>
       <w:r>
         <w:rPr>
           <w:rStyle w:val="Kommentarhenvisning"/>
@@ -18179,7 +19971,7 @@
           <w:szCs w:val="24"/>
           <w:lang w:val="en-US"/>
         </w:rPr>
-        <w:commentReference w:id="56"/>
+        <w:commentReference w:id="66"/>
       </w:r>
       <w:r>
         <w:rPr>
@@ -18421,6 +20213,7 @@
           <w:color w:val="215E99" w:themeColor="text2" w:themeTint="BF"/>
           <w:lang w:val="en-US"/>
         </w:rPr>
+        <w:lastRenderedPageBreak/>
         <w:t xml:space="preserve">Interim analysis </w:t>
       </w:r>
       <w:r>
@@ -18567,16 +20360,7 @@
           <w:color w:val="215E99" w:themeColor="text2" w:themeTint="BF"/>
           <w:lang w:val="en-US"/>
         </w:rPr>
-        <w:t xml:space="preserve"> The DSMB should be made aware of the study design &amp; methodology for interim analyses, have the possibility to comment and suggest revisions, and </w:t>
-      </w:r>
-      <w:r>
-        <w:rPr>
-          <w:rFonts w:ascii="Times New Roman" w:hAnsi="Times New Roman" w:cs="Times New Roman"/>
-          <w:color w:val="215E99" w:themeColor="text2" w:themeTint="BF"/>
-          <w:lang w:val="en-US"/>
-        </w:rPr>
-        <w:lastRenderedPageBreak/>
-        <w:t>ultimately approve it.</w:t>
+        <w:t xml:space="preserve"> The DSMB should be made aware of the study design &amp; methodology for interim analyses, have the possibility to comment and suggest revisions, and ultimately approve it.</w:t>
       </w:r>
       <w:r>
         <w:rPr>
@@ -18586,7 +20370,7 @@
         </w:rPr>
         <w:t xml:space="preserve"> ONLY the DSMB should be unblinded at interim and it should not be expected to provide results at interim that can unblind the sponsor/research team. </w:t>
       </w:r>
-      <w:commentRangeStart w:id="57"/>
+      <w:commentRangeStart w:id="67"/>
       <w:r>
         <w:rPr>
           <w:rFonts w:ascii="Times New Roman" w:hAnsi="Times New Roman" w:cs="Times New Roman"/>
@@ -18595,7 +20379,7 @@
         </w:rPr>
         <w:t>They will ‘just’ say stop or continue the trial without further detail about the magnitude or statistical significance of the estimated intervention effect</w:t>
       </w:r>
-      <w:commentRangeEnd w:id="57"/>
+      <w:commentRangeEnd w:id="67"/>
       <w:r>
         <w:rPr>
           <w:rStyle w:val="Kommentarhenvisning"/>
@@ -18605,7 +20389,7 @@
           <w:szCs w:val="24"/>
           <w:lang w:val="en-US"/>
         </w:rPr>
-        <w:commentReference w:id="57"/>
+        <w:commentReference w:id="67"/>
       </w:r>
       <w:r>
         <w:rPr>
@@ -18657,7 +20441,7 @@
         </w:rPr>
         <w:t>i</w:t>
       </w:r>
-      <w:commentRangeStart w:id="58"/>
+      <w:commentRangeStart w:id="68"/>
       <w:r>
         <w:rPr>
           <w:rFonts w:ascii="Times New Roman" w:hAnsi="Times New Roman" w:cs="Times New Roman"/>
@@ -18666,7 +20450,7 @@
         </w:rPr>
         <w:t>ncomplete data at interim (pipeline patients) and need for a decision analysis.</w:t>
       </w:r>
-      <w:commentRangeEnd w:id="58"/>
+      <w:commentRangeEnd w:id="68"/>
       <w:r>
         <w:rPr>
           <w:rStyle w:val="Kommentarhenvisning"/>
@@ -18675,7 +20459,7 @@
           <w:szCs w:val="24"/>
           <w:lang w:val="en-US"/>
         </w:rPr>
-        <w:commentReference w:id="58"/>
+        <w:commentReference w:id="68"/>
       </w:r>
     </w:p>
     <w:p>
@@ -18736,7 +20520,7 @@
           <w:lang w:val="en-US"/>
         </w:rPr>
       </w:pPr>
-      <w:bookmarkStart w:id="59" w:name="_Toc239334288"/>
+      <w:bookmarkStart w:id="69" w:name="_Toc239334288"/>
       <w:r>
         <w:rPr>
           <w:rFonts w:ascii="Times New Roman" w:hAnsi="Times New Roman" w:cs="Times New Roman"/>
@@ -18745,7 +20529,7 @@
         <w:lastRenderedPageBreak/>
         <w:t>References</w:t>
       </w:r>
-      <w:bookmarkEnd w:id="59"/>
+      <w:bookmarkEnd w:id="69"/>
       <w:r>
         <w:rPr>
           <w:rFonts w:ascii="Times New Roman" w:hAnsi="Times New Roman" w:cs="Times New Roman"/>
@@ -18788,7 +20572,7 @@
           <w:lang w:val="en-US"/>
         </w:rPr>
       </w:pPr>
-      <w:bookmarkStart w:id="60" w:name="_Toc239334289"/>
+      <w:bookmarkStart w:id="70" w:name="_Toc239334289"/>
       <w:r>
         <w:rPr>
           <w:rFonts w:ascii="Times New Roman" w:hAnsi="Times New Roman" w:cs="Times New Roman"/>
@@ -18797,7 +20581,7 @@
         <w:lastRenderedPageBreak/>
         <w:t>Appendix A. R code for primary outcome analyses</w:t>
       </w:r>
-      <w:bookmarkEnd w:id="60"/>
+      <w:bookmarkEnd w:id="70"/>
       <w:r>
         <w:rPr>
           <w:rFonts w:ascii="Times New Roman" w:hAnsi="Times New Roman" w:cs="Times New Roman"/>
@@ -18866,7 +20650,7 @@
           <w:lang w:val="en-US"/>
         </w:rPr>
       </w:pPr>
-      <w:bookmarkStart w:id="61" w:name="_Toc239334290"/>
+      <w:bookmarkStart w:id="71" w:name="_Toc239334290"/>
       <w:r>
         <w:rPr>
           <w:rStyle w:val="Svagfremhvning"/>
@@ -18875,7 +20659,7 @@
         </w:rPr>
         <w:t>Primary analyses</w:t>
       </w:r>
-      <w:bookmarkEnd w:id="61"/>
+      <w:bookmarkEnd w:id="71"/>
       <w:r>
         <w:rPr>
           <w:rStyle w:val="Svagfremhvning"/>
@@ -19422,13 +21206,10 @@
       </w:r>
     </w:p>
   </w:comment>
-  <w:comment w:id="34" w:author="Brice Maxime Hugues Ozenne" w:date="2026-08-27T17:13:00Z" w:initials="BO">
+  <w:comment w:id="33" w:author="Brice Maxime Hugues Ozenne" w:date="2026-09-15T16:15:00Z" w:initials="BO">
     <w:p>
       <w:pPr>
         <w:pStyle w:val="Kommentartekst"/>
-        <w:rPr>
-          <w:lang w:val="en-US"/>
-        </w:rPr>
       </w:pPr>
       <w:r>
         <w:rPr>
@@ -19437,11 +21218,127 @@
         <w:annotationRef/>
       </w:r>
       <w:r>
+        <w:t xml:space="preserve">Heavily inspired from D'Agostino, R.B., Sr (2000), Controlling alpha in a clinical trial: the case for secondary endpoints. Statist. Med., 19: 763-766. </w:t>
+      </w:r>
+      <w:hyperlink r:id="rId7" w:history="1">
+        <w:r>
+          <w:rPr>
+            <w:rStyle w:val="Hyperlink"/>
+          </w:rPr>
+          <w:t>https://doi.org/10.1002/(SICI)1097-0258(20000330)19:6&lt;763::AID-SIM517&gt;3.0.CO;2-8</w:t>
+        </w:r>
+      </w:hyperlink>
+      <w:r>
+        <w:t xml:space="preserve"> </w:t>
+      </w:r>
+    </w:p>
+  </w:comment>
+  <w:comment w:id="35" w:author="Brice Maxime Hugues Ozenne" w:date="2026-09-15T16:47:00Z" w:initials="BO">
+    <w:p>
+      <w:pPr>
+        <w:pStyle w:val="Kommentartekst"/>
+      </w:pPr>
+      <w:r>
+        <w:rPr>
+          <w:rStyle w:val="Kommentarhenvisning"/>
+        </w:rPr>
+        <w:annotationRef/>
+      </w:r>
+      <w:r>
+        <w:t>‘Secondary endpoints which may become the basis for additional claims, significant effects in these endpoints can be considered for an additional claim only after the primary objective of the clinical trial has been achieved, and if they were part of the confirmatory strategy.’</w:t>
+      </w:r>
+    </w:p>
+    <w:p>
+      <w:pPr>
+        <w:pStyle w:val="Kommentartekst"/>
+      </w:pPr>
+      <w:r>
+        <w:t xml:space="preserve">(Section 6.2 </w:t>
+      </w:r>
+      <w:hyperlink r:id="rId8" w:history="1">
+        <w:r>
+          <w:rPr>
+            <w:rStyle w:val="Hyperlink"/>
+          </w:rPr>
+          <w:t>https://www.ema.europa.eu/en/documents/scientific-guideline/draft-guideline-multiplicity-issues-clinical-trials_en.pdf</w:t>
+        </w:r>
+      </w:hyperlink>
+      <w:r>
+        <w:t>)</w:t>
+      </w:r>
+    </w:p>
+  </w:comment>
+  <w:comment w:id="36" w:author="Brice Maxime Hugues Ozenne" w:date="2026-09-15T12:37:00Z" w:initials="BO">
+    <w:p>
+      <w:pPr>
+        <w:pStyle w:val="Kommentartekst"/>
+      </w:pPr>
+      <w:r>
+        <w:rPr>
+          <w:rStyle w:val="Kommentarhenvisning"/>
+        </w:rPr>
+        <w:annotationRef/>
+      </w:r>
+      <w:r>
+        <w:t xml:space="preserve">Section 5.2 </w:t>
+      </w:r>
+      <w:hyperlink r:id="rId9" w:history="1">
+        <w:r>
+          <w:rPr>
+            <w:rStyle w:val="Hyperlink"/>
+          </w:rPr>
+          <w:t>https://www.ema.europa.eu/en/documents/scientific-guideline/draft-guideline-multiplicity-issues-clinical-trials_en.pdf</w:t>
+        </w:r>
+      </w:hyperlink>
+    </w:p>
+  </w:comment>
+  <w:comment w:id="37" w:author="Brice Maxime Hugues Ozenne" w:date="2026-09-15T15:44:00Z" w:initials="BO">
+    <w:p>
+      <w:pPr>
+        <w:pStyle w:val="Kommentartekst"/>
+      </w:pPr>
+      <w:r>
+        <w:rPr>
+          <w:rStyle w:val="Kommentarhenvisning"/>
+        </w:rPr>
+        <w:annotationRef/>
+      </w:r>
+      <w:r>
+        <w:t xml:space="preserve">From EMA: “the availability of confidence intervals with correct coverage that allow for consistent decision making with the primary hypothesis testing strategy may be a criterion for the selection of the corresponding multiple testing procedure.” (section 1, </w:t>
+      </w:r>
+      <w:hyperlink r:id="rId10" w:history="1">
+        <w:r>
+          <w:rPr>
+            <w:rStyle w:val="Hyperlink"/>
+          </w:rPr>
+          <w:t>https://www.ema.europa.eu/en/documents/scientific-guideline/draft-guideline-multiplicity-issues-clinical-trials_en.pdf</w:t>
+        </w:r>
+      </w:hyperlink>
+      <w:r>
+        <w:t>)</w:t>
+      </w:r>
+    </w:p>
+  </w:comment>
+  <w:comment w:id="38" w:author="Brice Maxime Hugues Ozenne" w:date="2026-08-27T17:13:00Z" w:initials="BO">
+    <w:p>
+      <w:pPr>
+        <w:pStyle w:val="Kommentartekst"/>
+        <w:rPr>
+          <w:lang w:val="en-US"/>
+        </w:rPr>
+      </w:pPr>
+      <w:r>
+        <w:rPr>
+          <w:rStyle w:val="Kommentarhenvisning"/>
+        </w:rPr>
+        <w:annotationRef/>
+      </w:r>
+      <w:r>
         <w:t>Possible reference: 10.1002/bimj.200810425</w:t>
       </w:r>
     </w:p>
   </w:comment>
-  <w:comment w:id="35" w:author="Brice Maxime Hugues Ozenne" w:date="2026-08-27T17:42:00Z" w:initials="BO">
+  <w:comment w:id="39" w:author="Brice Maxime Hugues Ozenne" w:date="2026-08-27T17:42:00Z" w:initials="BO">
     <w:p>
       <w:pPr>
         <w:pStyle w:val="Kommentartekst"/>
@@ -19457,7 +21354,7 @@
       </w:r>
     </w:p>
   </w:comment>
-  <w:comment w:id="36" w:author="Brice Maxime Hugues Ozenne" w:date="2026-08-27T17:29:00Z" w:initials="BO">
+  <w:comment w:id="40" w:author="Brice Maxime Hugues Ozenne" w:date="2026-09-15T15:47:00Z" w:initials="BO">
     <w:p>
       <w:pPr>
         <w:pStyle w:val="Kommentartekst"/>
@@ -19469,9 +21366,33 @@
         <w:annotationRef/>
       </w:r>
       <w:r>
+        <w:t xml:space="preserve">This is the terminology used by EMA, e.g., see section 5 of </w:t>
+      </w:r>
+      <w:hyperlink r:id="rId11" w:history="1">
+        <w:r>
+          <w:rPr>
+            <w:rStyle w:val="Hyperlink"/>
+          </w:rPr>
+          <w:t>https://www.ema.europa.eu/en/documents/scientific-guideline/draft-guideline-multiplicity-issues-clinical-trials_en.pdf</w:t>
+        </w:r>
+      </w:hyperlink>
+    </w:p>
+  </w:comment>
+  <w:comment w:id="41" w:author="Brice Maxime Hugues Ozenne" w:date="2026-08-27T17:29:00Z" w:initials="BO">
+    <w:p>
+      <w:pPr>
+        <w:pStyle w:val="Kommentartekst"/>
+      </w:pPr>
+      <w:r>
+        <w:rPr>
+          <w:rStyle w:val="Kommentarhenvisning"/>
+        </w:rPr>
+        <w:annotationRef/>
+      </w:r>
+      <w:r>
         <w:t xml:space="preserve">Possible reference: </w:t>
       </w:r>
-      <w:hyperlink r:id="rId7" w:history="1">
+      <w:hyperlink r:id="rId12" w:history="1">
         <w:r>
           <w:rPr>
             <w:rStyle w:val="Hyperlink"/>
@@ -19481,7 +21402,7 @@
       </w:hyperlink>
     </w:p>
   </w:comment>
-  <w:comment w:id="37" w:author="Brice Maxime Hugues Ozenne" w:date="2026-08-27T17:43:00Z" w:initials="BO">
+  <w:comment w:id="42" w:author="Brice Maxime Hugues Ozenne" w:date="2026-08-27T17:43:00Z" w:initials="BO">
     <w:p>
       <w:pPr>
         <w:pStyle w:val="Kommentartekst"/>
@@ -19497,7 +21418,7 @@
       </w:r>
     </w:p>
   </w:comment>
-  <w:comment w:id="38" w:author="Brice Maxime Hugues Ozenne" w:date="2026-08-27T18:01:00Z" w:initials="BO">
+  <w:comment w:id="43" w:author="Brice Maxime Hugues Ozenne" w:date="2026-08-27T18:01:00Z" w:initials="BO">
     <w:p>
       <w:pPr>
         <w:pStyle w:val="Kommentartekst"/>
@@ -19513,7 +21434,7 @@
       </w:r>
     </w:p>
   </w:comment>
-  <w:comment w:id="40" w:author="Brice Maxime Hugues Ozenne" w:date="2026-09-03T11:08:00Z" w:initials="BO">
+  <w:comment w:id="45" w:author="Brice Maxime Hugues Ozenne" w:date="2026-09-03T11:08:00Z" w:initials="BO">
     <w:p>
       <w:pPr>
         <w:pStyle w:val="Kommentartekst"/>
@@ -19529,7 +21450,7 @@
       </w:r>
     </w:p>
   </w:comment>
-  <w:comment w:id="41" w:author="Brice Maxime Hugues Ozenne" w:date="2026-09-03T11:15:00Z" w:initials="BO">
+  <w:comment w:id="46" w:author="Brice Maxime Hugues Ozenne" w:date="2026-09-03T11:15:00Z" w:initials="BO">
     <w:p>
       <w:pPr>
         <w:pStyle w:val="Kommentartekst"/>
@@ -19556,7 +21477,7 @@
       <w:pPr>
         <w:pStyle w:val="Kommentartekst"/>
       </w:pPr>
-      <w:hyperlink r:id="rId8" w:history="1">
+      <w:hyperlink r:id="rId13" w:history="1">
         <w:r>
           <w:rPr>
             <w:rStyle w:val="Hyperlink"/>
@@ -19566,7 +21487,7 @@
       </w:hyperlink>
     </w:p>
   </w:comment>
-  <w:comment w:id="42" w:author="Brice Maxime Hugues Ozenne" w:date="2026-09-03T11:50:00Z" w:initials="BO">
+  <w:comment w:id="47" w:author="Brice Maxime Hugues Ozenne" w:date="2026-09-03T11:50:00Z" w:initials="BO">
     <w:p>
       <w:pPr>
         <w:pStyle w:val="Kommentartekst"/>
@@ -19590,7 +21511,7 @@
       </w:r>
     </w:p>
   </w:comment>
-  <w:comment w:id="45" w:author="Brice Maxime Hugues Ozenne" w:date="2026-09-03T11:02:00Z" w:initials="BO">
+  <w:comment w:id="50" w:author="Brice Maxime Hugues Ozenne" w:date="2026-09-03T11:02:00Z" w:initials="BO">
     <w:p>
       <w:pPr>
         <w:pStyle w:val="Kommentartekst"/>
@@ -19606,7 +21527,7 @@
       </w:r>
     </w:p>
   </w:comment>
-  <w:comment w:id="46" w:author="Brice Maxime Hugues Ozenne" w:date="2026-09-03T11:04:00Z" w:initials="BO">
+  <w:comment w:id="51" w:author="Brice Maxime Hugues Ozenne" w:date="2026-09-03T11:04:00Z" w:initials="BO">
     <w:p>
       <w:pPr>
         <w:pStyle w:val="Kommentartekst"/>
@@ -19630,7 +21551,7 @@
       </w:r>
     </w:p>
   </w:comment>
-  <w:comment w:id="50" w:author="Brice Maxime Hugues Ozenne" w:date="2026-08-27T19:08:00Z" w:initials="BO">
+  <w:comment w:id="55" w:author="Brice Maxime Hugues Ozenne" w:date="2026-08-27T19:08:00Z" w:initials="BO">
     <w:p>
       <w:pPr>
         <w:pStyle w:val="Kommentartekst"/>
@@ -19646,7 +21567,7 @@
       </w:r>
     </w:p>
   </w:comment>
-  <w:comment w:id="51" w:author="Brice Maxime Hugues Ozenne" w:date="2026-08-31T17:03:00Z" w:initials="BO">
+  <w:comment w:id="56" w:author="Brice Maxime Hugues Ozenne" w:date="2026-08-31T17:03:00Z" w:initials="BO">
     <w:p>
       <w:pPr>
         <w:pStyle w:val="Kommentartekst"/>
@@ -19662,7 +21583,7 @@
       </w:r>
     </w:p>
   </w:comment>
-  <w:comment w:id="56" w:author="Brice Maxime Hugues Ozenne" w:date="2026-09-03T11:29:00Z" w:initials="BO">
+  <w:comment w:id="57" w:author="Brice Maxime Hugues Ozenne" w:date="2026-09-11T11:33:00Z" w:initials="BO">
     <w:p>
       <w:pPr>
         <w:pStyle w:val="Kommentartekst"/>
@@ -19674,9 +21595,113 @@
         <w:annotationRef/>
       </w:r>
       <w:r>
+        <w:t xml:space="preserve">Vickers 2001 BMJ </w:t>
+      </w:r>
+      <w:hyperlink r:id="rId14" w:history="1">
+        <w:r>
+          <w:rPr>
+            <w:rStyle w:val="Hyperlink"/>
+          </w:rPr>
+          <w:t>10.1136/bmj.323.7321.1123</w:t>
+        </w:r>
+      </w:hyperlink>
+      <w:r>
+        <w:t xml:space="preserve"> .</w:t>
+      </w:r>
+    </w:p>
+  </w:comment>
+  <w:comment w:id="58" w:author="Brice Maxime Hugues Ozenne" w:date="2026-09-11T11:40:00Z" w:initials="BO">
+    <w:p>
+      <w:pPr>
+        <w:pStyle w:val="Kommentartekst"/>
+      </w:pPr>
+      <w:r>
+        <w:rPr>
+          <w:rStyle w:val="Kommentarhenvisning"/>
+        </w:rPr>
+        <w:annotationRef/>
+      </w:r>
+      <w:r>
+        <w:t>Treatment is not the same as randomization group! It takes the same value in both groups at baseline (say placebo) and only in the follow-up the value is group specific (say placebo or experimental). This constrains the fit to have the same baseline value - in line with the fact it was a randomized experiment.</w:t>
+      </w:r>
+    </w:p>
+  </w:comment>
+  <w:comment w:id="59" w:author="Brice Maxime Hugues Ozenne" w:date="2026-09-11T11:41:00Z" w:initials="BO">
+    <w:p>
+      <w:pPr>
+        <w:pStyle w:val="Kommentartekst"/>
+      </w:pPr>
+      <w:r>
+        <w:rPr>
+          <w:rStyle w:val="Kommentarhenvisning"/>
+        </w:rPr>
+        <w:annotationRef/>
+      </w:r>
+      <w:r>
+        <w:t>Ideally it should be treatment but software-wise it can be tricky to implement and it often does not make a big difference.</w:t>
+      </w:r>
+    </w:p>
+  </w:comment>
+  <w:comment w:id="60" w:author="Brice Maxime Hugues Ozenne" w:date="2026-09-11T11:46:00Z" w:initials="BO">
+    <w:p>
+      <w:pPr>
+        <w:pStyle w:val="Kommentartekst"/>
+      </w:pPr>
+      <w:r>
+        <w:rPr>
+          <w:rStyle w:val="Kommentarhenvisning"/>
+        </w:rPr>
+        <w:annotationRef/>
+      </w:r>
+      <w:hyperlink r:id="rId15" w:history="1">
+        <w:r>
+          <w:rPr>
+            <w:rStyle w:val="Hyperlink"/>
+          </w:rPr>
+          <w:t>https://doi.org/10.1007/s43441-021-00348-y</w:t>
+        </w:r>
+      </w:hyperlink>
+    </w:p>
+  </w:comment>
+  <w:comment w:id="63" w:author="Brice Maxime Hugues Ozenne" w:date="2026-09-15T15:37:00Z" w:initials="BO">
+    <w:p>
+      <w:pPr>
+        <w:pStyle w:val="Kommentartekst"/>
+      </w:pPr>
+      <w:r>
+        <w:rPr>
+          <w:rStyle w:val="Kommentarhenvisning"/>
+        </w:rPr>
+        <w:annotationRef/>
+      </w:r>
+      <w:r>
+        <w:t xml:space="preserve">Section 5.4 </w:t>
+      </w:r>
+      <w:hyperlink r:id="rId16" w:history="1">
+        <w:r>
+          <w:rPr>
+            <w:rStyle w:val="Hyperlink"/>
+          </w:rPr>
+          <w:t>https://www.ema.europa.eu/en/documents/scientific-guideline/draft-guideline-multiplicity-issues-clinical-trials_en.pdf</w:t>
+        </w:r>
+      </w:hyperlink>
+    </w:p>
+  </w:comment>
+  <w:comment w:id="66" w:author="Brice Maxime Hugues Ozenne" w:date="2026-09-03T11:29:00Z" w:initials="BO">
+    <w:p>
+      <w:pPr>
+        <w:pStyle w:val="Kommentartekst"/>
+      </w:pPr>
+      <w:r>
+        <w:rPr>
+          <w:rStyle w:val="Kommentarhenvisning"/>
+        </w:rPr>
+        <w:annotationRef/>
+      </w:r>
+      <w:r>
         <w:t xml:space="preserve">From </w:t>
       </w:r>
-      <w:hyperlink r:id="rId9" w:history="1">
+      <w:hyperlink r:id="rId17" w:history="1">
         <w:r>
           <w:rPr>
             <w:rStyle w:val="Hyperlink"/>
@@ -19686,7 +21711,7 @@
       </w:hyperlink>
     </w:p>
   </w:comment>
-  <w:comment w:id="57" w:author="Brice Maxime Hugues Ozenne" w:date="2026-09-03T11:44:00Z" w:initials="BO">
+  <w:comment w:id="67" w:author="Brice Maxime Hugues Ozenne" w:date="2026-09-03T11:44:00Z" w:initials="BO">
     <w:p>
       <w:pPr>
         <w:pStyle w:val="Kommentartekst"/>
@@ -19700,7 +21725,7 @@
       <w:r>
         <w:t>‘Investigators should be informed only about the decision to continue or to discontinue the trial, or to implement modifications to trial procedures.’  (</w:t>
       </w:r>
-      <w:hyperlink r:id="rId10" w:history="1">
+      <w:hyperlink r:id="rId18" w:history="1">
         <w:r>
           <w:rPr>
             <w:rStyle w:val="Hyperlink"/>
@@ -19713,7 +21738,7 @@
       </w:r>
     </w:p>
   </w:comment>
-  <w:comment w:id="58" w:author="Brice Maxime Hugues Ozenne" w:date="2026-09-03T11:34:00Z" w:initials="BO">
+  <w:comment w:id="68" w:author="Brice Maxime Hugues Ozenne" w:date="2026-09-03T11:34:00Z" w:initials="BO">
     <w:p>
       <w:pPr>
         <w:pStyle w:val="Kommentartekst"/>
@@ -19754,11 +21779,16 @@
   <w15:commentEx w15:paraId="53BEB1DC" w15:done="0"/>
   <w15:commentEx w15:paraId="5BF343FE" w15:paraIdParent="53BEB1DC" w15:done="0"/>
   <w15:commentEx w15:paraId="07DDE0F0" w15:done="0"/>
+  <w15:commentEx w15:paraId="413AFFA2" w15:done="0"/>
+  <w15:commentEx w15:paraId="6E82482B" w15:done="0"/>
+  <w15:commentEx w15:paraId="69E96002" w15:done="0"/>
+  <w15:commentEx w15:paraId="4B7A7CAE" w15:done="0"/>
   <w15:commentEx w15:paraId="357397E7" w15:done="0"/>
   <w15:commentEx w15:paraId="7CDD97E1" w15:done="0"/>
+  <w15:commentEx w15:paraId="65E16CDD" w15:paraIdParent="7CDD97E1" w15:done="0"/>
   <w15:commentEx w15:paraId="12A14254" w15:done="0"/>
   <w15:commentEx w15:paraId="553AAB44" w15:done="0"/>
-  <w15:commentEx w15:paraId="133F2B65" w15:done="0"/>
+  <w15:commentEx w15:paraId="40D91B98" w15:done="0"/>
   <w15:commentEx w15:paraId="6DE7A37D" w15:done="0"/>
   <w15:commentEx w15:paraId="1C6FD897" w15:done="0"/>
   <w15:commentEx w15:paraId="2EDCEB4A" w15:done="0"/>
@@ -19766,6 +21796,11 @@
   <w15:commentEx w15:paraId="76413441" w15:done="0"/>
   <w15:commentEx w15:paraId="760E556B" w15:done="0"/>
   <w15:commentEx w15:paraId="408FFB4A" w15:done="0"/>
+  <w15:commentEx w15:paraId="5D751F5F" w15:done="0"/>
+  <w15:commentEx w15:paraId="67D2BC65" w15:done="0"/>
+  <w15:commentEx w15:paraId="1D5E672A" w15:done="0"/>
+  <w15:commentEx w15:paraId="5BF9D7B9" w15:done="0"/>
+  <w15:commentEx w15:paraId="6304EB94" w15:done="0"/>
   <w15:commentEx w15:paraId="268FEFD7" w15:done="0"/>
   <w15:commentEx w15:paraId="63D2EE37" w15:done="0"/>
   <w15:commentEx w15:paraId="6576171D" w15:done="0"/>
@@ -19794,8 +21829,13 @@
   <w16cex:commentExtensible w16cex:durableId="3030A303" w16cex:dateUtc="2026-09-07T12:37:00Z"/>
   <w16cex:commentExtensible w16cex:durableId="445FB09B" w16cex:dateUtc="2026-09-07T12:38:00Z"/>
   <w16cex:commentExtensible w16cex:durableId="1F156EC1" w16cex:dateUtc="2026-09-07T12:31:00Z"/>
+  <w16cex:commentExtensible w16cex:durableId="6D09143F" w16cex:dateUtc="2026-09-15T14:15:00Z"/>
+  <w16cex:commentExtensible w16cex:durableId="2055BDB3" w16cex:dateUtc="2026-09-15T14:47:00Z"/>
+  <w16cex:commentExtensible w16cex:durableId="31B03D56" w16cex:dateUtc="2026-09-15T10:37:00Z"/>
+  <w16cex:commentExtensible w16cex:durableId="1AAD4A21" w16cex:dateUtc="2026-09-15T13:44:00Z"/>
   <w16cex:commentExtensible w16cex:durableId="048618A2" w16cex:dateUtc="2026-08-27T15:13:00Z"/>
   <w16cex:commentExtensible w16cex:durableId="0E0D3E79" w16cex:dateUtc="2026-08-27T15:42:00Z"/>
+  <w16cex:commentExtensible w16cex:durableId="150DE4A3" w16cex:dateUtc="2026-09-15T13:47:00Z"/>
   <w16cex:commentExtensible w16cex:durableId="260EA4E1" w16cex:dateUtc="2026-08-27T15:29:00Z"/>
   <w16cex:commentExtensible w16cex:durableId="7301888E" w16cex:dateUtc="2026-08-27T15:43:00Z"/>
   <w16cex:commentExtensible w16cex:durableId="2F346FCF" w16cex:dateUtc="2026-08-27T16:01:00Z"/>
@@ -19806,6 +21846,11 @@
   <w16cex:commentExtensible w16cex:durableId="5B89B957" w16cex:dateUtc="2026-09-03T09:04:00Z"/>
   <w16cex:commentExtensible w16cex:durableId="0D4B7A44" w16cex:dateUtc="2026-08-27T17:08:00Z"/>
   <w16cex:commentExtensible w16cex:durableId="442F41BA" w16cex:dateUtc="2026-08-31T15:03:00Z"/>
+  <w16cex:commentExtensible w16cex:durableId="5893BDC7" w16cex:dateUtc="2026-09-11T09:33:00Z"/>
+  <w16cex:commentExtensible w16cex:durableId="4C958933" w16cex:dateUtc="2026-09-11T09:40:00Z"/>
+  <w16cex:commentExtensible w16cex:durableId="4BF9C60F" w16cex:dateUtc="2026-09-11T09:41:00Z"/>
+  <w16cex:commentExtensible w16cex:durableId="1B259AFA" w16cex:dateUtc="2026-09-11T09:46:00Z"/>
+  <w16cex:commentExtensible w16cex:durableId="4A36A705" w16cex:dateUtc="2026-09-15T13:37:00Z"/>
   <w16cex:commentExtensible w16cex:durableId="71A1E93D" w16cex:dateUtc="2026-09-03T09:29:00Z"/>
   <w16cex:commentExtensible w16cex:durableId="5EE7E330" w16cex:dateUtc="2026-09-03T09:44:00Z"/>
   <w16cex:commentExtensible w16cex:durableId="2F576A3E" w16cex:dateUtc="2026-09-03T09:34:00Z"/>
@@ -19834,11 +21879,16 @@
   <w16cid:commentId w16cid:paraId="53BEB1DC" w16cid:durableId="3030A303"/>
   <w16cid:commentId w16cid:paraId="5BF343FE" w16cid:durableId="445FB09B"/>
   <w16cid:commentId w16cid:paraId="07DDE0F0" w16cid:durableId="1F156EC1"/>
+  <w16cid:commentId w16cid:paraId="413AFFA2" w16cid:durableId="6D09143F"/>
+  <w16cid:commentId w16cid:paraId="6E82482B" w16cid:durableId="2055BDB3"/>
+  <w16cid:commentId w16cid:paraId="69E96002" w16cid:durableId="31B03D56"/>
+  <w16cid:commentId w16cid:paraId="4B7A7CAE" w16cid:durableId="1AAD4A21"/>
   <w16cid:commentId w16cid:paraId="357397E7" w16cid:durableId="048618A2"/>
   <w16cid:commentId w16cid:paraId="7CDD97E1" w16cid:durableId="0E0D3E79"/>
+  <w16cid:commentId w16cid:paraId="65E16CDD" w16cid:durableId="150DE4A3"/>
   <w16cid:commentId w16cid:paraId="12A14254" w16cid:durableId="260EA4E1"/>
   <w16cid:commentId w16cid:paraId="553AAB44" w16cid:durableId="7301888E"/>
-  <w16cid:commentId w16cid:paraId="133F2B65" w16cid:durableId="2F346FCF"/>
+  <w16cid:commentId w16cid:paraId="40D91B98" w16cid:durableId="2F346FCF"/>
   <w16cid:commentId w16cid:paraId="6DE7A37D" w16cid:durableId="49D6C74E"/>
   <w16cid:commentId w16cid:paraId="1C6FD897" w16cid:durableId="443360E0"/>
   <w16cid:commentId w16cid:paraId="2EDCEB4A" w16cid:durableId="3796E69E"/>
@@ -19846,6 +21896,11 @@
   <w16cid:commentId w16cid:paraId="76413441" w16cid:durableId="5B89B957"/>
   <w16cid:commentId w16cid:paraId="760E556B" w16cid:durableId="0D4B7A44"/>
   <w16cid:commentId w16cid:paraId="408FFB4A" w16cid:durableId="442F41BA"/>
+  <w16cid:commentId w16cid:paraId="5D751F5F" w16cid:durableId="5893BDC7"/>
+  <w16cid:commentId w16cid:paraId="67D2BC65" w16cid:durableId="4C958933"/>
+  <w16cid:commentId w16cid:paraId="1D5E672A" w16cid:durableId="4BF9C60F"/>
+  <w16cid:commentId w16cid:paraId="5BF9D7B9" w16cid:durableId="1B259AFA"/>
+  <w16cid:commentId w16cid:paraId="6304EB94" w16cid:durableId="4A36A705"/>
   <w16cid:commentId w16cid:paraId="268FEFD7" w16cid:durableId="71A1E93D"/>
   <w16cid:commentId w16cid:paraId="63D2EE37" w16cid:durableId="5EE7E330"/>
   <w16cid:commentId w16cid:paraId="6576171D" w16cid:durableId="2F576A3E"/>
@@ -24390,7 +26445,6 @@
   <w:style w:type="character" w:default="1" w:styleId="Standardskrifttypeiafsnit">
     <w:name w:val="Default Paragraph Font"/>
     <w:uiPriority w:val="1"/>
-    <w:semiHidden/>
     <w:unhideWhenUsed/>
   </w:style>
   <w:style w:type="table" w:default="1" w:styleId="Tabel-Normal">

--- a/doc/SAP/StatisticalAnalysisPlan-template.docx
+++ b/doc/SAP/StatisticalAnalysisPlan-template.docx
@@ -8668,14 +8668,7 @@
           <w:color w:val="215E99" w:themeColor="text2" w:themeTint="BF"/>
           <w:lang w:val="en-US"/>
         </w:rPr>
-        <w:t xml:space="preserve">While the </w:t>
-      </w:r>
-      <w:r>
-        <w:rPr>
-          <w:color w:val="215E99" w:themeColor="text2" w:themeTint="BF"/>
-          <w:lang w:val="en-US"/>
-        </w:rPr>
-        <w:t xml:space="preserve">primary analysis </w:t>
+        <w:t xml:space="preserve">While the primary analysis </w:t>
       </w:r>
       <w:r>
         <w:rPr>
@@ -8717,14 +8710,7 @@
           <w:color w:val="215E99" w:themeColor="text2" w:themeTint="BF"/>
           <w:lang w:val="en-US"/>
         </w:rPr>
-        <w:t>calculation</w:t>
-      </w:r>
-      <w:r>
-        <w:rPr>
-          <w:color w:val="215E99" w:themeColor="text2" w:themeTint="BF"/>
-          <w:lang w:val="en-US"/>
-        </w:rPr>
-        <w:t>, the secondary analyses have various</w:t>
+        <w:t>calculation, the secondary analyses have various</w:t>
       </w:r>
       <w:r>
         <w:rPr>
@@ -8795,34 +8781,7 @@
           <w:color w:val="215E99" w:themeColor="text2" w:themeTint="BF"/>
           <w:lang w:val="en-US"/>
         </w:rPr>
-        <w:t>separate components of</w:t>
-      </w:r>
-      <w:r>
-        <w:rPr>
-          <w:i/>
-          <w:iCs/>
-          <w:color w:val="215E99" w:themeColor="text2" w:themeTint="BF"/>
-          <w:lang w:val="en-US"/>
-        </w:rPr>
-        <w:t xml:space="preserve"> </w:t>
-      </w:r>
-      <w:r>
-        <w:rPr>
-          <w:i/>
-          <w:iCs/>
-          <w:color w:val="215E99" w:themeColor="text2" w:themeTint="BF"/>
-          <w:lang w:val="en-US"/>
-        </w:rPr>
-        <w:t xml:space="preserve">the primary </w:t>
-      </w:r>
-      <w:r>
-        <w:rPr>
-          <w:i/>
-          <w:iCs/>
-          <w:color w:val="215E99" w:themeColor="text2" w:themeTint="BF"/>
-          <w:lang w:val="en-US"/>
-        </w:rPr>
-        <w:t>outcome:</w:t>
+        <w:t>separate components of the primary outcome:</w:t>
       </w:r>
       <w:r>
         <w:rPr>
@@ -8860,43 +8819,7 @@
           <w:color w:val="215E99" w:themeColor="text2" w:themeTint="BF"/>
           <w:lang w:val="en-US"/>
         </w:rPr>
-        <w:t>a</w:t>
-      </w:r>
-      <w:r>
-        <w:rPr>
-          <w:i/>
-          <w:iCs/>
-          <w:color w:val="215E99" w:themeColor="text2" w:themeTint="BF"/>
-          <w:lang w:val="en-US"/>
-        </w:rPr>
-        <w:t xml:space="preserve">iding in understanding the </w:t>
-      </w:r>
-      <w:r>
-        <w:rPr>
-          <w:i/>
-          <w:iCs/>
-          <w:color w:val="215E99" w:themeColor="text2" w:themeTint="BF"/>
-          <w:lang w:val="en-US"/>
-        </w:rPr>
-        <w:t xml:space="preserve">treatment </w:t>
-      </w:r>
-      <w:r>
-        <w:rPr>
-          <w:i/>
-          <w:iCs/>
-          <w:color w:val="215E99" w:themeColor="text2" w:themeTint="BF"/>
-          <w:lang w:val="en-US"/>
-        </w:rPr>
-        <w:t>mechanism</w:t>
-      </w:r>
-      <w:r>
-        <w:rPr>
-          <w:i/>
-          <w:iCs/>
-          <w:color w:val="215E99" w:themeColor="text2" w:themeTint="BF"/>
-          <w:lang w:val="en-US"/>
-        </w:rPr>
-        <w:t>:</w:t>
+        <w:t>aiding in understanding the treatment mechanism:</w:t>
       </w:r>
       <w:r>
         <w:rPr>
@@ -9515,7 +9438,26 @@
           <w:color w:val="215E99" w:themeColor="text2" w:themeTint="BF"/>
           <w:lang w:val="en-US"/>
         </w:rPr>
-        <w:t xml:space="preserve"> is more controversial</w:t>
+        <w:t xml:space="preserve"> is </w:t>
+      </w:r>
+      <w:commentRangeStart w:id="35"/>
+      <w:r>
+        <w:rPr>
+          <w:color w:val="215E99" w:themeColor="text2" w:themeTint="BF"/>
+          <w:lang w:val="en-US"/>
+        </w:rPr>
+        <w:t>more controversial</w:t>
+      </w:r>
+      <w:commentRangeEnd w:id="35"/>
+      <w:r>
+        <w:rPr>
+          <w:rStyle w:val="Kommentarhenvisning"/>
+          <w:color w:val="215E99" w:themeColor="text2" w:themeTint="BF"/>
+          <w:sz w:val="24"/>
+          <w:szCs w:val="24"/>
+          <w:lang w:val="en-US"/>
+        </w:rPr>
+        <w:commentReference w:id="35"/>
       </w:r>
     </w:p>
     <w:p>
@@ -9538,7 +9480,7 @@
         </w:rPr>
         <w:t xml:space="preserve">To make a (confirmatory) claim about secondary hypotheses, regulatory agencies such as </w:t>
       </w:r>
-      <w:commentRangeStart w:id="35"/>
+      <w:commentRangeStart w:id="36"/>
       <w:r>
         <w:rPr>
           <w:color w:val="215E99" w:themeColor="text2" w:themeTint="BF"/>
@@ -9546,7 +9488,7 @@
         </w:rPr>
         <w:t xml:space="preserve">EMA </w:t>
       </w:r>
-      <w:commentRangeEnd w:id="35"/>
+      <w:commentRangeEnd w:id="36"/>
       <w:r>
         <w:rPr>
           <w:rStyle w:val="Kommentarhenvisning"/>
@@ -9555,7 +9497,7 @@
           <w:szCs w:val="24"/>
           <w:lang w:val="en-US"/>
         </w:rPr>
-        <w:commentReference w:id="35"/>
+        <w:commentReference w:id="36"/>
       </w:r>
       <w:r>
         <w:rPr>
@@ -9725,7 +9667,7 @@
         </w:rPr>
         <w:t xml:space="preserve">From </w:t>
       </w:r>
-      <w:commentRangeStart w:id="36"/>
+      <w:commentRangeStart w:id="37"/>
       <w:r>
         <w:rPr>
           <w:color w:val="215E99" w:themeColor="text2" w:themeTint="BF"/>
@@ -9733,7 +9675,7 @@
         </w:rPr>
         <w:t>EMA</w:t>
       </w:r>
-      <w:commentRangeEnd w:id="36"/>
+      <w:commentRangeEnd w:id="37"/>
       <w:r>
         <w:rPr>
           <w:rStyle w:val="Kommentarhenvisning"/>
@@ -9742,7 +9684,7 @@
           <w:szCs w:val="24"/>
           <w:lang w:val="en-US"/>
         </w:rPr>
-        <w:commentReference w:id="36"/>
+        <w:commentReference w:id="37"/>
       </w:r>
       <w:r>
         <w:rPr>
@@ -9848,21 +9790,7 @@
           <w:color w:val="215E99" w:themeColor="text2" w:themeTint="BF"/>
           <w:lang w:val="en-US"/>
         </w:rPr>
-        <w:t xml:space="preserve">can be used when the aim is to understand the treatment effect (function 1 and 2 of the secondary analyses). Note that if the primary outcome is a composite (e.g. </w:t>
-      </w:r>
-      <w:r>
-        <w:rPr>
-          <w:color w:val="215E99" w:themeColor="text2" w:themeTint="BF"/>
-          <w:lang w:val="en-US"/>
-        </w:rPr>
-        <w:t>average pain score during follow-up</w:t>
-      </w:r>
-      <w:r>
-        <w:rPr>
-          <w:color w:val="215E99" w:themeColor="text2" w:themeTint="BF"/>
-          <w:lang w:val="en-US"/>
-        </w:rPr>
-        <w:t>) the point would be to understand the contribution of each element (e.g. what timepoints bring most benefit) and not trying to make a claim for each element (e.g. testing the treatment effect at each timepoint).</w:t>
+        <w:t>can be used when the aim is to understand the treatment effect (function 1 and 2 of the secondary analyses). Note that if the primary outcome is a composite (e.g. average pain score during follow-up) the point would be to understand the contribution of each element (e.g. what timepoints bring most benefit) and not trying to make a claim for each element (e.g. testing the treatment effect at each timepoint).</w:t>
       </w:r>
     </w:p>
     <w:p>
@@ -9933,21 +9861,7 @@
           <w:color w:val="215E99" w:themeColor="text2" w:themeTint="BF"/>
           <w:lang w:val="en-US"/>
         </w:rPr>
-        <w:t xml:space="preserve">strong </w:t>
-      </w:r>
-      <w:r>
-        <w:rPr>
-          <w:color w:val="215E99" w:themeColor="text2" w:themeTint="BF"/>
-          <w:lang w:val="en-US"/>
-        </w:rPr>
-        <w:t>FWER</w:t>
-      </w:r>
-      <w:r>
-        <w:rPr>
-          <w:color w:val="215E99" w:themeColor="text2" w:themeTint="BF"/>
-          <w:lang w:val="en-US"/>
-        </w:rPr>
-        <w:t xml:space="preserve"> </w:t>
+        <w:t xml:space="preserve">strong FWER </w:t>
       </w:r>
       <w:r>
         <w:rPr>
@@ -9976,7 +9890,7 @@
         </w:rPr>
         <w:t xml:space="preserve">ease of use, </w:t>
       </w:r>
-      <w:commentRangeStart w:id="37"/>
+      <w:commentRangeStart w:id="38"/>
       <w:r>
         <w:rPr>
           <w:color w:val="215E99" w:themeColor="text2" w:themeTint="BF"/>
@@ -9984,7 +9898,7 @@
         </w:rPr>
         <w:t>availability of confidence intervals</w:t>
       </w:r>
-      <w:commentRangeEnd w:id="37"/>
+      <w:commentRangeEnd w:id="38"/>
       <w:r>
         <w:rPr>
           <w:rStyle w:val="Kommentarhenvisning"/>
@@ -9993,7 +9907,7 @@
           <w:szCs w:val="24"/>
           <w:lang w:val="en-US"/>
         </w:rPr>
-        <w:commentReference w:id="37"/>
+        <w:commentReference w:id="38"/>
       </w:r>
     </w:p>
     <w:p>
@@ -12089,7 +12003,7 @@
           <w:lang w:val="en-US"/>
         </w:rPr>
         <w:drawing>
-          <wp:anchor distT="0" distB="0" distL="114300" distR="114300" simplePos="0" relativeHeight="251722752" behindDoc="0" locked="0" layoutInCell="1" allowOverlap="1" wp14:anchorId="522BF4DC" wp14:editId="00F3DAB9">
+          <wp:anchor distT="0" distB="0" distL="114300" distR="114300" simplePos="0" relativeHeight="251722752" behindDoc="0" locked="0" layoutInCell="1" allowOverlap="1" wp14:anchorId="522BF4DC" wp14:editId="4BDACC8F">
             <wp:simplePos x="0" y="0"/>
             <wp:positionH relativeFrom="margin">
               <wp:posOffset>4722495</wp:posOffset>
@@ -12213,7 +12127,56 @@
           <w:lang w:val="en-US"/>
         </w:rPr>
       </w:pPr>
-      <w:commentRangeStart w:id="38"/>
+      <w:r>
+        <w:rPr>
+          <w:color w:val="215E99" w:themeColor="text2" w:themeTint="BF"/>
+          <w:lang w:val="en-US"/>
+        </w:rPr>
+        <w:t>Single-step procedure</w:t>
+      </w:r>
+      <w:r>
+        <w:rPr>
+          <w:color w:val="215E99" w:themeColor="text2" w:themeTint="BF"/>
+          <w:lang w:val="en-US"/>
+        </w:rPr>
+        <w:t>s</w:t>
+      </w:r>
+      <w:r>
+        <w:rPr>
+          <w:color w:val="215E99" w:themeColor="text2" w:themeTint="BF"/>
+          <w:lang w:val="en-US"/>
+        </w:rPr>
+        <w:t xml:space="preserve"> account</w:t>
+      </w:r>
+      <w:r>
+        <w:rPr>
+          <w:color w:val="215E99" w:themeColor="text2" w:themeTint="BF"/>
+          <w:lang w:val="en-US"/>
+        </w:rPr>
+        <w:t>ing</w:t>
+      </w:r>
+      <w:r>
+        <w:rPr>
+          <w:color w:val="215E99" w:themeColor="text2" w:themeTint="BF"/>
+          <w:lang w:val="en-US"/>
+        </w:rPr>
+        <w:t xml:space="preserve"> for </w:t>
+      </w:r>
+      <w:r>
+        <w:rPr>
+          <w:color w:val="215E99" w:themeColor="text2" w:themeTint="BF"/>
+          <w:lang w:val="en-US"/>
+        </w:rPr>
+        <w:t xml:space="preserve">the </w:t>
+      </w:r>
+      <w:r>
+        <w:rPr>
+          <w:color w:val="215E99" w:themeColor="text2" w:themeTint="BF"/>
+          <w:lang w:val="en-US"/>
+        </w:rPr>
+        <w:t>correlation between test statistics (</w:t>
+      </w:r>
+      <w:commentRangeStart w:id="39"/>
       <w:r>
         <w:rPr>
           <w:color w:val="215E99" w:themeColor="text2" w:themeTint="BF"/>
@@ -12221,7 +12184,7 @@
         </w:rPr>
         <w:t xml:space="preserve">Max-test adjustment </w:t>
       </w:r>
-      <w:commentRangeEnd w:id="38"/>
+      <w:commentRangeEnd w:id="39"/>
       <w:r>
         <w:rPr>
           <w:rStyle w:val="Kommentarhenvisning"/>
@@ -12230,7 +12193,7 @@
           <w:szCs w:val="24"/>
           <w:lang w:val="en-US"/>
         </w:rPr>
-        <w:commentReference w:id="38"/>
+        <w:commentReference w:id="39"/>
       </w:r>
       <w:r>
         <w:rPr>
@@ -12239,8 +12202,8 @@
         </w:rPr>
         <w:t xml:space="preserve">or </w:t>
       </w:r>
-      <w:commentRangeStart w:id="39"/>
       <w:commentRangeStart w:id="40"/>
+      <w:commentRangeStart w:id="41"/>
       <w:r>
         <w:rPr>
           <w:color w:val="215E99" w:themeColor="text2" w:themeTint="BF"/>
@@ -12248,7 +12211,7 @@
         </w:rPr>
         <w:t>Dunnett adjustment</w:t>
       </w:r>
-      <w:commentRangeEnd w:id="39"/>
+      <w:commentRangeEnd w:id="40"/>
       <w:r>
         <w:rPr>
           <w:rStyle w:val="Kommentarhenvisning"/>
@@ -12257,9 +12220,9 @@
           <w:szCs w:val="24"/>
           <w:lang w:val="en-US"/>
         </w:rPr>
-        <w:commentReference w:id="39"/>
-      </w:r>
-      <w:commentRangeEnd w:id="40"/>
+        <w:commentReference w:id="40"/>
+      </w:r>
+      <w:commentRangeEnd w:id="41"/>
       <w:r>
         <w:rPr>
           <w:rStyle w:val="Kommentarhenvisning"/>
@@ -12268,35 +12231,28 @@
           <w:szCs w:val="24"/>
           <w:lang w:val="en-US"/>
         </w:rPr>
-        <w:commentReference w:id="40"/>
-      </w:r>
-      <w:r>
-        <w:rPr>
-          <w:color w:val="215E99" w:themeColor="text2" w:themeTint="BF"/>
-          <w:lang w:val="en-US"/>
-        </w:rPr>
-        <w:t>: account for correlation between test statistic</w:t>
-      </w:r>
-      <w:r>
-        <w:rPr>
-          <w:color w:val="215E99" w:themeColor="text2" w:themeTint="BF"/>
-          <w:lang w:val="en-US"/>
-        </w:rPr>
-        <w:t>s</w:t>
-      </w:r>
-      <w:r>
-        <w:rPr>
-          <w:color w:val="215E99" w:themeColor="text2" w:themeTint="BF"/>
-          <w:lang w:val="en-US"/>
-        </w:rPr>
-        <w:t xml:space="preserve"> to </w:t>
-      </w:r>
-      <w:r>
-        <w:rPr>
-          <w:color w:val="215E99" w:themeColor="text2" w:themeTint="BF"/>
-          <w:lang w:val="en-US"/>
-        </w:rPr>
-        <w:t>obtain a less conservative adjustment</w:t>
+        <w:commentReference w:id="41"/>
+      </w:r>
+      <w:r>
+        <w:rPr>
+          <w:color w:val="215E99" w:themeColor="text2" w:themeTint="BF"/>
+          <w:lang w:val="en-US"/>
+        </w:rPr>
+        <w:t>)</w:t>
+      </w:r>
+      <w:r>
+        <w:rPr>
+          <w:color w:val="215E99" w:themeColor="text2" w:themeTint="BF"/>
+          <w:lang w:val="en-US"/>
+        </w:rPr>
+        <w:t xml:space="preserve">: </w:t>
+      </w:r>
+      <w:r>
+        <w:rPr>
+          <w:color w:val="215E99" w:themeColor="text2" w:themeTint="BF"/>
+          <w:lang w:val="en-US"/>
+        </w:rPr>
+        <w:t>less conservative adjustment</w:t>
       </w:r>
       <w:r>
         <w:rPr>
@@ -12312,6 +12268,15 @@
         </w:rPr>
         <w:t>. Can be anti-conservative in small samples and require dedicated software. Adjusted confidence intervals are available.</w:t>
       </w:r>
+    </w:p>
+    <w:p>
+      <w:pPr>
+        <w:pStyle w:val="Listeafsnit"/>
+        <w:rPr>
+          <w:color w:val="215E99" w:themeColor="text2" w:themeTint="BF"/>
+          <w:lang w:val="en-US"/>
+        </w:rPr>
+      </w:pPr>
     </w:p>
     <w:p>
       <w:pPr>
@@ -12320,6 +12285,7 @@
           <w:ilvl w:val="0"/>
           <w:numId w:val="28"/>
         </w:numPr>
+        <w:spacing w:after="0"/>
         <w:rPr>
           <w:color w:val="215E99" w:themeColor="text2" w:themeTint="BF"/>
           <w:lang w:val="en-US"/>
@@ -12353,7 +12319,7 @@
         </w:rPr>
         <w:t xml:space="preserve">for the lowest p-value but less conservative second lowest, third lowest, … p-values. Easy to implement but </w:t>
       </w:r>
-      <w:commentRangeStart w:id="41"/>
+      <w:commentRangeStart w:id="42"/>
       <w:r>
         <w:rPr>
           <w:color w:val="215E99" w:themeColor="text2" w:themeTint="BF"/>
@@ -12368,7 +12334,7 @@
         </w:rPr>
         <w:t>s compatible with the p-value and that are informative is still a research topic</w:t>
       </w:r>
-      <w:commentRangeEnd w:id="41"/>
+      <w:commentRangeEnd w:id="42"/>
       <w:r>
         <w:rPr>
           <w:rStyle w:val="Kommentarhenvisning"/>
@@ -12377,7 +12343,7 @@
           <w:szCs w:val="24"/>
           <w:lang w:val="en-US"/>
         </w:rPr>
-        <w:commentReference w:id="41"/>
+        <w:commentReference w:id="42"/>
       </w:r>
       <w:r>
         <w:rPr>
@@ -12386,6 +12352,15 @@
         </w:rPr>
         <w:t>.</w:t>
       </w:r>
+    </w:p>
+    <w:p>
+      <w:pPr>
+        <w:spacing w:after="0"/>
+        <w:rPr>
+          <w:color w:val="215E99" w:themeColor="text2" w:themeTint="BF"/>
+          <w:lang w:val="en-US"/>
+        </w:rPr>
+      </w:pPr>
     </w:p>
     <w:p>
       <w:pPr>
@@ -12404,17 +12379,143 @@
           <w:color w:val="215E99" w:themeColor="text2" w:themeTint="BF"/>
           <w:lang w:val="en-US"/>
         </w:rPr>
-        <w:t xml:space="preserve">Step up procedures such as </w:t>
-      </w:r>
-      <w:commentRangeStart w:id="42"/>
-      <w:r>
-        <w:rPr>
-          <w:color w:val="215E99" w:themeColor="text2" w:themeTint="BF"/>
-          <w:lang w:val="en-US"/>
-        </w:rPr>
-        <w:t>Hochberg</w:t>
-      </w:r>
-      <w:commentRangeEnd w:id="42"/>
+        <w:t xml:space="preserve">Step up procedures such as Hochberg: for </w:t>
+      </w:r>
+      <w:r>
+        <w:rPr>
+          <w:color w:val="215E99" w:themeColor="text2" w:themeTint="BF"/>
+          <w:lang w:val="en-US"/>
+        </w:rPr>
+        <w:t>instance,</w:t>
+      </w:r>
+      <w:r>
+        <w:rPr>
+          <w:color w:val="215E99" w:themeColor="text2" w:themeTint="BF"/>
+          <w:lang w:val="en-US"/>
+        </w:rPr>
+        <w:t xml:space="preserve"> with two hypotheses and p-values (0.03, and 0.04) Hochberg would reject both while Bonferroni would reject none. It</w:t>
+      </w:r>
+      <w:r>
+        <w:rPr>
+          <w:color w:val="215E99" w:themeColor="text2" w:themeTint="BF"/>
+          <w:lang w:val="en-US"/>
+        </w:rPr>
+        <w:t xml:space="preserve"> is essentially the same adjustment as Bonferroni-Holm except that the p-values are capped when exceeding the adjusted p-value of the less significant test leading to </w:t>
+      </w:r>
+      <w:r>
+        <w:rPr>
+          <w:color w:val="215E99" w:themeColor="text2" w:themeTint="BF"/>
+          <w:lang w:val="en-US"/>
+        </w:rPr>
+        <w:t xml:space="preserve">a </w:t>
+      </w:r>
+      <w:r>
+        <w:rPr>
+          <w:color w:val="215E99" w:themeColor="text2" w:themeTint="BF"/>
+          <w:lang w:val="en-US"/>
+        </w:rPr>
+        <w:t xml:space="preserve">power </w:t>
+      </w:r>
+      <w:r>
+        <w:rPr>
+          <w:color w:val="215E99" w:themeColor="text2" w:themeTint="BF"/>
+          <w:lang w:val="en-US"/>
+        </w:rPr>
+        <w:t xml:space="preserve">gain when </w:t>
+      </w:r>
+      <w:r>
+        <w:rPr>
+          <w:color w:val="215E99" w:themeColor="text2" w:themeTint="BF"/>
+          <w:lang w:val="en-US"/>
+        </w:rPr>
+        <w:t xml:space="preserve">(some) </w:t>
+      </w:r>
+      <w:r>
+        <w:rPr>
+          <w:color w:val="215E99" w:themeColor="text2" w:themeTint="BF"/>
+          <w:lang w:val="en-US"/>
+        </w:rPr>
+        <w:t>p-value</w:t>
+      </w:r>
+      <w:r>
+        <w:rPr>
+          <w:color w:val="215E99" w:themeColor="text2" w:themeTint="BF"/>
+          <w:lang w:val="en-US"/>
+        </w:rPr>
+        <w:t>s</w:t>
+      </w:r>
+      <w:r>
+        <w:rPr>
+          <w:color w:val="215E99" w:themeColor="text2" w:themeTint="BF"/>
+          <w:lang w:val="en-US"/>
+        </w:rPr>
+        <w:t xml:space="preserve"> are</w:t>
+      </w:r>
+      <w:r>
+        <w:rPr>
+          <w:color w:val="215E99" w:themeColor="text2" w:themeTint="BF"/>
+          <w:lang w:val="en-US"/>
+        </w:rPr>
+        <w:t xml:space="preserve"> of similar magnitude</w:t>
+      </w:r>
+      <w:r>
+        <w:rPr>
+          <w:color w:val="215E99" w:themeColor="text2" w:themeTint="BF"/>
+          <w:lang w:val="en-US"/>
+        </w:rPr>
+        <w:t>.</w:t>
+      </w:r>
+      <w:r>
+        <w:rPr>
+          <w:color w:val="215E99" w:themeColor="text2" w:themeTint="BF"/>
+          <w:lang w:val="en-US"/>
+        </w:rPr>
+        <w:t xml:space="preserve"> Easy to implement but adjusted confidence intervals compatible with the p-value and that are informative is still a research topic.</w:t>
+      </w:r>
+      <w:r>
+        <w:rPr>
+          <w:color w:val="215E99" w:themeColor="text2" w:themeTint="BF"/>
+          <w:lang w:val="en-US"/>
+        </w:rPr>
+        <w:t xml:space="preserve"> It has been shown to provide strong control of the FWER </w:t>
+      </w:r>
+      <w:r>
+        <w:rPr>
+          <w:color w:val="215E99" w:themeColor="text2" w:themeTint="BF"/>
+          <w:lang w:val="en-US"/>
+        </w:rPr>
+        <w:t xml:space="preserve">(i) </w:t>
+      </w:r>
+      <w:r>
+        <w:rPr>
+          <w:color w:val="215E99" w:themeColor="text2" w:themeTint="BF"/>
+          <w:lang w:val="en-US"/>
+        </w:rPr>
+        <w:t>for</w:t>
+      </w:r>
+      <w:r>
+        <w:rPr>
+          <w:color w:val="215E99" w:themeColor="text2" w:themeTint="BF"/>
+          <w:lang w:val="en-US"/>
+        </w:rPr>
+        <w:t xml:space="preserve"> </w:t>
+      </w:r>
+      <w:commentRangeStart w:id="43"/>
+      <w:r>
+        <w:rPr>
+          <w:color w:val="215E99" w:themeColor="text2" w:themeTint="BF"/>
+          <w:lang w:val="en-US"/>
+        </w:rPr>
+        <w:t xml:space="preserve">2 two-sided </w:t>
+      </w:r>
+      <w:r>
+        <w:rPr>
+          <w:color w:val="215E99" w:themeColor="text2" w:themeTint="BF"/>
+          <w:lang w:val="en-US"/>
+        </w:rPr>
+        <w:t xml:space="preserve">tests </w:t>
+      </w:r>
+      <w:commentRangeEnd w:id="43"/>
       <w:r>
         <w:rPr>
           <w:rStyle w:val="Kommentarhenvisning"/>
@@ -12423,28 +12524,42 @@
           <w:szCs w:val="24"/>
           <w:lang w:val="en-US"/>
         </w:rPr>
-        <w:commentReference w:id="42"/>
-      </w:r>
-      <w:r>
-        <w:rPr>
-          <w:color w:val="215E99" w:themeColor="text2" w:themeTint="BF"/>
-          <w:lang w:val="en-US"/>
-        </w:rPr>
-        <w:t xml:space="preserve">: for </w:t>
-      </w:r>
-      <w:r>
-        <w:rPr>
-          <w:color w:val="215E99" w:themeColor="text2" w:themeTint="BF"/>
-          <w:lang w:val="en-US"/>
-        </w:rPr>
-        <w:t>instance,</w:t>
-      </w:r>
-      <w:r>
-        <w:rPr>
-          <w:color w:val="215E99" w:themeColor="text2" w:themeTint="BF"/>
-          <w:lang w:val="en-US"/>
-        </w:rPr>
-        <w:t xml:space="preserve"> with two hypotheses and p-values (0.03, and 0.04) Hochberg would reject both while Bonferroni would reject none. It generally provide</w:t>
+        <w:commentReference w:id="43"/>
+      </w:r>
+      <w:r>
+        <w:rPr>
+          <w:color w:val="215E99" w:themeColor="text2" w:themeTint="BF"/>
+          <w:lang w:val="en-US"/>
+        </w:rPr>
+        <w:t xml:space="preserve">following a multivariate normal or t-distribution (e.g., t-test, Wald test, …) </w:t>
+      </w:r>
+      <w:r>
+        <w:rPr>
+          <w:color w:val="215E99" w:themeColor="text2" w:themeTint="BF"/>
+          <w:lang w:val="en-US"/>
+        </w:rPr>
+        <w:t>(</w:t>
+      </w:r>
+      <w:r>
+        <w:rPr>
+          <w:color w:val="215E99" w:themeColor="text2" w:themeTint="BF"/>
+          <w:lang w:val="en-US"/>
+        </w:rPr>
+        <w:t>i</w:t>
+      </w:r>
+      <w:r>
+        <w:rPr>
+          <w:color w:val="215E99" w:themeColor="text2" w:themeTint="BF"/>
+          <w:lang w:val="en-US"/>
+        </w:rPr>
+        <w:t xml:space="preserve">i) </w:t>
+      </w:r>
+      <w:r>
+        <w:rPr>
+          <w:color w:val="215E99" w:themeColor="text2" w:themeTint="BF"/>
+          <w:lang w:val="en-US"/>
+        </w:rPr>
+        <w:t>or with an arbitrary number of test</w:t>
       </w:r>
       <w:r>
         <w:rPr>
@@ -12458,46 +12573,80 @@
           <w:color w:val="215E99" w:themeColor="text2" w:themeTint="BF"/>
           <w:lang w:val="en-US"/>
         </w:rPr>
-        <w:t xml:space="preserve"> a gain when all p-value</w:t>
-      </w:r>
-      <w:r>
-        <w:rPr>
-          <w:color w:val="215E99" w:themeColor="text2" w:themeTint="BF"/>
-          <w:lang w:val="en-US"/>
-        </w:rPr>
-        <w:t>s</w:t>
-      </w:r>
-      <w:r>
-        <w:rPr>
-          <w:color w:val="215E99" w:themeColor="text2" w:themeTint="BF"/>
-          <w:lang w:val="en-US"/>
-        </w:rPr>
-        <w:t xml:space="preserve"> are small (below 5%) but none is very small (below 5%/number of tests). Nevertheless proof that it controls the type 1 error require</w:t>
-      </w:r>
-      <w:r>
-        <w:rPr>
-          <w:color w:val="215E99" w:themeColor="text2" w:themeTint="BF"/>
-          <w:lang w:val="en-US"/>
-        </w:rPr>
-        <w:t>s</w:t>
-      </w:r>
-      <w:r>
-        <w:rPr>
-          <w:color w:val="215E99" w:themeColor="text2" w:themeTint="BF"/>
-          <w:lang w:val="en-US"/>
-        </w:rPr>
-        <w:t xml:space="preserve"> a specific dependence between test statistics, typically non-negative correlations.</w:t>
-      </w:r>
-      <w:r>
-        <w:rPr>
-          <w:color w:val="215E99" w:themeColor="text2" w:themeTint="BF"/>
-          <w:lang w:val="en-US"/>
-        </w:rPr>
-        <w:t xml:space="preserve"> Easy to implement but adjusted confidence intervals compatible with the p-value and that are informative is still a research topic.</w:t>
-      </w:r>
-    </w:p>
-    <w:p>
-      <w:pPr>
+        <w:t xml:space="preserve"> with </w:t>
+      </w:r>
+      <w:commentRangeStart w:id="44"/>
+      <w:r>
+        <w:rPr>
+          <w:color w:val="215E99" w:themeColor="text2" w:themeTint="BF"/>
+          <w:lang w:val="en-US"/>
+        </w:rPr>
+        <w:t>independen</w:t>
+      </w:r>
+      <w:r>
+        <w:rPr>
+          <w:color w:val="215E99" w:themeColor="text2" w:themeTint="BF"/>
+          <w:lang w:val="en-US"/>
+        </w:rPr>
+        <w:t>t</w:t>
+      </w:r>
+      <w:r>
+        <w:rPr>
+          <w:color w:val="215E99" w:themeColor="text2" w:themeTint="BF"/>
+          <w:lang w:val="en-US"/>
+        </w:rPr>
+        <w:t xml:space="preserve"> </w:t>
+      </w:r>
+      <w:r>
+        <w:rPr>
+          <w:color w:val="215E99" w:themeColor="text2" w:themeTint="BF"/>
+          <w:lang w:val="en-US"/>
+        </w:rPr>
+        <w:t xml:space="preserve">or </w:t>
+      </w:r>
+      <w:r>
+        <w:rPr>
+          <w:color w:val="215E99" w:themeColor="text2" w:themeTint="BF"/>
+          <w:lang w:val="en-US"/>
+        </w:rPr>
+        <w:t>positively dependent</w:t>
+      </w:r>
+      <w:r>
+        <w:rPr>
+          <w:color w:val="215E99" w:themeColor="text2" w:themeTint="BF"/>
+          <w:lang w:val="en-US"/>
+        </w:rPr>
+        <w:t xml:space="preserve"> </w:t>
+      </w:r>
+      <w:r>
+        <w:rPr>
+          <w:color w:val="215E99" w:themeColor="text2" w:themeTint="BF"/>
+          <w:lang w:val="en-US"/>
+        </w:rPr>
+        <w:t>test statistics</w:t>
+      </w:r>
+      <w:commentRangeEnd w:id="44"/>
+      <w:r>
+        <w:rPr>
+          <w:rStyle w:val="Kommentarhenvisning"/>
+          <w:color w:val="215E99" w:themeColor="text2" w:themeTint="BF"/>
+          <w:sz w:val="24"/>
+          <w:szCs w:val="24"/>
+          <w:lang w:val="en-US"/>
+        </w:rPr>
+        <w:commentReference w:id="44"/>
+      </w:r>
+      <w:r>
+        <w:rPr>
+          <w:color w:val="215E99" w:themeColor="text2" w:themeTint="BF"/>
+          <w:lang w:val="en-US"/>
+        </w:rPr>
+        <w:t>.</w:t>
+      </w:r>
+    </w:p>
+    <w:p>
+      <w:pPr>
+        <w:ind w:left="360"/>
         <w:rPr>
           <w:color w:val="215E99" w:themeColor="text2" w:themeTint="BF"/>
           <w:lang w:val="en-US"/>
@@ -12528,7 +12677,22 @@
     <w:p>
       <w:pPr>
         <w:rPr>
-          <w:rFonts w:ascii="Times New Roman" w:hAnsi="Times New Roman" w:cs="Times New Roman"/>
+          <w:color w:val="215E99" w:themeColor="text2" w:themeTint="BF"/>
+          <w:lang w:val="en-US"/>
+        </w:rPr>
+      </w:pPr>
+      <w:r>
+        <w:rPr>
+          <w:color w:val="215E99" w:themeColor="text2" w:themeTint="BF"/>
+          <w:lang w:val="en-US"/>
+        </w:rPr>
+        <w:br w:type="page"/>
+      </w:r>
+    </w:p>
+    <w:p>
+      <w:pPr>
+        <w:ind w:left="360"/>
+        <w:rPr>
           <w:color w:val="215E99" w:themeColor="text2" w:themeTint="BF"/>
           <w:lang w:val="en-US"/>
         </w:rPr>
@@ -12539,16 +12703,17 @@
           <w:color w:val="215E99" w:themeColor="text2" w:themeTint="BF"/>
           <w:lang w:val="en-US"/>
         </w:rPr>
+        <w:lastRenderedPageBreak/>
         <mc:AlternateContent>
           <mc:Choice Requires="wps">
             <w:drawing>
-              <wp:anchor distT="0" distB="0" distL="114300" distR="114300" simplePos="0" relativeHeight="251710464" behindDoc="0" locked="0" layoutInCell="1" allowOverlap="1" wp14:anchorId="239717FD" wp14:editId="51E1C728">
+              <wp:anchor distT="0" distB="0" distL="114300" distR="114300" simplePos="0" relativeHeight="251710464" behindDoc="0" locked="0" layoutInCell="1" allowOverlap="1" wp14:anchorId="239717FD" wp14:editId="09042A06">
                 <wp:simplePos x="0" y="0"/>
                 <wp:positionH relativeFrom="column">
-                  <wp:posOffset>110490</wp:posOffset>
+                  <wp:posOffset>153353</wp:posOffset>
                 </wp:positionH>
                 <wp:positionV relativeFrom="paragraph">
-                  <wp:posOffset>137795</wp:posOffset>
+                  <wp:posOffset>235585</wp:posOffset>
                 </wp:positionV>
                 <wp:extent cx="674914" cy="299357"/>
                 <wp:effectExtent l="0" t="0" r="11430" b="24765"/>
@@ -12619,7 +12784,7 @@
           </mc:Choice>
           <mc:Fallback>
             <w:pict>
-              <v:shape w14:anchorId="239717FD" id="_x0000_s1035" type="#_x0000_t202" style="position:absolute;margin-left:8.7pt;margin-top:10.85pt;width:53.15pt;height:23.55pt;z-index:251710464;visibility:visible;mso-wrap-style:square;mso-width-percent:0;mso-height-percent:0;mso-wrap-distance-left:9pt;mso-wrap-distance-top:0;mso-wrap-distance-right:9pt;mso-wrap-distance-bottom:0;mso-position-horizontal:absolute;mso-position-horizontal-relative:text;mso-position-vertical:absolute;mso-position-vertical-relative:text;mso-width-percent:0;mso-height-percent:0;mso-width-relative:margin;mso-height-relative:margin;v-text-anchor:top" o:gfxdata="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" fillcolor="white [3201]" strokecolor="white [3212]" strokeweight=".5pt">
+              <v:shape w14:anchorId="239717FD" id="_x0000_s1035" type="#_x0000_t202" style="position:absolute;left:0;text-align:left;margin-left:12.1pt;margin-top:18.55pt;width:53.15pt;height:23.55pt;z-index:251710464;visibility:visible;mso-wrap-style:square;mso-width-percent:0;mso-height-percent:0;mso-wrap-distance-left:9pt;mso-wrap-distance-top:0;mso-wrap-distance-right:9pt;mso-wrap-distance-bottom:0;mso-position-horizontal:absolute;mso-position-horizontal-relative:text;mso-position-vertical:absolute;mso-position-vertical-relative:text;mso-width-percent:0;mso-height-percent:0;mso-width-relative:margin;mso-height-relative:margin;v-text-anchor:top" o:gfxdata="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" fillcolor="white [3201]" strokecolor="white [3212]" strokeweight=".5pt">
                 <v:textbox>
                   <w:txbxContent>
                     <w:p>
@@ -12648,6 +12813,15 @@
           </mc:Fallback>
         </mc:AlternateContent>
       </w:r>
+    </w:p>
+    <w:p>
+      <w:pPr>
+        <w:rPr>
+          <w:rFonts w:ascii="Times New Roman" w:hAnsi="Times New Roman" w:cs="Times New Roman"/>
+          <w:color w:val="215E99" w:themeColor="text2" w:themeTint="BF"/>
+          <w:lang w:val="en-US"/>
+        </w:rPr>
+      </w:pPr>
       <w:r>
         <w:rPr>
           <w:noProof/>
@@ -14849,107 +15023,35 @@
           <w:lang w:val="en-US"/>
         </w:rPr>
       </w:pPr>
-      <w:r>
-        <w:rPr>
-          <w:color w:val="215E99" w:themeColor="text2" w:themeTint="BF"/>
-          <w:lang w:val="en-US"/>
-        </w:rPr>
-        <w:t>It is often possible to combine technics, e.g., step-down max-test</w:t>
-      </w:r>
-      <w:r>
-        <w:rPr>
-          <w:color w:val="215E99" w:themeColor="text2" w:themeTint="BF"/>
-          <w:lang w:val="en-US"/>
-        </w:rPr>
-        <w:t xml:space="preserve"> or </w:t>
-      </w:r>
-      <w:r>
-        <w:rPr>
-          <w:color w:val="215E99" w:themeColor="text2" w:themeTint="BF"/>
-          <w:lang w:val="en-US"/>
-        </w:rPr>
-        <w:t>gatekeeping used in conjunction with other adjustment technics, e.g., Bonferroni adjust H</w:t>
-      </w:r>
-      <w:r>
-        <w:rPr>
-          <w:color w:val="215E99" w:themeColor="text2" w:themeTint="BF"/>
-          <w:vertAlign w:val="subscript"/>
-          <w:lang w:val="en-US"/>
-        </w:rPr>
-        <w:t>2,1</w:t>
-      </w:r>
-      <w:r>
-        <w:rPr>
-          <w:color w:val="215E99" w:themeColor="text2" w:themeTint="BF"/>
-          <w:lang w:val="en-US"/>
-        </w:rPr>
-        <w:t xml:space="preserve"> and H</w:t>
-      </w:r>
-      <w:r>
-        <w:rPr>
-          <w:color w:val="215E99" w:themeColor="text2" w:themeTint="BF"/>
-          <w:vertAlign w:val="subscript"/>
-          <w:lang w:val="en-US"/>
-        </w:rPr>
-        <w:t>2,2</w:t>
-      </w:r>
-      <w:r>
-        <w:rPr>
-          <w:color w:val="215E99" w:themeColor="text2" w:themeTint="BF"/>
-          <w:lang w:val="en-US"/>
-        </w:rPr>
-        <w:t xml:space="preserve"> and if any is rejected Bonferroni adjust H</w:t>
-      </w:r>
-      <w:r>
-        <w:rPr>
-          <w:color w:val="215E99" w:themeColor="text2" w:themeTint="BF"/>
-          <w:vertAlign w:val="subscript"/>
-          <w:lang w:val="en-US"/>
-        </w:rPr>
-        <w:t>2,3</w:t>
-      </w:r>
-      <w:r>
-        <w:rPr>
-          <w:color w:val="215E99" w:themeColor="text2" w:themeTint="BF"/>
-          <w:lang w:val="en-US"/>
-        </w:rPr>
-        <w:t xml:space="preserve"> and H</w:t>
-      </w:r>
-      <w:r>
-        <w:rPr>
-          <w:color w:val="215E99" w:themeColor="text2" w:themeTint="BF"/>
-          <w:vertAlign w:val="subscript"/>
-          <w:lang w:val="en-US"/>
-        </w:rPr>
-        <w:t>2,4</w:t>
-      </w:r>
-      <w:r>
-        <w:rPr>
-          <w:color w:val="215E99" w:themeColor="text2" w:themeTint="BF"/>
-          <w:lang w:val="en-US"/>
-        </w:rPr>
-        <w:t>.</w:t>
-      </w:r>
-      <w:r>
-        <w:rPr>
-          <w:color w:val="215E99" w:themeColor="text2" w:themeTint="BF"/>
-          <w:lang w:val="en-US"/>
-        </w:rPr>
-        <w:t xml:space="preserve"> </w:t>
-      </w:r>
-      <w:r>
-        <w:rPr>
-          <w:color w:val="215E99" w:themeColor="text2" w:themeTint="BF"/>
-          <w:lang w:val="en-US"/>
-        </w:rPr>
-        <w:t>This can quickly become technical</w:t>
-      </w:r>
-      <w:r>
-        <w:rPr>
-          <w:color w:val="215E99" w:themeColor="text2" w:themeTint="BF"/>
-          <w:lang w:val="en-US"/>
-        </w:rPr>
-        <w:t>:</w:t>
+    </w:p>
+    <w:p>
+      <w:pPr>
+        <w:rPr>
+          <w:color w:val="215E99" w:themeColor="text2" w:themeTint="BF"/>
+          <w:lang w:val="en-US"/>
+        </w:rPr>
+      </w:pPr>
+    </w:p>
+    <w:p>
+      <w:pPr>
+        <w:rPr>
+          <w:color w:val="215E99" w:themeColor="text2" w:themeTint="BF"/>
+          <w:lang w:val="en-US"/>
+        </w:rPr>
+      </w:pPr>
+      <w:r>
+        <w:rPr>
+          <w:color w:val="215E99" w:themeColor="text2" w:themeTint="BF"/>
+          <w:lang w:val="en-US"/>
+        </w:rPr>
+        <w:t>It is possible to combine technics</w:t>
+      </w:r>
+      <w:r>
+        <w:rPr>
+          <w:color w:val="215E99" w:themeColor="text2" w:themeTint="BF"/>
+          <w:lang w:val="en-US"/>
+        </w:rPr>
+        <w:t>. Consider a trial testing two domains (cognition, anxiety) at two timepoints (short-term, long-term). The two domains are equally important but the long-term effect of higher interest than the short-term effect.</w:t>
       </w:r>
     </w:p>
     <w:p>
@@ -14969,40 +15071,78 @@
           <w:color w:val="215E99" w:themeColor="text2" w:themeTint="BF"/>
           <w:lang w:val="en-US"/>
         </w:rPr>
-        <w:t>a</w:t>
-      </w:r>
-      <w:r>
-        <w:rPr>
-          <w:color w:val="215E99" w:themeColor="text2" w:themeTint="BF"/>
-          <w:lang w:val="en-US"/>
-        </w:rPr>
-        <w:t xml:space="preserve"> </w:t>
-      </w:r>
-      <w:commentRangeStart w:id="43"/>
-      <w:r>
-        <w:rPr>
-          <w:color w:val="215E99" w:themeColor="text2" w:themeTint="BF"/>
-          <w:lang w:val="en-US"/>
-        </w:rPr>
-        <w:t xml:space="preserve">graphical representation </w:t>
-      </w:r>
-      <w:commentRangeEnd w:id="43"/>
-      <w:r>
-        <w:rPr>
-          <w:rStyle w:val="Kommentarhenvisning"/>
-          <w:color w:val="215E99" w:themeColor="text2" w:themeTint="BF"/>
-          <w:sz w:val="24"/>
-          <w:szCs w:val="24"/>
-          <w:lang w:val="en-US"/>
-        </w:rPr>
-        <w:commentReference w:id="43"/>
-      </w:r>
-      <w:r>
-        <w:rPr>
-          <w:color w:val="215E99" w:themeColor="text2" w:themeTint="BF"/>
-          <w:lang w:val="en-US"/>
-        </w:rPr>
-        <w:t>of the ranking and intended alpha spending is a good start.</w:t>
+        <w:t>G</w:t>
+      </w:r>
+      <w:r>
+        <w:rPr>
+          <w:color w:val="215E99" w:themeColor="text2" w:themeTint="BF"/>
+          <w:lang w:val="en-US"/>
+        </w:rPr>
+        <w:t xml:space="preserve">atekeeping with alpha recycling: </w:t>
+      </w:r>
+      <w:r>
+        <w:rPr>
+          <w:color w:val="215E99" w:themeColor="text2" w:themeTint="BF"/>
+          <w:lang w:val="en-US"/>
+        </w:rPr>
+        <w:t xml:space="preserve">spend all the </w:t>
+      </w:r>
+      <w:r>
+        <w:rPr>
+          <w:rFonts w:ascii="Times" w:hAnsi="Times" w:cs="Times"/>
+          <w:color w:val="215E99" w:themeColor="text2" w:themeTint="BF"/>
+          <w:lang w:val="en-US"/>
+        </w:rPr>
+        <w:t>α</w:t>
+      </w:r>
+      <w:r>
+        <w:rPr>
+          <w:color w:val="215E99" w:themeColor="text2" w:themeTint="BF"/>
+          <w:lang w:val="en-US"/>
+        </w:rPr>
+        <w:t xml:space="preserve"> to </w:t>
+      </w:r>
+      <w:r>
+        <w:rPr>
+          <w:color w:val="215E99" w:themeColor="text2" w:themeTint="BF"/>
+          <w:lang w:val="en-US"/>
+        </w:rPr>
+        <w:t xml:space="preserve">test the long-term effect of both domains </w:t>
+      </w:r>
+      <w:r>
+        <w:rPr>
+          <w:color w:val="215E99" w:themeColor="text2" w:themeTint="BF"/>
+          <w:lang w:val="en-US"/>
+        </w:rPr>
+        <w:t xml:space="preserve">(e.g. </w:t>
+      </w:r>
+      <w:r>
+        <w:rPr>
+          <w:color w:val="215E99" w:themeColor="text2" w:themeTint="BF"/>
+          <w:lang w:val="en-US"/>
+        </w:rPr>
+        <w:t>Bonferroni-Holm or Hochberg</w:t>
+      </w:r>
+      <w:r>
+        <w:rPr>
+          <w:color w:val="215E99" w:themeColor="text2" w:themeTint="BF"/>
+          <w:lang w:val="en-US"/>
+        </w:rPr>
+        <w:t>)</w:t>
+      </w:r>
+      <w:r>
+        <w:rPr>
+          <w:color w:val="215E99" w:themeColor="text2" w:themeTint="BF"/>
+          <w:lang w:val="en-US"/>
+        </w:rPr>
+        <w:t xml:space="preserve">. If both are rejected </w:t>
+      </w:r>
+      <w:r>
+        <w:rPr>
+          <w:color w:val="215E99" w:themeColor="text2" w:themeTint="BF"/>
+          <w:lang w:val="en-US"/>
+        </w:rPr>
+        <w:t>move to the short term effects.</w:t>
       </w:r>
     </w:p>
     <w:p>
@@ -15022,7 +15162,65 @@
           <w:color w:val="215E99" w:themeColor="text2" w:themeTint="BF"/>
           <w:lang w:val="en-US"/>
         </w:rPr>
-        <w:t xml:space="preserve">there may not be off-of-shelf software solutions. </w:t>
+        <w:t>Parallel gatekeeping</w:t>
+      </w:r>
+      <w:r>
+        <w:rPr>
+          <w:color w:val="215E99" w:themeColor="text2" w:themeTint="BF"/>
+          <w:lang w:val="en-US"/>
+        </w:rPr>
+        <w:t xml:space="preserve">: </w:t>
+      </w:r>
+      <w:r>
+        <w:rPr>
+          <w:color w:val="215E99" w:themeColor="text2" w:themeTint="BF"/>
+          <w:lang w:val="en-US"/>
+        </w:rPr>
+        <w:t xml:space="preserve">spend all </w:t>
+      </w:r>
+      <w:r>
+        <w:rPr>
+          <w:rFonts w:ascii="Times" w:hAnsi="Times" w:cs="Times"/>
+          <w:color w:val="215E99" w:themeColor="text2" w:themeTint="BF"/>
+          <w:lang w:val="en-US"/>
+        </w:rPr>
+        <w:t>α</w:t>
+      </w:r>
+      <w:r>
+        <w:rPr>
+          <w:rFonts w:ascii="Times" w:hAnsi="Times" w:cs="Times"/>
+          <w:color w:val="215E99" w:themeColor="text2" w:themeTint="BF"/>
+          <w:lang w:val="en-US"/>
+        </w:rPr>
+        <w:t>/2</w:t>
+      </w:r>
+      <w:r>
+        <w:rPr>
+          <w:color w:val="215E99" w:themeColor="text2" w:themeTint="BF"/>
+          <w:lang w:val="en-US"/>
+        </w:rPr>
+        <w:t xml:space="preserve"> to </w:t>
+      </w:r>
+      <w:r>
+        <w:rPr>
+          <w:color w:val="215E99" w:themeColor="text2" w:themeTint="BF"/>
+          <w:lang w:val="en-US"/>
+        </w:rPr>
+        <w:t xml:space="preserve">test </w:t>
+      </w:r>
+      <w:r>
+        <w:rPr>
+          <w:color w:val="215E99" w:themeColor="text2" w:themeTint="BF"/>
+          <w:lang w:val="en-US"/>
+        </w:rPr>
+        <w:t>each domain, starting by the long-term effect and then, if rejected, moving to the long term effect</w:t>
+      </w:r>
+      <w:r>
+        <w:rPr>
+          <w:color w:val="215E99" w:themeColor="text2" w:themeTint="BF"/>
+          <w:lang w:val="en-US"/>
+        </w:rPr>
+        <w:t>.</w:t>
       </w:r>
     </w:p>
     <w:p>
@@ -15042,6 +15240,168 @@
           <w:color w:val="215E99" w:themeColor="text2" w:themeTint="BF"/>
           <w:lang w:val="en-US"/>
         </w:rPr>
+        <w:t>…</w:t>
+      </w:r>
+    </w:p>
+    <w:p>
+      <w:pPr>
+        <w:rPr>
+          <w:color w:val="215E99" w:themeColor="text2" w:themeTint="BF"/>
+          <w:lang w:val="en-US"/>
+        </w:rPr>
+      </w:pPr>
+      <w:r>
+        <w:rPr>
+          <w:color w:val="215E99" w:themeColor="text2" w:themeTint="BF"/>
+          <w:lang w:val="en-US"/>
+        </w:rPr>
+        <w:t xml:space="preserve">More complex multiple testing procedures have been studied in the literature, some with the aim to increase power (e.g. step up max test), some to provide a finer ordering and prioritization of the hypotheses </w:t>
+      </w:r>
+      <w:commentRangeStart w:id="45"/>
+      <w:r>
+        <w:rPr>
+          <w:color w:val="215E99" w:themeColor="text2" w:themeTint="BF"/>
+          <w:lang w:val="en-US"/>
+        </w:rPr>
+        <w:t>(</w:t>
+      </w:r>
+      <w:r>
+        <w:rPr>
+          <w:color w:val="215E99" w:themeColor="text2" w:themeTint="BF"/>
+          <w:lang w:val="en-US"/>
+        </w:rPr>
+        <w:t>Parallel gatekeeping with alpha recycling</w:t>
+      </w:r>
+      <w:r>
+        <w:rPr>
+          <w:color w:val="215E99" w:themeColor="text2" w:themeTint="BF"/>
+          <w:lang w:val="en-US"/>
+        </w:rPr>
+        <w:t>: truncated Holm and Hochberg procedures)</w:t>
+      </w:r>
+      <w:commentRangeEnd w:id="45"/>
+      <w:r>
+        <w:rPr>
+          <w:rStyle w:val="Kommentarhenvisning"/>
+          <w:color w:val="215E99" w:themeColor="text2" w:themeTint="BF"/>
+          <w:sz w:val="24"/>
+          <w:szCs w:val="24"/>
+          <w:lang w:val="en-US"/>
+        </w:rPr>
+        <w:commentReference w:id="45"/>
+      </w:r>
+      <w:r>
+        <w:rPr>
+          <w:color w:val="215E99" w:themeColor="text2" w:themeTint="BF"/>
+          <w:lang w:val="en-US"/>
+        </w:rPr>
+        <w:t>. T</w:t>
+      </w:r>
+      <w:r>
+        <w:rPr>
+          <w:color w:val="215E99" w:themeColor="text2" w:themeTint="BF"/>
+          <w:lang w:val="en-US"/>
+        </w:rPr>
+        <w:t>his can quickly become technical</w:t>
+      </w:r>
+      <w:r>
+        <w:rPr>
+          <w:color w:val="215E99" w:themeColor="text2" w:themeTint="BF"/>
+          <w:lang w:val="en-US"/>
+        </w:rPr>
+        <w:t>:</w:t>
+      </w:r>
+    </w:p>
+    <w:p>
+      <w:pPr>
+        <w:pStyle w:val="Listeafsnit"/>
+        <w:numPr>
+          <w:ilvl w:val="0"/>
+          <w:numId w:val="28"/>
+        </w:numPr>
+        <w:rPr>
+          <w:color w:val="215E99" w:themeColor="text2" w:themeTint="BF"/>
+          <w:lang w:val="en-US"/>
+        </w:rPr>
+      </w:pPr>
+      <w:r>
+        <w:rPr>
+          <w:color w:val="215E99" w:themeColor="text2" w:themeTint="BF"/>
+          <w:lang w:val="en-US"/>
+        </w:rPr>
+        <w:t>a</w:t>
+      </w:r>
+      <w:r>
+        <w:rPr>
+          <w:color w:val="215E99" w:themeColor="text2" w:themeTint="BF"/>
+          <w:lang w:val="en-US"/>
+        </w:rPr>
+        <w:t xml:space="preserve"> </w:t>
+      </w:r>
+      <w:commentRangeStart w:id="46"/>
+      <w:r>
+        <w:rPr>
+          <w:color w:val="215E99" w:themeColor="text2" w:themeTint="BF"/>
+          <w:lang w:val="en-US"/>
+        </w:rPr>
+        <w:t xml:space="preserve">graphical representation </w:t>
+      </w:r>
+      <w:commentRangeEnd w:id="46"/>
+      <w:r>
+        <w:rPr>
+          <w:rStyle w:val="Kommentarhenvisning"/>
+          <w:color w:val="215E99" w:themeColor="text2" w:themeTint="BF"/>
+          <w:sz w:val="24"/>
+          <w:szCs w:val="24"/>
+          <w:lang w:val="en-US"/>
+        </w:rPr>
+        <w:commentReference w:id="46"/>
+      </w:r>
+      <w:r>
+        <w:rPr>
+          <w:color w:val="215E99" w:themeColor="text2" w:themeTint="BF"/>
+          <w:lang w:val="en-US"/>
+        </w:rPr>
+        <w:t>of the ranking and intended alpha spending is a good start.</w:t>
+      </w:r>
+    </w:p>
+    <w:p>
+      <w:pPr>
+        <w:pStyle w:val="Listeafsnit"/>
+        <w:numPr>
+          <w:ilvl w:val="0"/>
+          <w:numId w:val="28"/>
+        </w:numPr>
+        <w:rPr>
+          <w:color w:val="215E99" w:themeColor="text2" w:themeTint="BF"/>
+          <w:lang w:val="en-US"/>
+        </w:rPr>
+      </w:pPr>
+      <w:r>
+        <w:rPr>
+          <w:color w:val="215E99" w:themeColor="text2" w:themeTint="BF"/>
+          <w:lang w:val="en-US"/>
+        </w:rPr>
+        <w:t xml:space="preserve">there may not be off-of-shelf software solutions. </w:t>
+      </w:r>
+    </w:p>
+    <w:p>
+      <w:pPr>
+        <w:pStyle w:val="Listeafsnit"/>
+        <w:numPr>
+          <w:ilvl w:val="0"/>
+          <w:numId w:val="28"/>
+        </w:numPr>
+        <w:rPr>
+          <w:color w:val="215E99" w:themeColor="text2" w:themeTint="BF"/>
+          <w:lang w:val="en-US"/>
+        </w:rPr>
+      </w:pPr>
+      <w:r>
+        <w:rPr>
+          <w:color w:val="215E99" w:themeColor="text2" w:themeTint="BF"/>
+          <w:lang w:val="en-US"/>
+        </w:rPr>
         <w:t xml:space="preserve">carefully consider </w:t>
       </w:r>
       <w:r>
@@ -15063,7 +15423,21 @@
           <w:color w:val="215E99" w:themeColor="text2" w:themeTint="BF"/>
           <w:lang w:val="en-US"/>
         </w:rPr>
-        <w:t xml:space="preserve"> power worth the complexity and loss in transparency.</w:t>
+        <w:t xml:space="preserve"> power </w:t>
+      </w:r>
+      <w:r>
+        <w:rPr>
+          <w:color w:val="215E99" w:themeColor="text2" w:themeTint="BF"/>
+          <w:lang w:val="en-US"/>
+        </w:rPr>
+        <w:t>is worth</w:t>
+      </w:r>
+      <w:r>
+        <w:rPr>
+          <w:color w:val="215E99" w:themeColor="text2" w:themeTint="BF"/>
+          <w:lang w:val="en-US"/>
+        </w:rPr>
+        <w:t xml:space="preserve"> the complexity and loss in transparency.</w:t>
       </w:r>
     </w:p>
     <w:p>
@@ -15104,7 +15478,7 @@
           <w:lang w:val="en-US"/>
         </w:rPr>
       </w:pPr>
-      <w:bookmarkStart w:id="44" w:name="_Toc239334278"/>
+      <w:bookmarkStart w:id="47" w:name="_Toc239334278"/>
       <w:r>
         <w:rPr>
           <w:rFonts w:ascii="Times New Roman" w:hAnsi="Times New Roman" w:cs="Times New Roman"/>
@@ -15127,7 +15501,7 @@
         </w:rPr>
         <w:t>Analysis set</w:t>
       </w:r>
-      <w:bookmarkEnd w:id="44"/>
+      <w:bookmarkEnd w:id="47"/>
     </w:p>
     <w:p>
       <w:pPr>
@@ -15143,7 +15517,7 @@
         </w:rPr>
         <w:t xml:space="preserve">Full analysis set: </w:t>
       </w:r>
-      <w:commentRangeStart w:id="45"/>
+      <w:commentRangeStart w:id="48"/>
       <w:r>
         <w:rPr>
           <w:rFonts w:ascii="Times New Roman" w:hAnsi="Times New Roman" w:cs="Times New Roman"/>
@@ -15151,7 +15525,7 @@
         </w:rPr>
         <w:t>all randomized subjects</w:t>
       </w:r>
-      <w:commentRangeEnd w:id="45"/>
+      <w:commentRangeEnd w:id="48"/>
       <w:r>
         <w:rPr>
           <w:rStyle w:val="Kommentarhenvisning"/>
@@ -15160,7 +15534,7 @@
           <w:szCs w:val="24"/>
           <w:lang w:val="en-US"/>
         </w:rPr>
-        <w:commentReference w:id="45"/>
+        <w:commentReference w:id="48"/>
       </w:r>
     </w:p>
     <w:p>
@@ -15173,7 +15547,7 @@
           <w:lang w:val="en-US"/>
         </w:rPr>
       </w:pPr>
-      <w:commentRangeStart w:id="46"/>
+      <w:commentRangeStart w:id="49"/>
       <w:r>
         <w:rPr>
           <w:rFonts w:asciiTheme="minorHAnsi" w:eastAsiaTheme="minorHAnsi" w:hAnsiTheme="minorHAnsi" w:cstheme="minorBidi"/>
@@ -15201,7 +15575,7 @@
         </w:rPr>
         <w:t xml:space="preserve"> </w:t>
       </w:r>
-      <w:commentRangeEnd w:id="46"/>
+      <w:commentRangeEnd w:id="49"/>
       <w:r>
         <w:rPr>
           <w:rStyle w:val="Kommentarhenvisning"/>
@@ -15210,7 +15584,7 @@
           <w:szCs w:val="20"/>
           <w:lang w:val="en-US"/>
         </w:rPr>
-        <w:commentReference w:id="46"/>
+        <w:commentReference w:id="49"/>
       </w:r>
     </w:p>
     <w:p>
@@ -15423,7 +15797,7 @@
           <w:lang w:val="en-US"/>
         </w:rPr>
       </w:pPr>
-      <w:commentRangeStart w:id="47"/>
+      <w:commentRangeStart w:id="50"/>
       <w:r>
         <w:rPr>
           <w:rFonts w:ascii="Times New Roman" w:hAnsi="Times New Roman" w:cs="Times New Roman"/>
@@ -15431,7 +15805,7 @@
         </w:rPr>
         <w:t>Efficacy set</w:t>
       </w:r>
-      <w:commentRangeEnd w:id="47"/>
+      <w:commentRangeEnd w:id="50"/>
       <w:r>
         <w:rPr>
           <w:rStyle w:val="Kommentarhenvisning"/>
@@ -15440,7 +15814,7 @@
           <w:szCs w:val="24"/>
           <w:lang w:val="en-US"/>
         </w:rPr>
-        <w:commentReference w:id="47"/>
+        <w:commentReference w:id="50"/>
       </w:r>
       <w:r>
         <w:rPr>
@@ -15595,7 +15969,7 @@
           <w:lang w:val="en-US"/>
         </w:rPr>
       </w:pPr>
-      <w:bookmarkStart w:id="48" w:name="_Toc239334279"/>
+      <w:bookmarkStart w:id="51" w:name="_Toc239334279"/>
       <w:r>
         <w:rPr>
           <w:rFonts w:ascii="Times New Roman" w:hAnsi="Times New Roman" w:cs="Times New Roman"/>
@@ -15634,7 +16008,7 @@
         </w:rPr>
         <w:t>Statistical analyses</w:t>
       </w:r>
-      <w:bookmarkEnd w:id="48"/>
+      <w:bookmarkEnd w:id="51"/>
     </w:p>
     <w:p>
       <w:pPr>
@@ -15645,7 +16019,7 @@
           <w:lang w:val="en-US"/>
         </w:rPr>
       </w:pPr>
-      <w:bookmarkStart w:id="49" w:name="_Toc239334280"/>
+      <w:bookmarkStart w:id="52" w:name="_Toc239334280"/>
       <w:r>
         <w:rPr>
           <w:rStyle w:val="Svagfremhvning"/>
@@ -15670,7 +16044,7 @@
         </w:rPr>
         <w:t>General considerations</w:t>
       </w:r>
-      <w:bookmarkEnd w:id="49"/>
+      <w:bookmarkEnd w:id="52"/>
     </w:p>
     <w:p>
       <w:pPr>
@@ -15704,7 +16078,7 @@
           <w:lang w:val="en-US"/>
         </w:rPr>
       </w:pPr>
-      <w:commentRangeStart w:id="50"/>
+      <w:commentRangeStart w:id="53"/>
       <w:r>
         <w:rPr>
           <w:lang w:val="en-US"/>
@@ -15789,7 +16163,7 @@
         </w:rPr>
         <w:t>.</w:t>
       </w:r>
-      <w:commentRangeEnd w:id="50"/>
+      <w:commentRangeEnd w:id="53"/>
       <w:r>
         <w:rPr>
           <w:rStyle w:val="Kommentarhenvisning"/>
@@ -15797,7 +16171,7 @@
           <w:szCs w:val="24"/>
           <w:lang w:val="en-US"/>
         </w:rPr>
-        <w:commentReference w:id="50"/>
+        <w:commentReference w:id="53"/>
       </w:r>
     </w:p>
     <w:p>
@@ -15825,14 +16199,14 @@
         </w:rPr>
         <w:t xml:space="preserve">All tests that will be performed will be two-sided even when the research question or background knowledge corresponds to a directional hypothesis.  This is to ensure logical consistency between p-values and confidence intervals (CIs) while </w:t>
       </w:r>
-      <w:commentRangeStart w:id="51"/>
+      <w:commentRangeStart w:id="54"/>
       <w:r>
         <w:rPr>
           <w:lang w:val="en-US"/>
         </w:rPr>
         <w:t>having CIs with a finite lower and upper bound</w:t>
       </w:r>
-      <w:commentRangeEnd w:id="51"/>
+      <w:commentRangeEnd w:id="54"/>
       <w:r>
         <w:rPr>
           <w:rStyle w:val="Kommentarhenvisning"/>
@@ -15840,7 +16214,7 @@
           <w:szCs w:val="24"/>
           <w:lang w:val="en-US"/>
         </w:rPr>
-        <w:commentReference w:id="51"/>
+        <w:commentReference w:id="54"/>
       </w:r>
       <w:r>
         <w:rPr>
@@ -15915,7 +16289,7 @@
           <w:lang w:val="en-US"/>
         </w:rPr>
       </w:pPr>
-      <w:bookmarkStart w:id="52" w:name="_Toc239334281"/>
+      <w:bookmarkStart w:id="55" w:name="_Toc239334281"/>
       <w:r>
         <w:rPr>
           <w:rStyle w:val="Svagfremhvning"/>
@@ -15956,7 +16330,7 @@
         </w:rPr>
         <w:t>Software</w:t>
       </w:r>
-      <w:bookmarkEnd w:id="52"/>
+      <w:bookmarkEnd w:id="55"/>
     </w:p>
     <w:p>
       <w:pPr>
@@ -16095,7 +16469,7 @@
           <w:lang w:val="en-US"/>
         </w:rPr>
       </w:pPr>
-      <w:bookmarkStart w:id="53" w:name="_Toc239334282"/>
+      <w:bookmarkStart w:id="56" w:name="_Toc239334282"/>
       <w:r>
         <w:rPr>
           <w:rStyle w:val="Svagfremhvning"/>
@@ -16144,7 +16518,7 @@
         </w:rPr>
         <w:t>intercurrent events</w:t>
       </w:r>
-      <w:bookmarkEnd w:id="53"/>
+      <w:bookmarkEnd w:id="56"/>
     </w:p>
     <w:p>
       <w:pPr>
@@ -17428,7 +17802,7 @@
           <w:lang w:val="en-US"/>
         </w:rPr>
       </w:pPr>
-      <w:bookmarkStart w:id="54" w:name="_Toc239334283"/>
+      <w:bookmarkStart w:id="57" w:name="_Toc239334283"/>
       <w:r>
         <w:rPr>
           <w:rStyle w:val="Svagfremhvning"/>
@@ -17469,7 +17843,7 @@
         </w:rPr>
         <w:t>Handling of missing data</w:t>
       </w:r>
-      <w:bookmarkEnd w:id="54"/>
+      <w:bookmarkEnd w:id="57"/>
     </w:p>
     <w:p>
       <w:pPr>
@@ -17583,14 +17957,14 @@
         </w:rPr>
         <w:t xml:space="preserve"> For the primary and the key secondary analyses only missing outcome values are expected as the other </w:t>
       </w:r>
-      <w:commentRangeStart w:id="55"/>
+      <w:commentRangeStart w:id="58"/>
       <w:r>
         <w:rPr>
           <w:lang w:val="en-US"/>
         </w:rPr>
         <w:t>variables should be measured at baseline</w:t>
       </w:r>
-      <w:commentRangeEnd w:id="55"/>
+      <w:commentRangeEnd w:id="58"/>
       <w:r>
         <w:rPr>
           <w:rStyle w:val="Kommentarhenvisning"/>
@@ -17598,7 +17972,7 @@
           <w:szCs w:val="24"/>
           <w:lang w:val="en-US"/>
         </w:rPr>
-        <w:commentReference w:id="55"/>
+        <w:commentReference w:id="58"/>
       </w:r>
       <w:r>
         <w:rPr>
@@ -18126,7 +18500,7 @@
                 <w:lang w:val="en-US"/>
               </w:rPr>
             </w:pPr>
-            <w:commentRangeStart w:id="56"/>
+            <w:commentRangeStart w:id="59"/>
             <w:r>
               <w:rPr>
                 <w:color w:val="215E99" w:themeColor="text2" w:themeTint="BF"/>
@@ -18134,7 +18508,7 @@
               </w:rPr>
               <w:t>-</w:t>
             </w:r>
-            <w:commentRangeEnd w:id="56"/>
+            <w:commentRangeEnd w:id="59"/>
             <w:r>
               <w:rPr>
                 <w:rStyle w:val="Kommentarhenvisning"/>
@@ -18143,7 +18517,7 @@
                 <w:szCs w:val="24"/>
                 <w:lang w:val="en-US"/>
               </w:rPr>
-              <w:commentReference w:id="56"/>
+              <w:commentReference w:id="59"/>
             </w:r>
           </w:p>
         </w:tc>
@@ -18716,7 +19090,7 @@
         </w:rPr>
         <w:t xml:space="preserve"> </w:t>
       </w:r>
-      <w:commentRangeStart w:id="57"/>
+      <w:commentRangeStart w:id="60"/>
       <w:r>
         <w:rPr>
           <w:color w:val="215E99" w:themeColor="text2" w:themeTint="BF"/>
@@ -18738,7 +19112,7 @@
         </w:rPr>
         <w:t xml:space="preserve"> the follow-up of interest vs. baseline and randomization group</w:t>
       </w:r>
-      <w:commentRangeEnd w:id="57"/>
+      <w:commentRangeEnd w:id="60"/>
       <w:r>
         <w:rPr>
           <w:rStyle w:val="Kommentarhenvisning"/>
@@ -18747,7 +19121,7 @@
           <w:szCs w:val="24"/>
           <w:lang w:val="en-US"/>
         </w:rPr>
-        <w:commentReference w:id="57"/>
+        <w:commentReference w:id="60"/>
       </w:r>
       <w:r>
         <w:rPr>
@@ -18912,7 +19286,7 @@
         </w:rPr>
         <w:t xml:space="preserve"> LMM with an unstructured covariance matrix. This means having an interaction </w:t>
       </w:r>
-      <w:commentRangeStart w:id="58"/>
+      <w:commentRangeStart w:id="61"/>
       <w:r>
         <w:rPr>
           <w:color w:val="215E99" w:themeColor="text2" w:themeTint="BF"/>
@@ -18920,7 +19294,7 @@
         </w:rPr>
         <w:t>treatment</w:t>
       </w:r>
-      <w:commentRangeEnd w:id="58"/>
+      <w:commentRangeEnd w:id="61"/>
       <w:r>
         <w:rPr>
           <w:rStyle w:val="Kommentarhenvisning"/>
@@ -18929,7 +19303,7 @@
           <w:szCs w:val="24"/>
           <w:lang w:val="en-US"/>
         </w:rPr>
-        <w:commentReference w:id="58"/>
+        <w:commentReference w:id="61"/>
       </w:r>
       <w:r>
         <w:rPr>
@@ -18952,7 +19326,7 @@
         </w:rPr>
         <w:t xml:space="preserve"> I personally favor stratifying the unstructured covariance matrix on</w:t>
       </w:r>
-      <w:commentRangeStart w:id="59"/>
+      <w:commentRangeStart w:id="62"/>
       <w:r>
         <w:rPr>
           <w:color w:val="215E99" w:themeColor="text2" w:themeTint="BF"/>
@@ -18960,7 +19334,7 @@
         </w:rPr>
         <w:t xml:space="preserve"> randomization group </w:t>
       </w:r>
-      <w:commentRangeEnd w:id="59"/>
+      <w:commentRangeEnd w:id="62"/>
       <w:r>
         <w:rPr>
           <w:rStyle w:val="Kommentarhenvisning"/>
@@ -18969,7 +19343,7 @@
           <w:szCs w:val="24"/>
           <w:lang w:val="en-US"/>
         </w:rPr>
-        <w:commentReference w:id="59"/>
+        <w:commentReference w:id="62"/>
       </w:r>
       <w:r>
         <w:rPr>
@@ -19014,7 +19388,7 @@
         </w:rPr>
         <w:t xml:space="preserve"> LMM with an unstructured covariance matrix and </w:t>
       </w:r>
-      <w:commentRangeStart w:id="60"/>
+      <w:commentRangeStart w:id="63"/>
       <w:r>
         <w:rPr>
           <w:color w:val="215E99" w:themeColor="text2" w:themeTint="BF"/>
@@ -19023,7 +19397,7 @@
         <w:lastRenderedPageBreak/>
         <w:t>interaction between covariates and time</w:t>
       </w:r>
-      <w:commentRangeEnd w:id="60"/>
+      <w:commentRangeEnd w:id="63"/>
       <w:r>
         <w:rPr>
           <w:rStyle w:val="Kommentarhenvisning"/>
@@ -19032,7 +19406,7 @@
           <w:szCs w:val="24"/>
           <w:lang w:val="en-US"/>
         </w:rPr>
-        <w:commentReference w:id="60"/>
+        <w:commentReference w:id="63"/>
       </w:r>
       <w:r>
         <w:rPr>
@@ -19469,7 +19843,7 @@
           <w:lang w:val="en-US"/>
         </w:rPr>
       </w:pPr>
-      <w:bookmarkStart w:id="61" w:name="_Toc239334284"/>
+      <w:bookmarkStart w:id="64" w:name="_Toc239334284"/>
       <w:r>
         <w:rPr>
           <w:rFonts w:ascii="Times New Roman" w:hAnsi="Times New Roman" w:cs="Times New Roman"/>
@@ -19492,7 +19866,7 @@
         </w:rPr>
         <w:t>Supplementary analyses</w:t>
       </w:r>
-      <w:bookmarkEnd w:id="61"/>
+      <w:bookmarkEnd w:id="64"/>
     </w:p>
     <w:p>
       <w:pPr>
@@ -19502,7 +19876,7 @@
           <w:lang w:val="en-US"/>
         </w:rPr>
       </w:pPr>
-      <w:bookmarkStart w:id="62" w:name="_Toc239334285"/>
+      <w:bookmarkStart w:id="65" w:name="_Toc239334285"/>
       <w:r>
         <w:rPr>
           <w:rStyle w:val="Svagfremhvning"/>
@@ -19542,7 +19916,7 @@
         </w:rPr>
         <w:t>Safety evaluations</w:t>
       </w:r>
-      <w:bookmarkEnd w:id="62"/>
+      <w:bookmarkEnd w:id="65"/>
     </w:p>
     <w:p>
       <w:pPr>
@@ -19573,7 +19947,7 @@
         </w:rPr>
         <w:t xml:space="preserve">From </w:t>
       </w:r>
-      <w:commentRangeStart w:id="63"/>
+      <w:commentRangeStart w:id="66"/>
       <w:r>
         <w:rPr>
           <w:color w:val="215E99" w:themeColor="text2" w:themeTint="BF"/>
@@ -19581,7 +19955,7 @@
         </w:rPr>
         <w:t>EMA</w:t>
       </w:r>
-      <w:commentRangeEnd w:id="63"/>
+      <w:commentRangeEnd w:id="66"/>
       <w:r>
         <w:rPr>
           <w:rStyle w:val="Kommentarhenvisning"/>
@@ -19590,7 +19964,7 @@
           <w:szCs w:val="24"/>
           <w:lang w:val="en-US"/>
         </w:rPr>
-        <w:commentReference w:id="63"/>
+        <w:commentReference w:id="66"/>
       </w:r>
       <w:r>
         <w:rPr>
@@ -19771,7 +20145,7 @@
           <w:lang w:val="en-US"/>
         </w:rPr>
       </w:pPr>
-      <w:bookmarkStart w:id="64" w:name="_Toc239334286"/>
+      <w:bookmarkStart w:id="67" w:name="_Toc239334286"/>
       <w:r>
         <w:rPr>
           <w:rStyle w:val="Svagfremhvning"/>
@@ -19811,7 +20185,7 @@
         </w:rPr>
         <w:t>Exploratory analyses</w:t>
       </w:r>
-      <w:bookmarkEnd w:id="64"/>
+      <w:bookmarkEnd w:id="67"/>
       <w:r>
         <w:rPr>
           <w:rFonts w:ascii="Times New Roman" w:hAnsi="Times New Roman" w:cs="Times New Roman"/>
@@ -19861,7 +20235,7 @@
           <w:lang w:val="en-US"/>
         </w:rPr>
       </w:pPr>
-      <w:bookmarkStart w:id="65" w:name="_Toc239334287"/>
+      <w:bookmarkStart w:id="68" w:name="_Toc239334287"/>
       <w:r>
         <w:rPr>
           <w:rFonts w:ascii="Times New Roman" w:hAnsi="Times New Roman" w:cs="Times New Roman"/>
@@ -19883,7 +20257,7 @@
         </w:rPr>
         <w:t>Trial monitoring and Interim analyses</w:t>
       </w:r>
-      <w:bookmarkEnd w:id="65"/>
+      <w:bookmarkEnd w:id="68"/>
     </w:p>
     <w:p>
       <w:pPr>
@@ -19952,7 +20326,7 @@
         </w:rPr>
         <w:t xml:space="preserve">, </w:t>
       </w:r>
-      <w:commentRangeStart w:id="66"/>
+      <w:commentRangeStart w:id="69"/>
       <w:r>
         <w:rPr>
           <w:rFonts w:ascii="Times New Roman" w:hAnsi="Times New Roman" w:cs="Times New Roman"/>
@@ -19961,7 +20335,7 @@
         </w:rPr>
         <w:t>e.g.</w:t>
       </w:r>
-      <w:commentRangeEnd w:id="66"/>
+      <w:commentRangeEnd w:id="69"/>
       <w:r>
         <w:rPr>
           <w:rStyle w:val="Kommentarhenvisning"/>
@@ -19971,7 +20345,7 @@
           <w:szCs w:val="24"/>
           <w:lang w:val="en-US"/>
         </w:rPr>
-        <w:commentReference w:id="66"/>
+        <w:commentReference w:id="69"/>
       </w:r>
       <w:r>
         <w:rPr>
@@ -20370,7 +20744,7 @@
         </w:rPr>
         <w:t xml:space="preserve"> ONLY the DSMB should be unblinded at interim and it should not be expected to provide results at interim that can unblind the sponsor/research team. </w:t>
       </w:r>
-      <w:commentRangeStart w:id="67"/>
+      <w:commentRangeStart w:id="70"/>
       <w:r>
         <w:rPr>
           <w:rFonts w:ascii="Times New Roman" w:hAnsi="Times New Roman" w:cs="Times New Roman"/>
@@ -20379,7 +20753,7 @@
         </w:rPr>
         <w:t>They will ‘just’ say stop or continue the trial without further detail about the magnitude or statistical significance of the estimated intervention effect</w:t>
       </w:r>
-      <w:commentRangeEnd w:id="67"/>
+      <w:commentRangeEnd w:id="70"/>
       <w:r>
         <w:rPr>
           <w:rStyle w:val="Kommentarhenvisning"/>
@@ -20389,7 +20763,7 @@
           <w:szCs w:val="24"/>
           <w:lang w:val="en-US"/>
         </w:rPr>
-        <w:commentReference w:id="67"/>
+        <w:commentReference w:id="70"/>
       </w:r>
       <w:r>
         <w:rPr>
@@ -20441,7 +20815,7 @@
         </w:rPr>
         <w:t>i</w:t>
       </w:r>
-      <w:commentRangeStart w:id="68"/>
+      <w:commentRangeStart w:id="71"/>
       <w:r>
         <w:rPr>
           <w:rFonts w:ascii="Times New Roman" w:hAnsi="Times New Roman" w:cs="Times New Roman"/>
@@ -20450,7 +20824,7 @@
         </w:rPr>
         <w:t>ncomplete data at interim (pipeline patients) and need for a decision analysis.</w:t>
       </w:r>
-      <w:commentRangeEnd w:id="68"/>
+      <w:commentRangeEnd w:id="71"/>
       <w:r>
         <w:rPr>
           <w:rStyle w:val="Kommentarhenvisning"/>
@@ -20459,7 +20833,7 @@
           <w:szCs w:val="24"/>
           <w:lang w:val="en-US"/>
         </w:rPr>
-        <w:commentReference w:id="68"/>
+        <w:commentReference w:id="71"/>
       </w:r>
     </w:p>
     <w:p>
@@ -20520,7 +20894,7 @@
           <w:lang w:val="en-US"/>
         </w:rPr>
       </w:pPr>
-      <w:bookmarkStart w:id="69" w:name="_Toc239334288"/>
+      <w:bookmarkStart w:id="72" w:name="_Toc239334288"/>
       <w:r>
         <w:rPr>
           <w:rFonts w:ascii="Times New Roman" w:hAnsi="Times New Roman" w:cs="Times New Roman"/>
@@ -20529,7 +20903,7 @@
         <w:lastRenderedPageBreak/>
         <w:t>References</w:t>
       </w:r>
-      <w:bookmarkEnd w:id="69"/>
+      <w:bookmarkEnd w:id="72"/>
       <w:r>
         <w:rPr>
           <w:rFonts w:ascii="Times New Roman" w:hAnsi="Times New Roman" w:cs="Times New Roman"/>
@@ -20572,7 +20946,7 @@
           <w:lang w:val="en-US"/>
         </w:rPr>
       </w:pPr>
-      <w:bookmarkStart w:id="70" w:name="_Toc239334289"/>
+      <w:bookmarkStart w:id="73" w:name="_Toc239334289"/>
       <w:r>
         <w:rPr>
           <w:rFonts w:ascii="Times New Roman" w:hAnsi="Times New Roman" w:cs="Times New Roman"/>
@@ -20581,7 +20955,7 @@
         <w:lastRenderedPageBreak/>
         <w:t>Appendix A. R code for primary outcome analyses</w:t>
       </w:r>
-      <w:bookmarkEnd w:id="70"/>
+      <w:bookmarkEnd w:id="73"/>
       <w:r>
         <w:rPr>
           <w:rFonts w:ascii="Times New Roman" w:hAnsi="Times New Roman" w:cs="Times New Roman"/>
@@ -20650,7 +21024,7 @@
           <w:lang w:val="en-US"/>
         </w:rPr>
       </w:pPr>
-      <w:bookmarkStart w:id="71" w:name="_Toc239334290"/>
+      <w:bookmarkStart w:id="74" w:name="_Toc239334290"/>
       <w:r>
         <w:rPr>
           <w:rStyle w:val="Svagfremhvning"/>
@@ -20659,7 +21033,7 @@
         </w:rPr>
         <w:t>Primary analyses</w:t>
       </w:r>
-      <w:bookmarkEnd w:id="71"/>
+      <w:bookmarkEnd w:id="74"/>
       <w:r>
         <w:rPr>
           <w:rStyle w:val="Svagfremhvning"/>
@@ -21233,7 +21607,7 @@
       </w:r>
     </w:p>
   </w:comment>
-  <w:comment w:id="35" w:author="Brice Maxime Hugues Ozenne" w:date="2026-09-15T16:47:00Z" w:initials="BO">
+  <w:comment w:id="35" w:author="Brice Maxime Hugues Ozenne" w:date="2026-09-16T18:24:00Z" w:initials="BO">
     <w:p>
       <w:pPr>
         <w:pStyle w:val="Kommentartekst"/>
@@ -21245,30 +21619,22 @@
         <w:annotationRef/>
       </w:r>
       <w:r>
-        <w:t>‘Secondary endpoints which may become the basis for additional claims, significant effects in these endpoints can be considered for an additional claim only after the primary objective of the clinical trial has been achieved, and if they were part of the confirmatory strategy.’</w:t>
-      </w:r>
-    </w:p>
-    <w:p>
-      <w:pPr>
-        <w:pStyle w:val="Kommentartekst"/>
-      </w:pPr>
-      <w:r>
-        <w:t xml:space="preserve">(Section 6.2 </w:t>
+        <w:t xml:space="preserve">See </w:t>
       </w:r>
       <w:hyperlink r:id="rId8" w:history="1">
         <w:r>
           <w:rPr>
             <w:rStyle w:val="Hyperlink"/>
           </w:rPr>
-          <w:t>https://www.ema.europa.eu/en/documents/scientific-guideline/draft-guideline-multiplicity-issues-clinical-trials_en.pdf</w:t>
+          <w:t>https://doi.org/10.1002/bimj.70148</w:t>
         </w:r>
       </w:hyperlink>
       <w:r>
-        <w:t>)</w:t>
+        <w:t xml:space="preserve"> for various opinions</w:t>
       </w:r>
     </w:p>
   </w:comment>
-  <w:comment w:id="36" w:author="Brice Maxime Hugues Ozenne" w:date="2026-09-15T12:37:00Z" w:initials="BO">
+  <w:comment w:id="36" w:author="Brice Maxime Hugues Ozenne" w:date="2026-09-15T16:47:00Z" w:initials="BO">
     <w:p>
       <w:pPr>
         <w:pStyle w:val="Kommentartekst"/>
@@ -21280,7 +21646,15 @@
         <w:annotationRef/>
       </w:r>
       <w:r>
-        <w:t xml:space="preserve">Section 5.2 </w:t>
+        <w:t>‘Secondary endpoints which may become the basis for additional claims, significant effects in these endpoints can be considered for an additional claim only after the primary objective of the clinical trial has been achieved, and if they were part of the confirmatory strategy.’</w:t>
+      </w:r>
+    </w:p>
+    <w:p>
+      <w:pPr>
+        <w:pStyle w:val="Kommentartekst"/>
+      </w:pPr>
+      <w:r>
+        <w:t xml:space="preserve">(Section 6.2 </w:t>
       </w:r>
       <w:hyperlink r:id="rId9" w:history="1">
         <w:r>
@@ -21290,9 +21664,12 @@
           <w:t>https://www.ema.europa.eu/en/documents/scientific-guideline/draft-guideline-multiplicity-issues-clinical-trials_en.pdf</w:t>
         </w:r>
       </w:hyperlink>
+      <w:r>
+        <w:t>)</w:t>
+      </w:r>
     </w:p>
   </w:comment>
-  <w:comment w:id="37" w:author="Brice Maxime Hugues Ozenne" w:date="2026-09-15T15:44:00Z" w:initials="BO">
+  <w:comment w:id="37" w:author="Brice Maxime Hugues Ozenne" w:date="2026-09-15T12:37:00Z" w:initials="BO">
     <w:p>
       <w:pPr>
         <w:pStyle w:val="Kommentartekst"/>
@@ -21304,7 +21681,7 @@
         <w:annotationRef/>
       </w:r>
       <w:r>
-        <w:t xml:space="preserve">From EMA: “the availability of confidence intervals with correct coverage that allow for consistent decision making with the primary hypothesis testing strategy may be a criterion for the selection of the corresponding multiple testing procedure.” (section 1, </w:t>
+        <w:t xml:space="preserve">Section 5.2 </w:t>
       </w:r>
       <w:hyperlink r:id="rId10" w:history="1">
         <w:r>
@@ -21314,18 +21691,12 @@
           <w:t>https://www.ema.europa.eu/en/documents/scientific-guideline/draft-guideline-multiplicity-issues-clinical-trials_en.pdf</w:t>
         </w:r>
       </w:hyperlink>
-      <w:r>
-        <w:t>)</w:t>
-      </w:r>
     </w:p>
   </w:comment>
-  <w:comment w:id="38" w:author="Brice Maxime Hugues Ozenne" w:date="2026-08-27T17:13:00Z" w:initials="BO">
+  <w:comment w:id="38" w:author="Brice Maxime Hugues Ozenne" w:date="2026-09-15T15:44:00Z" w:initials="BO">
     <w:p>
       <w:pPr>
         <w:pStyle w:val="Kommentartekst"/>
-        <w:rPr>
-          <w:lang w:val="en-US"/>
-        </w:rPr>
       </w:pPr>
       <w:r>
         <w:rPr>
@@ -21334,39 +21705,7 @@
         <w:annotationRef/>
       </w:r>
       <w:r>
-        <w:t>Possible reference: 10.1002/bimj.200810425</w:t>
-      </w:r>
-    </w:p>
-  </w:comment>
-  <w:comment w:id="39" w:author="Brice Maxime Hugues Ozenne" w:date="2026-08-27T17:42:00Z" w:initials="BO">
-    <w:p>
-      <w:pPr>
-        <w:pStyle w:val="Kommentartekst"/>
-      </w:pPr>
-      <w:r>
-        <w:rPr>
-          <w:rStyle w:val="Kommentarhenvisning"/>
-        </w:rPr>
-        <w:annotationRef/>
-      </w:r>
-      <w:r>
-        <w:t xml:space="preserve">Possible reference 10.1056/NEJMra1709701 </w:t>
-      </w:r>
-    </w:p>
-  </w:comment>
-  <w:comment w:id="40" w:author="Brice Maxime Hugues Ozenne" w:date="2026-09-15T15:47:00Z" w:initials="BO">
-    <w:p>
-      <w:pPr>
-        <w:pStyle w:val="Kommentartekst"/>
-      </w:pPr>
-      <w:r>
-        <w:rPr>
-          <w:rStyle w:val="Kommentarhenvisning"/>
-        </w:rPr>
-        <w:annotationRef/>
-      </w:r>
-      <w:r>
-        <w:t xml:space="preserve">This is the terminology used by EMA, e.g., see section 5 of </w:t>
+        <w:t xml:space="preserve">From EMA: “the availability of confidence intervals with correct coverage that allow for consistent decision making with the primary hypothesis testing strategy may be a criterion for the selection of the corresponding multiple testing procedure.” (section 1, </w:t>
       </w:r>
       <w:hyperlink r:id="rId11" w:history="1">
         <w:r>
@@ -21376,12 +21715,18 @@
           <w:t>https://www.ema.europa.eu/en/documents/scientific-guideline/draft-guideline-multiplicity-issues-clinical-trials_en.pdf</w:t>
         </w:r>
       </w:hyperlink>
+      <w:r>
+        <w:t>)</w:t>
+      </w:r>
     </w:p>
   </w:comment>
-  <w:comment w:id="41" w:author="Brice Maxime Hugues Ozenne" w:date="2026-08-27T17:29:00Z" w:initials="BO">
+  <w:comment w:id="39" w:author="Brice Maxime Hugues Ozenne" w:date="2026-08-27T17:13:00Z" w:initials="BO">
     <w:p>
       <w:pPr>
         <w:pStyle w:val="Kommentartekst"/>
+        <w:rPr>
+          <w:lang w:val="en-US"/>
+        </w:rPr>
       </w:pPr>
       <w:r>
         <w:rPr>
@@ -21390,9 +21735,65 @@
         <w:annotationRef/>
       </w:r>
       <w:r>
+        <w:t>Possible reference: 10.1002/bimj.200810425</w:t>
+      </w:r>
+    </w:p>
+  </w:comment>
+  <w:comment w:id="40" w:author="Brice Maxime Hugues Ozenne" w:date="2026-08-27T17:42:00Z" w:initials="BO">
+    <w:p>
+      <w:pPr>
+        <w:pStyle w:val="Kommentartekst"/>
+      </w:pPr>
+      <w:r>
+        <w:rPr>
+          <w:rStyle w:val="Kommentarhenvisning"/>
+        </w:rPr>
+        <w:annotationRef/>
+      </w:r>
+      <w:r>
+        <w:t xml:space="preserve">Possible reference 10.1056/NEJMra1709701 </w:t>
+      </w:r>
+    </w:p>
+  </w:comment>
+  <w:comment w:id="41" w:author="Brice Maxime Hugues Ozenne" w:date="2026-09-15T15:47:00Z" w:initials="BO">
+    <w:p>
+      <w:pPr>
+        <w:pStyle w:val="Kommentartekst"/>
+      </w:pPr>
+      <w:r>
+        <w:rPr>
+          <w:rStyle w:val="Kommentarhenvisning"/>
+        </w:rPr>
+        <w:annotationRef/>
+      </w:r>
+      <w:r>
+        <w:t xml:space="preserve">This is the terminology used by EMA, e.g., see section 5 of </w:t>
+      </w:r>
+      <w:hyperlink r:id="rId12" w:history="1">
+        <w:r>
+          <w:rPr>
+            <w:rStyle w:val="Hyperlink"/>
+          </w:rPr>
+          <w:t>https://www.ema.europa.eu/en/documents/scientific-guideline/draft-guideline-multiplicity-issues-clinical-trials_en.pdf</w:t>
+        </w:r>
+      </w:hyperlink>
+    </w:p>
+  </w:comment>
+  <w:comment w:id="42" w:author="Brice Maxime Hugues Ozenne" w:date="2026-08-27T17:29:00Z" w:initials="BO">
+    <w:p>
+      <w:pPr>
+        <w:pStyle w:val="Kommentartekst"/>
+      </w:pPr>
+      <w:r>
+        <w:rPr>
+          <w:rStyle w:val="Kommentarhenvisning"/>
+        </w:rPr>
+        <w:annotationRef/>
+      </w:r>
+      <w:r>
         <w:t xml:space="preserve">Possible reference: </w:t>
       </w:r>
-      <w:hyperlink r:id="rId12" w:history="1">
+      <w:hyperlink r:id="rId13" w:history="1">
         <w:r>
           <w:rPr>
             <w:rStyle w:val="Hyperlink"/>
@@ -21402,7 +21803,7 @@
       </w:hyperlink>
     </w:p>
   </w:comment>
-  <w:comment w:id="42" w:author="Brice Maxime Hugues Ozenne" w:date="2026-08-27T17:43:00Z" w:initials="BO">
+  <w:comment w:id="43" w:author="Brice Maxime Hugues Ozenne" w:date="2026-09-16T16:50:00Z" w:initials="BO">
     <w:p>
       <w:pPr>
         <w:pStyle w:val="Kommentartekst"/>
@@ -21414,203 +21815,22 @@
         <w:annotationRef/>
       </w:r>
       <w:r>
-        <w:t xml:space="preserve">Possible reference 10.1056/NEJMra1709701 </w:t>
-      </w:r>
-    </w:p>
-  </w:comment>
-  <w:comment w:id="43" w:author="Brice Maxime Hugues Ozenne" w:date="2026-08-27T18:01:00Z" w:initials="BO">
-    <w:p>
-      <w:pPr>
-        <w:pStyle w:val="Kommentartekst"/>
-      </w:pPr>
-      <w:r>
-        <w:rPr>
-          <w:rStyle w:val="Kommentarhenvisning"/>
-        </w:rPr>
-        <w:annotationRef/>
-      </w:r>
-      <w:r>
-        <w:t xml:space="preserve">See 10.1002/sim.3495 </w:t>
-      </w:r>
-    </w:p>
-  </w:comment>
-  <w:comment w:id="45" w:author="Brice Maxime Hugues Ozenne" w:date="2026-09-03T11:08:00Z" w:initials="BO">
-    <w:p>
-      <w:pPr>
-        <w:pStyle w:val="Kommentartekst"/>
-      </w:pPr>
-      <w:r>
-        <w:rPr>
-          <w:rStyle w:val="Kommentarhenvisning"/>
-        </w:rPr>
-        <w:annotationRef/>
-      </w:r>
-      <w:r>
-        <w:t>When not true, e.g. due to post-randomized exclusion, then add ‘Randomized set’ or ‘post-randomized exclusion’ including all randomized subjects that will be used for descriptive.</w:t>
-      </w:r>
-    </w:p>
-  </w:comment>
-  <w:comment w:id="46" w:author="Brice Maxime Hugues Ozenne" w:date="2026-09-03T11:15:00Z" w:initials="BO">
-    <w:p>
-      <w:pPr>
-        <w:pStyle w:val="Kommentartekst"/>
-      </w:pPr>
-      <w:r>
-        <w:rPr>
-          <w:rStyle w:val="Kommentarhenvisning"/>
-        </w:rPr>
-        <w:annotationRef/>
-      </w:r>
-      <w:r>
-        <w:t>E9 Statistical Principles for Clinical</w:t>
-      </w:r>
-    </w:p>
-    <w:p>
-      <w:pPr>
-        <w:pStyle w:val="Kommentartekst"/>
-      </w:pPr>
-      <w:r>
-        <w:t>Trials</w:t>
-      </w:r>
-    </w:p>
-    <w:p>
-      <w:pPr>
-        <w:pStyle w:val="Kommentartekst"/>
-      </w:pPr>
-      <w:hyperlink r:id="rId13" w:history="1">
-        <w:r>
-          <w:rPr>
-            <w:rStyle w:val="Hyperlink"/>
-          </w:rPr>
-          <w:t>https://www.fda.gov/media/71336/download</w:t>
-        </w:r>
-      </w:hyperlink>
-    </w:p>
-  </w:comment>
-  <w:comment w:id="47" w:author="Brice Maxime Hugues Ozenne" w:date="2026-09-03T11:50:00Z" w:initials="BO">
-    <w:p>
-      <w:pPr>
-        <w:pStyle w:val="Kommentartekst"/>
-      </w:pPr>
-      <w:r>
-        <w:rPr>
-          <w:rStyle w:val="Kommentarhenvisning"/>
-        </w:rPr>
-        <w:annotationRef/>
-      </w:r>
-      <w:r>
-        <w:t>Efficacy measures how well an intervention works under ideal, controlled conditions, while effectiveness measures how well it works in everyday, real-world use.</w:t>
-      </w:r>
-    </w:p>
-    <w:p>
-      <w:pPr>
-        <w:pStyle w:val="Kommentartekst"/>
-      </w:pPr>
-      <w:r>
-        <w:t>So the full analysis set could also be called effectiveness set.</w:t>
-      </w:r>
-    </w:p>
-  </w:comment>
-  <w:comment w:id="50" w:author="Brice Maxime Hugues Ozenne" w:date="2026-09-03T11:02:00Z" w:initials="BO">
-    <w:p>
-      <w:pPr>
-        <w:pStyle w:val="Kommentartekst"/>
-      </w:pPr>
-      <w:r>
-        <w:rPr>
-          <w:rStyle w:val="Kommentarhenvisning"/>
-        </w:rPr>
-        <w:annotationRef/>
-      </w:r>
-      <w:r>
-        <w:t>If used what to do upon failure should be clarified</w:t>
-      </w:r>
-    </w:p>
-  </w:comment>
-  <w:comment w:id="51" w:author="Brice Maxime Hugues Ozenne" w:date="2026-09-03T11:04:00Z" w:initials="BO">
-    <w:p>
-      <w:pPr>
-        <w:pStyle w:val="Kommentartekst"/>
-      </w:pPr>
-      <w:r>
-        <w:rPr>
-          <w:rStyle w:val="Kommentarhenvisning"/>
-        </w:rPr>
-        <w:annotationRef/>
-      </w:r>
-      <w:r>
-        <w:t>CIs for one sided tests are half open, i.e. the upper bound (when testing for superiority) is + \infty.</w:t>
-      </w:r>
-    </w:p>
-    <w:p>
-      <w:pPr>
-        <w:pStyle w:val="Kommentartekst"/>
-      </w:pPr>
-      <w:r>
-        <w:t>Testing one-sided but reporting two sided Cis can lead to a CI containing 0 (i.e. no rejection) while p&lt;0.05 (i.e.) rejection which is confusing.</w:t>
-      </w:r>
-    </w:p>
-  </w:comment>
-  <w:comment w:id="55" w:author="Brice Maxime Hugues Ozenne" w:date="2026-08-27T19:08:00Z" w:initials="BO">
-    <w:p>
-      <w:pPr>
-        <w:pStyle w:val="Kommentartekst"/>
-      </w:pPr>
-      <w:r>
-        <w:rPr>
-          <w:rStyle w:val="Kommentarhenvisning"/>
-        </w:rPr>
-        <w:annotationRef/>
-      </w:r>
-      <w:r>
-        <w:t>Maybe not true in case of complex measurements (e.g. medical imaging)</w:t>
-      </w:r>
-    </w:p>
-  </w:comment>
-  <w:comment w:id="56" w:author="Brice Maxime Hugues Ozenne" w:date="2026-08-31T17:03:00Z" w:initials="BO">
-    <w:p>
-      <w:pPr>
-        <w:pStyle w:val="Kommentartekst"/>
-      </w:pPr>
-      <w:r>
-        <w:rPr>
-          <w:rStyle w:val="Kommentarhenvisning"/>
-        </w:rPr>
-        <w:annotationRef/>
-      </w:r>
-      <w:r>
-        <w:t>No missing data as handled by a hypothetical strategy</w:t>
-      </w:r>
-    </w:p>
-  </w:comment>
-  <w:comment w:id="57" w:author="Brice Maxime Hugues Ozenne" w:date="2026-09-11T11:33:00Z" w:initials="BO">
-    <w:p>
-      <w:pPr>
-        <w:pStyle w:val="Kommentartekst"/>
-      </w:pPr>
-      <w:r>
-        <w:rPr>
-          <w:rStyle w:val="Kommentarhenvisning"/>
-        </w:rPr>
-        <w:annotationRef/>
-      </w:r>
-      <w:r>
-        <w:t xml:space="preserve">Vickers 2001 BMJ </w:t>
+        <w:t xml:space="preserve">Possible reference </w:t>
       </w:r>
       <w:hyperlink r:id="rId14" w:history="1">
         <w:r>
           <w:rPr>
             <w:rStyle w:val="Hyperlink"/>
           </w:rPr>
-          <w:t>10.1136/bmj.323.7321.1123</w:t>
+          <w:t>https://doi.org/10.1002/sim.6617</w:t>
         </w:r>
       </w:hyperlink>
       <w:r>
-        <w:t xml:space="preserve"> .</w:t>
+        <w:t xml:space="preserve"> </w:t>
       </w:r>
     </w:p>
   </w:comment>
-  <w:comment w:id="58" w:author="Brice Maxime Hugues Ozenne" w:date="2026-09-11T11:40:00Z" w:initials="BO">
+  <w:comment w:id="44" w:author="Brice Maxime Hugues Ozenne" w:date="2026-09-16T14:16:00Z" w:initials="BO">
     <w:p>
       <w:pPr>
         <w:pStyle w:val="Kommentartekst"/>
@@ -21622,48 +21842,29 @@
         <w:annotationRef/>
       </w:r>
       <w:r>
-        <w:t>Treatment is not the same as randomization group! It takes the same value in both groups at baseline (say placebo) and only in the follow-up the value is group specific (say placebo or experimental). This constrains the fit to have the same baseline value - in line with the fact it was a randomized experiment.</w:t>
-      </w:r>
-    </w:p>
-  </w:comment>
-  <w:comment w:id="59" w:author="Brice Maxime Hugues Ozenne" w:date="2026-09-11T11:41:00Z" w:initials="BO">
-    <w:p>
-      <w:pPr>
-        <w:pStyle w:val="Kommentartekst"/>
-      </w:pPr>
-      <w:r>
-        <w:rPr>
-          <w:rStyle w:val="Kommentarhenvisning"/>
-        </w:rPr>
-        <w:annotationRef/>
-      </w:r>
-      <w:r>
-        <w:t>Ideally it should be treatment but software-wise it can be tricky to implement and it often does not make a big difference.</w:t>
-      </w:r>
-    </w:p>
-  </w:comment>
-  <w:comment w:id="60" w:author="Brice Maxime Hugues Ozenne" w:date="2026-09-11T11:46:00Z" w:initials="BO">
-    <w:p>
-      <w:pPr>
-        <w:pStyle w:val="Kommentartekst"/>
-      </w:pPr>
-      <w:r>
-        <w:rPr>
-          <w:rStyle w:val="Kommentarhenvisning"/>
-        </w:rPr>
-        <w:annotationRef/>
+        <w:t xml:space="preserve">Possible reference </w:t>
       </w:r>
       <w:hyperlink r:id="rId15" w:history="1">
         <w:r>
           <w:rPr>
             <w:rStyle w:val="Hyperlink"/>
           </w:rPr>
-          <w:t>https://doi.org/10.1007/s43441-021-00348-y</w:t>
+          <w:t>doi:10.1214/aos/1028144846</w:t>
         </w:r>
       </w:hyperlink>
+      <w:r>
+        <w:rPr>
+          <w:color w:val="FFFFFF"/>
+          <w:highlight w:val="black"/>
+        </w:rPr>
+        <w:t>.</w:t>
+      </w:r>
+      <w:r>
+        <w:t xml:space="preserve"> </w:t>
+      </w:r>
     </w:p>
   </w:comment>
-  <w:comment w:id="63" w:author="Brice Maxime Hugues Ozenne" w:date="2026-09-15T15:37:00Z" w:initials="BO">
+  <w:comment w:id="45" w:author="Brice Maxime Hugues Ozenne" w:date="2026-09-16T17:12:00Z" w:initials="BO">
     <w:p>
       <w:pPr>
         <w:pStyle w:val="Kommentartekst"/>
@@ -21675,19 +21876,19 @@
         <w:annotationRef/>
       </w:r>
       <w:r>
-        <w:t xml:space="preserve">Section 5.4 </w:t>
+        <w:t xml:space="preserve">See section 8 of </w:t>
       </w:r>
       <w:hyperlink r:id="rId16" w:history="1">
         <w:r>
           <w:rPr>
             <w:rStyle w:val="Hyperlink"/>
           </w:rPr>
-          <w:t>https://www.ema.europa.eu/en/documents/scientific-guideline/draft-guideline-multiplicity-issues-clinical-trials_en.pdf</w:t>
+          <w:t>https://www.fda.gov/files/drugs/published/Multiple-Endpoints-in-Clinical-Trials-Guidance-for-Industry.pdf</w:t>
         </w:r>
       </w:hyperlink>
     </w:p>
   </w:comment>
-  <w:comment w:id="66" w:author="Brice Maxime Hugues Ozenne" w:date="2026-09-03T11:29:00Z" w:initials="BO">
+  <w:comment w:id="46" w:author="Brice Maxime Hugues Ozenne" w:date="2026-08-27T18:01:00Z" w:initials="BO">
     <w:p>
       <w:pPr>
         <w:pStyle w:val="Kommentartekst"/>
@@ -21699,8 +21900,53 @@
         <w:annotationRef/>
       </w:r>
       <w:r>
-        <w:t xml:space="preserve">From </w:t>
-      </w:r>
+        <w:t xml:space="preserve">See 10.1002/sim.3495 </w:t>
+      </w:r>
+    </w:p>
+  </w:comment>
+  <w:comment w:id="48" w:author="Brice Maxime Hugues Ozenne" w:date="2026-09-03T11:08:00Z" w:initials="BO">
+    <w:p>
+      <w:pPr>
+        <w:pStyle w:val="Kommentartekst"/>
+      </w:pPr>
+      <w:r>
+        <w:rPr>
+          <w:rStyle w:val="Kommentarhenvisning"/>
+        </w:rPr>
+        <w:annotationRef/>
+      </w:r>
+      <w:r>
+        <w:t>When not true, e.g. due to post-randomized exclusion, then add ‘Randomized set’ or ‘post-randomized exclusion’ including all randomized subjects that will be used for descriptive.</w:t>
+      </w:r>
+    </w:p>
+  </w:comment>
+  <w:comment w:id="49" w:author="Brice Maxime Hugues Ozenne" w:date="2026-09-03T11:15:00Z" w:initials="BO">
+    <w:p>
+      <w:pPr>
+        <w:pStyle w:val="Kommentartekst"/>
+      </w:pPr>
+      <w:r>
+        <w:rPr>
+          <w:rStyle w:val="Kommentarhenvisning"/>
+        </w:rPr>
+        <w:annotationRef/>
+      </w:r>
+      <w:r>
+        <w:t>E9 Statistical Principles for Clinical</w:t>
+      </w:r>
+    </w:p>
+    <w:p>
+      <w:pPr>
+        <w:pStyle w:val="Kommentartekst"/>
+      </w:pPr>
+      <w:r>
+        <w:t>Trials</w:t>
+      </w:r>
+    </w:p>
+    <w:p>
+      <w:pPr>
+        <w:pStyle w:val="Kommentartekst"/>
+      </w:pPr>
       <w:hyperlink r:id="rId17" w:history="1">
         <w:r>
           <w:rPr>
@@ -21711,7 +21957,7 @@
       </w:hyperlink>
     </w:p>
   </w:comment>
-  <w:comment w:id="67" w:author="Brice Maxime Hugues Ozenne" w:date="2026-09-03T11:44:00Z" w:initials="BO">
+  <w:comment w:id="50" w:author="Brice Maxime Hugues Ozenne" w:date="2026-09-03T11:50:00Z" w:initials="BO">
     <w:p>
       <w:pPr>
         <w:pStyle w:val="Kommentartekst"/>
@@ -21723,9 +21969,209 @@
         <w:annotationRef/>
       </w:r>
       <w:r>
-        <w:t>‘Investigators should be informed only about the decision to continue or to discontinue the trial, or to implement modifications to trial procedures.’  (</w:t>
+        <w:t>Efficacy measures how well an intervention works under ideal, controlled conditions, while effectiveness measures how well it works in everyday, real-world use.</w:t>
+      </w:r>
+    </w:p>
+    <w:p>
+      <w:pPr>
+        <w:pStyle w:val="Kommentartekst"/>
+      </w:pPr>
+      <w:r>
+        <w:t>So the full analysis set could also be called effectiveness set.</w:t>
+      </w:r>
+    </w:p>
+  </w:comment>
+  <w:comment w:id="53" w:author="Brice Maxime Hugues Ozenne" w:date="2026-09-03T11:02:00Z" w:initials="BO">
+    <w:p>
+      <w:pPr>
+        <w:pStyle w:val="Kommentartekst"/>
+      </w:pPr>
+      <w:r>
+        <w:rPr>
+          <w:rStyle w:val="Kommentarhenvisning"/>
+        </w:rPr>
+        <w:annotationRef/>
+      </w:r>
+      <w:r>
+        <w:t>If used what to do upon failure should be clarified</w:t>
+      </w:r>
+    </w:p>
+  </w:comment>
+  <w:comment w:id="54" w:author="Brice Maxime Hugues Ozenne" w:date="2026-09-03T11:04:00Z" w:initials="BO">
+    <w:p>
+      <w:pPr>
+        <w:pStyle w:val="Kommentartekst"/>
+      </w:pPr>
+      <w:r>
+        <w:rPr>
+          <w:rStyle w:val="Kommentarhenvisning"/>
+        </w:rPr>
+        <w:annotationRef/>
+      </w:r>
+      <w:r>
+        <w:t>CIs for one sided tests are half open, i.e. the upper bound (when testing for superiority) is + \infty.</w:t>
+      </w:r>
+    </w:p>
+    <w:p>
+      <w:pPr>
+        <w:pStyle w:val="Kommentartekst"/>
+      </w:pPr>
+      <w:r>
+        <w:t>Testing one-sided but reporting two sided Cis can lead to a CI containing 0 (i.e. no rejection) while p&lt;0.05 (i.e.) rejection which is confusing.</w:t>
+      </w:r>
+    </w:p>
+  </w:comment>
+  <w:comment w:id="58" w:author="Brice Maxime Hugues Ozenne" w:date="2026-08-27T19:08:00Z" w:initials="BO">
+    <w:p>
+      <w:pPr>
+        <w:pStyle w:val="Kommentartekst"/>
+      </w:pPr>
+      <w:r>
+        <w:rPr>
+          <w:rStyle w:val="Kommentarhenvisning"/>
+        </w:rPr>
+        <w:annotationRef/>
+      </w:r>
+      <w:r>
+        <w:t>Maybe not true in case of complex measurements (e.g. medical imaging)</w:t>
+      </w:r>
+    </w:p>
+  </w:comment>
+  <w:comment w:id="59" w:author="Brice Maxime Hugues Ozenne" w:date="2026-08-31T17:03:00Z" w:initials="BO">
+    <w:p>
+      <w:pPr>
+        <w:pStyle w:val="Kommentartekst"/>
+      </w:pPr>
+      <w:r>
+        <w:rPr>
+          <w:rStyle w:val="Kommentarhenvisning"/>
+        </w:rPr>
+        <w:annotationRef/>
+      </w:r>
+      <w:r>
+        <w:t>No missing data as handled by a hypothetical strategy</w:t>
+      </w:r>
+    </w:p>
+  </w:comment>
+  <w:comment w:id="60" w:author="Brice Maxime Hugues Ozenne" w:date="2026-09-11T11:33:00Z" w:initials="BO">
+    <w:p>
+      <w:pPr>
+        <w:pStyle w:val="Kommentartekst"/>
+      </w:pPr>
+      <w:r>
+        <w:rPr>
+          <w:rStyle w:val="Kommentarhenvisning"/>
+        </w:rPr>
+        <w:annotationRef/>
+      </w:r>
+      <w:r>
+        <w:t xml:space="preserve">Vickers 2001 BMJ </w:t>
       </w:r>
       <w:hyperlink r:id="rId18" w:history="1">
+        <w:r>
+          <w:rPr>
+            <w:rStyle w:val="Hyperlink"/>
+          </w:rPr>
+          <w:t>10.1136/bmj.323.7321.1123</w:t>
+        </w:r>
+      </w:hyperlink>
+      <w:r>
+        <w:t xml:space="preserve"> .</w:t>
+      </w:r>
+    </w:p>
+  </w:comment>
+  <w:comment w:id="61" w:author="Brice Maxime Hugues Ozenne" w:date="2026-09-11T11:40:00Z" w:initials="BO">
+    <w:p>
+      <w:pPr>
+        <w:pStyle w:val="Kommentartekst"/>
+      </w:pPr>
+      <w:r>
+        <w:rPr>
+          <w:rStyle w:val="Kommentarhenvisning"/>
+        </w:rPr>
+        <w:annotationRef/>
+      </w:r>
+      <w:r>
+        <w:t>Treatment is not the same as randomization group! It takes the same value in both groups at baseline (say placebo) and only in the follow-up the value is group specific (say placebo or experimental). This constrains the fit to have the same baseline value - in line with the fact it was a randomized experiment.</w:t>
+      </w:r>
+    </w:p>
+  </w:comment>
+  <w:comment w:id="62" w:author="Brice Maxime Hugues Ozenne" w:date="2026-09-11T11:41:00Z" w:initials="BO">
+    <w:p>
+      <w:pPr>
+        <w:pStyle w:val="Kommentartekst"/>
+      </w:pPr>
+      <w:r>
+        <w:rPr>
+          <w:rStyle w:val="Kommentarhenvisning"/>
+        </w:rPr>
+        <w:annotationRef/>
+      </w:r>
+      <w:r>
+        <w:t>Ideally it should be treatment but software-wise it can be tricky to implement and it often does not make a big difference.</w:t>
+      </w:r>
+    </w:p>
+  </w:comment>
+  <w:comment w:id="63" w:author="Brice Maxime Hugues Ozenne" w:date="2026-09-11T11:46:00Z" w:initials="BO">
+    <w:p>
+      <w:pPr>
+        <w:pStyle w:val="Kommentartekst"/>
+      </w:pPr>
+      <w:r>
+        <w:rPr>
+          <w:rStyle w:val="Kommentarhenvisning"/>
+        </w:rPr>
+        <w:annotationRef/>
+      </w:r>
+      <w:hyperlink r:id="rId19" w:history="1">
+        <w:r>
+          <w:rPr>
+            <w:rStyle w:val="Hyperlink"/>
+          </w:rPr>
+          <w:t>https://doi.org/10.1007/s43441-021-00348-y</w:t>
+        </w:r>
+      </w:hyperlink>
+    </w:p>
+  </w:comment>
+  <w:comment w:id="66" w:author="Brice Maxime Hugues Ozenne" w:date="2026-09-15T15:37:00Z" w:initials="BO">
+    <w:p>
+      <w:pPr>
+        <w:pStyle w:val="Kommentartekst"/>
+      </w:pPr>
+      <w:r>
+        <w:rPr>
+          <w:rStyle w:val="Kommentarhenvisning"/>
+        </w:rPr>
+        <w:annotationRef/>
+      </w:r>
+      <w:r>
+        <w:t xml:space="preserve">Section 5.4 </w:t>
+      </w:r>
+      <w:hyperlink r:id="rId20" w:history="1">
+        <w:r>
+          <w:rPr>
+            <w:rStyle w:val="Hyperlink"/>
+          </w:rPr>
+          <w:t>https://www.ema.europa.eu/en/documents/scientific-guideline/draft-guideline-multiplicity-issues-clinical-trials_en.pdf</w:t>
+        </w:r>
+      </w:hyperlink>
+    </w:p>
+  </w:comment>
+  <w:comment w:id="69" w:author="Brice Maxime Hugues Ozenne" w:date="2026-09-03T11:29:00Z" w:initials="BO">
+    <w:p>
+      <w:pPr>
+        <w:pStyle w:val="Kommentartekst"/>
+      </w:pPr>
+      <w:r>
+        <w:rPr>
+          <w:rStyle w:val="Kommentarhenvisning"/>
+        </w:rPr>
+        <w:annotationRef/>
+      </w:r>
+      <w:r>
+        <w:t xml:space="preserve">From </w:t>
+      </w:r>
+      <w:hyperlink r:id="rId21" w:history="1">
         <w:r>
           <w:rPr>
             <w:rStyle w:val="Hyperlink"/>
@@ -21733,12 +22179,36 @@
           <w:t>https://www.fda.gov/media/71336/download</w:t>
         </w:r>
       </w:hyperlink>
+    </w:p>
+  </w:comment>
+  <w:comment w:id="70" w:author="Brice Maxime Hugues Ozenne" w:date="2026-09-03T11:44:00Z" w:initials="BO">
+    <w:p>
+      <w:pPr>
+        <w:pStyle w:val="Kommentartekst"/>
+      </w:pPr>
+      <w:r>
+        <w:rPr>
+          <w:rStyle w:val="Kommentarhenvisning"/>
+        </w:rPr>
+        <w:annotationRef/>
+      </w:r>
+      <w:r>
+        <w:t>‘Investigators should be informed only about the decision to continue or to discontinue the trial, or to implement modifications to trial procedures.’  (</w:t>
+      </w:r>
+      <w:hyperlink r:id="rId22" w:history="1">
+        <w:r>
+          <w:rPr>
+            <w:rStyle w:val="Hyperlink"/>
+          </w:rPr>
+          <w:t>https://www.fda.gov/media/71336/download</w:t>
+        </w:r>
+      </w:hyperlink>
       <w:r>
         <w:t>)</w:t>
       </w:r>
     </w:p>
   </w:comment>
-  <w:comment w:id="68" w:author="Brice Maxime Hugues Ozenne" w:date="2026-09-03T11:34:00Z" w:initials="BO">
+  <w:comment w:id="71" w:author="Brice Maxime Hugues Ozenne" w:date="2026-09-03T11:34:00Z" w:initials="BO">
     <w:p>
       <w:pPr>
         <w:pStyle w:val="Kommentartekst"/>
@@ -21780,6 +22250,7 @@
   <w15:commentEx w15:paraId="5BF343FE" w15:paraIdParent="53BEB1DC" w15:done="0"/>
   <w15:commentEx w15:paraId="07DDE0F0" w15:done="0"/>
   <w15:commentEx w15:paraId="413AFFA2" w15:done="0"/>
+  <w15:commentEx w15:paraId="0C69A723" w15:done="0"/>
   <w15:commentEx w15:paraId="6E82482B" w15:done="0"/>
   <w15:commentEx w15:paraId="69E96002" w15:done="0"/>
   <w15:commentEx w15:paraId="4B7A7CAE" w15:done="0"/>
@@ -21787,7 +22258,9 @@
   <w15:commentEx w15:paraId="7CDD97E1" w15:done="0"/>
   <w15:commentEx w15:paraId="65E16CDD" w15:paraIdParent="7CDD97E1" w15:done="0"/>
   <w15:commentEx w15:paraId="12A14254" w15:done="0"/>
-  <w15:commentEx w15:paraId="553AAB44" w15:done="0"/>
+  <w15:commentEx w15:paraId="4F5AAD11" w15:done="0"/>
+  <w15:commentEx w15:paraId="07916F35" w15:done="0"/>
+  <w15:commentEx w15:paraId="43CF64F9" w15:done="0"/>
   <w15:commentEx w15:paraId="40D91B98" w15:done="0"/>
   <w15:commentEx w15:paraId="6DE7A37D" w15:done="0"/>
   <w15:commentEx w15:paraId="1C6FD897" w15:done="0"/>
@@ -21830,6 +22303,7 @@
   <w16cex:commentExtensible w16cex:durableId="445FB09B" w16cex:dateUtc="2026-09-07T12:38:00Z"/>
   <w16cex:commentExtensible w16cex:durableId="1F156EC1" w16cex:dateUtc="2026-09-07T12:31:00Z"/>
   <w16cex:commentExtensible w16cex:durableId="6D09143F" w16cex:dateUtc="2026-09-15T14:15:00Z"/>
+  <w16cex:commentExtensible w16cex:durableId="696B8D89" w16cex:dateUtc="2026-09-16T16:24:00Z"/>
   <w16cex:commentExtensible w16cex:durableId="2055BDB3" w16cex:dateUtc="2026-09-15T14:47:00Z"/>
   <w16cex:commentExtensible w16cex:durableId="31B03D56" w16cex:dateUtc="2026-09-15T10:37:00Z"/>
   <w16cex:commentExtensible w16cex:durableId="1AAD4A21" w16cex:dateUtc="2026-09-15T13:44:00Z"/>
@@ -21837,7 +22311,9 @@
   <w16cex:commentExtensible w16cex:durableId="0E0D3E79" w16cex:dateUtc="2026-08-27T15:42:00Z"/>
   <w16cex:commentExtensible w16cex:durableId="150DE4A3" w16cex:dateUtc="2026-09-15T13:47:00Z"/>
   <w16cex:commentExtensible w16cex:durableId="260EA4E1" w16cex:dateUtc="2026-08-27T15:29:00Z"/>
-  <w16cex:commentExtensible w16cex:durableId="7301888E" w16cex:dateUtc="2026-08-27T15:43:00Z"/>
+  <w16cex:commentExtensible w16cex:durableId="3A7A3EE5" w16cex:dateUtc="2026-09-16T14:50:00Z"/>
+  <w16cex:commentExtensible w16cex:durableId="126D2577" w16cex:dateUtc="2026-09-16T12:16:00Z"/>
+  <w16cex:commentExtensible w16cex:durableId="13ED37BC" w16cex:dateUtc="2026-09-16T15:12:00Z"/>
   <w16cex:commentExtensible w16cex:durableId="2F346FCF" w16cex:dateUtc="2026-08-27T16:01:00Z"/>
   <w16cex:commentExtensible w16cex:durableId="49D6C74E" w16cex:dateUtc="2026-09-03T09:08:00Z"/>
   <w16cex:commentExtensible w16cex:durableId="443360E0" w16cex:dateUtc="2026-09-03T09:15:00Z"/>
@@ -21880,6 +22356,7 @@
   <w16cid:commentId w16cid:paraId="5BF343FE" w16cid:durableId="445FB09B"/>
   <w16cid:commentId w16cid:paraId="07DDE0F0" w16cid:durableId="1F156EC1"/>
   <w16cid:commentId w16cid:paraId="413AFFA2" w16cid:durableId="6D09143F"/>
+  <w16cid:commentId w16cid:paraId="0C69A723" w16cid:durableId="696B8D89"/>
   <w16cid:commentId w16cid:paraId="6E82482B" w16cid:durableId="2055BDB3"/>
   <w16cid:commentId w16cid:paraId="69E96002" w16cid:durableId="31B03D56"/>
   <w16cid:commentId w16cid:paraId="4B7A7CAE" w16cid:durableId="1AAD4A21"/>
@@ -21887,7 +22364,9 @@
   <w16cid:commentId w16cid:paraId="7CDD97E1" w16cid:durableId="0E0D3E79"/>
   <w16cid:commentId w16cid:paraId="65E16CDD" w16cid:durableId="150DE4A3"/>
   <w16cid:commentId w16cid:paraId="12A14254" w16cid:durableId="260EA4E1"/>
-  <w16cid:commentId w16cid:paraId="553AAB44" w16cid:durableId="7301888E"/>
+  <w16cid:commentId w16cid:paraId="4F5AAD11" w16cid:durableId="3A7A3EE5"/>
+  <w16cid:commentId w16cid:paraId="07916F35" w16cid:durableId="126D2577"/>
+  <w16cid:commentId w16cid:paraId="43CF64F9" w16cid:durableId="13ED37BC"/>
   <w16cid:commentId w16cid:paraId="40D91B98" w16cid:durableId="2F346FCF"/>
   <w16cid:commentId w16cid:paraId="6DE7A37D" w16cid:durableId="49D6C74E"/>
   <w16cid:commentId w16cid:paraId="1C6FD897" w16cid:durableId="443360E0"/>
@@ -26445,6 +26924,7 @@
   <w:style w:type="character" w:default="1" w:styleId="Standardskrifttypeiafsnit">
     <w:name w:val="Default Paragraph Font"/>
     <w:uiPriority w:val="1"/>
+    <w:semiHidden/>
     <w:unhideWhenUsed/>
   </w:style>
   <w:style w:type="table" w:default="1" w:styleId="Tabel-Normal">
@@ -27026,6 +27506,16 @@
       <w:szCs w:val="18"/>
     </w:rPr>
   </w:style>
+  <w:style w:type="character" w:styleId="Pladsholdertekst">
+    <w:name w:val="Placeholder Text"/>
+    <w:basedOn w:val="Standardskrifttypeiafsnit"/>
+    <w:uiPriority w:val="99"/>
+    <w:semiHidden/>
+    <w:rsid w:val="006E026B"/>
+    <w:rPr>
+      <w:color w:val="666666"/>
+    </w:rPr>
+  </w:style>
 </w:styles>
 </file>
 

--- a/doc/SAP/StatisticalAnalysisPlan-template.docx
+++ b/doc/SAP/StatisticalAnalysisPlan-template.docx
@@ -4436,18 +4436,6 @@
     </w:p>
     <w:p>
       <w:pPr>
-        <w:pStyle w:val="Overskrift2"/>
-        <w:rPr>
-          <w:rFonts w:ascii="Times New Roman" w:eastAsiaTheme="minorHAnsi" w:hAnsi="Times New Roman" w:cs="Times New Roman"/>
-          <w:color w:val="215E99" w:themeColor="text2" w:themeTint="BF"/>
-          <w:sz w:val="24"/>
-          <w:szCs w:val="24"/>
-          <w:lang w:val="en-US"/>
-        </w:rPr>
-      </w:pPr>
-    </w:p>
-    <w:p>
-      <w:pPr>
         <w:rPr>
           <w:lang w:val="en-US"/>
         </w:rPr>
@@ -5740,6 +5728,7 @@
           <w:lang w:val="en-US"/>
         </w:rPr>
       </w:pPr>
+      <w:bookmarkStart w:id="13" w:name="_Toc239334268"/>
       <w:r>
         <w:rPr>
           <w:rStyle w:val="Svagfremhvning"/>
@@ -5748,7 +5737,6 @@
         </w:rPr>
         <w:t xml:space="preserve"> </w:t>
       </w:r>
-      <w:bookmarkStart w:id="13" w:name="_Toc239334268"/>
       <w:r>
         <w:rPr>
           <w:rStyle w:val="Svagfremhvning"/>
@@ -6083,7 +6071,6 @@
           <w:color w:val="215E99" w:themeColor="text2" w:themeTint="BF"/>
           <w:lang w:val="en-US"/>
         </w:rPr>
-        <w:lastRenderedPageBreak/>
         <w:t>Clarify the posology of the intervention and possible</w:t>
       </w:r>
       <w:r>
@@ -6154,6 +6141,7 @@
           <w:color w:val="215E99" w:themeColor="text2" w:themeTint="BF"/>
           <w:lang w:val="en-US"/>
         </w:rPr>
+        <w:lastRenderedPageBreak/>
         <w:t>‘</w:t>
       </w:r>
       <w:r>
@@ -7040,7 +7028,6 @@
           <w:bCs/>
           <w:lang w:val="en-US"/>
         </w:rPr>
-        <w:lastRenderedPageBreak/>
         <w:t xml:space="preserve">- </w:t>
       </w:r>
       <w:r>
@@ -7074,7 +7061,16 @@
           <w:color w:val="215E99" w:themeColor="text2" w:themeTint="BF"/>
           <w:lang w:val="en-US"/>
         </w:rPr>
-        <w:t xml:space="preserve"> preventing him from answering memory questionnaire). The later category can be seen as informative missing data.</w:t>
+        <w:t xml:space="preserve"> </w:t>
+      </w:r>
+      <w:r>
+        <w:rPr>
+          <w:rFonts w:ascii="Times New Roman" w:hAnsi="Times New Roman" w:cs="Times New Roman"/>
+          <w:color w:val="215E99" w:themeColor="text2" w:themeTint="BF"/>
+          <w:lang w:val="en-US"/>
+        </w:rPr>
+        <w:lastRenderedPageBreak/>
+        <w:t>preventing him from answering memory questionnaire). The later category can be seen as informative missing data.</w:t>
       </w:r>
     </w:p>
     <w:p>
@@ -7424,6 +7420,123 @@
           <w:lang w:val="en-US"/>
         </w:rPr>
         <w:t>e (as in 1.4) relevant for the analysis.</w:t>
+      </w:r>
+    </w:p>
+    <w:p>
+      <w:pPr>
+        <w:pStyle w:val="Overskrift2"/>
+        <w:rPr>
+          <w:rStyle w:val="Svagfremhvning"/>
+          <w:rFonts w:ascii="Times New Roman" w:hAnsi="Times New Roman" w:cs="Times New Roman"/>
+          <w:lang w:val="en-US"/>
+        </w:rPr>
+      </w:pPr>
+      <w:bookmarkStart w:id="22" w:name="_Toc239334272"/>
+      <w:r>
+        <w:rPr>
+          <w:rStyle w:val="Svagfremhvning"/>
+          <w:rFonts w:ascii="Times New Roman" w:hAnsi="Times New Roman" w:cs="Times New Roman"/>
+          <w:lang w:val="en-US"/>
+        </w:rPr>
+        <w:t>1</w:t>
+      </w:r>
+      <w:r>
+        <w:rPr>
+          <w:rStyle w:val="Svagfremhvning"/>
+          <w:rFonts w:ascii="Times New Roman" w:hAnsi="Times New Roman" w:cs="Times New Roman"/>
+          <w:lang w:val="en-US"/>
+        </w:rPr>
+        <w:t>.</w:t>
+      </w:r>
+      <w:r>
+        <w:rPr>
+          <w:rStyle w:val="Svagfremhvning"/>
+          <w:rFonts w:ascii="Times New Roman" w:hAnsi="Times New Roman" w:cs="Times New Roman"/>
+          <w:lang w:val="en-US"/>
+        </w:rPr>
+        <w:t>6</w:t>
+      </w:r>
+      <w:r>
+        <w:rPr>
+          <w:rStyle w:val="Svagfremhvning"/>
+          <w:rFonts w:ascii="Times New Roman" w:hAnsi="Times New Roman" w:cs="Times New Roman"/>
+          <w:lang w:val="en-US"/>
+        </w:rPr>
+        <w:t xml:space="preserve"> </w:t>
+      </w:r>
+      <w:r>
+        <w:rPr>
+          <w:rStyle w:val="Svagfremhvning"/>
+          <w:rFonts w:ascii="Times New Roman" w:hAnsi="Times New Roman" w:cs="Times New Roman"/>
+          <w:lang w:val="en-US"/>
+        </w:rPr>
+        <w:t>Adherence</w:t>
+      </w:r>
+    </w:p>
+    <w:p>
+      <w:pPr>
+        <w:rPr>
+          <w:rFonts w:ascii="Times New Roman" w:hAnsi="Times New Roman" w:cs="Times New Roman"/>
+          <w:color w:val="215E99" w:themeColor="text2" w:themeTint="BF"/>
+          <w:lang w:val="en-US"/>
+        </w:rPr>
+      </w:pPr>
+      <w:r>
+        <w:rPr>
+          <w:rFonts w:ascii="Times New Roman" w:hAnsi="Times New Roman" w:cs="Times New Roman"/>
+          <w:color w:val="215E99" w:themeColor="text2" w:themeTint="BF"/>
+          <w:lang w:val="en-US"/>
+        </w:rPr>
+        <w:t>[optional]</w:t>
+      </w:r>
+      <w:r>
+        <w:rPr>
+          <w:rFonts w:ascii="Times New Roman" w:hAnsi="Times New Roman" w:cs="Times New Roman"/>
+          <w:color w:val="215E99" w:themeColor="text2" w:themeTint="BF"/>
+          <w:lang w:val="en-US"/>
+        </w:rPr>
+        <w:t xml:space="preserve"> Explain here how adherence to </w:t>
+      </w:r>
+      <w:r>
+        <w:rPr>
+          <w:rFonts w:ascii="Times New Roman" w:hAnsi="Times New Roman" w:cs="Times New Roman"/>
+          <w:color w:val="215E99" w:themeColor="text2" w:themeTint="BF"/>
+          <w:lang w:val="en-US"/>
+        </w:rPr>
+        <w:t>the intervention</w:t>
+      </w:r>
+      <w:r>
+        <w:rPr>
+          <w:rFonts w:ascii="Times New Roman" w:hAnsi="Times New Roman" w:cs="Times New Roman"/>
+          <w:color w:val="215E99" w:themeColor="text2" w:themeTint="BF"/>
+          <w:lang w:val="en-US"/>
+        </w:rPr>
+        <w:t xml:space="preserve"> will be </w:t>
+      </w:r>
+      <w:r>
+        <w:rPr>
+          <w:rFonts w:ascii="Times New Roman" w:hAnsi="Times New Roman" w:cs="Times New Roman"/>
+          <w:color w:val="215E99" w:themeColor="text2" w:themeTint="BF"/>
+          <w:lang w:val="en-US"/>
+        </w:rPr>
+        <w:t>assessed. This is especially relevant when defining hypothetical interventions as the analysis are considered.</w:t>
+      </w:r>
+    </w:p>
+    <w:p>
+      <w:pPr>
+        <w:rPr>
+          <w:rFonts w:ascii="Times New Roman" w:hAnsi="Times New Roman" w:cs="Times New Roman"/>
+          <w:color w:val="215E99" w:themeColor="text2" w:themeTint="BF"/>
+          <w:lang w:val="en-US"/>
+        </w:rPr>
+      </w:pPr>
+      <w:r>
+        <w:rPr>
+          <w:rFonts w:ascii="Times New Roman" w:hAnsi="Times New Roman" w:cs="Times New Roman"/>
+          <w:color w:val="215E99" w:themeColor="text2" w:themeTint="BF"/>
+          <w:lang w:val="en-US"/>
+        </w:rPr>
+        <w:t>For instance a typical hypothetical intervention is called ‘per protocol’ which aims at emulating what would have happened had all subjects complied to the trial intervention. This subsection then explain how operationally adherence or deviation to protocol will be assessed. For instance if the trial intervention is daily intake of a pill for 3 weeks, one may monitor adherence every week and decide upon non-adherence if a certain blood marker is below a certain threshold, unless the subject reported a side effect.</w:t>
       </w:r>
     </w:p>
     <w:p>
@@ -7437,7 +7550,6 @@
           <w:lang w:val="en-US"/>
         </w:rPr>
       </w:pPr>
-      <w:bookmarkStart w:id="22" w:name="_Toc239334272"/>
       <w:r>
         <w:rPr>
           <w:rStyle w:val="Svagfremhvning"/>
@@ -7535,7 +7647,25 @@
           <w:color w:val="215E99" w:themeColor="text2" w:themeTint="BF"/>
           <w:lang w:val="en-US"/>
         </w:rPr>
-        <w:t xml:space="preserve">This is especially important in time to event analysis / survival analysis / multi-state analysis where the definition of what defines time 0 should be clarified (usually randomization but could be </w:t>
+        <w:t xml:space="preserve">This is especially important in time to event analysis / survival analysis / multi-state analysis where the definition of </w:t>
+      </w:r>
+      <w:r>
+        <w:rPr>
+          <w:rFonts w:ascii="Times New Roman" w:hAnsi="Times New Roman" w:cs="Times New Roman"/>
+          <w:b/>
+          <w:bCs/>
+          <w:color w:val="215E99" w:themeColor="text2" w:themeTint="BF"/>
+          <w:lang w:val="en-US"/>
+        </w:rPr>
+        <w:t>what defines time 0</w:t>
+      </w:r>
+      <w:r>
+        <w:rPr>
+          <w:rFonts w:ascii="Times New Roman" w:hAnsi="Times New Roman" w:cs="Times New Roman"/>
+          <w:color w:val="215E99" w:themeColor="text2" w:themeTint="BF"/>
+          <w:lang w:val="en-US"/>
+        </w:rPr>
+        <w:t xml:space="preserve"> should be clarified (usually randomization but could be </w:t>
       </w:r>
       <w:commentRangeStart w:id="23"/>
       <w:r>
@@ -7564,32 +7694,84 @@
           <w:color w:val="215E99" w:themeColor="text2" w:themeTint="BF"/>
           <w:lang w:val="en-US"/>
         </w:rPr>
-        <w:t>, …). Also what triggers ends of follow-up, especially regarding ‘right-censoring’ (emigration, left the hospital, …). Did not answer a phone call leads to an upper bound of when drop-out occurred which is not exactly what is required in standard survival analysis.</w:t>
-      </w:r>
-    </w:p>
-    <w:p>
-      <w:pPr>
-        <w:rPr>
-          <w:rFonts w:ascii="Times New Roman" w:hAnsi="Times New Roman" w:cs="Times New Roman"/>
-          <w:color w:val="215E99" w:themeColor="text2" w:themeTint="BF"/>
-          <w:lang w:val="en-US"/>
-        </w:rPr>
-      </w:pPr>
-      <w:r>
-        <w:rPr>
-          <w:rFonts w:ascii="Times New Roman" w:hAnsi="Times New Roman" w:cs="Times New Roman"/>
-          <w:color w:val="215E99" w:themeColor="text2" w:themeTint="BF"/>
-          <w:lang w:val="en-US"/>
-        </w:rPr>
-        <w:t>This can also be important when it comes to assessing adherence or treatment duration</w:t>
-      </w:r>
-      <w:r>
-        <w:rPr>
-          <w:rFonts w:ascii="Times New Roman" w:hAnsi="Times New Roman" w:cs="Times New Roman"/>
-          <w:color w:val="215E99" w:themeColor="text2" w:themeTint="BF"/>
-          <w:lang w:val="en-US"/>
-        </w:rPr>
-        <w:t xml:space="preserve"> as this may involve several variables or specialized knowledge about what is satisfactory to benefit from the treatment.</w:t>
+        <w:t xml:space="preserve">, …). Also </w:t>
+      </w:r>
+      <w:r>
+        <w:rPr>
+          <w:rFonts w:ascii="Times New Roman" w:hAnsi="Times New Roman" w:cs="Times New Roman"/>
+          <w:b/>
+          <w:bCs/>
+          <w:color w:val="215E99" w:themeColor="text2" w:themeTint="BF"/>
+          <w:lang w:val="en-US"/>
+        </w:rPr>
+        <w:t>what triggers end</w:t>
+      </w:r>
+      <w:r>
+        <w:rPr>
+          <w:rFonts w:ascii="Times New Roman" w:hAnsi="Times New Roman" w:cs="Times New Roman"/>
+          <w:color w:val="215E99" w:themeColor="text2" w:themeTint="BF"/>
+          <w:lang w:val="en-US"/>
+        </w:rPr>
+        <w:t xml:space="preserve"> of follow-up, especially regarding ‘right-censoring’ (emigration, left the hospital, …). Did not answer a phone call leads to an upper bound of when drop-out occurred which is not exactly what is required in standard survival analysis.</w:t>
+      </w:r>
+    </w:p>
+    <w:p>
+      <w:pPr>
+        <w:rPr>
+          <w:rFonts w:ascii="Times New Roman" w:hAnsi="Times New Roman" w:cs="Times New Roman"/>
+          <w:color w:val="215E99" w:themeColor="text2" w:themeTint="BF"/>
+          <w:lang w:val="en-US"/>
+        </w:rPr>
+      </w:pPr>
+      <w:r>
+        <w:rPr>
+          <w:rFonts w:ascii="Times New Roman" w:hAnsi="Times New Roman" w:cs="Times New Roman"/>
+          <w:color w:val="215E99" w:themeColor="text2" w:themeTint="BF"/>
+          <w:lang w:val="en-US"/>
+        </w:rPr>
+        <w:t xml:space="preserve">This can also be important when it comes to assessing </w:t>
+      </w:r>
+      <w:r>
+        <w:rPr>
+          <w:rFonts w:ascii="Times New Roman" w:hAnsi="Times New Roman" w:cs="Times New Roman"/>
+          <w:b/>
+          <w:bCs/>
+          <w:color w:val="215E99" w:themeColor="text2" w:themeTint="BF"/>
+          <w:lang w:val="en-US"/>
+        </w:rPr>
+        <w:t>adherence</w:t>
+      </w:r>
+      <w:r>
+        <w:rPr>
+          <w:rFonts w:ascii="Times New Roman" w:hAnsi="Times New Roman" w:cs="Times New Roman"/>
+          <w:color w:val="215E99" w:themeColor="text2" w:themeTint="BF"/>
+          <w:lang w:val="en-US"/>
+        </w:rPr>
+        <w:t xml:space="preserve"> or treatment duration</w:t>
+      </w:r>
+      <w:r>
+        <w:rPr>
+          <w:rFonts w:ascii="Times New Roman" w:hAnsi="Times New Roman" w:cs="Times New Roman"/>
+          <w:color w:val="215E99" w:themeColor="text2" w:themeTint="BF"/>
+          <w:lang w:val="en-US"/>
+        </w:rPr>
+        <w:t xml:space="preserve"> as this may involve several variables or specialized knowledge</w:t>
+      </w:r>
+      <w:r>
+        <w:rPr>
+          <w:rFonts w:ascii="Times New Roman" w:hAnsi="Times New Roman" w:cs="Times New Roman"/>
+          <w:color w:val="215E99" w:themeColor="text2" w:themeTint="BF"/>
+          <w:lang w:val="en-US"/>
+        </w:rPr>
+        <w:t xml:space="preserve"> to</w:t>
+      </w:r>
+      <w:r>
+        <w:rPr>
+          <w:rFonts w:ascii="Times New Roman" w:hAnsi="Times New Roman" w:cs="Times New Roman"/>
+          <w:color w:val="215E99" w:themeColor="text2" w:themeTint="BF"/>
+          <w:lang w:val="en-US"/>
+        </w:rPr>
+        <w:t>.</w:t>
       </w:r>
     </w:p>
     <w:p>
@@ -7702,6 +7884,7 @@
         <w:rPr>
           <w:lang w:val="en-US"/>
         </w:rPr>
+        <w:lastRenderedPageBreak/>
         <w:t>Missing data will be reviewed to verify that the data are indeed missing.</w:t>
       </w:r>
     </w:p>
@@ -7787,7 +7970,6 @@
         <w:rPr>
           <w:lang w:val="en-US"/>
         </w:rPr>
-        <w:lastRenderedPageBreak/>
         <w:t>Presence/percentage of missing data in the … outcome</w:t>
       </w:r>
     </w:p>
@@ -10530,7 +10712,7 @@
           </mc:Choice>
           <mc:Fallback>
             <w:pict>
-              <v:shapetype w14:anchorId="43887FB7" id="_x0000_t32" coordsize="21600,21600" o:spt="32" o:oned="t" path="m,l21600,21600e" filled="f">
+              <v:shapetype w14:anchorId="60259A1A" id="_x0000_t32" coordsize="21600,21600" o:spt="32" o:oned="t" path="m,l21600,21600e" filled="f">
                 <v:path arrowok="t" fillok="f" o:connecttype="none"/>
                 <o:lock v:ext="edit" shapetype="t"/>
               </v:shapetype>
@@ -10607,7 +10789,7 @@
           </mc:Choice>
           <mc:Fallback>
             <w:pict>
-              <v:shape w14:anchorId="36863BA4" id="Lige pilforbindelse 5" o:spid="_x0000_s1026" type="#_x0000_t32" style="position:absolute;margin-left:166.8pt;margin-top:7.2pt;width:39.6pt;height:57pt;flip:x;z-index:251687936;visibility:visible;mso-wrap-style:square;mso-width-percent:0;mso-height-percent:0;mso-wrap-distance-left:9pt;mso-wrap-distance-top:0;mso-wrap-distance-right:9pt;mso-wrap-distance-bottom:0;mso-position-horizontal:absolute;mso-position-horizontal-relative:text;mso-position-vertical:absolute;mso-position-vertical-relative:text;mso-width-percent:0;mso-height-percent:0;mso-width-relative:margin;mso-height-relative:margin" o:gfxdata="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" strokecolor="#156082 [3204]" strokeweight="1.5pt">
+              <v:shape w14:anchorId="141C8CB0" id="Lige pilforbindelse 5" o:spid="_x0000_s1026" type="#_x0000_t32" style="position:absolute;margin-left:166.8pt;margin-top:7.2pt;width:39.6pt;height:57pt;flip:x;z-index:251687936;visibility:visible;mso-wrap-style:square;mso-width-percent:0;mso-height-percent:0;mso-wrap-distance-left:9pt;mso-wrap-distance-top:0;mso-wrap-distance-right:9pt;mso-wrap-distance-bottom:0;mso-position-horizontal:absolute;mso-position-horizontal-relative:text;mso-position-vertical:absolute;mso-position-vertical-relative:text;mso-width-percent:0;mso-height-percent:0;mso-width-relative:margin;mso-height-relative:margin" o:gfxdata="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" strokecolor="#156082 [3204]" strokeweight="1.5pt">
                 <v:stroke endarrow="block" joinstyle="miter"/>
               </v:shape>
             </w:pict>
@@ -10680,7 +10862,7 @@
           </mc:Choice>
           <mc:Fallback>
             <w:pict>
-              <v:shape w14:anchorId="23534869" id="Lige pilforbindelse 5" o:spid="_x0000_s1026" type="#_x0000_t32" style="position:absolute;margin-left:62.4pt;margin-top:7.2pt;width:143.4pt;height:58.2pt;flip:x;z-index:251685888;visibility:visible;mso-wrap-style:square;mso-width-percent:0;mso-height-percent:0;mso-wrap-distance-left:9pt;mso-wrap-distance-top:0;mso-wrap-distance-right:9pt;mso-wrap-distance-bottom:0;mso-position-horizontal:absolute;mso-position-horizontal-relative:text;mso-position-vertical:absolute;mso-position-vertical-relative:text;mso-width-percent:0;mso-height-percent:0;mso-width-relative:margin;mso-height-relative:margin" o:gfxdata="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" strokecolor="#156082 [3204]" strokeweight="1.5pt">
+              <v:shape w14:anchorId="4F800F66" id="Lige pilforbindelse 5" o:spid="_x0000_s1026" type="#_x0000_t32" style="position:absolute;margin-left:62.4pt;margin-top:7.2pt;width:143.4pt;height:58.2pt;flip:x;z-index:251685888;visibility:visible;mso-wrap-style:square;mso-width-percent:0;mso-height-percent:0;mso-wrap-distance-left:9pt;mso-wrap-distance-top:0;mso-wrap-distance-right:9pt;mso-wrap-distance-bottom:0;mso-position-horizontal:absolute;mso-position-horizontal-relative:text;mso-position-vertical:absolute;mso-position-vertical-relative:text;mso-width-percent:0;mso-height-percent:0;mso-width-relative:margin;mso-height-relative:margin" o:gfxdata="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" strokecolor="#156082 [3204]" strokeweight="1.5pt">
                 <v:stroke endarrow="block" joinstyle="miter"/>
               </v:shape>
             </w:pict>
@@ -10753,7 +10935,7 @@
           </mc:Choice>
           <mc:Fallback>
             <w:pict>
-              <v:shape w14:anchorId="3D01DCA9" id="Lige pilforbindelse 5" o:spid="_x0000_s1026" type="#_x0000_t32" style="position:absolute;margin-left:207.6pt;margin-top:7.2pt;width:163.8pt;height:58.2pt;z-index:251683840;visibility:visible;mso-wrap-style:square;mso-width-percent:0;mso-height-percent:0;mso-wrap-distance-left:9pt;mso-wrap-distance-top:0;mso-wrap-distance-right:9pt;mso-wrap-distance-bottom:0;mso-position-horizontal:absolute;mso-position-horizontal-relative:text;mso-position-vertical:absolute;mso-position-vertical-relative:text;mso-width-percent:0;mso-height-percent:0;mso-width-relative:margin;mso-height-relative:margin" o:gfxdata="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" strokecolor="#156082 [3204]" strokeweight="1.5pt">
+              <v:shape w14:anchorId="283D4D1E" id="Lige pilforbindelse 5" o:spid="_x0000_s1026" type="#_x0000_t32" style="position:absolute;margin-left:207.6pt;margin-top:7.2pt;width:163.8pt;height:58.2pt;z-index:251683840;visibility:visible;mso-wrap-style:square;mso-width-percent:0;mso-height-percent:0;mso-wrap-distance-left:9pt;mso-wrap-distance-top:0;mso-wrap-distance-right:9pt;mso-wrap-distance-bottom:0;mso-position-horizontal:absolute;mso-position-horizontal-relative:text;mso-position-vertical:absolute;mso-position-vertical-relative:text;mso-width-percent:0;mso-height-percent:0;mso-width-relative:margin;mso-height-relative:margin" o:gfxdata="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" strokecolor="#156082 [3204]" strokeweight="1.5pt">
                 <v:stroke endarrow="block" joinstyle="miter"/>
               </v:shape>
             </w:pict>
@@ -11443,7 +11625,7 @@
           </mc:Choice>
           <mc:Fallback>
             <w:pict>
-              <v:rect w14:anchorId="26B46AC2" id="Rektangel 3" o:spid="_x0000_s1026" style="position:absolute;margin-left:4.2pt;margin-top:18.1pt;width:71.4pt;height:60pt;z-index:251675648;visibility:visible;mso-wrap-style:square;mso-wrap-distance-left:9pt;mso-wrap-distance-top:0;mso-wrap-distance-right:9pt;mso-wrap-distance-bottom:0;mso-position-horizontal:absolute;mso-position-horizontal-relative:text;mso-position-vertical:absolute;mso-position-vertical-relative:text;v-text-anchor:middle" o:gfxdata="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" fillcolor="white [3212]" strokecolor="#030e13 [484]" strokeweight="1.5pt"/>
+              <v:rect w14:anchorId="2148DDBE" id="Rektangel 3" o:spid="_x0000_s1026" style="position:absolute;margin-left:4.2pt;margin-top:18.1pt;width:71.4pt;height:60pt;z-index:251675648;visibility:visible;mso-wrap-style:square;mso-wrap-distance-left:9pt;mso-wrap-distance-top:0;mso-wrap-distance-right:9pt;mso-wrap-distance-bottom:0;mso-position-horizontal:absolute;mso-position-horizontal-relative:text;mso-position-vertical:absolute;mso-position-vertical-relative:text;v-text-anchor:middle" o:gfxdata="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" fillcolor="white [3212]" strokecolor="#030e13 [484]" strokeweight="1.5pt"/>
             </w:pict>
           </mc:Fallback>
         </mc:AlternateContent>
@@ -11515,7 +11697,7 @@
           </mc:Choice>
           <mc:Fallback>
             <w:pict>
-              <v:rect w14:anchorId="7AB31670" id="Rektangel 3" o:spid="_x0000_s1026" style="position:absolute;margin-left:129pt;margin-top:18.1pt;width:71.4pt;height:60pt;z-index:251697152;visibility:visible;mso-wrap-style:square;mso-wrap-distance-left:9pt;mso-wrap-distance-top:0;mso-wrap-distance-right:9pt;mso-wrap-distance-bottom:0;mso-position-horizontal:absolute;mso-position-horizontal-relative:text;mso-position-vertical:absolute;mso-position-vertical-relative:text;v-text-anchor:middle" o:gfxdata="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" fillcolor="white [3212]" strokecolor="#030e13 [484]" strokeweight="1.5pt"/>
+              <v:rect w14:anchorId="6411BE72" id="Rektangel 3" o:spid="_x0000_s1026" style="position:absolute;margin-left:129pt;margin-top:18.1pt;width:71.4pt;height:60pt;z-index:251697152;visibility:visible;mso-wrap-style:square;mso-wrap-distance-left:9pt;mso-wrap-distance-top:0;mso-wrap-distance-right:9pt;mso-wrap-distance-bottom:0;mso-position-horizontal:absolute;mso-position-horizontal-relative:text;mso-position-vertical:absolute;mso-position-vertical-relative:text;v-text-anchor:middle" o:gfxdata="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" fillcolor="white [3212]" strokecolor="#030e13 [484]" strokeweight="1.5pt"/>
             </w:pict>
           </mc:Fallback>
         </mc:AlternateContent>
@@ -11587,7 +11769,7 @@
           </mc:Choice>
           <mc:Fallback>
             <w:pict>
-              <v:rect w14:anchorId="1B3E3660" id="Rektangel 3" o:spid="_x0000_s1026" style="position:absolute;margin-left:235.8pt;margin-top:17.5pt;width:71.4pt;height:60pt;z-index:251679744;visibility:visible;mso-wrap-style:square;mso-wrap-distance-left:9pt;mso-wrap-distance-top:0;mso-wrap-distance-right:9pt;mso-wrap-distance-bottom:0;mso-position-horizontal:absolute;mso-position-horizontal-relative:text;mso-position-vertical:absolute;mso-position-vertical-relative:text;v-text-anchor:middle" o:gfxdata="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" fillcolor="white [3212]" strokecolor="#030e13 [484]" strokeweight="1.5pt"/>
+              <v:rect w14:anchorId="1B555656" id="Rektangel 3" o:spid="_x0000_s1026" style="position:absolute;margin-left:235.8pt;margin-top:17.5pt;width:71.4pt;height:60pt;z-index:251679744;visibility:visible;mso-wrap-style:square;mso-wrap-distance-left:9pt;mso-wrap-distance-top:0;mso-wrap-distance-right:9pt;mso-wrap-distance-bottom:0;mso-position-horizontal:absolute;mso-position-horizontal-relative:text;mso-position-vertical:absolute;mso-position-vertical-relative:text;v-text-anchor:middle" o:gfxdata="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" fillcolor="white [3212]" strokecolor="#030e13 [484]" strokeweight="1.5pt"/>
             </w:pict>
           </mc:Fallback>
         </mc:AlternateContent>
@@ -11817,7 +11999,7 @@
           </mc:Choice>
           <mc:Fallback>
             <w:pict>
-              <v:rect w14:anchorId="44B38779" id="Rektangel 3" o:spid="_x0000_s1026" style="position:absolute;margin-left:338.4pt;margin-top:16.9pt;width:71.4pt;height:60pt;z-index:251681792;visibility:visible;mso-wrap-style:square;mso-wrap-distance-left:9pt;mso-wrap-distance-top:0;mso-wrap-distance-right:9pt;mso-wrap-distance-bottom:0;mso-position-horizontal:absolute;mso-position-horizontal-relative:text;mso-position-vertical:absolute;mso-position-vertical-relative:text;v-text-anchor:middle" o:gfxdata="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" fillcolor="white [3212]" strokecolor="#030e13 [484]" strokeweight="1.5pt"/>
+              <v:rect w14:anchorId="07D83D7C" id="Rektangel 3" o:spid="_x0000_s1026" style="position:absolute;margin-left:338.4pt;margin-top:16.9pt;width:71.4pt;height:60pt;z-index:251681792;visibility:visible;mso-wrap-style:square;mso-wrap-distance-left:9pt;mso-wrap-distance-top:0;mso-wrap-distance-right:9pt;mso-wrap-distance-bottom:0;mso-position-horizontal:absolute;mso-position-horizontal-relative:text;mso-position-vertical:absolute;mso-position-vertical-relative:text;v-text-anchor:middle" o:gfxdata="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" fillcolor="white [3212]" strokecolor="#030e13 [484]" strokeweight="1.5pt"/>
             </w:pict>
           </mc:Fallback>
         </mc:AlternateContent>
@@ -12003,7 +12185,7 @@
           <w:lang w:val="en-US"/>
         </w:rPr>
         <w:drawing>
-          <wp:anchor distT="0" distB="0" distL="114300" distR="114300" simplePos="0" relativeHeight="251722752" behindDoc="0" locked="0" layoutInCell="1" allowOverlap="1" wp14:anchorId="522BF4DC" wp14:editId="4BDACC8F">
+          <wp:anchor distT="0" distB="0" distL="114300" distR="114300" simplePos="0" relativeHeight="251722752" behindDoc="0" locked="0" layoutInCell="1" allowOverlap="1" wp14:anchorId="522BF4DC" wp14:editId="74DD3AC1">
             <wp:simplePos x="0" y="0"/>
             <wp:positionH relativeFrom="margin">
               <wp:posOffset>4722495</wp:posOffset>
@@ -12889,11 +13071,7 @@
           </mc:Choice>
           <mc:Fallback>
             <w:pict>
-              <v:shapetype w14:anchorId="415593DB" id="_x0000_t32" coordsize="21600,21600" o:spt="32" o:oned="t" path="m,l21600,21600e" filled="f">
-                <v:path arrowok="t" fillok="f" o:connecttype="none"/>
-                <o:lock v:ext="edit" shapetype="t"/>
-              </v:shapetype>
-              <v:shape id="Lige pilforbindelse 5" o:spid="_x0000_s1026" type="#_x0000_t32" style="position:absolute;margin-left:35.45pt;margin-top:10.1pt;width:3.6pt;height:26.55pt;z-index:251708416;visibility:visible;mso-wrap-style:square;mso-width-percent:0;mso-height-percent:0;mso-wrap-distance-left:9pt;mso-wrap-distance-top:0;mso-wrap-distance-right:9pt;mso-wrap-distance-bottom:0;mso-position-horizontal:absolute;mso-position-horizontal-relative:text;mso-position-vertical:absolute;mso-position-vertical-relative:text;mso-width-percent:0;mso-height-percent:0;mso-width-relative:margin;mso-height-relative:margin" o:gfxdata="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" strokecolor="#156082 [3204]" strokeweight="1.5pt">
+              <v:shape w14:anchorId="0A183521" id="Lige pilforbindelse 5" o:spid="_x0000_s1026" type="#_x0000_t32" style="position:absolute;margin-left:35.45pt;margin-top:10.1pt;width:3.6pt;height:26.55pt;z-index:251708416;visibility:visible;mso-wrap-style:square;mso-width-percent:0;mso-height-percent:0;mso-wrap-distance-left:9pt;mso-wrap-distance-top:0;mso-wrap-distance-right:9pt;mso-wrap-distance-bottom:0;mso-position-horizontal:absolute;mso-position-horizontal-relative:text;mso-position-vertical:absolute;mso-position-vertical-relative:text;mso-width-percent:0;mso-height-percent:0;mso-width-relative:margin;mso-height-relative:margin" o:gfxdata="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" strokecolor="#156082 [3204]" strokeweight="1.5pt">
                 <v:stroke endarrow="block" joinstyle="miter"/>
               </v:shape>
             </w:pict>
@@ -12968,7 +13146,7 @@
           </mc:Choice>
           <mc:Fallback>
             <w:pict>
-              <v:rect w14:anchorId="6FD00D5E" id="Rektangel 3" o:spid="_x0000_s1026" style="position:absolute;margin-left:9.6pt;margin-top:22.4pt;width:71.4pt;height:60pt;z-index:251694080;visibility:visible;mso-wrap-style:square;mso-wrap-distance-left:9pt;mso-wrap-distance-top:0;mso-wrap-distance-right:9pt;mso-wrap-distance-bottom:0;mso-position-horizontal:absolute;mso-position-horizontal-relative:text;mso-position-vertical:absolute;mso-position-vertical-relative:text;v-text-anchor:middle" o:gfxdata="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" fillcolor="white [3212]" strokecolor="#030e13 [484]" strokeweight="1.5pt"/>
+              <v:rect w14:anchorId="27A3FDF4" id="Rektangel 3" o:spid="_x0000_s1026" style="position:absolute;margin-left:9.6pt;margin-top:22.4pt;width:71.4pt;height:60pt;z-index:251694080;visibility:visible;mso-wrap-style:square;mso-wrap-distance-left:9pt;mso-wrap-distance-top:0;mso-wrap-distance-right:9pt;mso-wrap-distance-bottom:0;mso-position-horizontal:absolute;mso-position-horizontal-relative:text;mso-position-vertical:absolute;mso-position-vertical-relative:text;v-text-anchor:middle" o:gfxdata="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" fillcolor="white [3212]" strokecolor="#030e13 [484]" strokeweight="1.5pt"/>
             </w:pict>
           </mc:Fallback>
         </mc:AlternateContent>
@@ -14359,7 +14537,7 @@
           </mc:Choice>
           <mc:Fallback>
             <w:pict>
-              <v:rect w14:anchorId="5FF11285" id="Rektangel 3" o:spid="_x0000_s1026" style="position:absolute;margin-left:13.1pt;margin-top:125.6pt;width:71.4pt;height:60pt;z-index:-251597824;visibility:visible;mso-wrap-style:square;mso-wrap-distance-left:9pt;mso-wrap-distance-top:0;mso-wrap-distance-right:9pt;mso-wrap-distance-bottom:0;mso-position-horizontal:absolute;mso-position-horizontal-relative:text;mso-position-vertical:absolute;mso-position-vertical-relative:text;v-text-anchor:middle" o:gfxdata="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" fillcolor="white [3212]" strokecolor="#030e13 [484]" strokeweight="1.5pt"/>
+              <v:rect w14:anchorId="0ED5C785" id="Rektangel 3" o:spid="_x0000_s1026" style="position:absolute;margin-left:13.1pt;margin-top:125.6pt;width:71.4pt;height:60pt;z-index:-251597824;visibility:visible;mso-wrap-style:square;mso-wrap-distance-left:9pt;mso-wrap-distance-top:0;mso-wrap-distance-right:9pt;mso-wrap-distance-bottom:0;mso-position-horizontal:absolute;mso-position-horizontal-relative:text;mso-position-vertical:absolute;mso-position-vertical-relative:text;v-text-anchor:middle" o:gfxdata="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" fillcolor="white [3212]" strokecolor="#030e13 [484]" strokeweight="1.5pt"/>
             </w:pict>
           </mc:Fallback>
         </mc:AlternateContent>
@@ -14431,7 +14609,7 @@
           </mc:Choice>
           <mc:Fallback>
             <w:pict>
-              <v:shape w14:anchorId="13C9D636" id="Lige pilforbindelse 5" o:spid="_x0000_s1026" type="#_x0000_t32" style="position:absolute;margin-left:49.35pt;margin-top:99.7pt;width:6.65pt;height:36.15pt;z-index:251716608;visibility:visible;mso-wrap-style:square;mso-width-percent:0;mso-height-percent:0;mso-wrap-distance-left:9pt;mso-wrap-distance-top:0;mso-wrap-distance-right:9pt;mso-wrap-distance-bottom:0;mso-position-horizontal:absolute;mso-position-horizontal-relative:text;mso-position-vertical:absolute;mso-position-vertical-relative:text;mso-width-percent:0;mso-height-percent:0;mso-width-relative:margin;mso-height-relative:margin" o:gfxdata="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" strokecolor="#156082 [3204]" strokeweight="1.5pt">
+              <v:shape w14:anchorId="5C147B9F" id="Lige pilforbindelse 5" o:spid="_x0000_s1026" type="#_x0000_t32" style="position:absolute;margin-left:49.35pt;margin-top:99.7pt;width:6.65pt;height:36.15pt;z-index:251716608;visibility:visible;mso-wrap-style:square;mso-width-percent:0;mso-height-percent:0;mso-wrap-distance-left:9pt;mso-wrap-distance-top:0;mso-wrap-distance-right:9pt;mso-wrap-distance-bottom:0;mso-position-horizontal:absolute;mso-position-horizontal-relative:text;mso-position-vertical:absolute;mso-position-vertical-relative:text;mso-width-percent:0;mso-height-percent:0;mso-width-relative:margin;mso-height-relative:margin" o:gfxdata="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" strokecolor="#156082 [3204]" strokeweight="1.5pt">
                 <v:stroke endarrow="block" joinstyle="miter"/>
               </v:shape>
             </w:pict>
@@ -14665,7 +14843,7 @@
           </mc:Choice>
           <mc:Fallback>
             <w:pict>
-              <v:rect w14:anchorId="27BC183E" id="Rektangel 3" o:spid="_x0000_s1026" style="position:absolute;margin-left:10.15pt;margin-top:49.75pt;width:71.4pt;height:60pt;z-index:251677696;visibility:visible;mso-wrap-style:square;mso-wrap-distance-left:9pt;mso-wrap-distance-top:0;mso-wrap-distance-right:9pt;mso-wrap-distance-bottom:0;mso-position-horizontal:absolute;mso-position-horizontal-relative:text;mso-position-vertical:absolute;mso-position-vertical-relative:text;v-text-anchor:middle" o:gfxdata="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" fillcolor="white [3212]" strokecolor="#030e13 [484]" strokeweight="1.5pt"/>
+              <v:rect w14:anchorId="3EC2747A" id="Rektangel 3" o:spid="_x0000_s1026" style="position:absolute;margin-left:10.15pt;margin-top:49.75pt;width:71.4pt;height:60pt;z-index:251677696;visibility:visible;mso-wrap-style:square;mso-wrap-distance-left:9pt;mso-wrap-distance-top:0;mso-wrap-distance-right:9pt;mso-wrap-distance-bottom:0;mso-position-horizontal:absolute;mso-position-horizontal-relative:text;mso-position-vertical:absolute;mso-position-vertical-relative:text;v-text-anchor:middle" o:gfxdata="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" fillcolor="white [3212]" strokecolor="#030e13 [484]" strokeweight="1.5pt"/>
             </w:pict>
           </mc:Fallback>
         </mc:AlternateContent>
@@ -14737,7 +14915,7 @@
           </mc:Choice>
           <mc:Fallback>
             <w:pict>
-              <v:shape w14:anchorId="728B9290" id="Lige pilforbindelse 5" o:spid="_x0000_s1026" type="#_x0000_t32" style="position:absolute;margin-left:45.7pt;margin-top:23.2pt;width:6.65pt;height:36.15pt;z-index:251712512;visibility:visible;mso-wrap-style:square;mso-width-percent:0;mso-height-percent:0;mso-wrap-distance-left:9pt;mso-wrap-distance-top:0;mso-wrap-distance-right:9pt;mso-wrap-distance-bottom:0;mso-position-horizontal:absolute;mso-position-horizontal-relative:text;mso-position-vertical:absolute;mso-position-vertical-relative:text;mso-width-percent:0;mso-height-percent:0;mso-width-relative:margin;mso-height-relative:margin" o:gfxdata="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" strokecolor="#156082 [3204]" strokeweight="1.5pt">
+              <v:shape w14:anchorId="1B57EE15" id="Lige pilforbindelse 5" o:spid="_x0000_s1026" type="#_x0000_t32" style="position:absolute;margin-left:45.7pt;margin-top:23.2pt;width:6.65pt;height:36.15pt;z-index:251712512;visibility:visible;mso-wrap-style:square;mso-width-percent:0;mso-height-percent:0;mso-wrap-distance-left:9pt;mso-wrap-distance-top:0;mso-wrap-distance-right:9pt;mso-wrap-distance-bottom:0;mso-position-horizontal:absolute;mso-position-horizontal-relative:text;mso-position-vertical:absolute;mso-position-vertical-relative:text;mso-width-percent:0;mso-height-percent:0;mso-width-relative:margin;mso-height-relative:margin" o:gfxdata="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" strokecolor="#156082 [3204]" strokeweight="1.5pt">
                 <v:stroke endarrow="block" joinstyle="miter"/>
               </v:shape>
             </w:pict>
@@ -15510,20 +15688,22 @@
           <w:lang w:val="en-US"/>
         </w:rPr>
       </w:pPr>
-      <w:r>
-        <w:rPr>
-          <w:rFonts w:ascii="Times New Roman" w:hAnsi="Times New Roman" w:cs="Times New Roman"/>
-          <w:lang w:val="en-US"/>
-        </w:rPr>
-        <w:t xml:space="preserve">Full analysis set: </w:t>
-      </w:r>
       <w:commentRangeStart w:id="48"/>
       <w:r>
         <w:rPr>
           <w:rFonts w:ascii="Times New Roman" w:hAnsi="Times New Roman" w:cs="Times New Roman"/>
-          <w:lang w:val="en-US"/>
-        </w:rPr>
-        <w:t>all randomized subjects</w:t>
+          <w:b/>
+          <w:bCs/>
+          <w:lang w:val="en-US"/>
+        </w:rPr>
+        <w:t>Randomization set:</w:t>
+      </w:r>
+      <w:r>
+        <w:rPr>
+          <w:rFonts w:ascii="Times New Roman" w:hAnsi="Times New Roman" w:cs="Times New Roman"/>
+          <w:lang w:val="en-US"/>
+        </w:rPr>
+        <w:t xml:space="preserve"> all randomized subjects</w:t>
       </w:r>
       <w:commentRangeEnd w:id="48"/>
       <w:r>
@@ -15539,52 +15719,279 @@
     </w:p>
     <w:p>
       <w:pPr>
-        <w:pStyle w:val="pf0"/>
+        <w:rPr>
+          <w:rFonts w:ascii="Times New Roman" w:hAnsi="Times New Roman" w:cs="Times New Roman"/>
+          <w:lang w:val="en-US"/>
+        </w:rPr>
+      </w:pPr>
+      <w:commentRangeStart w:id="49"/>
+      <w:commentRangeStart w:id="50"/>
+      <w:r>
+        <w:rPr>
+          <w:rFonts w:ascii="Times New Roman" w:hAnsi="Times New Roman" w:cs="Times New Roman"/>
+          <w:b/>
+          <w:bCs/>
+          <w:lang w:val="en-US"/>
+        </w:rPr>
+        <w:t>Intention to treat</w:t>
+      </w:r>
+      <w:r>
+        <w:rPr>
+          <w:rFonts w:ascii="Times New Roman" w:hAnsi="Times New Roman" w:cs="Times New Roman"/>
+          <w:b/>
+          <w:bCs/>
+          <w:lang w:val="en-US"/>
+        </w:rPr>
+        <w:t xml:space="preserve"> set:</w:t>
+      </w:r>
+      <w:r>
+        <w:rPr>
+          <w:rFonts w:ascii="Times New Roman" w:hAnsi="Times New Roman" w:cs="Times New Roman"/>
+          <w:lang w:val="en-US"/>
+        </w:rPr>
+        <w:t xml:space="preserve"> </w:t>
+      </w:r>
+      <w:commentRangeEnd w:id="49"/>
+      <w:r>
+        <w:rPr>
+          <w:rStyle w:val="Kommentarhenvisning"/>
+          <w:rFonts w:ascii="Times New Roman" w:hAnsi="Times New Roman" w:cs="Times New Roman"/>
+          <w:sz w:val="24"/>
+          <w:szCs w:val="24"/>
+          <w:lang w:val="en-US"/>
+        </w:rPr>
+        <w:commentReference w:id="49"/>
+      </w:r>
+      <w:commentRangeEnd w:id="50"/>
+      <w:r>
+        <w:rPr>
+          <w:rStyle w:val="Kommentarhenvisning"/>
+          <w:rFonts w:ascii="Times New Roman" w:hAnsi="Times New Roman" w:cs="Times New Roman"/>
+          <w:sz w:val="24"/>
+          <w:szCs w:val="24"/>
+          <w:lang w:val="en-US"/>
+        </w:rPr>
+        <w:commentReference w:id="50"/>
+      </w:r>
+      <w:r>
+        <w:rPr>
+          <w:rFonts w:ascii="Times New Roman" w:hAnsi="Times New Roman" w:cs="Times New Roman"/>
+          <w:lang w:val="en-US"/>
+        </w:rPr>
+        <w:t xml:space="preserve">randomized subjects who </w:t>
+      </w:r>
+      <w:r>
+        <w:rPr>
+          <w:rFonts w:ascii="Times New Roman" w:hAnsi="Times New Roman" w:cs="Times New Roman"/>
+          <w:lang w:val="en-US"/>
+        </w:rPr>
+        <w:t>were provided a dose at the first intervention day. This means excluding:</w:t>
+      </w:r>
+    </w:p>
+    <w:p>
+      <w:pPr>
+        <w:pStyle w:val="Listeafsnit"/>
+        <w:numPr>
+          <w:ilvl w:val="0"/>
+          <w:numId w:val="28"/>
+        </w:numPr>
+        <w:rPr>
+          <w:rFonts w:ascii="Times New Roman" w:hAnsi="Times New Roman" w:cs="Times New Roman"/>
+          <w:lang w:val="en-US"/>
+        </w:rPr>
+      </w:pPr>
+      <w:r>
+        <w:rPr>
+          <w:rFonts w:ascii="Times New Roman" w:hAnsi="Times New Roman" w:cs="Times New Roman"/>
+          <w:lang w:val="en-US"/>
+        </w:rPr>
+        <w:t>subjects who withdraw consent between randomization and intervention day</w:t>
+      </w:r>
+    </w:p>
+    <w:p>
+      <w:pPr>
+        <w:pStyle w:val="Listeafsnit"/>
+        <w:numPr>
+          <w:ilvl w:val="0"/>
+          <w:numId w:val="28"/>
+        </w:numPr>
+        <w:rPr>
+          <w:rFonts w:ascii="Times New Roman" w:hAnsi="Times New Roman" w:cs="Times New Roman"/>
+          <w:lang w:val="en-US"/>
+        </w:rPr>
+      </w:pPr>
+      <w:r>
+        <w:rPr>
+          <w:rFonts w:ascii="Times New Roman" w:hAnsi="Times New Roman" w:cs="Times New Roman"/>
+          <w:lang w:val="en-US"/>
+        </w:rPr>
+        <w:t xml:space="preserve">subjects who were not deemed fit to receive intervention because of extra-information received between randomization and intervention (despite having fulfilled the initial screening). This could be </w:t>
+      </w:r>
+      <w:r>
+        <w:rPr>
+          <w:rFonts w:ascii="Times New Roman" w:hAnsi="Times New Roman" w:cs="Times New Roman"/>
+          <w:lang w:val="en-US"/>
+        </w:rPr>
+        <w:t xml:space="preserve">because of delay in the processing of medical information: </w:t>
+      </w:r>
+      <w:r>
+        <w:rPr>
+          <w:rFonts w:ascii="Times New Roman" w:hAnsi="Times New Roman" w:cs="Times New Roman"/>
+          <w:lang w:val="en-US"/>
+        </w:rPr>
+        <w:t>the subject was randomized despite</w:t>
+      </w:r>
+      <w:r>
+        <w:rPr>
+          <w:rFonts w:ascii="Times New Roman" w:hAnsi="Times New Roman" w:cs="Times New Roman"/>
+          <w:lang w:val="en-US"/>
+        </w:rPr>
+        <w:t xml:space="preserve"> the results of some of the clinical examination was not yet available.</w:t>
+      </w:r>
+    </w:p>
+    <w:p>
+      <w:pPr>
+        <w:pStyle w:val="Listeafsnit"/>
+        <w:numPr>
+          <w:ilvl w:val="0"/>
+          <w:numId w:val="28"/>
+        </w:numPr>
+        <w:rPr>
+          <w:rFonts w:ascii="Times New Roman" w:hAnsi="Times New Roman" w:cs="Times New Roman"/>
+          <w:lang w:val="en-US"/>
+        </w:rPr>
+      </w:pPr>
+      <w:r>
+        <w:rPr>
+          <w:rFonts w:ascii="Times New Roman" w:hAnsi="Times New Roman" w:cs="Times New Roman"/>
+          <w:lang w:val="en-US"/>
+        </w:rPr>
+        <w:t>…</w:t>
+      </w:r>
+    </w:p>
+    <w:p>
+      <w:pPr>
+        <w:rPr>
+          <w:rFonts w:ascii="Times New Roman" w:hAnsi="Times New Roman" w:cs="Times New Roman"/>
+          <w:lang w:val="en-US"/>
+        </w:rPr>
+      </w:pPr>
+      <w:r>
+        <w:rPr>
+          <w:rFonts w:ascii="Times New Roman" w:hAnsi="Times New Roman" w:cs="Times New Roman"/>
+          <w:lang w:val="en-US"/>
+        </w:rPr>
+        <w:t xml:space="preserve">A table describing the post-randomization exclusion and their reason </w:t>
+      </w:r>
+      <w:r>
+        <w:rPr>
+          <w:rFonts w:ascii="Times New Roman" w:hAnsi="Times New Roman" w:cs="Times New Roman"/>
+          <w:lang w:val="en-US"/>
+        </w:rPr>
+        <w:t>will be provided</w:t>
+      </w:r>
+      <w:r>
+        <w:rPr>
+          <w:rFonts w:ascii="Times New Roman" w:hAnsi="Times New Roman" w:cs="Times New Roman"/>
+          <w:lang w:val="en-US"/>
+        </w:rPr>
+        <w:t xml:space="preserve"> in appendix XX.</w:t>
+      </w:r>
+    </w:p>
+    <w:p>
+      <w:pPr>
+        <w:rPr>
+          <w:rFonts w:ascii="Times New Roman" w:hAnsi="Times New Roman" w:cs="Times New Roman"/>
+          <w:lang w:val="en-US"/>
+        </w:rPr>
+      </w:pPr>
+      <w:r>
+        <w:rPr>
+          <w:rFonts w:ascii="Times New Roman" w:hAnsi="Times New Roman" w:cs="Times New Roman"/>
+          <w:b/>
+          <w:bCs/>
+          <w:lang w:val="en-US"/>
+        </w:rPr>
+        <w:t>Efficacy set</w:t>
+      </w:r>
+      <w:commentRangeStart w:id="51"/>
+      <w:r>
+        <w:rPr>
+          <w:rFonts w:ascii="Times New Roman" w:hAnsi="Times New Roman" w:cs="Times New Roman"/>
+          <w:lang w:val="en-US"/>
+        </w:rPr>
+        <w:t>: all randomized subjects who completed the 2-hour intervention</w:t>
+      </w:r>
+      <w:commentRangeEnd w:id="51"/>
+      <w:r>
+        <w:rPr>
+          <w:rStyle w:val="Kommentarhenvisning"/>
+          <w:rFonts w:ascii="Times New Roman" w:hAnsi="Times New Roman" w:cs="Times New Roman"/>
+          <w:sz w:val="24"/>
+          <w:szCs w:val="24"/>
+          <w:lang w:val="en-US"/>
+        </w:rPr>
+        <w:commentReference w:id="51"/>
+      </w:r>
+      <w:r>
+        <w:rPr>
+          <w:rFonts w:ascii="Times New Roman" w:hAnsi="Times New Roman" w:cs="Times New Roman"/>
+          <w:lang w:val="en-US"/>
+        </w:rPr>
+        <w:t xml:space="preserve">. </w:t>
+      </w:r>
+    </w:p>
+    <w:p>
+      <w:pPr>
         <w:rPr>
           <w:rFonts w:ascii="Arial" w:hAnsi="Arial" w:cs="Arial"/>
+          <w:b/>
+          <w:bCs/>
           <w:sz w:val="20"/>
           <w:szCs w:val="20"/>
           <w:lang w:val="en-US"/>
         </w:rPr>
       </w:pPr>
-      <w:commentRangeStart w:id="49"/>
-      <w:r>
-        <w:rPr>
-          <w:rFonts w:asciiTheme="minorHAnsi" w:eastAsiaTheme="minorHAnsi" w:hAnsiTheme="minorHAnsi" w:cstheme="minorBidi"/>
-          <w:color w:val="215E99" w:themeColor="text2" w:themeTint="BF"/>
-          <w:kern w:val="2"/>
-          <w:lang w:val="en-US" w:eastAsia="en-US"/>
-          <w14:ligatures w14:val="standardContextual"/>
+      <w:commentRangeStart w:id="52"/>
+      <w:r>
+        <w:rPr>
+          <w:b/>
+          <w:bCs/>
+          <w:color w:val="215E99" w:themeColor="text2" w:themeTint="BF"/>
+          <w:lang w:val="en-US"/>
         </w:rPr>
         <w:t>From FDA guidelines</w:t>
       </w:r>
       <w:r>
         <w:rPr>
-          <w:rFonts w:asciiTheme="minorHAnsi" w:eastAsiaTheme="minorHAnsi" w:hAnsiTheme="minorHAnsi" w:cstheme="minorBidi"/>
-          <w:color w:val="215E99" w:themeColor="text2" w:themeTint="BF"/>
-          <w:kern w:val="2"/>
-          <w:lang w:val="en-US" w:eastAsia="en-US"/>
-          <w14:ligatures w14:val="standardContextual"/>
+          <w:b/>
+          <w:bCs/>
+          <w:color w:val="215E99" w:themeColor="text2" w:themeTint="BF"/>
+          <w:lang w:val="en-US"/>
         </w:rPr>
         <w:t xml:space="preserve"> on post-randomization exclusion</w:t>
       </w:r>
       <w:r>
         <w:rPr>
           <w:rStyle w:val="cf01"/>
+          <w:b/>
+          <w:bCs/>
           <w:lang w:val="en-US"/>
         </w:rPr>
         <w:t xml:space="preserve"> </w:t>
       </w:r>
-      <w:commentRangeEnd w:id="49"/>
+      <w:commentRangeEnd w:id="52"/>
       <w:r>
         <w:rPr>
           <w:rStyle w:val="Kommentarhenvisning"/>
           <w:rFonts w:ascii="Arial" w:hAnsi="Arial" w:cs="Arial"/>
+          <w:b/>
+          <w:bCs/>
           <w:sz w:val="20"/>
           <w:szCs w:val="20"/>
           <w:lang w:val="en-US"/>
         </w:rPr>
-        <w:commentReference w:id="49"/>
+        <w:commentReference w:id="52"/>
       </w:r>
     </w:p>
     <w:p>
@@ -15601,14 +16008,13 @@
         </w:rPr>
         <w:t>“There are a limited number of circumstances that might lead to excluding randomized subjects from the full analysis set, including the failure to satisfy major entry criteria (eligibility violations), the failure to take at least one dose of trial medication, and the lack of any data post randomization. Such exclusions should</w:t>
       </w:r>
-    </w:p>
-    <w:p>
-      <w:pPr>
-        <w:rPr>
-          <w:color w:val="215E99" w:themeColor="text2" w:themeTint="BF"/>
-          <w:lang w:val="en-US"/>
-        </w:rPr>
-      </w:pPr>
+      <w:r>
+        <w:rPr>
+          <w:color w:val="215E99" w:themeColor="text2" w:themeTint="BF"/>
+          <w:lang w:val="en-US"/>
+        </w:rPr>
+        <w:t xml:space="preserve"> </w:t>
+      </w:r>
       <w:r>
         <w:rPr>
           <w:color w:val="215E99" w:themeColor="text2" w:themeTint="BF"/>
@@ -15793,64 +16199,20 @@
     <w:p>
       <w:pPr>
         <w:rPr>
-          <w:rFonts w:ascii="Times New Roman" w:hAnsi="Times New Roman" w:cs="Times New Roman"/>
-          <w:lang w:val="en-US"/>
-        </w:rPr>
-      </w:pPr>
-      <w:commentRangeStart w:id="50"/>
-      <w:r>
-        <w:rPr>
-          <w:rFonts w:ascii="Times New Roman" w:hAnsi="Times New Roman" w:cs="Times New Roman"/>
-          <w:lang w:val="en-US"/>
-        </w:rPr>
-        <w:t>Efficacy set</w:t>
-      </w:r>
-      <w:commentRangeEnd w:id="50"/>
-      <w:r>
-        <w:rPr>
-          <w:rStyle w:val="Kommentarhenvisning"/>
-          <w:rFonts w:ascii="Times New Roman" w:hAnsi="Times New Roman" w:cs="Times New Roman"/>
-          <w:sz w:val="24"/>
-          <w:szCs w:val="24"/>
-          <w:lang w:val="en-US"/>
-        </w:rPr>
-        <w:commentReference w:id="50"/>
-      </w:r>
-      <w:r>
-        <w:rPr>
-          <w:rFonts w:ascii="Times New Roman" w:hAnsi="Times New Roman" w:cs="Times New Roman"/>
-          <w:lang w:val="en-US"/>
-        </w:rPr>
-        <w:t xml:space="preserve">: all randomized subjects who completed the 2-hour intervention. </w:t>
-      </w:r>
-    </w:p>
-    <w:p>
-      <w:pPr>
-        <w:rPr>
-          <w:color w:val="215E99" w:themeColor="text2" w:themeTint="BF"/>
-          <w:lang w:val="en-US"/>
-        </w:rPr>
-      </w:pPr>
-      <w:r>
-        <w:rPr>
-          <w:color w:val="215E99" w:themeColor="text2" w:themeTint="BF"/>
-          <w:lang w:val="en-US"/>
-        </w:rPr>
-        <w:t>From FDA guidelines</w:t>
-      </w:r>
-      <w:r>
-        <w:rPr>
-          <w:color w:val="215E99" w:themeColor="text2" w:themeTint="BF"/>
-          <w:lang w:val="en-US"/>
-        </w:rPr>
-        <w:t xml:space="preserve"> on full analysis set vs. efficacy set:</w:t>
-      </w:r>
-      <w:r>
-        <w:rPr>
-          <w:color w:val="215E99" w:themeColor="text2" w:themeTint="BF"/>
-          <w:lang w:val="en-US"/>
-        </w:rPr>
-        <w:t xml:space="preserve"> </w:t>
+          <w:b/>
+          <w:bCs/>
+          <w:color w:val="215E99" w:themeColor="text2" w:themeTint="BF"/>
+          <w:lang w:val="en-US"/>
+        </w:rPr>
+      </w:pPr>
+      <w:r>
+        <w:rPr>
+          <w:b/>
+          <w:bCs/>
+          <w:color w:val="215E99" w:themeColor="text2" w:themeTint="BF"/>
+          <w:lang w:val="en-US"/>
+        </w:rPr>
+        <w:t xml:space="preserve">From FDA guidelines on full analysis set vs. efficacy set: </w:t>
       </w:r>
     </w:p>
     <w:p>
@@ -15880,6 +16242,7 @@
           <w:color w:val="215E99" w:themeColor="text2" w:themeTint="BF"/>
           <w:lang w:val="en-US"/>
         </w:rPr>
+        <w:lastRenderedPageBreak/>
         <w:t>Intuitively if there is a substantial and similar deviation to treatment protocol in both group, one may have ITT equivalence but this is more based on deviation than on the treatment comparison itself.</w:t>
       </w:r>
     </w:p>
@@ -15898,15 +16261,7 @@
           <w:color w:val="215E99" w:themeColor="text2" w:themeTint="BF"/>
           <w:lang w:val="en-US"/>
         </w:rPr>
-        <w:t xml:space="preserve">When doing a per-protocol / efficacy analysis, excluding subjects because of non-compliance may not be wise. Consider a study where the primary endpoint is the area under the curve of the anxiety during intervention day which lasts 4 hours. A subject who stop complying to the protocol (say take rescue medication or refuse to continue treatment) after 2 hours has perfectly valid observations during the first two hours. Data </w:t>
-      </w:r>
-      <w:r>
-        <w:rPr>
-          <w:color w:val="215E99" w:themeColor="text2" w:themeTint="BF"/>
-          <w:lang w:val="en-US"/>
-        </w:rPr>
-        <w:lastRenderedPageBreak/>
-        <w:t>is only invalid beyond the 2</w:t>
+        <w:t>When doing a per-protocol / efficacy analysis, excluding subjects because of non-compliance may not be wise. Consider a study where the primary endpoint is the area under the curve of the anxiety during intervention day which lasts 4 hours. A subject who stop complying to the protocol (say take rescue medication or refuse to continue treatment) after 2 hours has perfectly valid observations during the first two hours. Data is only invalid beyond the 2</w:t>
       </w:r>
       <w:r>
         <w:rPr>
@@ -15969,7 +16324,7 @@
           <w:lang w:val="en-US"/>
         </w:rPr>
       </w:pPr>
-      <w:bookmarkStart w:id="51" w:name="_Toc239334279"/>
+      <w:bookmarkStart w:id="53" w:name="_Toc239334279"/>
       <w:r>
         <w:rPr>
           <w:rFonts w:ascii="Times New Roman" w:hAnsi="Times New Roman" w:cs="Times New Roman"/>
@@ -16008,7 +16363,7 @@
         </w:rPr>
         <w:t>Statistical analyses</w:t>
       </w:r>
-      <w:bookmarkEnd w:id="51"/>
+      <w:bookmarkEnd w:id="53"/>
     </w:p>
     <w:p>
       <w:pPr>
@@ -16019,7 +16374,7 @@
           <w:lang w:val="en-US"/>
         </w:rPr>
       </w:pPr>
-      <w:bookmarkStart w:id="52" w:name="_Toc239334280"/>
+      <w:bookmarkStart w:id="54" w:name="_Toc239334280"/>
       <w:r>
         <w:rPr>
           <w:rStyle w:val="Svagfremhvning"/>
@@ -16044,19 +16399,31 @@
         </w:rPr>
         <w:t>General considerations</w:t>
       </w:r>
-      <w:bookmarkEnd w:id="52"/>
-    </w:p>
-    <w:p>
-      <w:pPr>
-        <w:rPr>
-          <w:lang w:val="en-US"/>
-        </w:rPr>
-      </w:pPr>
-      <w:r>
-        <w:rPr>
-          <w:lang w:val="en-US"/>
-        </w:rPr>
-        <w:t>The primary analyses of efficacy and safety endpoints will be analyzed using the full analysis set (according to the intention-to-treat principle).</w:t>
+      <w:bookmarkEnd w:id="54"/>
+    </w:p>
+    <w:p>
+      <w:pPr>
+        <w:rPr>
+          <w:lang w:val="en-US"/>
+        </w:rPr>
+      </w:pPr>
+      <w:r>
+        <w:rPr>
+          <w:lang w:val="en-US"/>
+        </w:rPr>
+        <w:t xml:space="preserve">The primary analyses of efficacy and safety endpoints will be analyzed using the </w:t>
+      </w:r>
+      <w:r>
+        <w:rPr>
+          <w:lang w:val="en-US"/>
+        </w:rPr>
+        <w:t>intention to treat</w:t>
+      </w:r>
+      <w:r>
+        <w:rPr>
+          <w:lang w:val="en-US"/>
+        </w:rPr>
+        <w:t xml:space="preserve"> set.</w:t>
       </w:r>
     </w:p>
     <w:p>
@@ -16078,7 +16445,7 @@
           <w:lang w:val="en-US"/>
         </w:rPr>
       </w:pPr>
-      <w:commentRangeStart w:id="53"/>
+      <w:commentRangeStart w:id="55"/>
       <w:r>
         <w:rPr>
           <w:lang w:val="en-US"/>
@@ -16163,7 +16530,7 @@
         </w:rPr>
         <w:t>.</w:t>
       </w:r>
-      <w:commentRangeEnd w:id="53"/>
+      <w:commentRangeEnd w:id="55"/>
       <w:r>
         <w:rPr>
           <w:rStyle w:val="Kommentarhenvisning"/>
@@ -16171,7 +16538,7 @@
           <w:szCs w:val="24"/>
           <w:lang w:val="en-US"/>
         </w:rPr>
-        <w:commentReference w:id="53"/>
+        <w:commentReference w:id="55"/>
       </w:r>
     </w:p>
     <w:p>
@@ -16199,14 +16566,14 @@
         </w:rPr>
         <w:t xml:space="preserve">All tests that will be performed will be two-sided even when the research question or background knowledge corresponds to a directional hypothesis.  This is to ensure logical consistency between p-values and confidence intervals (CIs) while </w:t>
       </w:r>
-      <w:commentRangeStart w:id="54"/>
+      <w:commentRangeStart w:id="56"/>
       <w:r>
         <w:rPr>
           <w:lang w:val="en-US"/>
         </w:rPr>
         <w:t>having CIs with a finite lower and upper bound</w:t>
       </w:r>
-      <w:commentRangeEnd w:id="54"/>
+      <w:commentRangeEnd w:id="56"/>
       <w:r>
         <w:rPr>
           <w:rStyle w:val="Kommentarhenvisning"/>
@@ -16214,7 +16581,7 @@
           <w:szCs w:val="24"/>
           <w:lang w:val="en-US"/>
         </w:rPr>
-        <w:commentReference w:id="54"/>
+        <w:commentReference w:id="56"/>
       </w:r>
       <w:r>
         <w:rPr>
@@ -16289,7 +16656,7 @@
           <w:lang w:val="en-US"/>
         </w:rPr>
       </w:pPr>
-      <w:bookmarkStart w:id="55" w:name="_Toc239334281"/>
+      <w:bookmarkStart w:id="57" w:name="_Toc239334281"/>
       <w:r>
         <w:rPr>
           <w:rStyle w:val="Svagfremhvning"/>
@@ -16330,7 +16697,7 @@
         </w:rPr>
         <w:t>Software</w:t>
       </w:r>
-      <w:bookmarkEnd w:id="55"/>
+      <w:bookmarkEnd w:id="57"/>
     </w:p>
     <w:p>
       <w:pPr>
@@ -16469,7 +16836,7 @@
           <w:lang w:val="en-US"/>
         </w:rPr>
       </w:pPr>
-      <w:bookmarkStart w:id="56" w:name="_Toc239334282"/>
+      <w:bookmarkStart w:id="58" w:name="_Toc239334282"/>
       <w:r>
         <w:rPr>
           <w:rStyle w:val="Svagfremhvning"/>
@@ -16518,7 +16885,7 @@
         </w:rPr>
         <w:t>intercurrent events</w:t>
       </w:r>
-      <w:bookmarkEnd w:id="56"/>
+      <w:bookmarkEnd w:id="58"/>
     </w:p>
     <w:p>
       <w:pPr>
@@ -17802,7 +18169,7 @@
           <w:lang w:val="en-US"/>
         </w:rPr>
       </w:pPr>
-      <w:bookmarkStart w:id="57" w:name="_Toc239334283"/>
+      <w:bookmarkStart w:id="59" w:name="_Toc239334283"/>
       <w:r>
         <w:rPr>
           <w:rStyle w:val="Svagfremhvning"/>
@@ -17843,7 +18210,7 @@
         </w:rPr>
         <w:t>Handling of missing data</w:t>
       </w:r>
-      <w:bookmarkEnd w:id="57"/>
+      <w:bookmarkEnd w:id="59"/>
     </w:p>
     <w:p>
       <w:pPr>
@@ -17957,14 +18324,14 @@
         </w:rPr>
         <w:t xml:space="preserve"> For the primary and the key secondary analyses only missing outcome values are expected as the other </w:t>
       </w:r>
-      <w:commentRangeStart w:id="58"/>
+      <w:commentRangeStart w:id="60"/>
       <w:r>
         <w:rPr>
           <w:lang w:val="en-US"/>
         </w:rPr>
         <w:t>variables should be measured at baseline</w:t>
       </w:r>
-      <w:commentRangeEnd w:id="58"/>
+      <w:commentRangeEnd w:id="60"/>
       <w:r>
         <w:rPr>
           <w:rStyle w:val="Kommentarhenvisning"/>
@@ -17972,7 +18339,7 @@
           <w:szCs w:val="24"/>
           <w:lang w:val="en-US"/>
         </w:rPr>
-        <w:commentReference w:id="58"/>
+        <w:commentReference w:id="60"/>
       </w:r>
       <w:r>
         <w:rPr>
@@ -18500,7 +18867,7 @@
                 <w:lang w:val="en-US"/>
               </w:rPr>
             </w:pPr>
-            <w:commentRangeStart w:id="59"/>
+            <w:commentRangeStart w:id="61"/>
             <w:r>
               <w:rPr>
                 <w:color w:val="215E99" w:themeColor="text2" w:themeTint="BF"/>
@@ -18508,7 +18875,7 @@
               </w:rPr>
               <w:t>-</w:t>
             </w:r>
-            <w:commentRangeEnd w:id="59"/>
+            <w:commentRangeEnd w:id="61"/>
             <w:r>
               <w:rPr>
                 <w:rStyle w:val="Kommentarhenvisning"/>
@@ -18517,7 +18884,7 @@
                 <w:szCs w:val="24"/>
                 <w:lang w:val="en-US"/>
               </w:rPr>
-              <w:commentReference w:id="59"/>
+              <w:commentReference w:id="61"/>
             </w:r>
           </w:p>
         </w:tc>
@@ -19090,7 +19457,7 @@
         </w:rPr>
         <w:t xml:space="preserve"> </w:t>
       </w:r>
-      <w:commentRangeStart w:id="60"/>
+      <w:commentRangeStart w:id="62"/>
       <w:r>
         <w:rPr>
           <w:color w:val="215E99" w:themeColor="text2" w:themeTint="BF"/>
@@ -19112,7 +19479,7 @@
         </w:rPr>
         <w:t xml:space="preserve"> the follow-up of interest vs. baseline and randomization group</w:t>
       </w:r>
-      <w:commentRangeEnd w:id="60"/>
+      <w:commentRangeEnd w:id="62"/>
       <w:r>
         <w:rPr>
           <w:rStyle w:val="Kommentarhenvisning"/>
@@ -19121,7 +19488,7 @@
           <w:szCs w:val="24"/>
           <w:lang w:val="en-US"/>
         </w:rPr>
-        <w:commentReference w:id="60"/>
+        <w:commentReference w:id="62"/>
       </w:r>
       <w:r>
         <w:rPr>
@@ -19286,7 +19653,7 @@
         </w:rPr>
         <w:t xml:space="preserve"> LMM with an unstructured covariance matrix. This means having an interaction </w:t>
       </w:r>
-      <w:commentRangeStart w:id="61"/>
+      <w:commentRangeStart w:id="63"/>
       <w:r>
         <w:rPr>
           <w:color w:val="215E99" w:themeColor="text2" w:themeTint="BF"/>
@@ -19294,7 +19661,7 @@
         </w:rPr>
         <w:t>treatment</w:t>
       </w:r>
-      <w:commentRangeEnd w:id="61"/>
+      <w:commentRangeEnd w:id="63"/>
       <w:r>
         <w:rPr>
           <w:rStyle w:val="Kommentarhenvisning"/>
@@ -19303,7 +19670,7 @@
           <w:szCs w:val="24"/>
           <w:lang w:val="en-US"/>
         </w:rPr>
-        <w:commentReference w:id="61"/>
+        <w:commentReference w:id="63"/>
       </w:r>
       <w:r>
         <w:rPr>
@@ -19326,7 +19693,7 @@
         </w:rPr>
         <w:t xml:space="preserve"> I personally favor stratifying the unstructured covariance matrix on</w:t>
       </w:r>
-      <w:commentRangeStart w:id="62"/>
+      <w:commentRangeStart w:id="64"/>
       <w:r>
         <w:rPr>
           <w:color w:val="215E99" w:themeColor="text2" w:themeTint="BF"/>
@@ -19334,7 +19701,7 @@
         </w:rPr>
         <w:t xml:space="preserve"> randomization group </w:t>
       </w:r>
-      <w:commentRangeEnd w:id="62"/>
+      <w:commentRangeEnd w:id="64"/>
       <w:r>
         <w:rPr>
           <w:rStyle w:val="Kommentarhenvisning"/>
@@ -19343,7 +19710,7 @@
           <w:szCs w:val="24"/>
           <w:lang w:val="en-US"/>
         </w:rPr>
-        <w:commentReference w:id="62"/>
+        <w:commentReference w:id="64"/>
       </w:r>
       <w:r>
         <w:rPr>
@@ -19388,7 +19755,7 @@
         </w:rPr>
         <w:t xml:space="preserve"> LMM with an unstructured covariance matrix and </w:t>
       </w:r>
-      <w:commentRangeStart w:id="63"/>
+      <w:commentRangeStart w:id="65"/>
       <w:r>
         <w:rPr>
           <w:color w:val="215E99" w:themeColor="text2" w:themeTint="BF"/>
@@ -19397,7 +19764,7 @@
         <w:lastRenderedPageBreak/>
         <w:t>interaction between covariates and time</w:t>
       </w:r>
-      <w:commentRangeEnd w:id="63"/>
+      <w:commentRangeEnd w:id="65"/>
       <w:r>
         <w:rPr>
           <w:rStyle w:val="Kommentarhenvisning"/>
@@ -19406,7 +19773,7 @@
           <w:szCs w:val="24"/>
           <w:lang w:val="en-US"/>
         </w:rPr>
-        <w:commentReference w:id="63"/>
+        <w:commentReference w:id="65"/>
       </w:r>
       <w:r>
         <w:rPr>
@@ -19651,6 +20018,13 @@
         </w:rPr>
         <w:t>intervention, e.g. using per protocol or full adherence intervention instead of intention to treat, can also be evaluated.</w:t>
       </w:r>
+      <w:r>
+        <w:rPr>
+          <w:color w:val="215E99" w:themeColor="text2" w:themeTint="BF"/>
+          <w:lang w:val="en-US"/>
+        </w:rPr>
+        <w:t xml:space="preserve"> It is then important to clarify which set of subject will be used for the analysis, if different from the intention to treat set.</w:t>
+      </w:r>
     </w:p>
     <w:p>
       <w:pPr>
@@ -19843,7 +20217,7 @@
           <w:lang w:val="en-US"/>
         </w:rPr>
       </w:pPr>
-      <w:bookmarkStart w:id="64" w:name="_Toc239334284"/>
+      <w:bookmarkStart w:id="66" w:name="_Toc239334284"/>
       <w:r>
         <w:rPr>
           <w:rFonts w:ascii="Times New Roman" w:hAnsi="Times New Roman" w:cs="Times New Roman"/>
@@ -19866,7 +20240,7 @@
         </w:rPr>
         <w:t>Supplementary analyses</w:t>
       </w:r>
-      <w:bookmarkEnd w:id="64"/>
+      <w:bookmarkEnd w:id="66"/>
     </w:p>
     <w:p>
       <w:pPr>
@@ -19876,7 +20250,7 @@
           <w:lang w:val="en-US"/>
         </w:rPr>
       </w:pPr>
-      <w:bookmarkStart w:id="65" w:name="_Toc239334285"/>
+      <w:bookmarkStart w:id="67" w:name="_Toc239334285"/>
       <w:r>
         <w:rPr>
           <w:rStyle w:val="Svagfremhvning"/>
@@ -19916,7 +20290,7 @@
         </w:rPr>
         <w:t>Safety evaluations</w:t>
       </w:r>
-      <w:bookmarkEnd w:id="65"/>
+      <w:bookmarkEnd w:id="67"/>
     </w:p>
     <w:p>
       <w:pPr>
@@ -19947,7 +20321,7 @@
         </w:rPr>
         <w:t xml:space="preserve">From </w:t>
       </w:r>
-      <w:commentRangeStart w:id="66"/>
+      <w:commentRangeStart w:id="68"/>
       <w:r>
         <w:rPr>
           <w:color w:val="215E99" w:themeColor="text2" w:themeTint="BF"/>
@@ -19955,7 +20329,7 @@
         </w:rPr>
         <w:t>EMA</w:t>
       </w:r>
-      <w:commentRangeEnd w:id="66"/>
+      <w:commentRangeEnd w:id="68"/>
       <w:r>
         <w:rPr>
           <w:rStyle w:val="Kommentarhenvisning"/>
@@ -19964,7 +20338,7 @@
           <w:szCs w:val="24"/>
           <w:lang w:val="en-US"/>
         </w:rPr>
-        <w:commentReference w:id="66"/>
+        <w:commentReference w:id="68"/>
       </w:r>
       <w:r>
         <w:rPr>
@@ -20145,7 +20519,7 @@
           <w:lang w:val="en-US"/>
         </w:rPr>
       </w:pPr>
-      <w:bookmarkStart w:id="67" w:name="_Toc239334286"/>
+      <w:bookmarkStart w:id="69" w:name="_Toc239334286"/>
       <w:r>
         <w:rPr>
           <w:rStyle w:val="Svagfremhvning"/>
@@ -20185,7 +20559,7 @@
         </w:rPr>
         <w:t>Exploratory analyses</w:t>
       </w:r>
-      <w:bookmarkEnd w:id="67"/>
+      <w:bookmarkEnd w:id="69"/>
       <w:r>
         <w:rPr>
           <w:rFonts w:ascii="Times New Roman" w:hAnsi="Times New Roman" w:cs="Times New Roman"/>
@@ -20235,7 +20609,7 @@
           <w:lang w:val="en-US"/>
         </w:rPr>
       </w:pPr>
-      <w:bookmarkStart w:id="68" w:name="_Toc239334287"/>
+      <w:bookmarkStart w:id="70" w:name="_Toc239334287"/>
       <w:r>
         <w:rPr>
           <w:rFonts w:ascii="Times New Roman" w:hAnsi="Times New Roman" w:cs="Times New Roman"/>
@@ -20257,7 +20631,7 @@
         </w:rPr>
         <w:t>Trial monitoring and Interim analyses</w:t>
       </w:r>
-      <w:bookmarkEnd w:id="68"/>
+      <w:bookmarkEnd w:id="70"/>
     </w:p>
     <w:p>
       <w:pPr>
@@ -20326,7 +20700,7 @@
         </w:rPr>
         <w:t xml:space="preserve">, </w:t>
       </w:r>
-      <w:commentRangeStart w:id="69"/>
+      <w:commentRangeStart w:id="71"/>
       <w:r>
         <w:rPr>
           <w:rFonts w:ascii="Times New Roman" w:hAnsi="Times New Roman" w:cs="Times New Roman"/>
@@ -20335,7 +20709,7 @@
         </w:rPr>
         <w:t>e.g.</w:t>
       </w:r>
-      <w:commentRangeEnd w:id="69"/>
+      <w:commentRangeEnd w:id="71"/>
       <w:r>
         <w:rPr>
           <w:rStyle w:val="Kommentarhenvisning"/>
@@ -20345,7 +20719,7 @@
           <w:szCs w:val="24"/>
           <w:lang w:val="en-US"/>
         </w:rPr>
-        <w:commentReference w:id="69"/>
+        <w:commentReference w:id="71"/>
       </w:r>
       <w:r>
         <w:rPr>
@@ -20744,7 +21118,7 @@
         </w:rPr>
         <w:t xml:space="preserve"> ONLY the DSMB should be unblinded at interim and it should not be expected to provide results at interim that can unblind the sponsor/research team. </w:t>
       </w:r>
-      <w:commentRangeStart w:id="70"/>
+      <w:commentRangeStart w:id="72"/>
       <w:r>
         <w:rPr>
           <w:rFonts w:ascii="Times New Roman" w:hAnsi="Times New Roman" w:cs="Times New Roman"/>
@@ -20753,7 +21127,7 @@
         </w:rPr>
         <w:t>They will ‘just’ say stop or continue the trial without further detail about the magnitude or statistical significance of the estimated intervention effect</w:t>
       </w:r>
-      <w:commentRangeEnd w:id="70"/>
+      <w:commentRangeEnd w:id="72"/>
       <w:r>
         <w:rPr>
           <w:rStyle w:val="Kommentarhenvisning"/>
@@ -20763,7 +21137,7 @@
           <w:szCs w:val="24"/>
           <w:lang w:val="en-US"/>
         </w:rPr>
-        <w:commentReference w:id="70"/>
+        <w:commentReference w:id="72"/>
       </w:r>
       <w:r>
         <w:rPr>
@@ -20815,7 +21189,7 @@
         </w:rPr>
         <w:t>i</w:t>
       </w:r>
-      <w:commentRangeStart w:id="71"/>
+      <w:commentRangeStart w:id="73"/>
       <w:r>
         <w:rPr>
           <w:rFonts w:ascii="Times New Roman" w:hAnsi="Times New Roman" w:cs="Times New Roman"/>
@@ -20824,7 +21198,7 @@
         </w:rPr>
         <w:t>ncomplete data at interim (pipeline patients) and need for a decision analysis.</w:t>
       </w:r>
-      <w:commentRangeEnd w:id="71"/>
+      <w:commentRangeEnd w:id="73"/>
       <w:r>
         <w:rPr>
           <w:rStyle w:val="Kommentarhenvisning"/>
@@ -20833,7 +21207,7 @@
           <w:szCs w:val="24"/>
           <w:lang w:val="en-US"/>
         </w:rPr>
-        <w:commentReference w:id="71"/>
+        <w:commentReference w:id="73"/>
       </w:r>
     </w:p>
     <w:p>
@@ -20894,7 +21268,7 @@
           <w:lang w:val="en-US"/>
         </w:rPr>
       </w:pPr>
-      <w:bookmarkStart w:id="72" w:name="_Toc239334288"/>
+      <w:bookmarkStart w:id="74" w:name="_Toc239334288"/>
       <w:r>
         <w:rPr>
           <w:rFonts w:ascii="Times New Roman" w:hAnsi="Times New Roman" w:cs="Times New Roman"/>
@@ -20903,7 +21277,7 @@
         <w:lastRenderedPageBreak/>
         <w:t>References</w:t>
       </w:r>
-      <w:bookmarkEnd w:id="72"/>
+      <w:bookmarkEnd w:id="74"/>
       <w:r>
         <w:rPr>
           <w:rFonts w:ascii="Times New Roman" w:hAnsi="Times New Roman" w:cs="Times New Roman"/>
@@ -20946,7 +21320,7 @@
           <w:lang w:val="en-US"/>
         </w:rPr>
       </w:pPr>
-      <w:bookmarkStart w:id="73" w:name="_Toc239334289"/>
+      <w:bookmarkStart w:id="75" w:name="_Toc239334289"/>
       <w:r>
         <w:rPr>
           <w:rFonts w:ascii="Times New Roman" w:hAnsi="Times New Roman" w:cs="Times New Roman"/>
@@ -20955,7 +21329,7 @@
         <w:lastRenderedPageBreak/>
         <w:t>Appendix A. R code for primary outcome analyses</w:t>
       </w:r>
-      <w:bookmarkEnd w:id="73"/>
+      <w:bookmarkEnd w:id="75"/>
       <w:r>
         <w:rPr>
           <w:rFonts w:ascii="Times New Roman" w:hAnsi="Times New Roman" w:cs="Times New Roman"/>
@@ -21024,7 +21398,7 @@
           <w:lang w:val="en-US"/>
         </w:rPr>
       </w:pPr>
-      <w:bookmarkStart w:id="74" w:name="_Toc239334290"/>
+      <w:bookmarkStart w:id="76" w:name="_Toc239334290"/>
       <w:r>
         <w:rPr>
           <w:rStyle w:val="Svagfremhvning"/>
@@ -21033,7 +21407,7 @@
         </w:rPr>
         <w:t>Primary analyses</w:t>
       </w:r>
-      <w:bookmarkEnd w:id="74"/>
+      <w:bookmarkEnd w:id="76"/>
       <w:r>
         <w:rPr>
           <w:rStyle w:val="Svagfremhvning"/>
@@ -21904,7 +22278,7 @@
       </w:r>
     </w:p>
   </w:comment>
-  <w:comment w:id="48" w:author="Brice Maxime Hugues Ozenne" w:date="2026-09-03T11:08:00Z" w:initials="BO">
+  <w:comment w:id="48" w:author="Brice Maxime Hugues Ozenne" w:date="2026-09-24T11:37:00Z" w:initials="BO">
     <w:p>
       <w:pPr>
         <w:pStyle w:val="Kommentartekst"/>
@@ -21916,11 +22290,98 @@
         <w:annotationRef/>
       </w:r>
       <w:r>
-        <w:t>When not true, e.g. due to post-randomized exclusion, then add ‘Randomized set’ or ‘post-randomized exclusion’ including all randomized subjects that will be used for descriptive.</w:t>
+        <w:t>Can be removed if no post-randomization exclusion (i.e. intention to treat set = all randomized subjects)</w:t>
       </w:r>
     </w:p>
   </w:comment>
-  <w:comment w:id="49" w:author="Brice Maxime Hugues Ozenne" w:date="2026-09-03T11:15:00Z" w:initials="BO">
+  <w:comment w:id="49" w:author="Brice Maxime Hugues Ozenne" w:date="2026-09-24T11:47:00Z" w:initials="BO">
+    <w:p>
+      <w:pPr>
+        <w:pStyle w:val="Kommentartekst"/>
+      </w:pPr>
+      <w:r>
+        <w:rPr>
+          <w:rStyle w:val="Kommentarhenvisning"/>
+        </w:rPr>
+        <w:annotationRef/>
+      </w:r>
+      <w:r>
+        <w:t>Often called ’full analysis set’</w:t>
+      </w:r>
+      <w:r>
+        <w:rPr>
+          <w:b/>
+          <w:bCs/>
+          <w:color w:val="215E99"/>
+        </w:rPr>
+        <w:t xml:space="preserve"> </w:t>
+      </w:r>
+    </w:p>
+  </w:comment>
+  <w:comment w:id="50" w:author="Brice Maxime Hugues Ozenne" w:date="2026-09-24T11:48:00Z" w:initials="BO">
+    <w:p>
+      <w:pPr>
+        <w:pStyle w:val="Kommentartekst"/>
+      </w:pPr>
+      <w:r>
+        <w:rPr>
+          <w:rStyle w:val="Kommentarhenvisning"/>
+        </w:rPr>
+        <w:annotationRef/>
+      </w:r>
+      <w:r>
+        <w:t>Could also be called effectiveness set</w:t>
+      </w:r>
+    </w:p>
+    <w:p>
+      <w:pPr>
+        <w:pStyle w:val="Kommentartekst"/>
+        <w:ind w:left="300"/>
+      </w:pPr>
+      <w:r>
+        <w:t>Efficacy measures how well an intervention works under ideal, controlled conditions</w:t>
+      </w:r>
+    </w:p>
+    <w:p>
+      <w:pPr>
+        <w:pStyle w:val="Kommentartekst"/>
+        <w:ind w:left="300"/>
+      </w:pPr>
+      <w:r>
+        <w:t>Effectiveness measures how well it works in everyday, real-world use.</w:t>
+      </w:r>
+    </w:p>
+  </w:comment>
+  <w:comment w:id="51" w:author="Brice Maxime Hugues Ozenne" w:date="2026-09-24T11:50:00Z" w:initials="BO">
+    <w:p>
+      <w:pPr>
+        <w:pStyle w:val="Kommentartekst"/>
+      </w:pPr>
+      <w:r>
+        <w:rPr>
+          <w:rStyle w:val="Kommentarhenvisning"/>
+        </w:rPr>
+        <w:annotationRef/>
+      </w:r>
+      <w:r>
+        <w:t>This may not be wise to use if treatment discontinuation is informative of the outcome (e.g. in the control group, frail patients discontinue treatment while in the active group all patient continue leading to selection bias).</w:t>
+      </w:r>
+    </w:p>
+    <w:p>
+      <w:pPr>
+        <w:pStyle w:val="Kommentartekst"/>
+      </w:pPr>
+    </w:p>
+    <w:p>
+      <w:pPr>
+        <w:pStyle w:val="Kommentartekst"/>
+      </w:pPr>
+      <w:r>
+        <w:t>In such a case, statistical methods (e.g. re-weighting according to frailty status to rebalance the population) should be consider to mitigate the bias. See for instance DOI: 10.1056/NEJMsm1605385 .</w:t>
+      </w:r>
+    </w:p>
+  </w:comment>
+  <w:comment w:id="52" w:author="Brice Maxime Hugues Ozenne" w:date="2026-09-03T11:15:00Z" w:initials="BO">
     <w:p>
       <w:pPr>
         <w:pStyle w:val="Kommentartekst"/>
@@ -21957,7 +22418,7 @@
       </w:hyperlink>
     </w:p>
   </w:comment>
-  <w:comment w:id="50" w:author="Brice Maxime Hugues Ozenne" w:date="2026-09-03T11:50:00Z" w:initials="BO">
+  <w:comment w:id="55" w:author="Brice Maxime Hugues Ozenne" w:date="2026-09-03T11:02:00Z" w:initials="BO">
     <w:p>
       <w:pPr>
         <w:pStyle w:val="Kommentartekst"/>
@@ -21969,19 +22430,35 @@
         <w:annotationRef/>
       </w:r>
       <w:r>
-        <w:t>Efficacy measures how well an intervention works under ideal, controlled conditions, while effectiveness measures how well it works in everyday, real-world use.</w:t>
-      </w:r>
-    </w:p>
+        <w:t>If used what to do upon failure should be clarified</w:t>
+      </w:r>
+    </w:p>
+  </w:comment>
+  <w:comment w:id="56" w:author="Brice Maxime Hugues Ozenne" w:date="2026-09-03T11:04:00Z" w:initials="BO">
     <w:p>
       <w:pPr>
         <w:pStyle w:val="Kommentartekst"/>
       </w:pPr>
       <w:r>
-        <w:t>So the full analysis set could also be called effectiveness set.</w:t>
+        <w:rPr>
+          <w:rStyle w:val="Kommentarhenvisning"/>
+        </w:rPr>
+        <w:annotationRef/>
+      </w:r>
+      <w:r>
+        <w:t>CIs for one sided tests are half open, i.e. the upper bound (when testing for superiority) is + \infty.</w:t>
+      </w:r>
+    </w:p>
+    <w:p>
+      <w:pPr>
+        <w:pStyle w:val="Kommentartekst"/>
+      </w:pPr>
+      <w:r>
+        <w:t>Testing one-sided but reporting two sided Cis can lead to a CI containing 0 (i.e. no rejection) while p&lt;0.05 (i.e.) rejection which is confusing.</w:t>
       </w:r>
     </w:p>
   </w:comment>
-  <w:comment w:id="53" w:author="Brice Maxime Hugues Ozenne" w:date="2026-09-03T11:02:00Z" w:initials="BO">
+  <w:comment w:id="60" w:author="Brice Maxime Hugues Ozenne" w:date="2026-08-27T19:08:00Z" w:initials="BO">
     <w:p>
       <w:pPr>
         <w:pStyle w:val="Kommentartekst"/>
@@ -21993,11 +22470,11 @@
         <w:annotationRef/>
       </w:r>
       <w:r>
-        <w:t>If used what to do upon failure should be clarified</w:t>
+        <w:t>Maybe not true in case of complex measurements (e.g. medical imaging)</w:t>
       </w:r>
     </w:p>
   </w:comment>
-  <w:comment w:id="54" w:author="Brice Maxime Hugues Ozenne" w:date="2026-09-03T11:04:00Z" w:initials="BO">
+  <w:comment w:id="61" w:author="Brice Maxime Hugues Ozenne" w:date="2026-08-31T17:03:00Z" w:initials="BO">
     <w:p>
       <w:pPr>
         <w:pStyle w:val="Kommentartekst"/>
@@ -22009,51 +22486,11 @@
         <w:annotationRef/>
       </w:r>
       <w:r>
-        <w:t>CIs for one sided tests are half open, i.e. the upper bound (when testing for superiority) is + \infty.</w:t>
-      </w:r>
-    </w:p>
-    <w:p>
-      <w:pPr>
-        <w:pStyle w:val="Kommentartekst"/>
-      </w:pPr>
-      <w:r>
-        <w:t>Testing one-sided but reporting two sided Cis can lead to a CI containing 0 (i.e. no rejection) while p&lt;0.05 (i.e.) rejection which is confusing.</w:t>
+        <w:t>No missing data as handled by a hypothetical strategy</w:t>
       </w:r>
     </w:p>
   </w:comment>
-  <w:comment w:id="58" w:author="Brice Maxime Hugues Ozenne" w:date="2026-08-27T19:08:00Z" w:initials="BO">
-    <w:p>
-      <w:pPr>
-        <w:pStyle w:val="Kommentartekst"/>
-      </w:pPr>
-      <w:r>
-        <w:rPr>
-          <w:rStyle w:val="Kommentarhenvisning"/>
-        </w:rPr>
-        <w:annotationRef/>
-      </w:r>
-      <w:r>
-        <w:t>Maybe not true in case of complex measurements (e.g. medical imaging)</w:t>
-      </w:r>
-    </w:p>
-  </w:comment>
-  <w:comment w:id="59" w:author="Brice Maxime Hugues Ozenne" w:date="2026-08-31T17:03:00Z" w:initials="BO">
-    <w:p>
-      <w:pPr>
-        <w:pStyle w:val="Kommentartekst"/>
-      </w:pPr>
-      <w:r>
-        <w:rPr>
-          <w:rStyle w:val="Kommentarhenvisning"/>
-        </w:rPr>
-        <w:annotationRef/>
-      </w:r>
-      <w:r>
-        <w:t>No missing data as handled by a hypothetical strategy</w:t>
-      </w:r>
-    </w:p>
-  </w:comment>
-  <w:comment w:id="60" w:author="Brice Maxime Hugues Ozenne" w:date="2026-09-11T11:33:00Z" w:initials="BO">
+  <w:comment w:id="62" w:author="Brice Maxime Hugues Ozenne" w:date="2026-09-11T11:33:00Z" w:initials="BO">
     <w:p>
       <w:pPr>
         <w:pStyle w:val="Kommentartekst"/>
@@ -22080,7 +22517,7 @@
       </w:r>
     </w:p>
   </w:comment>
-  <w:comment w:id="61" w:author="Brice Maxime Hugues Ozenne" w:date="2026-09-11T11:40:00Z" w:initials="BO">
+  <w:comment w:id="63" w:author="Brice Maxime Hugues Ozenne" w:date="2026-09-11T11:40:00Z" w:initials="BO">
     <w:p>
       <w:pPr>
         <w:pStyle w:val="Kommentartekst"/>
@@ -22096,7 +22533,7 @@
       </w:r>
     </w:p>
   </w:comment>
-  <w:comment w:id="62" w:author="Brice Maxime Hugues Ozenne" w:date="2026-09-11T11:41:00Z" w:initials="BO">
+  <w:comment w:id="64" w:author="Brice Maxime Hugues Ozenne" w:date="2026-09-11T11:41:00Z" w:initials="BO">
     <w:p>
       <w:pPr>
         <w:pStyle w:val="Kommentartekst"/>
@@ -22112,7 +22549,7 @@
       </w:r>
     </w:p>
   </w:comment>
-  <w:comment w:id="63" w:author="Brice Maxime Hugues Ozenne" w:date="2026-09-11T11:46:00Z" w:initials="BO">
+  <w:comment w:id="65" w:author="Brice Maxime Hugues Ozenne" w:date="2026-09-11T11:46:00Z" w:initials="BO">
     <w:p>
       <w:pPr>
         <w:pStyle w:val="Kommentartekst"/>
@@ -22133,7 +22570,7 @@
       </w:hyperlink>
     </w:p>
   </w:comment>
-  <w:comment w:id="66" w:author="Brice Maxime Hugues Ozenne" w:date="2026-09-15T15:37:00Z" w:initials="BO">
+  <w:comment w:id="68" w:author="Brice Maxime Hugues Ozenne" w:date="2026-09-15T15:37:00Z" w:initials="BO">
     <w:p>
       <w:pPr>
         <w:pStyle w:val="Kommentartekst"/>
@@ -22157,7 +22594,7 @@
       </w:hyperlink>
     </w:p>
   </w:comment>
-  <w:comment w:id="69" w:author="Brice Maxime Hugues Ozenne" w:date="2026-09-03T11:29:00Z" w:initials="BO">
+  <w:comment w:id="71" w:author="Brice Maxime Hugues Ozenne" w:date="2026-09-03T11:29:00Z" w:initials="BO">
     <w:p>
       <w:pPr>
         <w:pStyle w:val="Kommentartekst"/>
@@ -22181,7 +22618,7 @@
       </w:hyperlink>
     </w:p>
   </w:comment>
-  <w:comment w:id="70" w:author="Brice Maxime Hugues Ozenne" w:date="2026-09-03T11:44:00Z" w:initials="BO">
+  <w:comment w:id="72" w:author="Brice Maxime Hugues Ozenne" w:date="2026-09-03T11:44:00Z" w:initials="BO">
     <w:p>
       <w:pPr>
         <w:pStyle w:val="Kommentartekst"/>
@@ -22208,7 +22645,7 @@
       </w:r>
     </w:p>
   </w:comment>
-  <w:comment w:id="71" w:author="Brice Maxime Hugues Ozenne" w:date="2026-09-03T11:34:00Z" w:initials="BO">
+  <w:comment w:id="73" w:author="Brice Maxime Hugues Ozenne" w:date="2026-09-03T11:34:00Z" w:initials="BO">
     <w:p>
       <w:pPr>
         <w:pStyle w:val="Kommentartekst"/>
@@ -22262,9 +22699,11 @@
   <w15:commentEx w15:paraId="07916F35" w15:done="0"/>
   <w15:commentEx w15:paraId="43CF64F9" w15:done="0"/>
   <w15:commentEx w15:paraId="40D91B98" w15:done="0"/>
-  <w15:commentEx w15:paraId="6DE7A37D" w15:done="0"/>
+  <w15:commentEx w15:paraId="6B82C218" w15:done="0"/>
+  <w15:commentEx w15:paraId="22E9C1D3" w15:done="0"/>
+  <w15:commentEx w15:paraId="4CC7A252" w15:paraIdParent="22E9C1D3" w15:done="0"/>
+  <w15:commentEx w15:paraId="4FDED486" w15:done="0"/>
   <w15:commentEx w15:paraId="1C6FD897" w15:done="0"/>
-  <w15:commentEx w15:paraId="2EDCEB4A" w15:done="0"/>
   <w15:commentEx w15:paraId="19726FE8" w15:done="0"/>
   <w15:commentEx w15:paraId="76413441" w15:done="0"/>
   <w15:commentEx w15:paraId="760E556B" w15:done="0"/>
@@ -22315,9 +22754,11 @@
   <w16cex:commentExtensible w16cex:durableId="126D2577" w16cex:dateUtc="2026-09-16T12:16:00Z"/>
   <w16cex:commentExtensible w16cex:durableId="13ED37BC" w16cex:dateUtc="2026-09-16T15:12:00Z"/>
   <w16cex:commentExtensible w16cex:durableId="2F346FCF" w16cex:dateUtc="2026-08-27T16:01:00Z"/>
-  <w16cex:commentExtensible w16cex:durableId="49D6C74E" w16cex:dateUtc="2026-09-03T09:08:00Z"/>
+  <w16cex:commentExtensible w16cex:durableId="41D07AB8" w16cex:dateUtc="2026-09-24T09:37:00Z"/>
+  <w16cex:commentExtensible w16cex:durableId="0FA919E0" w16cex:dateUtc="2026-09-24T09:47:00Z"/>
+  <w16cex:commentExtensible w16cex:durableId="5B5FF690" w16cex:dateUtc="2026-09-24T09:48:00Z"/>
+  <w16cex:commentExtensible w16cex:durableId="7D9BCD5B" w16cex:dateUtc="2026-09-24T09:50:00Z"/>
   <w16cex:commentExtensible w16cex:durableId="443360E0" w16cex:dateUtc="2026-09-03T09:15:00Z"/>
-  <w16cex:commentExtensible w16cex:durableId="3796E69E" w16cex:dateUtc="2026-09-03T09:50:00Z"/>
   <w16cex:commentExtensible w16cex:durableId="0A1FB04C" w16cex:dateUtc="2026-09-03T09:02:00Z"/>
   <w16cex:commentExtensible w16cex:durableId="5B89B957" w16cex:dateUtc="2026-09-03T09:04:00Z"/>
   <w16cex:commentExtensible w16cex:durableId="0D4B7A44" w16cex:dateUtc="2026-08-27T17:08:00Z"/>
@@ -22368,9 +22809,11 @@
   <w16cid:commentId w16cid:paraId="07916F35" w16cid:durableId="126D2577"/>
   <w16cid:commentId w16cid:paraId="43CF64F9" w16cid:durableId="13ED37BC"/>
   <w16cid:commentId w16cid:paraId="40D91B98" w16cid:durableId="2F346FCF"/>
-  <w16cid:commentId w16cid:paraId="6DE7A37D" w16cid:durableId="49D6C74E"/>
+  <w16cid:commentId w16cid:paraId="6B82C218" w16cid:durableId="41D07AB8"/>
+  <w16cid:commentId w16cid:paraId="22E9C1D3" w16cid:durableId="0FA919E0"/>
+  <w16cid:commentId w16cid:paraId="4CC7A252" w16cid:durableId="5B5FF690"/>
+  <w16cid:commentId w16cid:paraId="4FDED486" w16cid:durableId="7D9BCD5B"/>
   <w16cid:commentId w16cid:paraId="1C6FD897" w16cid:durableId="443360E0"/>
-  <w16cid:commentId w16cid:paraId="2EDCEB4A" w16cid:durableId="3796E69E"/>
   <w16cid:commentId w16cid:paraId="19726FE8" w16cid:durableId="0A1FB04C"/>
   <w16cid:commentId w16cid:paraId="76413441" w16cid:durableId="5B89B957"/>
   <w16cid:commentId w16cid:paraId="760E556B" w16cid:durableId="0D4B7A44"/>
@@ -26924,7 +27367,6 @@
   <w:style w:type="character" w:default="1" w:styleId="Standardskrifttypeiafsnit">
     <w:name w:val="Default Paragraph Font"/>
     <w:uiPriority w:val="1"/>
-    <w:semiHidden/>
     <w:unhideWhenUsed/>
   </w:style>
   <w:style w:type="table" w:default="1" w:styleId="Tabel-Normal">

--- a/doc/SAP/StatisticalAnalysisPlan-template.docx
+++ b/doc/SAP/StatisticalAnalysisPlan-template.docx
@@ -1168,7 +1168,7 @@
             </w:rPr>
             <w:fldChar w:fldCharType="separate"/>
           </w:r>
-          <w:hyperlink w:anchor="_Toc239334264" w:history="1">
+          <w:hyperlink w:anchor="_Toc241150951" w:history="1">
             <w:r>
               <w:rPr>
                 <w:rStyle w:val="Hyperlink"/>
@@ -1197,7 +1197,7 @@
                 <w:noProof/>
                 <w:webHidden/>
               </w:rPr>
-              <w:instrText xml:space="preserve"> PAGEREF _Toc239334264 \h </w:instrText>
+              <w:instrText xml:space="preserve"> PAGEREF _Toc241150951 \h </w:instrText>
             </w:r>
             <w:r>
               <w:rPr>
@@ -1240,7 +1240,7 @@
               <w:lang w:eastAsia="da-DK"/>
             </w:rPr>
           </w:pPr>
-          <w:hyperlink w:anchor="_Toc239334265" w:history="1">
+          <w:hyperlink w:anchor="_Toc241150952" w:history="1">
             <w:r>
               <w:rPr>
                 <w:rStyle w:val="Hyperlink"/>
@@ -1269,7 +1269,7 @@
                 <w:noProof/>
                 <w:webHidden/>
               </w:rPr>
-              <w:instrText xml:space="preserve"> PAGEREF _Toc239334265 \h </w:instrText>
+              <w:instrText xml:space="preserve"> PAGEREF _Toc241150952 \h </w:instrText>
             </w:r>
             <w:r>
               <w:rPr>
@@ -1312,7 +1312,7 @@
               <w:lang w:eastAsia="da-DK"/>
             </w:rPr>
           </w:pPr>
-          <w:hyperlink w:anchor="_Toc239334266" w:history="1">
+          <w:hyperlink w:anchor="_Toc241150953" w:history="1">
             <w:r>
               <w:rPr>
                 <w:rStyle w:val="Hyperlink"/>
@@ -1343,7 +1343,7 @@
                 <w:noProof/>
                 <w:webHidden/>
               </w:rPr>
-              <w:instrText xml:space="preserve"> PAGEREF _Toc239334266 \h </w:instrText>
+              <w:instrText xml:space="preserve"> PAGEREF _Toc241150953 \h </w:instrText>
             </w:r>
             <w:r>
               <w:rPr>
@@ -1386,7 +1386,7 @@
               <w:lang w:eastAsia="da-DK"/>
             </w:rPr>
           </w:pPr>
-          <w:hyperlink w:anchor="_Toc239334267" w:history="1">
+          <w:hyperlink w:anchor="_Toc241150954" w:history="1">
             <w:r>
               <w:rPr>
                 <w:rStyle w:val="Hyperlink"/>
@@ -1417,7 +1417,7 @@
                 <w:noProof/>
                 <w:webHidden/>
               </w:rPr>
-              <w:instrText xml:space="preserve"> PAGEREF _Toc239334267 \h </w:instrText>
+              <w:instrText xml:space="preserve"> PAGEREF _Toc241150954 \h </w:instrText>
             </w:r>
             <w:r>
               <w:rPr>
@@ -1461,7 +1461,7 @@
               <w:lang w:eastAsia="da-DK"/>
             </w:rPr>
           </w:pPr>
-          <w:hyperlink w:anchor="_Toc239334268" w:history="1">
+          <w:hyperlink w:anchor="_Toc241150955" w:history="1">
             <w:r>
               <w:rPr>
                 <w:rStyle w:val="Hyperlink"/>
@@ -1511,7 +1511,7 @@
                 <w:noProof/>
                 <w:webHidden/>
               </w:rPr>
-              <w:instrText xml:space="preserve"> PAGEREF _Toc239334268 \h </w:instrText>
+              <w:instrText xml:space="preserve"> PAGEREF _Toc241150955 \h </w:instrText>
             </w:r>
             <w:r>
               <w:rPr>
@@ -1554,7 +1554,7 @@
               <w:lang w:eastAsia="da-DK"/>
             </w:rPr>
           </w:pPr>
-          <w:hyperlink w:anchor="_Toc239334269" w:history="1">
+          <w:hyperlink w:anchor="_Toc241150956" w:history="1">
             <w:r>
               <w:rPr>
                 <w:rStyle w:val="Hyperlink"/>
@@ -1585,7 +1585,7 @@
                 <w:noProof/>
                 <w:webHidden/>
               </w:rPr>
-              <w:instrText xml:space="preserve"> PAGEREF _Toc239334269 \h </w:instrText>
+              <w:instrText xml:space="preserve"> PAGEREF _Toc241150956 \h </w:instrText>
             </w:r>
             <w:r>
               <w:rPr>
@@ -1628,7 +1628,7 @@
               <w:lang w:eastAsia="da-DK"/>
             </w:rPr>
           </w:pPr>
-          <w:hyperlink w:anchor="_Toc239334270" w:history="1">
+          <w:hyperlink w:anchor="_Toc241150957" w:history="1">
             <w:r>
               <w:rPr>
                 <w:rStyle w:val="Hyperlink"/>
@@ -1659,7 +1659,7 @@
                 <w:noProof/>
                 <w:webHidden/>
               </w:rPr>
-              <w:instrText xml:space="preserve"> PAGEREF _Toc239334270 \h </w:instrText>
+              <w:instrText xml:space="preserve"> PAGEREF _Toc241150957 \h </w:instrText>
             </w:r>
             <w:r>
               <w:rPr>
@@ -1702,7 +1702,7 @@
               <w:lang w:eastAsia="da-DK"/>
             </w:rPr>
           </w:pPr>
-          <w:hyperlink w:anchor="_Toc239334271" w:history="1">
+          <w:hyperlink w:anchor="_Toc241150958" w:history="1">
             <w:r>
               <w:rPr>
                 <w:rStyle w:val="Hyperlink"/>
@@ -1733,7 +1733,7 @@
                 <w:noProof/>
                 <w:webHidden/>
               </w:rPr>
-              <w:instrText xml:space="preserve"> PAGEREF _Toc239334271 \h </w:instrText>
+              <w:instrText xml:space="preserve"> PAGEREF _Toc241150958 \h </w:instrText>
             </w:r>
             <w:r>
               <w:rPr>
@@ -1776,7 +1776,7 @@
               <w:lang w:eastAsia="da-DK"/>
             </w:rPr>
           </w:pPr>
-          <w:hyperlink w:anchor="_Toc239334272" w:history="1">
+          <w:hyperlink w:anchor="_Toc241150959" w:history="1">
             <w:r>
               <w:rPr>
                 <w:rStyle w:val="Hyperlink"/>
@@ -1786,7 +1786,29 @@
                 <w:noProof/>
                 <w:lang w:val="en-US"/>
               </w:rPr>
-              <w:t>1.7 Calculations</w:t>
+              <w:t>1.6 Adhe</w:t>
+            </w:r>
+            <w:r>
+              <w:rPr>
+                <w:rStyle w:val="Hyperlink"/>
+                <w:rFonts w:ascii="Times New Roman" w:hAnsi="Times New Roman" w:cs="Times New Roman"/>
+                <w:i/>
+                <w:iCs/>
+                <w:noProof/>
+                <w:lang w:val="en-US"/>
+              </w:rPr>
+              <w:t>r</w:t>
+            </w:r>
+            <w:r>
+              <w:rPr>
+                <w:rStyle w:val="Hyperlink"/>
+                <w:rFonts w:ascii="Times New Roman" w:hAnsi="Times New Roman" w:cs="Times New Roman"/>
+                <w:i/>
+                <w:iCs/>
+                <w:noProof/>
+                <w:lang w:val="en-US"/>
+              </w:rPr>
+              <w:t>ence</w:t>
             </w:r>
             <w:r>
               <w:rPr>
@@ -1807,7 +1829,7 @@
                 <w:noProof/>
                 <w:webHidden/>
               </w:rPr>
-              <w:instrText xml:space="preserve"> PAGEREF _Toc239334272 \h </w:instrText>
+              <w:instrText xml:space="preserve"> PAGEREF _Toc241150959 \h </w:instrText>
             </w:r>
             <w:r>
               <w:rPr>
@@ -1850,7 +1872,7 @@
               <w:lang w:eastAsia="da-DK"/>
             </w:rPr>
           </w:pPr>
-          <w:hyperlink w:anchor="_Toc239334273" w:history="1">
+          <w:hyperlink w:anchor="_Toc241150960" w:history="1">
             <w:r>
               <w:rPr>
                 <w:rStyle w:val="Hyperlink"/>
@@ -1860,7 +1882,7 @@
                 <w:noProof/>
                 <w:lang w:val="en-US"/>
               </w:rPr>
-              <w:t>1.8 Execution of the data management and data analysis</w:t>
+              <w:t>1.7 Calculations</w:t>
             </w:r>
             <w:r>
               <w:rPr>
@@ -1881,7 +1903,81 @@
                 <w:noProof/>
                 <w:webHidden/>
               </w:rPr>
-              <w:instrText xml:space="preserve"> PAGEREF _Toc239334273 \h </w:instrText>
+              <w:instrText xml:space="preserve"> PAGEREF _Toc241150960 \h </w:instrText>
+            </w:r>
+            <w:r>
+              <w:rPr>
+                <w:noProof/>
+                <w:webHidden/>
+              </w:rPr>
+            </w:r>
+            <w:r>
+              <w:rPr>
+                <w:noProof/>
+                <w:webHidden/>
+              </w:rPr>
+              <w:fldChar w:fldCharType="separate"/>
+            </w:r>
+            <w:r>
+              <w:rPr>
+                <w:noProof/>
+                <w:webHidden/>
+              </w:rPr>
+              <w:t>8</w:t>
+            </w:r>
+            <w:r>
+              <w:rPr>
+                <w:noProof/>
+                <w:webHidden/>
+              </w:rPr>
+              <w:fldChar w:fldCharType="end"/>
+            </w:r>
+          </w:hyperlink>
+        </w:p>
+        <w:p>
+          <w:pPr>
+            <w:pStyle w:val="Indholdsfortegnelse2"/>
+            <w:tabs>
+              <w:tab w:val="right" w:leader="dot" w:pos="9016"/>
+            </w:tabs>
+            <w:rPr>
+              <w:rFonts w:eastAsiaTheme="minorEastAsia"/>
+              <w:noProof/>
+              <w:lang w:eastAsia="da-DK"/>
+            </w:rPr>
+          </w:pPr>
+          <w:hyperlink w:anchor="_Toc241150961" w:history="1">
+            <w:r>
+              <w:rPr>
+                <w:rStyle w:val="Hyperlink"/>
+                <w:rFonts w:ascii="Times New Roman" w:hAnsi="Times New Roman" w:cs="Times New Roman"/>
+                <w:i/>
+                <w:iCs/>
+                <w:noProof/>
+                <w:lang w:val="en-US"/>
+              </w:rPr>
+              <w:t>1.8 Execution of the data management and data analysis</w:t>
+            </w:r>
+            <w:r>
+              <w:rPr>
+                <w:noProof/>
+                <w:webHidden/>
+              </w:rPr>
+              <w:tab/>
+            </w:r>
+            <w:r>
+              <w:rPr>
+                <w:noProof/>
+                <w:webHidden/>
+              </w:rPr>
+              <w:fldChar w:fldCharType="begin"/>
+            </w:r>
+            <w:r>
+              <w:rPr>
+                <w:noProof/>
+                <w:webHidden/>
+              </w:rPr>
+              <w:instrText xml:space="preserve"> PAGEREF _Toc241150961 \h </w:instrText>
             </w:r>
             <w:r>
               <w:rPr>
@@ -1924,7 +2020,7 @@
               <w:lang w:eastAsia="da-DK"/>
             </w:rPr>
           </w:pPr>
-          <w:hyperlink w:anchor="_Toc239334274" w:history="1">
+          <w:hyperlink w:anchor="_Toc241150962" w:history="1">
             <w:r>
               <w:rPr>
                 <w:rStyle w:val="Hyperlink"/>
@@ -1953,7 +2049,7 @@
                 <w:noProof/>
                 <w:webHidden/>
               </w:rPr>
-              <w:instrText xml:space="preserve"> PAGEREF _Toc239334274 \h </w:instrText>
+              <w:instrText xml:space="preserve"> PAGEREF _Toc241150962 \h </w:instrText>
             </w:r>
             <w:r>
               <w:rPr>
@@ -1996,7 +2092,7 @@
               <w:lang w:eastAsia="da-DK"/>
             </w:rPr>
           </w:pPr>
-          <w:hyperlink w:anchor="_Toc239334275" w:history="1">
+          <w:hyperlink w:anchor="_Toc241150963" w:history="1">
             <w:r>
               <w:rPr>
                 <w:rStyle w:val="Hyperlink"/>
@@ -2027,7 +2123,7 @@
                 <w:noProof/>
                 <w:webHidden/>
               </w:rPr>
-              <w:instrText xml:space="preserve"> PAGEREF _Toc239334275 \h </w:instrText>
+              <w:instrText xml:space="preserve"> PAGEREF _Toc241150963 \h </w:instrText>
             </w:r>
             <w:r>
               <w:rPr>
@@ -2070,7 +2166,7 @@
               <w:lang w:eastAsia="da-DK"/>
             </w:rPr>
           </w:pPr>
-          <w:hyperlink w:anchor="_Toc239334276" w:history="1">
+          <w:hyperlink w:anchor="_Toc241150964" w:history="1">
             <w:r>
               <w:rPr>
                 <w:rStyle w:val="Hyperlink"/>
@@ -2101,7 +2197,7 @@
                 <w:noProof/>
                 <w:webHidden/>
               </w:rPr>
-              <w:instrText xml:space="preserve"> PAGEREF _Toc239334276 \h </w:instrText>
+              <w:instrText xml:space="preserve"> PAGEREF _Toc241150964 \h </w:instrText>
             </w:r>
             <w:r>
               <w:rPr>
@@ -2121,7 +2217,7 @@
                 <w:noProof/>
                 <w:webHidden/>
               </w:rPr>
-              <w:t>10</w:t>
+              <w:t>11</w:t>
             </w:r>
             <w:r>
               <w:rPr>
@@ -2144,7 +2240,7 @@
               <w:lang w:eastAsia="da-DK"/>
             </w:rPr>
           </w:pPr>
-          <w:hyperlink w:anchor="_Toc239334277" w:history="1">
+          <w:hyperlink w:anchor="_Toc241150965" w:history="1">
             <w:r>
               <w:rPr>
                 <w:rStyle w:val="Hyperlink"/>
@@ -2175,7 +2271,7 @@
                 <w:noProof/>
                 <w:webHidden/>
               </w:rPr>
-              <w:instrText xml:space="preserve"> PAGEREF _Toc239334277 \h </w:instrText>
+              <w:instrText xml:space="preserve"> PAGEREF _Toc241150965 \h </w:instrText>
             </w:r>
             <w:r>
               <w:rPr>
@@ -2218,7 +2314,7 @@
               <w:lang w:eastAsia="da-DK"/>
             </w:rPr>
           </w:pPr>
-          <w:hyperlink w:anchor="_Toc239334278" w:history="1">
+          <w:hyperlink w:anchor="_Toc241150966" w:history="1">
             <w:r>
               <w:rPr>
                 <w:rStyle w:val="Hyperlink"/>
@@ -2247,7 +2343,7 @@
                 <w:noProof/>
                 <w:webHidden/>
               </w:rPr>
-              <w:instrText xml:space="preserve"> PAGEREF _Toc239334278 \h </w:instrText>
+              <w:instrText xml:space="preserve"> PAGEREF _Toc241150966 \h </w:instrText>
             </w:r>
             <w:r>
               <w:rPr>
@@ -2267,7 +2363,7 @@
                 <w:noProof/>
                 <w:webHidden/>
               </w:rPr>
-              <w:t>13</w:t>
+              <w:t>15</w:t>
             </w:r>
             <w:r>
               <w:rPr>
@@ -2290,7 +2386,7 @@
               <w:lang w:eastAsia="da-DK"/>
             </w:rPr>
           </w:pPr>
-          <w:hyperlink w:anchor="_Toc239334279" w:history="1">
+          <w:hyperlink w:anchor="_Toc241150967" w:history="1">
             <w:r>
               <w:rPr>
                 <w:rStyle w:val="Hyperlink"/>
@@ -2319,7 +2415,7 @@
                 <w:noProof/>
                 <w:webHidden/>
               </w:rPr>
-              <w:instrText xml:space="preserve"> PAGEREF _Toc239334279 \h </w:instrText>
+              <w:instrText xml:space="preserve"> PAGEREF _Toc241150967 \h </w:instrText>
             </w:r>
             <w:r>
               <w:rPr>
@@ -2339,7 +2435,7 @@
                 <w:noProof/>
                 <w:webHidden/>
               </w:rPr>
-              <w:t>14</w:t>
+              <w:t>17</w:t>
             </w:r>
             <w:r>
               <w:rPr>
@@ -2362,7 +2458,7 @@
               <w:lang w:eastAsia="da-DK"/>
             </w:rPr>
           </w:pPr>
-          <w:hyperlink w:anchor="_Toc239334280" w:history="1">
+          <w:hyperlink w:anchor="_Toc241150968" w:history="1">
             <w:r>
               <w:rPr>
                 <w:rStyle w:val="Hyperlink"/>
@@ -2393,7 +2489,7 @@
                 <w:noProof/>
                 <w:webHidden/>
               </w:rPr>
-              <w:instrText xml:space="preserve"> PAGEREF _Toc239334280 \h </w:instrText>
+              <w:instrText xml:space="preserve"> PAGEREF _Toc241150968 \h </w:instrText>
             </w:r>
             <w:r>
               <w:rPr>
@@ -2413,7 +2509,7 @@
                 <w:noProof/>
                 <w:webHidden/>
               </w:rPr>
-              <w:t>14</w:t>
+              <w:t>17</w:t>
             </w:r>
             <w:r>
               <w:rPr>
@@ -2436,7 +2532,7 @@
               <w:lang w:eastAsia="da-DK"/>
             </w:rPr>
           </w:pPr>
-          <w:hyperlink w:anchor="_Toc239334281" w:history="1">
+          <w:hyperlink w:anchor="_Toc241150969" w:history="1">
             <w:r>
               <w:rPr>
                 <w:rStyle w:val="Hyperlink"/>
@@ -2467,7 +2563,7 @@
                 <w:noProof/>
                 <w:webHidden/>
               </w:rPr>
-              <w:instrText xml:space="preserve"> PAGEREF _Toc239334281 \h </w:instrText>
+              <w:instrText xml:space="preserve"> PAGEREF _Toc241150969 \h </w:instrText>
             </w:r>
             <w:r>
               <w:rPr>
@@ -2487,7 +2583,7 @@
                 <w:noProof/>
                 <w:webHidden/>
               </w:rPr>
-              <w:t>14</w:t>
+              <w:t>17</w:t>
             </w:r>
             <w:r>
               <w:rPr>
@@ -2510,7 +2606,7 @@
               <w:lang w:eastAsia="da-DK"/>
             </w:rPr>
           </w:pPr>
-          <w:hyperlink w:anchor="_Toc239334282" w:history="1">
+          <w:hyperlink w:anchor="_Toc241150970" w:history="1">
             <w:r>
               <w:rPr>
                 <w:rStyle w:val="Hyperlink"/>
@@ -2541,7 +2637,7 @@
                 <w:noProof/>
                 <w:webHidden/>
               </w:rPr>
-              <w:instrText xml:space="preserve"> PAGEREF _Toc239334282 \h </w:instrText>
+              <w:instrText xml:space="preserve"> PAGEREF _Toc241150970 \h </w:instrText>
             </w:r>
             <w:r>
               <w:rPr>
@@ -2561,7 +2657,7 @@
                 <w:noProof/>
                 <w:webHidden/>
               </w:rPr>
-              <w:t>14</w:t>
+              <w:t>17</w:t>
             </w:r>
             <w:r>
               <w:rPr>
@@ -2584,7 +2680,7 @@
               <w:lang w:eastAsia="da-DK"/>
             </w:rPr>
           </w:pPr>
-          <w:hyperlink w:anchor="_Toc239334283" w:history="1">
+          <w:hyperlink w:anchor="_Toc241150971" w:history="1">
             <w:r>
               <w:rPr>
                 <w:rStyle w:val="Hyperlink"/>
@@ -2615,7 +2711,7 @@
                 <w:noProof/>
                 <w:webHidden/>
               </w:rPr>
-              <w:instrText xml:space="preserve"> PAGEREF _Toc239334283 \h </w:instrText>
+              <w:instrText xml:space="preserve"> PAGEREF _Toc241150971 \h </w:instrText>
             </w:r>
             <w:r>
               <w:rPr>
@@ -2635,7 +2731,7 @@
                 <w:noProof/>
                 <w:webHidden/>
               </w:rPr>
-              <w:t>15</w:t>
+              <w:t>18</w:t>
             </w:r>
             <w:r>
               <w:rPr>
@@ -2658,7 +2754,7 @@
               <w:lang w:eastAsia="da-DK"/>
             </w:rPr>
           </w:pPr>
-          <w:hyperlink w:anchor="_Toc239334284" w:history="1">
+          <w:hyperlink w:anchor="_Toc241150972" w:history="1">
             <w:r>
               <w:rPr>
                 <w:rStyle w:val="Hyperlink"/>
@@ -2687,7 +2783,7 @@
                 <w:noProof/>
                 <w:webHidden/>
               </w:rPr>
-              <w:instrText xml:space="preserve"> PAGEREF _Toc239334284 \h </w:instrText>
+              <w:instrText xml:space="preserve"> PAGEREF _Toc241150972 \h </w:instrText>
             </w:r>
             <w:r>
               <w:rPr>
@@ -2707,7 +2803,7 @@
                 <w:noProof/>
                 <w:webHidden/>
               </w:rPr>
-              <w:t>19</w:t>
+              <w:t>22</w:t>
             </w:r>
             <w:r>
               <w:rPr>
@@ -2730,7 +2826,7 @@
               <w:lang w:eastAsia="da-DK"/>
             </w:rPr>
           </w:pPr>
-          <w:hyperlink w:anchor="_Toc239334285" w:history="1">
+          <w:hyperlink w:anchor="_Toc241150973" w:history="1">
             <w:r>
               <w:rPr>
                 <w:rStyle w:val="Hyperlink"/>
@@ -2770,7 +2866,7 @@
                 <w:noProof/>
                 <w:webHidden/>
               </w:rPr>
-              <w:instrText xml:space="preserve"> PAGEREF _Toc239334285 \h </w:instrText>
+              <w:instrText xml:space="preserve"> PAGEREF _Toc241150973 \h </w:instrText>
             </w:r>
             <w:r>
               <w:rPr>
@@ -2790,7 +2886,7 @@
                 <w:noProof/>
                 <w:webHidden/>
               </w:rPr>
-              <w:t>19</w:t>
+              <w:t>22</w:t>
             </w:r>
             <w:r>
               <w:rPr>
@@ -2813,7 +2909,7 @@
               <w:lang w:eastAsia="da-DK"/>
             </w:rPr>
           </w:pPr>
-          <w:hyperlink w:anchor="_Toc239334286" w:history="1">
+          <w:hyperlink w:anchor="_Toc241150974" w:history="1">
             <w:r>
               <w:rPr>
                 <w:rStyle w:val="Hyperlink"/>
@@ -2853,7 +2949,7 @@
                 <w:noProof/>
                 <w:webHidden/>
               </w:rPr>
-              <w:instrText xml:space="preserve"> PAGEREF _Toc239334286 \h </w:instrText>
+              <w:instrText xml:space="preserve"> PAGEREF _Toc241150974 \h </w:instrText>
             </w:r>
             <w:r>
               <w:rPr>
@@ -2873,7 +2969,7 @@
                 <w:noProof/>
                 <w:webHidden/>
               </w:rPr>
-              <w:t>19</w:t>
+              <w:t>22</w:t>
             </w:r>
             <w:r>
               <w:rPr>
@@ -2896,7 +2992,7 @@
               <w:lang w:eastAsia="da-DK"/>
             </w:rPr>
           </w:pPr>
-          <w:hyperlink w:anchor="_Toc239334287" w:history="1">
+          <w:hyperlink w:anchor="_Toc241150975" w:history="1">
             <w:r>
               <w:rPr>
                 <w:rStyle w:val="Hyperlink"/>
@@ -2925,7 +3021,7 @@
                 <w:noProof/>
                 <w:webHidden/>
               </w:rPr>
-              <w:instrText xml:space="preserve"> PAGEREF _Toc239334287 \h </w:instrText>
+              <w:instrText xml:space="preserve"> PAGEREF _Toc241150975 \h </w:instrText>
             </w:r>
             <w:r>
               <w:rPr>
@@ -2945,7 +3041,7 @@
                 <w:noProof/>
                 <w:webHidden/>
               </w:rPr>
-              <w:t>19</w:t>
+              <w:t>22</w:t>
             </w:r>
             <w:r>
               <w:rPr>
@@ -2968,7 +3064,7 @@
               <w:lang w:eastAsia="da-DK"/>
             </w:rPr>
           </w:pPr>
-          <w:hyperlink w:anchor="_Toc239334288" w:history="1">
+          <w:hyperlink w:anchor="_Toc241150976" w:history="1">
             <w:r>
               <w:rPr>
                 <w:rStyle w:val="Hyperlink"/>
@@ -2997,7 +3093,7 @@
                 <w:noProof/>
                 <w:webHidden/>
               </w:rPr>
-              <w:instrText xml:space="preserve"> PAGEREF _Toc239334288 \h </w:instrText>
+              <w:instrText xml:space="preserve"> PAGEREF _Toc241150976 \h </w:instrText>
             </w:r>
             <w:r>
               <w:rPr>
@@ -3017,7 +3113,7 @@
                 <w:noProof/>
                 <w:webHidden/>
               </w:rPr>
-              <w:t>21</w:t>
+              <w:t>24</w:t>
             </w:r>
             <w:r>
               <w:rPr>
@@ -3040,7 +3136,7 @@
               <w:lang w:eastAsia="da-DK"/>
             </w:rPr>
           </w:pPr>
-          <w:hyperlink w:anchor="_Toc239334289" w:history="1">
+          <w:hyperlink w:anchor="_Toc241150977" w:history="1">
             <w:r>
               <w:rPr>
                 <w:rStyle w:val="Hyperlink"/>
@@ -3069,7 +3165,7 @@
                 <w:noProof/>
                 <w:webHidden/>
               </w:rPr>
-              <w:instrText xml:space="preserve"> PAGEREF _Toc239334289 \h </w:instrText>
+              <w:instrText xml:space="preserve"> PAGEREF _Toc241150977 \h </w:instrText>
             </w:r>
             <w:r>
               <w:rPr>
@@ -3089,7 +3185,7 @@
                 <w:noProof/>
                 <w:webHidden/>
               </w:rPr>
-              <w:t>22</w:t>
+              <w:t>25</w:t>
             </w:r>
             <w:r>
               <w:rPr>
@@ -3112,7 +3208,7 @@
               <w:lang w:eastAsia="da-DK"/>
             </w:rPr>
           </w:pPr>
-          <w:hyperlink w:anchor="_Toc239334290" w:history="1">
+          <w:hyperlink w:anchor="_Toc241150978" w:history="1">
             <w:r>
               <w:rPr>
                 <w:rStyle w:val="Hyperlink"/>
@@ -3143,7 +3239,7 @@
                 <w:noProof/>
                 <w:webHidden/>
               </w:rPr>
-              <w:instrText xml:space="preserve"> PAGEREF _Toc239334290 \h </w:instrText>
+              <w:instrText xml:space="preserve"> PAGEREF _Toc241150978 \h </w:instrText>
             </w:r>
             <w:r>
               <w:rPr>
@@ -3163,7 +3259,7 @@
                 <w:noProof/>
                 <w:webHidden/>
               </w:rPr>
-              <w:t>22</w:t>
+              <w:t>25</w:t>
             </w:r>
             <w:r>
               <w:rPr>
@@ -3218,6 +3314,7 @@
           <w:rFonts w:ascii="Times New Roman" w:hAnsi="Times New Roman" w:cs="Times New Roman"/>
           <w:lang w:val="en-US"/>
         </w:rPr>
+        <w:lastRenderedPageBreak/>
         <w:br w:type="page"/>
       </w:r>
     </w:p>
@@ -3229,7 +3326,7 @@
           <w:lang w:val="en-US"/>
         </w:rPr>
       </w:pPr>
-      <w:bookmarkStart w:id="2" w:name="_Toc239334264"/>
+      <w:bookmarkStart w:id="2" w:name="_Toc241150951"/>
       <w:r>
         <w:rPr>
           <w:rFonts w:ascii="Times New Roman" w:hAnsi="Times New Roman" w:cs="Times New Roman"/>
@@ -3599,7 +3696,6 @@
           <w:lang w:val="en-US"/>
         </w:rPr>
       </w:pPr>
-      <w:bookmarkStart w:id="3" w:name="_Toc239334265"/>
       <w:r>
         <w:rPr>
           <w:rFonts w:ascii="Times New Roman" w:hAnsi="Times New Roman" w:cs="Times New Roman"/>
@@ -3616,6 +3712,7 @@
           <w:lang w:val="en-US"/>
         </w:rPr>
       </w:pPr>
+      <w:bookmarkStart w:id="3" w:name="_Toc241150952"/>
       <w:r>
         <w:rPr>
           <w:rFonts w:ascii="Times New Roman" w:hAnsi="Times New Roman" w:cs="Times New Roman"/>
@@ -3786,7 +3883,7 @@
           <w:lang w:val="en-US"/>
         </w:rPr>
       </w:pPr>
-      <w:bookmarkStart w:id="4" w:name="_Toc239334266"/>
+      <w:bookmarkStart w:id="4" w:name="_Toc241150953"/>
       <w:r>
         <w:rPr>
           <w:rStyle w:val="Svagfremhvning"/>
@@ -3922,7 +4019,7 @@
           <w:lang w:val="en-US"/>
         </w:rPr>
       </w:pPr>
-      <w:bookmarkStart w:id="6" w:name="_Toc239334267"/>
+      <w:bookmarkStart w:id="6" w:name="_Toc241150954"/>
       <w:r>
         <w:rPr>
           <w:rStyle w:val="Svagfremhvning"/>
@@ -5728,7 +5825,6 @@
           <w:lang w:val="en-US"/>
         </w:rPr>
       </w:pPr>
-      <w:bookmarkStart w:id="13" w:name="_Toc239334268"/>
       <w:r>
         <w:rPr>
           <w:rStyle w:val="Svagfremhvning"/>
@@ -5737,6 +5833,7 @@
         </w:rPr>
         <w:t xml:space="preserve"> </w:t>
       </w:r>
+      <w:bookmarkStart w:id="13" w:name="_Toc241150955"/>
       <w:r>
         <w:rPr>
           <w:rStyle w:val="Svagfremhvning"/>
@@ -6438,7 +6535,7 @@
           <w:lang w:val="en-US"/>
         </w:rPr>
       </w:pPr>
-      <w:bookmarkStart w:id="17" w:name="_Toc239334269"/>
+      <w:bookmarkStart w:id="17" w:name="_Toc241150956"/>
       <w:r>
         <w:rPr>
           <w:rStyle w:val="Svagfremhvning"/>
@@ -6937,7 +7034,7 @@
           <w:lang w:val="en-US"/>
         </w:rPr>
       </w:pPr>
-      <w:bookmarkStart w:id="19" w:name="_Toc239334270"/>
+      <w:bookmarkStart w:id="19" w:name="_Toc241150957"/>
       <w:r>
         <w:rPr>
           <w:rStyle w:val="Svagfremhvning"/>
@@ -7330,7 +7427,7 @@
           <w:lang w:val="en-US"/>
         </w:rPr>
       </w:pPr>
-      <w:bookmarkStart w:id="21" w:name="_Toc239334271"/>
+      <w:bookmarkStart w:id="21" w:name="_Toc241150958"/>
       <w:r>
         <w:rPr>
           <w:rStyle w:val="Svagfremhvning"/>
@@ -7431,7 +7528,7 @@
           <w:lang w:val="en-US"/>
         </w:rPr>
       </w:pPr>
-      <w:bookmarkStart w:id="22" w:name="_Toc239334272"/>
+      <w:bookmarkStart w:id="22" w:name="_Toc241150959"/>
       <w:r>
         <w:rPr>
           <w:rStyle w:val="Svagfremhvning"/>
@@ -7472,6 +7569,7 @@
         </w:rPr>
         <w:t>Adherence</w:t>
       </w:r>
+      <w:bookmarkEnd w:id="22"/>
     </w:p>
     <w:p>
       <w:pPr>
@@ -7550,6 +7648,7 @@
           <w:lang w:val="en-US"/>
         </w:rPr>
       </w:pPr>
+      <w:bookmarkStart w:id="23" w:name="_Toc241150960"/>
       <w:r>
         <w:rPr>
           <w:rStyle w:val="Svagfremhvning"/>
@@ -7590,7 +7689,7 @@
         </w:rPr>
         <w:t>Calculations</w:t>
       </w:r>
-      <w:bookmarkEnd w:id="22"/>
+      <w:bookmarkEnd w:id="23"/>
       <w:r>
         <w:rPr>
           <w:rStyle w:val="Svagfremhvning"/>
@@ -7667,7 +7766,7 @@
         </w:rPr>
         <w:t xml:space="preserve"> should be clarified (usually randomization but could be </w:t>
       </w:r>
-      <w:commentRangeStart w:id="23"/>
+      <w:commentRangeStart w:id="24"/>
       <w:r>
         <w:rPr>
           <w:rFonts w:ascii="Times New Roman" w:hAnsi="Times New Roman" w:cs="Times New Roman"/>
@@ -7676,7 +7775,7 @@
         </w:rPr>
         <w:t>start of treatment</w:t>
       </w:r>
-      <w:commentRangeEnd w:id="23"/>
+      <w:commentRangeEnd w:id="24"/>
       <w:r>
         <w:rPr>
           <w:rStyle w:val="Kommentarhenvisning"/>
@@ -7686,7 +7785,7 @@
           <w:szCs w:val="24"/>
           <w:lang w:val="en-US"/>
         </w:rPr>
-        <w:commentReference w:id="23"/>
+        <w:commentReference w:id="24"/>
       </w:r>
       <w:r>
         <w:rPr>
@@ -7783,7 +7882,7 @@
           <w:lang w:val="en-US"/>
         </w:rPr>
       </w:pPr>
-      <w:bookmarkStart w:id="24" w:name="_Toc239334273"/>
+      <w:bookmarkStart w:id="25" w:name="_Toc241150961"/>
       <w:r>
         <w:rPr>
           <w:rStyle w:val="Svagfremhvning"/>
@@ -7824,7 +7923,7 @@
         </w:rPr>
         <w:t>Execution of the data management and data analysis</w:t>
       </w:r>
-      <w:bookmarkEnd w:id="24"/>
+      <w:bookmarkEnd w:id="25"/>
     </w:p>
     <w:p>
       <w:pPr>
@@ -7899,14 +7998,14 @@
           <w:lang w:val="en-US"/>
         </w:rPr>
       </w:pPr>
-      <w:commentRangeStart w:id="25"/>
+      <w:commentRangeStart w:id="26"/>
       <w:r>
         <w:rPr>
           <w:lang w:val="en-US"/>
         </w:rPr>
         <w:t>Abnormal values in outcome XXX will be reviewed.</w:t>
       </w:r>
-      <w:commentRangeEnd w:id="25"/>
+      <w:commentRangeEnd w:id="26"/>
       <w:r>
         <w:rPr>
           <w:rStyle w:val="Kommentarhenvisning"/>
@@ -7914,7 +8013,7 @@
           <w:szCs w:val="24"/>
           <w:lang w:val="en-US"/>
         </w:rPr>
-        <w:commentReference w:id="25"/>
+        <w:commentReference w:id="26"/>
       </w:r>
     </w:p>
     <w:p>
@@ -8097,7 +8196,7 @@
           <w:lang w:val="en-US"/>
         </w:rPr>
       </w:pPr>
-      <w:bookmarkStart w:id="26" w:name="_Toc239334274"/>
+      <w:bookmarkStart w:id="27" w:name="_Toc241150962"/>
       <w:r>
         <w:rPr>
           <w:rFonts w:ascii="Times New Roman" w:hAnsi="Times New Roman" w:cs="Times New Roman"/>
@@ -8113,7 +8212,7 @@
         </w:rPr>
         <w:t>Statistical hypotheses</w:t>
       </w:r>
-      <w:bookmarkEnd w:id="26"/>
+      <w:bookmarkEnd w:id="27"/>
     </w:p>
     <w:p>
       <w:pPr>
@@ -8124,7 +8223,7 @@
           <w:lang w:val="en-US"/>
         </w:rPr>
       </w:pPr>
-      <w:bookmarkStart w:id="27" w:name="_Toc239334275"/>
+      <w:bookmarkStart w:id="28" w:name="_Toc241150963"/>
       <w:r>
         <w:rPr>
           <w:rStyle w:val="Svagfremhvning"/>
@@ -8157,7 +8256,7 @@
         </w:rPr>
         <w:t>Primary analysis</w:t>
       </w:r>
-      <w:bookmarkEnd w:id="27"/>
+      <w:bookmarkEnd w:id="28"/>
       <w:r>
         <w:rPr>
           <w:rStyle w:val="Svagfremhvning"/>
@@ -8202,7 +8301,7 @@
         </w:rPr>
         <w:t>(s) relevant for the primary analysis. That is to say the population, treatment, variable of interest (endpoint), summary measure (e.g. mean difference) and intercurrent event handling (e.g. regardless to adherence to treatment</w:t>
       </w:r>
-      <w:commentRangeStart w:id="28"/>
+      <w:commentRangeStart w:id="29"/>
       <w:r>
         <w:rPr>
           <w:color w:val="215E99" w:themeColor="text2" w:themeTint="BF"/>
@@ -8210,7 +8309,7 @@
         </w:rPr>
         <w:t>).</w:t>
       </w:r>
-      <w:commentRangeEnd w:id="28"/>
+      <w:commentRangeEnd w:id="29"/>
       <w:r>
         <w:rPr>
           <w:rStyle w:val="Kommentarhenvisning"/>
@@ -8219,7 +8318,7 @@
           <w:szCs w:val="24"/>
           <w:lang w:val="en-US"/>
         </w:rPr>
-        <w:commentReference w:id="28"/>
+        <w:commentReference w:id="29"/>
       </w:r>
       <w:r>
         <w:rPr>
@@ -8298,8 +8397,8 @@
         </w:rPr>
         <w:t xml:space="preserve"> the </w:t>
       </w:r>
-      <w:commentRangeStart w:id="29"/>
       <w:commentRangeStart w:id="30"/>
+      <w:commentRangeStart w:id="31"/>
       <w:r>
         <w:rPr>
           <w:color w:val="215E99" w:themeColor="text2" w:themeTint="BF"/>
@@ -8307,7 +8406,7 @@
         </w:rPr>
         <w:t xml:space="preserve">mean difference </w:t>
       </w:r>
-      <w:commentRangeEnd w:id="29"/>
+      <w:commentRangeEnd w:id="30"/>
       <w:r>
         <w:rPr>
           <w:rStyle w:val="Kommentarhenvisning"/>
@@ -8316,9 +8415,9 @@
           <w:szCs w:val="24"/>
           <w:lang w:val="en-US"/>
         </w:rPr>
-        <w:commentReference w:id="29"/>
-      </w:r>
-      <w:commentRangeEnd w:id="30"/>
+        <w:commentReference w:id="30"/>
+      </w:r>
+      <w:commentRangeEnd w:id="31"/>
       <w:r>
         <w:rPr>
           <w:rStyle w:val="Kommentarhenvisning"/>
@@ -8327,7 +8426,7 @@
           <w:szCs w:val="24"/>
           <w:lang w:val="en-US"/>
         </w:rPr>
-        <w:commentReference w:id="30"/>
+        <w:commentReference w:id="31"/>
       </w:r>
       <w:r>
         <w:rPr>
@@ -8500,7 +8599,7 @@
         </w:rPr>
         <w:t>: θ=0 and the alternative is H</w:t>
       </w:r>
-      <w:commentRangeStart w:id="31"/>
+      <w:commentRangeStart w:id="32"/>
       <w:r>
         <w:rPr>
           <w:color w:val="215E99" w:themeColor="text2" w:themeTint="BF"/>
@@ -8509,7 +8608,7 @@
         </w:rPr>
         <w:t>1</w:t>
       </w:r>
-      <w:commentRangeEnd w:id="31"/>
+      <w:commentRangeEnd w:id="32"/>
       <w:r>
         <w:rPr>
           <w:rStyle w:val="Kommentarhenvisning"/>
@@ -8518,7 +8617,7 @@
           <w:szCs w:val="24"/>
           <w:lang w:val="en-US"/>
         </w:rPr>
-        <w:commentReference w:id="31"/>
+        <w:commentReference w:id="32"/>
       </w:r>
       <w:r>
         <w:rPr>
@@ -8776,7 +8875,6 @@
           <w:lang w:val="en-US"/>
         </w:rPr>
       </w:pPr>
-      <w:bookmarkStart w:id="32" w:name="_Toc239334276"/>
       <w:r>
         <w:rPr>
           <w:rStyle w:val="Svagfremhvning"/>
@@ -8795,6 +8893,7 @@
           <w:lang w:val="en-US"/>
         </w:rPr>
       </w:pPr>
+      <w:bookmarkStart w:id="33" w:name="_Toc241150964"/>
       <w:r>
         <w:rPr>
           <w:rStyle w:val="Svagfremhvning"/>
@@ -8828,7 +8927,7 @@
         </w:rPr>
         <w:t>(key) Secondary analyses</w:t>
       </w:r>
-      <w:bookmarkEnd w:id="32"/>
+      <w:bookmarkEnd w:id="33"/>
       <w:r>
         <w:rPr>
           <w:rStyle w:val="Svagfremhvning"/>
@@ -8908,7 +9007,7 @@
         </w:rPr>
         <w:t xml:space="preserve"> </w:t>
       </w:r>
-      <w:commentRangeStart w:id="33"/>
+      <w:commentRangeStart w:id="34"/>
       <w:r>
         <w:rPr>
           <w:color w:val="215E99" w:themeColor="text2" w:themeTint="BF"/>
@@ -8916,7 +9015,7 @@
         </w:rPr>
         <w:t>functions</w:t>
       </w:r>
-      <w:commentRangeEnd w:id="33"/>
+      <w:commentRangeEnd w:id="34"/>
       <w:r>
         <w:rPr>
           <w:rStyle w:val="Kommentarhenvisning"/>
@@ -8925,7 +9024,7 @@
           <w:szCs w:val="24"/>
           <w:lang w:val="en-US"/>
         </w:rPr>
-        <w:commentReference w:id="33"/>
+        <w:commentReference w:id="34"/>
       </w:r>
       <w:r>
         <w:rPr>
@@ -9433,7 +9532,7 @@
           <w:lang w:val="en-US"/>
         </w:rPr>
       </w:pPr>
-      <w:bookmarkStart w:id="34" w:name="_Toc239334277"/>
+      <w:bookmarkStart w:id="35" w:name="_Toc241150965"/>
       <w:r>
         <w:rPr>
           <w:rStyle w:val="Svagfremhvning"/>
@@ -9466,7 +9565,7 @@
         </w:rPr>
         <w:t>Multiplicity adjustment</w:t>
       </w:r>
-      <w:bookmarkEnd w:id="34"/>
+      <w:bookmarkEnd w:id="35"/>
       <w:r>
         <w:rPr>
           <w:rStyle w:val="Svagfremhvning"/>
@@ -9622,7 +9721,7 @@
         </w:rPr>
         <w:t xml:space="preserve"> is </w:t>
       </w:r>
-      <w:commentRangeStart w:id="35"/>
+      <w:commentRangeStart w:id="36"/>
       <w:r>
         <w:rPr>
           <w:color w:val="215E99" w:themeColor="text2" w:themeTint="BF"/>
@@ -9630,7 +9729,7 @@
         </w:rPr>
         <w:t>more controversial</w:t>
       </w:r>
-      <w:commentRangeEnd w:id="35"/>
+      <w:commentRangeEnd w:id="36"/>
       <w:r>
         <w:rPr>
           <w:rStyle w:val="Kommentarhenvisning"/>
@@ -9639,7 +9738,7 @@
           <w:szCs w:val="24"/>
           <w:lang w:val="en-US"/>
         </w:rPr>
-        <w:commentReference w:id="35"/>
+        <w:commentReference w:id="36"/>
       </w:r>
     </w:p>
     <w:p>
@@ -9662,7 +9761,7 @@
         </w:rPr>
         <w:t xml:space="preserve">To make a (confirmatory) claim about secondary hypotheses, regulatory agencies such as </w:t>
       </w:r>
-      <w:commentRangeStart w:id="36"/>
+      <w:commentRangeStart w:id="37"/>
       <w:r>
         <w:rPr>
           <w:color w:val="215E99" w:themeColor="text2" w:themeTint="BF"/>
@@ -9670,7 +9769,7 @@
         </w:rPr>
         <w:t xml:space="preserve">EMA </w:t>
       </w:r>
-      <w:commentRangeEnd w:id="36"/>
+      <w:commentRangeEnd w:id="37"/>
       <w:r>
         <w:rPr>
           <w:rStyle w:val="Kommentarhenvisning"/>
@@ -9679,7 +9778,7 @@
           <w:szCs w:val="24"/>
           <w:lang w:val="en-US"/>
         </w:rPr>
-        <w:commentReference w:id="36"/>
+        <w:commentReference w:id="37"/>
       </w:r>
       <w:r>
         <w:rPr>
@@ -9849,7 +9948,7 @@
         </w:rPr>
         <w:t xml:space="preserve">From </w:t>
       </w:r>
-      <w:commentRangeStart w:id="37"/>
+      <w:commentRangeStart w:id="38"/>
       <w:r>
         <w:rPr>
           <w:color w:val="215E99" w:themeColor="text2" w:themeTint="BF"/>
@@ -9857,7 +9956,7 @@
         </w:rPr>
         <w:t>EMA</w:t>
       </w:r>
-      <w:commentRangeEnd w:id="37"/>
+      <w:commentRangeEnd w:id="38"/>
       <w:r>
         <w:rPr>
           <w:rStyle w:val="Kommentarhenvisning"/>
@@ -9866,7 +9965,7 @@
           <w:szCs w:val="24"/>
           <w:lang w:val="en-US"/>
         </w:rPr>
-        <w:commentReference w:id="37"/>
+        <w:commentReference w:id="38"/>
       </w:r>
       <w:r>
         <w:rPr>
@@ -10072,7 +10171,7 @@
         </w:rPr>
         <w:t xml:space="preserve">ease of use, </w:t>
       </w:r>
-      <w:commentRangeStart w:id="38"/>
+      <w:commentRangeStart w:id="39"/>
       <w:r>
         <w:rPr>
           <w:color w:val="215E99" w:themeColor="text2" w:themeTint="BF"/>
@@ -10080,7 +10179,7 @@
         </w:rPr>
         <w:t>availability of confidence intervals</w:t>
       </w:r>
-      <w:commentRangeEnd w:id="38"/>
+      <w:commentRangeEnd w:id="39"/>
       <w:r>
         <w:rPr>
           <w:rStyle w:val="Kommentarhenvisning"/>
@@ -10089,7 +10188,7 @@
           <w:szCs w:val="24"/>
           <w:lang w:val="en-US"/>
         </w:rPr>
-        <w:commentReference w:id="38"/>
+        <w:commentReference w:id="39"/>
       </w:r>
     </w:p>
     <w:p>
@@ -12185,7 +12284,7 @@
           <w:lang w:val="en-US"/>
         </w:rPr>
         <w:drawing>
-          <wp:anchor distT="0" distB="0" distL="114300" distR="114300" simplePos="0" relativeHeight="251722752" behindDoc="0" locked="0" layoutInCell="1" allowOverlap="1" wp14:anchorId="522BF4DC" wp14:editId="74DD3AC1">
+          <wp:anchor distT="0" distB="0" distL="114300" distR="114300" simplePos="0" relativeHeight="251722752" behindDoc="0" locked="0" layoutInCell="1" allowOverlap="1" wp14:anchorId="522BF4DC" wp14:editId="21389E3F">
             <wp:simplePos x="0" y="0"/>
             <wp:positionH relativeFrom="margin">
               <wp:posOffset>4722495</wp:posOffset>
@@ -12358,7 +12457,7 @@
         </w:rPr>
         <w:t>correlation between test statistics (</w:t>
       </w:r>
-      <w:commentRangeStart w:id="39"/>
+      <w:commentRangeStart w:id="40"/>
       <w:r>
         <w:rPr>
           <w:color w:val="215E99" w:themeColor="text2" w:themeTint="BF"/>
@@ -12366,7 +12465,7 @@
         </w:rPr>
         <w:t xml:space="preserve">Max-test adjustment </w:t>
       </w:r>
-      <w:commentRangeEnd w:id="39"/>
+      <w:commentRangeEnd w:id="40"/>
       <w:r>
         <w:rPr>
           <w:rStyle w:val="Kommentarhenvisning"/>
@@ -12375,7 +12474,7 @@
           <w:szCs w:val="24"/>
           <w:lang w:val="en-US"/>
         </w:rPr>
-        <w:commentReference w:id="39"/>
+        <w:commentReference w:id="40"/>
       </w:r>
       <w:r>
         <w:rPr>
@@ -12384,8 +12483,8 @@
         </w:rPr>
         <w:t xml:space="preserve">or </w:t>
       </w:r>
-      <w:commentRangeStart w:id="40"/>
       <w:commentRangeStart w:id="41"/>
+      <w:commentRangeStart w:id="42"/>
       <w:r>
         <w:rPr>
           <w:color w:val="215E99" w:themeColor="text2" w:themeTint="BF"/>
@@ -12393,7 +12492,7 @@
         </w:rPr>
         <w:t>Dunnett adjustment</w:t>
       </w:r>
-      <w:commentRangeEnd w:id="40"/>
+      <w:commentRangeEnd w:id="41"/>
       <w:r>
         <w:rPr>
           <w:rStyle w:val="Kommentarhenvisning"/>
@@ -12402,9 +12501,9 @@
           <w:szCs w:val="24"/>
           <w:lang w:val="en-US"/>
         </w:rPr>
-        <w:commentReference w:id="40"/>
-      </w:r>
-      <w:commentRangeEnd w:id="41"/>
+        <w:commentReference w:id="41"/>
+      </w:r>
+      <w:commentRangeEnd w:id="42"/>
       <w:r>
         <w:rPr>
           <w:rStyle w:val="Kommentarhenvisning"/>
@@ -12413,7 +12512,7 @@
           <w:szCs w:val="24"/>
           <w:lang w:val="en-US"/>
         </w:rPr>
-        <w:commentReference w:id="41"/>
+        <w:commentReference w:id="42"/>
       </w:r>
       <w:r>
         <w:rPr>
@@ -12501,7 +12600,7 @@
         </w:rPr>
         <w:t xml:space="preserve">for the lowest p-value but less conservative second lowest, third lowest, … p-values. Easy to implement but </w:t>
       </w:r>
-      <w:commentRangeStart w:id="42"/>
+      <w:commentRangeStart w:id="43"/>
       <w:r>
         <w:rPr>
           <w:color w:val="215E99" w:themeColor="text2" w:themeTint="BF"/>
@@ -12516,7 +12615,7 @@
         </w:rPr>
         <w:t>s compatible with the p-value and that are informative is still a research topic</w:t>
       </w:r>
-      <w:commentRangeEnd w:id="42"/>
+      <w:commentRangeEnd w:id="43"/>
       <w:r>
         <w:rPr>
           <w:rStyle w:val="Kommentarhenvisning"/>
@@ -12525,7 +12624,7 @@
           <w:szCs w:val="24"/>
           <w:lang w:val="en-US"/>
         </w:rPr>
-        <w:commentReference w:id="42"/>
+        <w:commentReference w:id="43"/>
       </w:r>
       <w:r>
         <w:rPr>
@@ -12682,7 +12781,7 @@
         </w:rPr>
         <w:t xml:space="preserve"> </w:t>
       </w:r>
-      <w:commentRangeStart w:id="43"/>
+      <w:commentRangeStart w:id="44"/>
       <w:r>
         <w:rPr>
           <w:color w:val="215E99" w:themeColor="text2" w:themeTint="BF"/>
@@ -12697,7 +12796,7 @@
         </w:rPr>
         <w:t xml:space="preserve">tests </w:t>
       </w:r>
-      <w:commentRangeEnd w:id="43"/>
+      <w:commentRangeEnd w:id="44"/>
       <w:r>
         <w:rPr>
           <w:rStyle w:val="Kommentarhenvisning"/>
@@ -12706,7 +12805,7 @@
           <w:szCs w:val="24"/>
           <w:lang w:val="en-US"/>
         </w:rPr>
-        <w:commentReference w:id="43"/>
+        <w:commentReference w:id="44"/>
       </w:r>
       <w:r>
         <w:rPr>
@@ -12757,7 +12856,7 @@
         </w:rPr>
         <w:t xml:space="preserve"> with </w:t>
       </w:r>
-      <w:commentRangeStart w:id="44"/>
+      <w:commentRangeStart w:id="45"/>
       <w:r>
         <w:rPr>
           <w:color w:val="215E99" w:themeColor="text2" w:themeTint="BF"/>
@@ -12807,7 +12906,7 @@
         </w:rPr>
         <w:t>test statistics</w:t>
       </w:r>
-      <w:commentRangeEnd w:id="44"/>
+      <w:commentRangeEnd w:id="45"/>
       <w:r>
         <w:rPr>
           <w:rStyle w:val="Kommentarhenvisning"/>
@@ -12816,7 +12915,7 @@
           <w:szCs w:val="24"/>
           <w:lang w:val="en-US"/>
         </w:rPr>
-        <w:commentReference w:id="44"/>
+        <w:commentReference w:id="45"/>
       </w:r>
       <w:r>
         <w:rPr>
@@ -15435,7 +15534,7 @@
         </w:rPr>
         <w:t xml:space="preserve">More complex multiple testing procedures have been studied in the literature, some with the aim to increase power (e.g. step up max test), some to provide a finer ordering and prioritization of the hypotheses </w:t>
       </w:r>
-      <w:commentRangeStart w:id="45"/>
+      <w:commentRangeStart w:id="46"/>
       <w:r>
         <w:rPr>
           <w:color w:val="215E99" w:themeColor="text2" w:themeTint="BF"/>
@@ -15457,7 +15556,7 @@
         </w:rPr>
         <w:t>: truncated Holm and Hochberg procedures)</w:t>
       </w:r>
-      <w:commentRangeEnd w:id="45"/>
+      <w:commentRangeEnd w:id="46"/>
       <w:r>
         <w:rPr>
           <w:rStyle w:val="Kommentarhenvisning"/>
@@ -15466,7 +15565,7 @@
           <w:szCs w:val="24"/>
           <w:lang w:val="en-US"/>
         </w:rPr>
-        <w:commentReference w:id="45"/>
+        <w:commentReference w:id="46"/>
       </w:r>
       <w:r>
         <w:rPr>
@@ -15516,7 +15615,7 @@
         </w:rPr>
         <w:t xml:space="preserve"> </w:t>
       </w:r>
-      <w:commentRangeStart w:id="46"/>
+      <w:commentRangeStart w:id="47"/>
       <w:r>
         <w:rPr>
           <w:color w:val="215E99" w:themeColor="text2" w:themeTint="BF"/>
@@ -15524,7 +15623,7 @@
         </w:rPr>
         <w:t xml:space="preserve">graphical representation </w:t>
       </w:r>
-      <w:commentRangeEnd w:id="46"/>
+      <w:commentRangeEnd w:id="47"/>
       <w:r>
         <w:rPr>
           <w:rStyle w:val="Kommentarhenvisning"/>
@@ -15533,7 +15632,7 @@
           <w:szCs w:val="24"/>
           <w:lang w:val="en-US"/>
         </w:rPr>
-        <w:commentReference w:id="46"/>
+        <w:commentReference w:id="47"/>
       </w:r>
       <w:r>
         <w:rPr>
@@ -15656,7 +15755,7 @@
           <w:lang w:val="en-US"/>
         </w:rPr>
       </w:pPr>
-      <w:bookmarkStart w:id="47" w:name="_Toc239334278"/>
+      <w:bookmarkStart w:id="48" w:name="_Toc241150966"/>
       <w:r>
         <w:rPr>
           <w:rFonts w:ascii="Times New Roman" w:hAnsi="Times New Roman" w:cs="Times New Roman"/>
@@ -15679,16 +15778,16 @@
         </w:rPr>
         <w:t>Analysis set</w:t>
       </w:r>
-      <w:bookmarkEnd w:id="47"/>
-    </w:p>
-    <w:p>
-      <w:pPr>
-        <w:rPr>
-          <w:rFonts w:ascii="Times New Roman" w:hAnsi="Times New Roman" w:cs="Times New Roman"/>
-          <w:lang w:val="en-US"/>
-        </w:rPr>
-      </w:pPr>
-      <w:commentRangeStart w:id="48"/>
+      <w:bookmarkEnd w:id="48"/>
+    </w:p>
+    <w:p>
+      <w:pPr>
+        <w:rPr>
+          <w:rFonts w:ascii="Times New Roman" w:hAnsi="Times New Roman" w:cs="Times New Roman"/>
+          <w:lang w:val="en-US"/>
+        </w:rPr>
+      </w:pPr>
+      <w:commentRangeStart w:id="49"/>
       <w:r>
         <w:rPr>
           <w:rFonts w:ascii="Times New Roman" w:hAnsi="Times New Roman" w:cs="Times New Roman"/>
@@ -15705,7 +15804,7 @@
         </w:rPr>
         <w:t xml:space="preserve"> all randomized subjects</w:t>
       </w:r>
-      <w:commentRangeEnd w:id="48"/>
+      <w:commentRangeEnd w:id="49"/>
       <w:r>
         <w:rPr>
           <w:rStyle w:val="Kommentarhenvisning"/>
@@ -15714,18 +15813,18 @@
           <w:szCs w:val="24"/>
           <w:lang w:val="en-US"/>
         </w:rPr>
-        <w:commentReference w:id="48"/>
-      </w:r>
-    </w:p>
-    <w:p>
-      <w:pPr>
-        <w:rPr>
-          <w:rFonts w:ascii="Times New Roman" w:hAnsi="Times New Roman" w:cs="Times New Roman"/>
-          <w:lang w:val="en-US"/>
-        </w:rPr>
-      </w:pPr>
-      <w:commentRangeStart w:id="49"/>
+        <w:commentReference w:id="49"/>
+      </w:r>
+    </w:p>
+    <w:p>
+      <w:pPr>
+        <w:rPr>
+          <w:rFonts w:ascii="Times New Roman" w:hAnsi="Times New Roman" w:cs="Times New Roman"/>
+          <w:lang w:val="en-US"/>
+        </w:rPr>
+      </w:pPr>
       <w:commentRangeStart w:id="50"/>
+      <w:commentRangeStart w:id="51"/>
       <w:r>
         <w:rPr>
           <w:rFonts w:ascii="Times New Roman" w:hAnsi="Times New Roman" w:cs="Times New Roman"/>
@@ -15751,7 +15850,7 @@
         </w:rPr>
         <w:t xml:space="preserve"> </w:t>
       </w:r>
-      <w:commentRangeEnd w:id="49"/>
+      <w:commentRangeEnd w:id="50"/>
       <w:r>
         <w:rPr>
           <w:rStyle w:val="Kommentarhenvisning"/>
@@ -15760,9 +15859,9 @@
           <w:szCs w:val="24"/>
           <w:lang w:val="en-US"/>
         </w:rPr>
-        <w:commentReference w:id="49"/>
-      </w:r>
-      <w:commentRangeEnd w:id="50"/>
+        <w:commentReference w:id="50"/>
+      </w:r>
+      <w:commentRangeEnd w:id="51"/>
       <w:r>
         <w:rPr>
           <w:rStyle w:val="Kommentarhenvisning"/>
@@ -15771,7 +15870,7 @@
           <w:szCs w:val="24"/>
           <w:lang w:val="en-US"/>
         </w:rPr>
-        <w:commentReference w:id="50"/>
+        <w:commentReference w:id="51"/>
       </w:r>
       <w:r>
         <w:rPr>
@@ -15914,7 +16013,7 @@
         </w:rPr>
         <w:t>Efficacy set</w:t>
       </w:r>
-      <w:commentRangeStart w:id="51"/>
+      <w:commentRangeStart w:id="52"/>
       <w:r>
         <w:rPr>
           <w:rFonts w:ascii="Times New Roman" w:hAnsi="Times New Roman" w:cs="Times New Roman"/>
@@ -15922,7 +16021,7 @@
         </w:rPr>
         <w:t>: all randomized subjects who completed the 2-hour intervention</w:t>
       </w:r>
-      <w:commentRangeEnd w:id="51"/>
+      <w:commentRangeEnd w:id="52"/>
       <w:r>
         <w:rPr>
           <w:rStyle w:val="Kommentarhenvisning"/>
@@ -15931,7 +16030,7 @@
           <w:szCs w:val="24"/>
           <w:lang w:val="en-US"/>
         </w:rPr>
-        <w:commentReference w:id="51"/>
+        <w:commentReference w:id="52"/>
       </w:r>
       <w:r>
         <w:rPr>
@@ -15952,7 +16051,7 @@
           <w:lang w:val="en-US"/>
         </w:rPr>
       </w:pPr>
-      <w:commentRangeStart w:id="52"/>
+      <w:commentRangeStart w:id="53"/>
       <w:r>
         <w:rPr>
           <w:b/>
@@ -15980,7 +16079,7 @@
         </w:rPr>
         <w:t xml:space="preserve"> </w:t>
       </w:r>
-      <w:commentRangeEnd w:id="52"/>
+      <w:commentRangeEnd w:id="53"/>
       <w:r>
         <w:rPr>
           <w:rStyle w:val="Kommentarhenvisning"/>
@@ -15991,7 +16090,7 @@
           <w:szCs w:val="20"/>
           <w:lang w:val="en-US"/>
         </w:rPr>
-        <w:commentReference w:id="52"/>
+        <w:commentReference w:id="53"/>
       </w:r>
     </w:p>
     <w:p>
@@ -16324,7 +16423,6 @@
           <w:lang w:val="en-US"/>
         </w:rPr>
       </w:pPr>
-      <w:bookmarkStart w:id="53" w:name="_Toc239334279"/>
       <w:r>
         <w:rPr>
           <w:rFonts w:ascii="Times New Roman" w:hAnsi="Times New Roman" w:cs="Times New Roman"/>
@@ -16341,6 +16439,7 @@
           <w:lang w:val="en-US"/>
         </w:rPr>
       </w:pPr>
+      <w:bookmarkStart w:id="54" w:name="_Toc241150967"/>
       <w:r>
         <w:rPr>
           <w:rFonts w:ascii="Times New Roman" w:hAnsi="Times New Roman" w:cs="Times New Roman"/>
@@ -16363,7 +16462,7 @@
         </w:rPr>
         <w:t>Statistical analyses</w:t>
       </w:r>
-      <w:bookmarkEnd w:id="53"/>
+      <w:bookmarkEnd w:id="54"/>
     </w:p>
     <w:p>
       <w:pPr>
@@ -16374,7 +16473,7 @@
           <w:lang w:val="en-US"/>
         </w:rPr>
       </w:pPr>
-      <w:bookmarkStart w:id="54" w:name="_Toc239334280"/>
+      <w:bookmarkStart w:id="55" w:name="_Toc241150968"/>
       <w:r>
         <w:rPr>
           <w:rStyle w:val="Svagfremhvning"/>
@@ -16399,7 +16498,7 @@
         </w:rPr>
         <w:t>General considerations</w:t>
       </w:r>
-      <w:bookmarkEnd w:id="54"/>
+      <w:bookmarkEnd w:id="55"/>
     </w:p>
     <w:p>
       <w:pPr>
@@ -16445,7 +16544,7 @@
           <w:lang w:val="en-US"/>
         </w:rPr>
       </w:pPr>
-      <w:commentRangeStart w:id="55"/>
+      <w:commentRangeStart w:id="56"/>
       <w:r>
         <w:rPr>
           <w:lang w:val="en-US"/>
@@ -16530,7 +16629,7 @@
         </w:rPr>
         <w:t>.</w:t>
       </w:r>
-      <w:commentRangeEnd w:id="55"/>
+      <w:commentRangeEnd w:id="56"/>
       <w:r>
         <w:rPr>
           <w:rStyle w:val="Kommentarhenvisning"/>
@@ -16538,7 +16637,7 @@
           <w:szCs w:val="24"/>
           <w:lang w:val="en-US"/>
         </w:rPr>
-        <w:commentReference w:id="55"/>
+        <w:commentReference w:id="56"/>
       </w:r>
     </w:p>
     <w:p>
@@ -16566,14 +16665,14 @@
         </w:rPr>
         <w:t xml:space="preserve">All tests that will be performed will be two-sided even when the research question or background knowledge corresponds to a directional hypothesis.  This is to ensure logical consistency between p-values and confidence intervals (CIs) while </w:t>
       </w:r>
-      <w:commentRangeStart w:id="56"/>
+      <w:commentRangeStart w:id="57"/>
       <w:r>
         <w:rPr>
           <w:lang w:val="en-US"/>
         </w:rPr>
         <w:t>having CIs with a finite lower and upper bound</w:t>
       </w:r>
-      <w:commentRangeEnd w:id="56"/>
+      <w:commentRangeEnd w:id="57"/>
       <w:r>
         <w:rPr>
           <w:rStyle w:val="Kommentarhenvisning"/>
@@ -16581,7 +16680,7 @@
           <w:szCs w:val="24"/>
           <w:lang w:val="en-US"/>
         </w:rPr>
-        <w:commentReference w:id="56"/>
+        <w:commentReference w:id="57"/>
       </w:r>
       <w:r>
         <w:rPr>
@@ -16656,7 +16755,7 @@
           <w:lang w:val="en-US"/>
         </w:rPr>
       </w:pPr>
-      <w:bookmarkStart w:id="57" w:name="_Toc239334281"/>
+      <w:bookmarkStart w:id="58" w:name="_Toc241150969"/>
       <w:r>
         <w:rPr>
           <w:rStyle w:val="Svagfremhvning"/>
@@ -16697,7 +16796,7 @@
         </w:rPr>
         <w:t>Software</w:t>
       </w:r>
-      <w:bookmarkEnd w:id="57"/>
+      <w:bookmarkEnd w:id="58"/>
     </w:p>
     <w:p>
       <w:pPr>
@@ -16836,7 +16935,7 @@
           <w:lang w:val="en-US"/>
         </w:rPr>
       </w:pPr>
-      <w:bookmarkStart w:id="58" w:name="_Toc239334282"/>
+      <w:bookmarkStart w:id="59" w:name="_Toc241150970"/>
       <w:r>
         <w:rPr>
           <w:rStyle w:val="Svagfremhvning"/>
@@ -16885,7 +16984,7 @@
         </w:rPr>
         <w:t>intercurrent events</w:t>
       </w:r>
-      <w:bookmarkEnd w:id="58"/>
+      <w:bookmarkEnd w:id="59"/>
     </w:p>
     <w:p>
       <w:pPr>
@@ -18169,7 +18268,7 @@
           <w:lang w:val="en-US"/>
         </w:rPr>
       </w:pPr>
-      <w:bookmarkStart w:id="59" w:name="_Toc239334283"/>
+      <w:bookmarkStart w:id="60" w:name="_Toc241150971"/>
       <w:r>
         <w:rPr>
           <w:rStyle w:val="Svagfremhvning"/>
@@ -18210,7 +18309,7 @@
         </w:rPr>
         <w:t>Handling of missing data</w:t>
       </w:r>
-      <w:bookmarkEnd w:id="59"/>
+      <w:bookmarkEnd w:id="60"/>
     </w:p>
     <w:p>
       <w:pPr>
@@ -18324,14 +18423,14 @@
         </w:rPr>
         <w:t xml:space="preserve"> For the primary and the key secondary analyses only missing outcome values are expected as the other </w:t>
       </w:r>
-      <w:commentRangeStart w:id="60"/>
+      <w:commentRangeStart w:id="61"/>
       <w:r>
         <w:rPr>
           <w:lang w:val="en-US"/>
         </w:rPr>
         <w:t>variables should be measured at baseline</w:t>
       </w:r>
-      <w:commentRangeEnd w:id="60"/>
+      <w:commentRangeEnd w:id="61"/>
       <w:r>
         <w:rPr>
           <w:rStyle w:val="Kommentarhenvisning"/>
@@ -18339,7 +18438,7 @@
           <w:szCs w:val="24"/>
           <w:lang w:val="en-US"/>
         </w:rPr>
-        <w:commentReference w:id="60"/>
+        <w:commentReference w:id="61"/>
       </w:r>
       <w:r>
         <w:rPr>
@@ -18867,7 +18966,7 @@
                 <w:lang w:val="en-US"/>
               </w:rPr>
             </w:pPr>
-            <w:commentRangeStart w:id="61"/>
+            <w:commentRangeStart w:id="62"/>
             <w:r>
               <w:rPr>
                 <w:color w:val="215E99" w:themeColor="text2" w:themeTint="BF"/>
@@ -18875,7 +18974,7 @@
               </w:rPr>
               <w:t>-</w:t>
             </w:r>
-            <w:commentRangeEnd w:id="61"/>
+            <w:commentRangeEnd w:id="62"/>
             <w:r>
               <w:rPr>
                 <w:rStyle w:val="Kommentarhenvisning"/>
@@ -18884,7 +18983,7 @@
                 <w:szCs w:val="24"/>
                 <w:lang w:val="en-US"/>
               </w:rPr>
-              <w:commentReference w:id="61"/>
+              <w:commentReference w:id="62"/>
             </w:r>
           </w:p>
         </w:tc>
@@ -19457,7 +19556,7 @@
         </w:rPr>
         <w:t xml:space="preserve"> </w:t>
       </w:r>
-      <w:commentRangeStart w:id="62"/>
+      <w:commentRangeStart w:id="63"/>
       <w:r>
         <w:rPr>
           <w:color w:val="215E99" w:themeColor="text2" w:themeTint="BF"/>
@@ -19479,7 +19578,7 @@
         </w:rPr>
         <w:t xml:space="preserve"> the follow-up of interest vs. baseline and randomization group</w:t>
       </w:r>
-      <w:commentRangeEnd w:id="62"/>
+      <w:commentRangeEnd w:id="63"/>
       <w:r>
         <w:rPr>
           <w:rStyle w:val="Kommentarhenvisning"/>
@@ -19488,7 +19587,7 @@
           <w:szCs w:val="24"/>
           <w:lang w:val="en-US"/>
         </w:rPr>
-        <w:commentReference w:id="62"/>
+        <w:commentReference w:id="63"/>
       </w:r>
       <w:r>
         <w:rPr>
@@ -19653,7 +19752,7 @@
         </w:rPr>
         <w:t xml:space="preserve"> LMM with an unstructured covariance matrix. This means having an interaction </w:t>
       </w:r>
-      <w:commentRangeStart w:id="63"/>
+      <w:commentRangeStart w:id="64"/>
       <w:r>
         <w:rPr>
           <w:color w:val="215E99" w:themeColor="text2" w:themeTint="BF"/>
@@ -19661,7 +19760,7 @@
         </w:rPr>
         <w:t>treatment</w:t>
       </w:r>
-      <w:commentRangeEnd w:id="63"/>
+      <w:commentRangeEnd w:id="64"/>
       <w:r>
         <w:rPr>
           <w:rStyle w:val="Kommentarhenvisning"/>
@@ -19670,7 +19769,7 @@
           <w:szCs w:val="24"/>
           <w:lang w:val="en-US"/>
         </w:rPr>
-        <w:commentReference w:id="63"/>
+        <w:commentReference w:id="64"/>
       </w:r>
       <w:r>
         <w:rPr>
@@ -19693,7 +19792,7 @@
         </w:rPr>
         <w:t xml:space="preserve"> I personally favor stratifying the unstructured covariance matrix on</w:t>
       </w:r>
-      <w:commentRangeStart w:id="64"/>
+      <w:commentRangeStart w:id="65"/>
       <w:r>
         <w:rPr>
           <w:color w:val="215E99" w:themeColor="text2" w:themeTint="BF"/>
@@ -19701,7 +19800,7 @@
         </w:rPr>
         <w:t xml:space="preserve"> randomization group </w:t>
       </w:r>
-      <w:commentRangeEnd w:id="64"/>
+      <w:commentRangeEnd w:id="65"/>
       <w:r>
         <w:rPr>
           <w:rStyle w:val="Kommentarhenvisning"/>
@@ -19710,7 +19809,7 @@
           <w:szCs w:val="24"/>
           <w:lang w:val="en-US"/>
         </w:rPr>
-        <w:commentReference w:id="64"/>
+        <w:commentReference w:id="65"/>
       </w:r>
       <w:r>
         <w:rPr>
@@ -19755,7 +19854,7 @@
         </w:rPr>
         <w:t xml:space="preserve"> LMM with an unstructured covariance matrix and </w:t>
       </w:r>
-      <w:commentRangeStart w:id="65"/>
+      <w:commentRangeStart w:id="66"/>
       <w:r>
         <w:rPr>
           <w:color w:val="215E99" w:themeColor="text2" w:themeTint="BF"/>
@@ -19764,7 +19863,7 @@
         <w:lastRenderedPageBreak/>
         <w:t>interaction between covariates and time</w:t>
       </w:r>
-      <w:commentRangeEnd w:id="65"/>
+      <w:commentRangeEnd w:id="66"/>
       <w:r>
         <w:rPr>
           <w:rStyle w:val="Kommentarhenvisning"/>
@@ -19773,7 +19872,7 @@
           <w:szCs w:val="24"/>
           <w:lang w:val="en-US"/>
         </w:rPr>
-        <w:commentReference w:id="65"/>
+        <w:commentReference w:id="66"/>
       </w:r>
       <w:r>
         <w:rPr>
@@ -20217,7 +20316,7 @@
           <w:lang w:val="en-US"/>
         </w:rPr>
       </w:pPr>
-      <w:bookmarkStart w:id="66" w:name="_Toc239334284"/>
+      <w:bookmarkStart w:id="67" w:name="_Toc241150972"/>
       <w:r>
         <w:rPr>
           <w:rFonts w:ascii="Times New Roman" w:hAnsi="Times New Roman" w:cs="Times New Roman"/>
@@ -20240,7 +20339,7 @@
         </w:rPr>
         <w:t>Supplementary analyses</w:t>
       </w:r>
-      <w:bookmarkEnd w:id="66"/>
+      <w:bookmarkEnd w:id="67"/>
     </w:p>
     <w:p>
       <w:pPr>
@@ -20250,7 +20349,7 @@
           <w:lang w:val="en-US"/>
         </w:rPr>
       </w:pPr>
-      <w:bookmarkStart w:id="67" w:name="_Toc239334285"/>
+      <w:bookmarkStart w:id="68" w:name="_Toc241150973"/>
       <w:r>
         <w:rPr>
           <w:rStyle w:val="Svagfremhvning"/>
@@ -20290,7 +20389,7 @@
         </w:rPr>
         <w:t>Safety evaluations</w:t>
       </w:r>
-      <w:bookmarkEnd w:id="67"/>
+      <w:bookmarkEnd w:id="68"/>
     </w:p>
     <w:p>
       <w:pPr>
@@ -20321,7 +20420,7 @@
         </w:rPr>
         <w:t xml:space="preserve">From </w:t>
       </w:r>
-      <w:commentRangeStart w:id="68"/>
+      <w:commentRangeStart w:id="69"/>
       <w:r>
         <w:rPr>
           <w:color w:val="215E99" w:themeColor="text2" w:themeTint="BF"/>
@@ -20329,7 +20428,7 @@
         </w:rPr>
         <w:t>EMA</w:t>
       </w:r>
-      <w:commentRangeEnd w:id="68"/>
+      <w:commentRangeEnd w:id="69"/>
       <w:r>
         <w:rPr>
           <w:rStyle w:val="Kommentarhenvisning"/>
@@ -20338,7 +20437,7 @@
           <w:szCs w:val="24"/>
           <w:lang w:val="en-US"/>
         </w:rPr>
-        <w:commentReference w:id="68"/>
+        <w:commentReference w:id="69"/>
       </w:r>
       <w:r>
         <w:rPr>
@@ -20519,7 +20618,7 @@
           <w:lang w:val="en-US"/>
         </w:rPr>
       </w:pPr>
-      <w:bookmarkStart w:id="69" w:name="_Toc239334286"/>
+      <w:bookmarkStart w:id="70" w:name="_Toc241150974"/>
       <w:r>
         <w:rPr>
           <w:rStyle w:val="Svagfremhvning"/>
@@ -20559,7 +20658,7 @@
         </w:rPr>
         <w:t>Exploratory analyses</w:t>
       </w:r>
-      <w:bookmarkEnd w:id="69"/>
+      <w:bookmarkEnd w:id="70"/>
       <w:r>
         <w:rPr>
           <w:rFonts w:ascii="Times New Roman" w:hAnsi="Times New Roman" w:cs="Times New Roman"/>
@@ -20609,7 +20708,7 @@
           <w:lang w:val="en-US"/>
         </w:rPr>
       </w:pPr>
-      <w:bookmarkStart w:id="70" w:name="_Toc239334287"/>
+      <w:bookmarkStart w:id="71" w:name="_Toc241150975"/>
       <w:r>
         <w:rPr>
           <w:rFonts w:ascii="Times New Roman" w:hAnsi="Times New Roman" w:cs="Times New Roman"/>
@@ -20631,7 +20730,7 @@
         </w:rPr>
         <w:t>Trial monitoring and Interim analyses</w:t>
       </w:r>
-      <w:bookmarkEnd w:id="70"/>
+      <w:bookmarkEnd w:id="71"/>
     </w:p>
     <w:p>
       <w:pPr>
@@ -20700,7 +20799,7 @@
         </w:rPr>
         <w:t xml:space="preserve">, </w:t>
       </w:r>
-      <w:commentRangeStart w:id="71"/>
+      <w:commentRangeStart w:id="72"/>
       <w:r>
         <w:rPr>
           <w:rFonts w:ascii="Times New Roman" w:hAnsi="Times New Roman" w:cs="Times New Roman"/>
@@ -20709,7 +20808,7 @@
         </w:rPr>
         <w:t>e.g.</w:t>
       </w:r>
-      <w:commentRangeEnd w:id="71"/>
+      <w:commentRangeEnd w:id="72"/>
       <w:r>
         <w:rPr>
           <w:rStyle w:val="Kommentarhenvisning"/>
@@ -20719,7 +20818,7 @@
           <w:szCs w:val="24"/>
           <w:lang w:val="en-US"/>
         </w:rPr>
-        <w:commentReference w:id="71"/>
+        <w:commentReference w:id="72"/>
       </w:r>
       <w:r>
         <w:rPr>
@@ -21118,7 +21217,7 @@
         </w:rPr>
         <w:t xml:space="preserve"> ONLY the DSMB should be unblinded at interim and it should not be expected to provide results at interim that can unblind the sponsor/research team. </w:t>
       </w:r>
-      <w:commentRangeStart w:id="72"/>
+      <w:commentRangeStart w:id="73"/>
       <w:r>
         <w:rPr>
           <w:rFonts w:ascii="Times New Roman" w:hAnsi="Times New Roman" w:cs="Times New Roman"/>
@@ -21127,7 +21226,7 @@
         </w:rPr>
         <w:t>They will ‘just’ say stop or continue the trial without further detail about the magnitude or statistical significance of the estimated intervention effect</w:t>
       </w:r>
-      <w:commentRangeEnd w:id="72"/>
+      <w:commentRangeEnd w:id="73"/>
       <w:r>
         <w:rPr>
           <w:rStyle w:val="Kommentarhenvisning"/>
@@ -21137,7 +21236,7 @@
           <w:szCs w:val="24"/>
           <w:lang w:val="en-US"/>
         </w:rPr>
-        <w:commentReference w:id="72"/>
+        <w:commentReference w:id="73"/>
       </w:r>
       <w:r>
         <w:rPr>
@@ -21189,7 +21288,7 @@
         </w:rPr>
         <w:t>i</w:t>
       </w:r>
-      <w:commentRangeStart w:id="73"/>
+      <w:commentRangeStart w:id="74"/>
       <w:r>
         <w:rPr>
           <w:rFonts w:ascii="Times New Roman" w:hAnsi="Times New Roman" w:cs="Times New Roman"/>
@@ -21198,7 +21297,7 @@
         </w:rPr>
         <w:t>ncomplete data at interim (pipeline patients) and need for a decision analysis.</w:t>
       </w:r>
-      <w:commentRangeEnd w:id="73"/>
+      <w:commentRangeEnd w:id="74"/>
       <w:r>
         <w:rPr>
           <w:rStyle w:val="Kommentarhenvisning"/>
@@ -21207,7 +21306,7 @@
           <w:szCs w:val="24"/>
           <w:lang w:val="en-US"/>
         </w:rPr>
-        <w:commentReference w:id="73"/>
+        <w:commentReference w:id="74"/>
       </w:r>
     </w:p>
     <w:p>
@@ -21268,7 +21367,7 @@
           <w:lang w:val="en-US"/>
         </w:rPr>
       </w:pPr>
-      <w:bookmarkStart w:id="74" w:name="_Toc239334288"/>
+      <w:bookmarkStart w:id="75" w:name="_Toc241150976"/>
       <w:r>
         <w:rPr>
           <w:rFonts w:ascii="Times New Roman" w:hAnsi="Times New Roman" w:cs="Times New Roman"/>
@@ -21277,7 +21376,7 @@
         <w:lastRenderedPageBreak/>
         <w:t>References</w:t>
       </w:r>
-      <w:bookmarkEnd w:id="74"/>
+      <w:bookmarkEnd w:id="75"/>
       <w:r>
         <w:rPr>
           <w:rFonts w:ascii="Times New Roman" w:hAnsi="Times New Roman" w:cs="Times New Roman"/>
@@ -21320,7 +21419,7 @@
           <w:lang w:val="en-US"/>
         </w:rPr>
       </w:pPr>
-      <w:bookmarkStart w:id="75" w:name="_Toc239334289"/>
+      <w:bookmarkStart w:id="76" w:name="_Toc241150977"/>
       <w:r>
         <w:rPr>
           <w:rFonts w:ascii="Times New Roman" w:hAnsi="Times New Roman" w:cs="Times New Roman"/>
@@ -21329,7 +21428,7 @@
         <w:lastRenderedPageBreak/>
         <w:t>Appendix A. R code for primary outcome analyses</w:t>
       </w:r>
-      <w:bookmarkEnd w:id="75"/>
+      <w:bookmarkEnd w:id="76"/>
       <w:r>
         <w:rPr>
           <w:rFonts w:ascii="Times New Roman" w:hAnsi="Times New Roman" w:cs="Times New Roman"/>
@@ -21398,7 +21497,7 @@
           <w:lang w:val="en-US"/>
         </w:rPr>
       </w:pPr>
-      <w:bookmarkStart w:id="76" w:name="_Toc239334290"/>
+      <w:bookmarkStart w:id="77" w:name="_Toc241150978"/>
       <w:r>
         <w:rPr>
           <w:rStyle w:val="Svagfremhvning"/>
@@ -21407,7 +21506,7 @@
         </w:rPr>
         <w:t>Primary analyses</w:t>
       </w:r>
-      <w:bookmarkEnd w:id="76"/>
+      <w:bookmarkEnd w:id="77"/>
       <w:r>
         <w:rPr>
           <w:rStyle w:val="Svagfremhvning"/>
@@ -21796,7 +21895,7 @@
       </w:r>
     </w:p>
   </w:comment>
-  <w:comment w:id="23" w:author="Brice Maxime Hugues Ozenne" w:date="2026-09-03T10:52:00Z" w:initials="BO">
+  <w:comment w:id="24" w:author="Brice Maxime Hugues Ozenne" w:date="2026-09-03T10:52:00Z" w:initials="BO">
     <w:p>
       <w:pPr>
         <w:pStyle w:val="Kommentartekst"/>
@@ -21812,7 +21911,7 @@
       </w:r>
     </w:p>
   </w:comment>
-  <w:comment w:id="25" w:author="Brice Maxime Hugues Ozenne" w:date="2026-09-03T10:56:00Z" w:initials="BO">
+  <w:comment w:id="26" w:author="Brice Maxime Hugues Ozenne" w:date="2026-09-03T10:56:00Z" w:initials="BO">
     <w:p>
       <w:pPr>
         <w:pStyle w:val="Kommentartekst"/>
@@ -21828,7 +21927,7 @@
       </w:r>
     </w:p>
   </w:comment>
-  <w:comment w:id="28" w:author="Brice Maxime Hugues Ozenne" w:date="2026-09-02T18:52:00Z" w:initials="BO">
+  <w:comment w:id="29" w:author="Brice Maxime Hugues Ozenne" w:date="2026-09-02T18:52:00Z" w:initials="BO">
     <w:p>
       <w:pPr>
         <w:pStyle w:val="Kommentartekst"/>
@@ -21879,7 +21978,7 @@
       </w:pPr>
     </w:p>
   </w:comment>
-  <w:comment w:id="29" w:author="Brice Maxime Hugues Ozenne" w:date="2026-09-07T14:37:00Z" w:initials="BO">
+  <w:comment w:id="30" w:author="Brice Maxime Hugues Ozenne" w:date="2026-09-07T14:37:00Z" w:initials="BO">
     <w:p>
       <w:pPr>
         <w:pStyle w:val="Kommentartekst"/>
@@ -21922,7 +22021,7 @@
       </w:r>
     </w:p>
   </w:comment>
-  <w:comment w:id="30" w:author="Brice Maxime Hugues Ozenne" w:date="2026-09-07T14:38:00Z" w:initials="BO">
+  <w:comment w:id="31" w:author="Brice Maxime Hugues Ozenne" w:date="2026-09-07T14:38:00Z" w:initials="BO">
     <w:p>
       <w:pPr>
         <w:pStyle w:val="Kommentartekst"/>
@@ -21938,7 +22037,7 @@
       </w:r>
     </w:p>
   </w:comment>
-  <w:comment w:id="31" w:author="Brice Maxime Hugues Ozenne" w:date="2026-09-07T14:31:00Z" w:initials="BO">
+  <w:comment w:id="32" w:author="Brice Maxime Hugues Ozenne" w:date="2026-09-07T14:31:00Z" w:initials="BO">
     <w:p>
       <w:pPr>
         <w:pStyle w:val="Kommentartekst"/>
@@ -21954,7 +22053,7 @@
       </w:r>
     </w:p>
   </w:comment>
-  <w:comment w:id="33" w:author="Brice Maxime Hugues Ozenne" w:date="2026-09-15T16:15:00Z" w:initials="BO">
+  <w:comment w:id="34" w:author="Brice Maxime Hugues Ozenne" w:date="2026-09-15T16:15:00Z" w:initials="BO">
     <w:p>
       <w:pPr>
         <w:pStyle w:val="Kommentartekst"/>
@@ -21981,7 +22080,7 @@
       </w:r>
     </w:p>
   </w:comment>
-  <w:comment w:id="35" w:author="Brice Maxime Hugues Ozenne" w:date="2026-09-16T18:24:00Z" w:initials="BO">
+  <w:comment w:id="36" w:author="Brice Maxime Hugues Ozenne" w:date="2026-09-16T18:24:00Z" w:initials="BO">
     <w:p>
       <w:pPr>
         <w:pStyle w:val="Kommentartekst"/>
@@ -22008,7 +22107,7 @@
       </w:r>
     </w:p>
   </w:comment>
-  <w:comment w:id="36" w:author="Brice Maxime Hugues Ozenne" w:date="2026-09-15T16:47:00Z" w:initials="BO">
+  <w:comment w:id="37" w:author="Brice Maxime Hugues Ozenne" w:date="2026-09-15T16:47:00Z" w:initials="BO">
     <w:p>
       <w:pPr>
         <w:pStyle w:val="Kommentartekst"/>
@@ -22043,7 +22142,7 @@
       </w:r>
     </w:p>
   </w:comment>
-  <w:comment w:id="37" w:author="Brice Maxime Hugues Ozenne" w:date="2026-09-15T12:37:00Z" w:initials="BO">
+  <w:comment w:id="38" w:author="Brice Maxime Hugues Ozenne" w:date="2026-09-15T12:37:00Z" w:initials="BO">
     <w:p>
       <w:pPr>
         <w:pStyle w:val="Kommentartekst"/>
@@ -22067,7 +22166,7 @@
       </w:hyperlink>
     </w:p>
   </w:comment>
-  <w:comment w:id="38" w:author="Brice Maxime Hugues Ozenne" w:date="2026-09-15T15:44:00Z" w:initials="BO">
+  <w:comment w:id="39" w:author="Brice Maxime Hugues Ozenne" w:date="2026-09-15T15:44:00Z" w:initials="BO">
     <w:p>
       <w:pPr>
         <w:pStyle w:val="Kommentartekst"/>
@@ -22094,7 +22193,7 @@
       </w:r>
     </w:p>
   </w:comment>
-  <w:comment w:id="39" w:author="Brice Maxime Hugues Ozenne" w:date="2026-08-27T17:13:00Z" w:initials="BO">
+  <w:comment w:id="40" w:author="Brice Maxime Hugues Ozenne" w:date="2026-08-27T17:13:00Z" w:initials="BO">
     <w:p>
       <w:pPr>
         <w:pStyle w:val="Kommentartekst"/>
@@ -22113,7 +22212,7 @@
       </w:r>
     </w:p>
   </w:comment>
-  <w:comment w:id="40" w:author="Brice Maxime Hugues Ozenne" w:date="2026-08-27T17:42:00Z" w:initials="BO">
+  <w:comment w:id="41" w:author="Brice Maxime Hugues Ozenne" w:date="2026-08-27T17:42:00Z" w:initials="BO">
     <w:p>
       <w:pPr>
         <w:pStyle w:val="Kommentartekst"/>
@@ -22129,7 +22228,7 @@
       </w:r>
     </w:p>
   </w:comment>
-  <w:comment w:id="41" w:author="Brice Maxime Hugues Ozenne" w:date="2026-09-15T15:47:00Z" w:initials="BO">
+  <w:comment w:id="42" w:author="Brice Maxime Hugues Ozenne" w:date="2026-09-15T15:47:00Z" w:initials="BO">
     <w:p>
       <w:pPr>
         <w:pStyle w:val="Kommentartekst"/>
@@ -22153,7 +22252,7 @@
       </w:hyperlink>
     </w:p>
   </w:comment>
-  <w:comment w:id="42" w:author="Brice Maxime Hugues Ozenne" w:date="2026-08-27T17:29:00Z" w:initials="BO">
+  <w:comment w:id="43" w:author="Brice Maxime Hugues Ozenne" w:date="2026-08-27T17:29:00Z" w:initials="BO">
     <w:p>
       <w:pPr>
         <w:pStyle w:val="Kommentartekst"/>
@@ -22177,7 +22276,7 @@
       </w:hyperlink>
     </w:p>
   </w:comment>
-  <w:comment w:id="43" w:author="Brice Maxime Hugues Ozenne" w:date="2026-09-16T16:50:00Z" w:initials="BO">
+  <w:comment w:id="44" w:author="Brice Maxime Hugues Ozenne" w:date="2026-09-16T16:50:00Z" w:initials="BO">
     <w:p>
       <w:pPr>
         <w:pStyle w:val="Kommentartekst"/>
@@ -22204,7 +22303,7 @@
       </w:r>
     </w:p>
   </w:comment>
-  <w:comment w:id="44" w:author="Brice Maxime Hugues Ozenne" w:date="2026-09-16T14:16:00Z" w:initials="BO">
+  <w:comment w:id="45" w:author="Brice Maxime Hugues Ozenne" w:date="2026-09-16T14:16:00Z" w:initials="BO">
     <w:p>
       <w:pPr>
         <w:pStyle w:val="Kommentartekst"/>
@@ -22238,7 +22337,7 @@
       </w:r>
     </w:p>
   </w:comment>
-  <w:comment w:id="45" w:author="Brice Maxime Hugues Ozenne" w:date="2026-09-16T17:12:00Z" w:initials="BO">
+  <w:comment w:id="46" w:author="Brice Maxime Hugues Ozenne" w:date="2026-09-16T17:12:00Z" w:initials="BO">
     <w:p>
       <w:pPr>
         <w:pStyle w:val="Kommentartekst"/>
@@ -22262,7 +22361,7 @@
       </w:hyperlink>
     </w:p>
   </w:comment>
-  <w:comment w:id="46" w:author="Brice Maxime Hugues Ozenne" w:date="2026-08-27T18:01:00Z" w:initials="BO">
+  <w:comment w:id="47" w:author="Brice Maxime Hugues Ozenne" w:date="2026-08-27T18:01:00Z" w:initials="BO">
     <w:p>
       <w:pPr>
         <w:pStyle w:val="Kommentartekst"/>
@@ -22278,7 +22377,7 @@
       </w:r>
     </w:p>
   </w:comment>
-  <w:comment w:id="48" w:author="Brice Maxime Hugues Ozenne" w:date="2026-09-24T11:37:00Z" w:initials="BO">
+  <w:comment w:id="49" w:author="Brice Maxime Hugues Ozenne" w:date="2026-09-24T11:37:00Z" w:initials="BO">
     <w:p>
       <w:pPr>
         <w:pStyle w:val="Kommentartekst"/>
@@ -22294,7 +22393,7 @@
       </w:r>
     </w:p>
   </w:comment>
-  <w:comment w:id="49" w:author="Brice Maxime Hugues Ozenne" w:date="2026-09-24T11:47:00Z" w:initials="BO">
+  <w:comment w:id="50" w:author="Brice Maxime Hugues Ozenne" w:date="2026-09-24T11:47:00Z" w:initials="BO">
     <w:p>
       <w:pPr>
         <w:pStyle w:val="Kommentartekst"/>
@@ -22318,7 +22417,7 @@
       </w:r>
     </w:p>
   </w:comment>
-  <w:comment w:id="50" w:author="Brice Maxime Hugues Ozenne" w:date="2026-09-24T11:48:00Z" w:initials="BO">
+  <w:comment w:id="51" w:author="Brice Maxime Hugues Ozenne" w:date="2026-09-24T11:48:00Z" w:initials="BO">
     <w:p>
       <w:pPr>
         <w:pStyle w:val="Kommentartekst"/>
@@ -22352,7 +22451,7 @@
       </w:r>
     </w:p>
   </w:comment>
-  <w:comment w:id="51" w:author="Brice Maxime Hugues Ozenne" w:date="2026-09-24T11:50:00Z" w:initials="BO">
+  <w:comment w:id="52" w:author="Brice Maxime Hugues Ozenne" w:date="2026-09-24T11:50:00Z" w:initials="BO">
     <w:p>
       <w:pPr>
         <w:pStyle w:val="Kommentartekst"/>
@@ -22381,7 +22480,7 @@
       </w:r>
     </w:p>
   </w:comment>
-  <w:comment w:id="52" w:author="Brice Maxime Hugues Ozenne" w:date="2026-09-03T11:15:00Z" w:initials="BO">
+  <w:comment w:id="53" w:author="Brice Maxime Hugues Ozenne" w:date="2026-09-03T11:15:00Z" w:initials="BO">
     <w:p>
       <w:pPr>
         <w:pStyle w:val="Kommentartekst"/>
@@ -22418,7 +22517,7 @@
       </w:hyperlink>
     </w:p>
   </w:comment>
-  <w:comment w:id="55" w:author="Brice Maxime Hugues Ozenne" w:date="2026-09-03T11:02:00Z" w:initials="BO">
+  <w:comment w:id="56" w:author="Brice Maxime Hugues Ozenne" w:date="2026-09-03T11:02:00Z" w:initials="BO">
     <w:p>
       <w:pPr>
         <w:pStyle w:val="Kommentartekst"/>
@@ -22434,7 +22533,7 @@
       </w:r>
     </w:p>
   </w:comment>
-  <w:comment w:id="56" w:author="Brice Maxime Hugues Ozenne" w:date="2026-09-03T11:04:00Z" w:initials="BO">
+  <w:comment w:id="57" w:author="Brice Maxime Hugues Ozenne" w:date="2026-09-03T11:04:00Z" w:initials="BO">
     <w:p>
       <w:pPr>
         <w:pStyle w:val="Kommentartekst"/>
@@ -22458,7 +22557,7 @@
       </w:r>
     </w:p>
   </w:comment>
-  <w:comment w:id="60" w:author="Brice Maxime Hugues Ozenne" w:date="2026-08-27T19:08:00Z" w:initials="BO">
+  <w:comment w:id="61" w:author="Brice Maxime Hugues Ozenne" w:date="2026-08-27T19:08:00Z" w:initials="BO">
     <w:p>
       <w:pPr>
         <w:pStyle w:val="Kommentartekst"/>
@@ -22474,7 +22573,7 @@
       </w:r>
     </w:p>
   </w:comment>
-  <w:comment w:id="61" w:author="Brice Maxime Hugues Ozenne" w:date="2026-08-31T17:03:00Z" w:initials="BO">
+  <w:comment w:id="62" w:author="Brice Maxime Hugues Ozenne" w:date="2026-08-31T17:03:00Z" w:initials="BO">
     <w:p>
       <w:pPr>
         <w:pStyle w:val="Kommentartekst"/>
@@ -22490,7 +22589,7 @@
       </w:r>
     </w:p>
   </w:comment>
-  <w:comment w:id="62" w:author="Brice Maxime Hugues Ozenne" w:date="2026-09-11T11:33:00Z" w:initials="BO">
+  <w:comment w:id="63" w:author="Brice Maxime Hugues Ozenne" w:date="2026-09-11T11:33:00Z" w:initials="BO">
     <w:p>
       <w:pPr>
         <w:pStyle w:val="Kommentartekst"/>
@@ -22517,7 +22616,7 @@
       </w:r>
     </w:p>
   </w:comment>
-  <w:comment w:id="63" w:author="Brice Maxime Hugues Ozenne" w:date="2026-09-11T11:40:00Z" w:initials="BO">
+  <w:comment w:id="64" w:author="Brice Maxime Hugues Ozenne" w:date="2026-09-11T11:40:00Z" w:initials="BO">
     <w:p>
       <w:pPr>
         <w:pStyle w:val="Kommentartekst"/>
@@ -22533,7 +22632,7 @@
       </w:r>
     </w:p>
   </w:comment>
-  <w:comment w:id="64" w:author="Brice Maxime Hugues Ozenne" w:date="2026-09-11T11:41:00Z" w:initials="BO">
+  <w:comment w:id="65" w:author="Brice Maxime Hugues Ozenne" w:date="2026-09-11T11:41:00Z" w:initials="BO">
     <w:p>
       <w:pPr>
         <w:pStyle w:val="Kommentartekst"/>
@@ -22549,7 +22648,7 @@
       </w:r>
     </w:p>
   </w:comment>
-  <w:comment w:id="65" w:author="Brice Maxime Hugues Ozenne" w:date="2026-09-11T11:46:00Z" w:initials="BO">
+  <w:comment w:id="66" w:author="Brice Maxime Hugues Ozenne" w:date="2026-09-11T11:46:00Z" w:initials="BO">
     <w:p>
       <w:pPr>
         <w:pStyle w:val="Kommentartekst"/>
@@ -22570,7 +22669,7 @@
       </w:hyperlink>
     </w:p>
   </w:comment>
-  <w:comment w:id="68" w:author="Brice Maxime Hugues Ozenne" w:date="2026-09-15T15:37:00Z" w:initials="BO">
+  <w:comment w:id="69" w:author="Brice Maxime Hugues Ozenne" w:date="2026-09-15T15:37:00Z" w:initials="BO">
     <w:p>
       <w:pPr>
         <w:pStyle w:val="Kommentartekst"/>
@@ -22594,7 +22693,7 @@
       </w:hyperlink>
     </w:p>
   </w:comment>
-  <w:comment w:id="71" w:author="Brice Maxime Hugues Ozenne" w:date="2026-09-03T11:29:00Z" w:initials="BO">
+  <w:comment w:id="72" w:author="Brice Maxime Hugues Ozenne" w:date="2026-09-03T11:29:00Z" w:initials="BO">
     <w:p>
       <w:pPr>
         <w:pStyle w:val="Kommentartekst"/>
@@ -22618,7 +22717,7 @@
       </w:hyperlink>
     </w:p>
   </w:comment>
-  <w:comment w:id="72" w:author="Brice Maxime Hugues Ozenne" w:date="2026-09-03T11:44:00Z" w:initials="BO">
+  <w:comment w:id="73" w:author="Brice Maxime Hugues Ozenne" w:date="2026-09-03T11:44:00Z" w:initials="BO">
     <w:p>
       <w:pPr>
         <w:pStyle w:val="Kommentartekst"/>
@@ -22645,7 +22744,7 @@
       </w:r>
     </w:p>
   </w:comment>
-  <w:comment w:id="73" w:author="Brice Maxime Hugues Ozenne" w:date="2026-09-03T11:34:00Z" w:initials="BO">
+  <w:comment w:id="74" w:author="Brice Maxime Hugues Ozenne" w:date="2026-09-03T11:34:00Z" w:initials="BO">
     <w:p>
       <w:pPr>
         <w:pStyle w:val="Kommentartekst"/>
@@ -27367,6 +27466,7 @@
   <w:style w:type="character" w:default="1" w:styleId="Standardskrifttypeiafsnit">
     <w:name w:val="Default Paragraph Font"/>
     <w:uiPriority w:val="1"/>
+    <w:semiHidden/>
     <w:unhideWhenUsed/>
   </w:style>
   <w:style w:type="table" w:default="1" w:styleId="Tabel-Normal">
